--- a/XEngine_Docment/Docment_en.docx
+++ b/XEngine_Docment/Docment_en.docx
@@ -11,7 +11,8 @@
           <w:szCs w:val="44"/>
         </w:rPr>
       </w:pPr>
-      <w:bookmarkStart w:id="0" w:name="_Toc198214303"/>
+      <w:bookmarkStart w:id="0" w:name="_Toc221526621"/>
+      <w:proofErr w:type="spellStart"/>
       <w:r>
         <w:rPr>
           <w:rFonts w:hint="eastAsia"/>
@@ -19,9 +20,30 @@
           <w:sz w:val="44"/>
           <w:szCs w:val="44"/>
         </w:rPr>
-        <w:t>XEngine Proxy Service Docment</w:t>
+        <w:t>XEngine</w:t>
+      </w:r>
+      <w:proofErr w:type="spellEnd"/>
+      <w:r>
+        <w:rPr>
+          <w:rFonts w:hint="eastAsia"/>
+          <w:color w:val="0070C0"/>
+          <w:sz w:val="44"/>
+          <w:szCs w:val="44"/>
+        </w:rPr>
+        <w:t xml:space="preserve"> Proxy Service </w:t>
+      </w:r>
+      <w:proofErr w:type="spellStart"/>
+      <w:r>
+        <w:rPr>
+          <w:rFonts w:hint="eastAsia"/>
+          <w:color w:val="0070C0"/>
+          <w:sz w:val="44"/>
+          <w:szCs w:val="44"/>
+        </w:rPr>
+        <w:t>Docment</w:t>
       </w:r>
       <w:bookmarkEnd w:id="0"/>
+      <w:proofErr w:type="spellEnd"/>
     </w:p>
     <w:p/>
     <w:sdt>
@@ -60,6 +82,7 @@
               <w:tab w:val="right" w:leader="dot" w:pos="8296"/>
             </w:tabs>
             <w:rPr>
+              <w:rFonts w:hint="eastAsia"/>
               <w:noProof/>
               <w:sz w:val="22"/>
               <w:szCs w:val="24"/>
@@ -75,7 +98,7 @@
           <w:r>
             <w:fldChar w:fldCharType="separate"/>
           </w:r>
-          <w:hyperlink w:anchor="_Toc198214303" w:history="1">
+          <w:hyperlink w:anchor="_Toc221526621" w:history="1">
             <w:r>
               <w:rPr>
                 <w:rStyle w:val="ae"/>
@@ -113,7 +136,7 @@
                 <w:noProof/>
                 <w:webHidden/>
               </w:rPr>
-              <w:instrText>PAGEREF _Toc198214303 \h</w:instrText>
+              <w:instrText>PAGEREF _Toc221526621 \h</w:instrText>
             </w:r>
             <w:r>
               <w:rPr>
@@ -162,13 +185,14 @@
               <w:tab w:val="right" w:leader="dot" w:pos="8296"/>
             </w:tabs>
             <w:rPr>
+              <w:rFonts w:hint="eastAsia"/>
               <w:noProof/>
               <w:sz w:val="22"/>
               <w:szCs w:val="24"/>
               <w14:ligatures w14:val="standardContextual"/>
             </w:rPr>
           </w:pPr>
-          <w:hyperlink w:anchor="_Toc198214304" w:history="1">
+          <w:hyperlink w:anchor="_Toc221526622" w:history="1">
             <w:r>
               <w:rPr>
                 <w:rStyle w:val="ae"/>
@@ -206,7 +230,7 @@
                 <w:noProof/>
                 <w:webHidden/>
               </w:rPr>
-              <w:instrText>PAGEREF _Toc198214304 \h</w:instrText>
+              <w:instrText>PAGEREF _Toc221526622 \h</w:instrText>
             </w:r>
             <w:r>
               <w:rPr>
@@ -255,13 +279,14 @@
               <w:tab w:val="right" w:leader="dot" w:pos="8296"/>
             </w:tabs>
             <w:rPr>
+              <w:rFonts w:hint="eastAsia"/>
               <w:noProof/>
               <w:sz w:val="22"/>
               <w:szCs w:val="24"/>
               <w14:ligatures w14:val="standardContextual"/>
             </w:rPr>
           </w:pPr>
-          <w:hyperlink w:anchor="_Toc198214305" w:history="1">
+          <w:hyperlink w:anchor="_Toc221526623" w:history="1">
             <w:r>
               <w:rPr>
                 <w:rStyle w:val="ae"/>
@@ -299,7 +324,7 @@
                 <w:noProof/>
                 <w:webHidden/>
               </w:rPr>
-              <w:instrText>PAGEREF _Toc198214305 \h</w:instrText>
+              <w:instrText>PAGEREF _Toc221526623 \h</w:instrText>
             </w:r>
             <w:r>
               <w:rPr>
@@ -348,13 +373,14 @@
               <w:tab w:val="right" w:leader="dot" w:pos="8296"/>
             </w:tabs>
             <w:rPr>
+              <w:rFonts w:hint="eastAsia"/>
               <w:noProof/>
               <w:sz w:val="22"/>
               <w:szCs w:val="24"/>
               <w14:ligatures w14:val="standardContextual"/>
             </w:rPr>
           </w:pPr>
-          <w:hyperlink w:anchor="_Toc198214306" w:history="1">
+          <w:hyperlink w:anchor="_Toc221526624" w:history="1">
             <w:r>
               <w:rPr>
                 <w:rStyle w:val="ae"/>
@@ -392,7 +418,7 @@
                 <w:noProof/>
                 <w:webHidden/>
               </w:rPr>
-              <w:instrText>PAGEREF _Toc198214306 \h</w:instrText>
+              <w:instrText>PAGEREF _Toc221526624 \h</w:instrText>
             </w:r>
             <w:r>
               <w:rPr>
@@ -441,13 +467,14 @@
               <w:tab w:val="right" w:leader="dot" w:pos="8296"/>
             </w:tabs>
             <w:rPr>
+              <w:rFonts w:hint="eastAsia"/>
               <w:noProof/>
               <w:sz w:val="22"/>
               <w:szCs w:val="24"/>
               <w14:ligatures w14:val="standardContextual"/>
             </w:rPr>
           </w:pPr>
-          <w:hyperlink w:anchor="_Toc198214307" w:history="1">
+          <w:hyperlink w:anchor="_Toc221526625" w:history="1">
             <w:r>
               <w:rPr>
                 <w:rStyle w:val="ae"/>
@@ -485,7 +512,7 @@
                 <w:noProof/>
                 <w:webHidden/>
               </w:rPr>
-              <w:instrText>PAGEREF _Toc198214307 \h</w:instrText>
+              <w:instrText>PAGEREF _Toc221526625 \h</w:instrText>
             </w:r>
             <w:r>
               <w:rPr>
@@ -534,13 +561,14 @@
               <w:tab w:val="right" w:leader="dot" w:pos="8296"/>
             </w:tabs>
             <w:rPr>
+              <w:rFonts w:hint="eastAsia"/>
               <w:noProof/>
               <w:sz w:val="22"/>
               <w:szCs w:val="24"/>
               <w14:ligatures w14:val="standardContextual"/>
             </w:rPr>
           </w:pPr>
-          <w:hyperlink w:anchor="_Toc198214308" w:history="1">
+          <w:hyperlink w:anchor="_Toc221526626" w:history="1">
             <w:r>
               <w:rPr>
                 <w:rStyle w:val="ae"/>
@@ -586,7 +614,7 @@
                 <w:noProof/>
                 <w:webHidden/>
               </w:rPr>
-              <w:instrText>PAGEREF _Toc198214308 \h</w:instrText>
+              <w:instrText>PAGEREF _Toc221526626 \h</w:instrText>
             </w:r>
             <w:r>
               <w:rPr>
@@ -635,13 +663,14 @@
               <w:tab w:val="right" w:leader="dot" w:pos="8296"/>
             </w:tabs>
             <w:rPr>
+              <w:rFonts w:hint="eastAsia"/>
               <w:noProof/>
               <w:sz w:val="22"/>
               <w:szCs w:val="24"/>
               <w14:ligatures w14:val="standardContextual"/>
             </w:rPr>
           </w:pPr>
-          <w:hyperlink w:anchor="_Toc198214309" w:history="1">
+          <w:hyperlink w:anchor="_Toc221526627" w:history="1">
             <w:r>
               <w:rPr>
                 <w:rStyle w:val="ae"/>
@@ -679,7 +708,7 @@
                 <w:noProof/>
                 <w:webHidden/>
               </w:rPr>
-              <w:instrText>PAGEREF _Toc198214309 \h</w:instrText>
+              <w:instrText>PAGEREF _Toc221526627 \h</w:instrText>
             </w:r>
             <w:r>
               <w:rPr>
@@ -728,13 +757,14 @@
               <w:tab w:val="right" w:leader="dot" w:pos="8296"/>
             </w:tabs>
             <w:rPr>
+              <w:rFonts w:hint="eastAsia"/>
               <w:noProof/>
               <w:sz w:val="22"/>
               <w:szCs w:val="24"/>
               <w14:ligatures w14:val="standardContextual"/>
             </w:rPr>
           </w:pPr>
-          <w:hyperlink w:anchor="_Toc198214310" w:history="1">
+          <w:hyperlink w:anchor="_Toc221526628" w:history="1">
             <w:r>
               <w:rPr>
                 <w:rStyle w:val="ae"/>
@@ -772,7 +802,7 @@
                 <w:noProof/>
                 <w:webHidden/>
               </w:rPr>
-              <w:instrText>PAGEREF _Toc198214310 \h</w:instrText>
+              <w:instrText>PAGEREF _Toc221526628 \h</w:instrText>
             </w:r>
             <w:r>
               <w:rPr>
@@ -821,13 +851,14 @@
               <w:tab w:val="right" w:leader="dot" w:pos="8296"/>
             </w:tabs>
             <w:rPr>
+              <w:rFonts w:hint="eastAsia"/>
               <w:noProof/>
               <w:sz w:val="22"/>
               <w:szCs w:val="24"/>
               <w14:ligatures w14:val="standardContextual"/>
             </w:rPr>
           </w:pPr>
-          <w:hyperlink w:anchor="_Toc198214311" w:history="1">
+          <w:hyperlink w:anchor="_Toc221526629" w:history="1">
             <w:r>
               <w:rPr>
                 <w:rStyle w:val="ae"/>
@@ -865,7 +896,7 @@
                 <w:noProof/>
                 <w:webHidden/>
               </w:rPr>
-              <w:instrText>PAGEREF _Toc198214311 \h</w:instrText>
+              <w:instrText>PAGEREF _Toc221526629 \h</w:instrText>
             </w:r>
             <w:r>
               <w:rPr>
@@ -914,13 +945,14 @@
               <w:tab w:val="right" w:leader="dot" w:pos="8296"/>
             </w:tabs>
             <w:rPr>
+              <w:rFonts w:hint="eastAsia"/>
               <w:noProof/>
               <w:sz w:val="22"/>
               <w:szCs w:val="24"/>
               <w14:ligatures w14:val="standardContextual"/>
             </w:rPr>
           </w:pPr>
-          <w:hyperlink w:anchor="_Toc198214312" w:history="1">
+          <w:hyperlink w:anchor="_Toc221526630" w:history="1">
             <w:r>
               <w:rPr>
                 <w:rStyle w:val="ae"/>
@@ -966,7 +998,7 @@
                 <w:noProof/>
                 <w:webHidden/>
               </w:rPr>
-              <w:instrText>PAGEREF _Toc198214312 \h</w:instrText>
+              <w:instrText>PAGEREF _Toc221526630 \h</w:instrText>
             </w:r>
             <w:r>
               <w:rPr>
@@ -1015,13 +1047,14 @@
               <w:tab w:val="right" w:leader="dot" w:pos="8296"/>
             </w:tabs>
             <w:rPr>
+              <w:rFonts w:hint="eastAsia"/>
               <w:noProof/>
               <w:sz w:val="22"/>
               <w:szCs w:val="24"/>
               <w14:ligatures w14:val="standardContextual"/>
             </w:rPr>
           </w:pPr>
-          <w:hyperlink w:anchor="_Toc198214313" w:history="1">
+          <w:hyperlink w:anchor="_Toc221526631" w:history="1">
             <w:r>
               <w:rPr>
                 <w:rStyle w:val="ae"/>
@@ -1059,7 +1092,7 @@
                 <w:noProof/>
                 <w:webHidden/>
               </w:rPr>
-              <w:instrText>PAGEREF _Toc198214313 \h</w:instrText>
+              <w:instrText>PAGEREF _Toc221526631 \h</w:instrText>
             </w:r>
             <w:r>
               <w:rPr>
@@ -1108,13 +1141,14 @@
               <w:tab w:val="right" w:leader="dot" w:pos="8296"/>
             </w:tabs>
             <w:rPr>
+              <w:rFonts w:hint="eastAsia"/>
               <w:noProof/>
               <w:sz w:val="22"/>
               <w:szCs w:val="24"/>
               <w14:ligatures w14:val="standardContextual"/>
             </w:rPr>
           </w:pPr>
-          <w:hyperlink w:anchor="_Toc198214314" w:history="1">
+          <w:hyperlink w:anchor="_Toc221526632" w:history="1">
             <w:r>
               <w:rPr>
                 <w:rStyle w:val="ae"/>
@@ -1152,7 +1186,7 @@
                 <w:noProof/>
                 <w:webHidden/>
               </w:rPr>
-              <w:instrText>PAGEREF _Toc198214314 \h</w:instrText>
+              <w:instrText>PAGEREF _Toc221526632 \h</w:instrText>
             </w:r>
             <w:r>
               <w:rPr>
@@ -1201,13 +1235,14 @@
               <w:tab w:val="right" w:leader="dot" w:pos="8296"/>
             </w:tabs>
             <w:rPr>
+              <w:rFonts w:hint="eastAsia"/>
               <w:noProof/>
               <w:sz w:val="22"/>
               <w:szCs w:val="24"/>
               <w14:ligatures w14:val="standardContextual"/>
             </w:rPr>
           </w:pPr>
-          <w:hyperlink w:anchor="_Toc198214315" w:history="1">
+          <w:hyperlink w:anchor="_Toc221526633" w:history="1">
             <w:r>
               <w:rPr>
                 <w:rStyle w:val="ae"/>
@@ -1245,7 +1280,7 @@
                 <w:noProof/>
                 <w:webHidden/>
               </w:rPr>
-              <w:instrText>PAGEREF _Toc198214315 \h</w:instrText>
+              <w:instrText>PAGEREF _Toc221526633 \h</w:instrText>
             </w:r>
             <w:r>
               <w:rPr>
@@ -1294,13 +1329,14 @@
               <w:tab w:val="right" w:leader="dot" w:pos="8296"/>
             </w:tabs>
             <w:rPr>
+              <w:rFonts w:hint="eastAsia"/>
               <w:noProof/>
               <w:sz w:val="22"/>
               <w:szCs w:val="24"/>
               <w14:ligatures w14:val="standardContextual"/>
             </w:rPr>
           </w:pPr>
-          <w:hyperlink w:anchor="_Toc198214316" w:history="1">
+          <w:hyperlink w:anchor="_Toc221526634" w:history="1">
             <w:r>
               <w:rPr>
                 <w:rStyle w:val="ae"/>
@@ -1346,7 +1382,7 @@
                 <w:noProof/>
                 <w:webHidden/>
               </w:rPr>
-              <w:instrText>PAGEREF _Toc198214316 \h</w:instrText>
+              <w:instrText>PAGEREF _Toc221526634 \h</w:instrText>
             </w:r>
             <w:r>
               <w:rPr>
@@ -1395,13 +1431,14 @@
               <w:tab w:val="right" w:leader="dot" w:pos="8296"/>
             </w:tabs>
             <w:rPr>
+              <w:rFonts w:hint="eastAsia"/>
               <w:noProof/>
               <w:sz w:val="22"/>
               <w:szCs w:val="24"/>
               <w14:ligatures w14:val="standardContextual"/>
             </w:rPr>
           </w:pPr>
-          <w:hyperlink w:anchor="_Toc198214317" w:history="1">
+          <w:hyperlink w:anchor="_Toc221526635" w:history="1">
             <w:r>
               <w:rPr>
                 <w:rStyle w:val="ae"/>
@@ -1439,7 +1476,7 @@
                 <w:noProof/>
                 <w:webHidden/>
               </w:rPr>
-              <w:instrText>PAGEREF _Toc198214317 \h</w:instrText>
+              <w:instrText>PAGEREF _Toc221526635 \h</w:instrText>
             </w:r>
             <w:r>
               <w:rPr>
@@ -1488,13 +1525,14 @@
               <w:tab w:val="right" w:leader="dot" w:pos="8296"/>
             </w:tabs>
             <w:rPr>
+              <w:rFonts w:hint="eastAsia"/>
               <w:noProof/>
               <w:sz w:val="22"/>
               <w:szCs w:val="24"/>
               <w14:ligatures w14:val="standardContextual"/>
             </w:rPr>
           </w:pPr>
-          <w:hyperlink w:anchor="_Toc198214318" w:history="1">
+          <w:hyperlink w:anchor="_Toc221526636" w:history="1">
             <w:r>
               <w:rPr>
                 <w:rStyle w:val="ae"/>
@@ -1532,7 +1570,7 @@
                 <w:noProof/>
                 <w:webHidden/>
               </w:rPr>
-              <w:instrText>PAGEREF _Toc198214318 \h</w:instrText>
+              <w:instrText>PAGEREF _Toc221526636 \h</w:instrText>
             </w:r>
             <w:r>
               <w:rPr>
@@ -1581,13 +1619,14 @@
               <w:tab w:val="right" w:leader="dot" w:pos="8296"/>
             </w:tabs>
             <w:rPr>
+              <w:rFonts w:hint="eastAsia"/>
               <w:noProof/>
               <w:sz w:val="22"/>
               <w:szCs w:val="24"/>
               <w14:ligatures w14:val="standardContextual"/>
             </w:rPr>
           </w:pPr>
-          <w:hyperlink w:anchor="_Toc198214319" w:history="1">
+          <w:hyperlink w:anchor="_Toc221526637" w:history="1">
             <w:r>
               <w:rPr>
                 <w:rStyle w:val="ae"/>
@@ -1625,7 +1664,7 @@
                 <w:noProof/>
                 <w:webHidden/>
               </w:rPr>
-              <w:instrText>PAGEREF _Toc198214319 \h</w:instrText>
+              <w:instrText>PAGEREF _Toc221526637 \h</w:instrText>
             </w:r>
             <w:r>
               <w:rPr>
@@ -1674,13 +1713,14 @@
               <w:tab w:val="right" w:leader="dot" w:pos="8296"/>
             </w:tabs>
             <w:rPr>
+              <w:rFonts w:hint="eastAsia"/>
               <w:noProof/>
               <w:sz w:val="22"/>
               <w:szCs w:val="24"/>
               <w14:ligatures w14:val="standardContextual"/>
             </w:rPr>
           </w:pPr>
-          <w:hyperlink w:anchor="_Toc198214320" w:history="1">
+          <w:hyperlink w:anchor="_Toc221526638" w:history="1">
             <w:r>
               <w:rPr>
                 <w:rStyle w:val="ae"/>
@@ -1718,7 +1758,7 @@
                 <w:noProof/>
                 <w:webHidden/>
               </w:rPr>
-              <w:instrText>PAGEREF _Toc198214320 \h</w:instrText>
+              <w:instrText>PAGEREF _Toc221526638 \h</w:instrText>
             </w:r>
             <w:r>
               <w:rPr>
@@ -1767,13 +1807,14 @@
               <w:tab w:val="right" w:leader="dot" w:pos="8296"/>
             </w:tabs>
             <w:rPr>
+              <w:rFonts w:hint="eastAsia"/>
               <w:noProof/>
               <w:sz w:val="22"/>
               <w:szCs w:val="24"/>
               <w14:ligatures w14:val="standardContextual"/>
             </w:rPr>
           </w:pPr>
-          <w:hyperlink w:anchor="_Toc198214321" w:history="1">
+          <w:hyperlink w:anchor="_Toc221526639" w:history="1">
             <w:r>
               <w:rPr>
                 <w:rStyle w:val="ae"/>
@@ -1811,7 +1852,7 @@
                 <w:noProof/>
                 <w:webHidden/>
               </w:rPr>
-              <w:instrText>PAGEREF _Toc198214321 \h</w:instrText>
+              <w:instrText>PAGEREF _Toc221526639 \h</w:instrText>
             </w:r>
             <w:r>
               <w:rPr>
@@ -1860,20 +1901,21 @@
               <w:tab w:val="right" w:leader="dot" w:pos="8296"/>
             </w:tabs>
             <w:rPr>
+              <w:rFonts w:hint="eastAsia"/>
               <w:noProof/>
               <w:sz w:val="22"/>
               <w:szCs w:val="24"/>
               <w14:ligatures w14:val="standardContextual"/>
             </w:rPr>
           </w:pPr>
-          <w:hyperlink w:anchor="_Toc198214322" w:history="1">
+          <w:hyperlink w:anchor="_Toc221526640" w:history="1">
             <w:r>
               <w:rPr>
                 <w:rStyle w:val="ae"/>
                 <w:rFonts w:hint="eastAsia"/>
                 <w:noProof/>
               </w:rPr>
-              <w:t>3.6 Proxy Configure</w:t>
+              <w:t>3.6 Verification Configure</w:t>
             </w:r>
             <w:r>
               <w:rPr>
@@ -1904,7 +1946,7 @@
                 <w:noProof/>
                 <w:webHidden/>
               </w:rPr>
-              <w:instrText>PAGEREF _Toc198214322 \h</w:instrText>
+              <w:instrText>PAGEREF _Toc221526640 \h</w:instrText>
             </w:r>
             <w:r>
               <w:rPr>
@@ -1934,7 +1976,101 @@
                 <w:noProof/>
                 <w:webHidden/>
               </w:rPr>
-              <w:t>5</w:t>
+              <w:t>6</w:t>
+            </w:r>
+            <w:r>
+              <w:rPr>
+                <w:rFonts w:hint="eastAsia"/>
+                <w:noProof/>
+                <w:webHidden/>
+              </w:rPr>
+              <w:fldChar w:fldCharType="end"/>
+            </w:r>
+          </w:hyperlink>
+        </w:p>
+        <w:p>
+          <w:pPr>
+            <w:pStyle w:val="TOC2"/>
+            <w:tabs>
+              <w:tab w:val="right" w:leader="dot" w:pos="8296"/>
+            </w:tabs>
+            <w:rPr>
+              <w:rFonts w:hint="eastAsia"/>
+              <w:noProof/>
+              <w:sz w:val="22"/>
+              <w:szCs w:val="24"/>
+              <w14:ligatures w14:val="standardContextual"/>
+            </w:rPr>
+          </w:pPr>
+          <w:hyperlink w:anchor="_Toc221526641" w:history="1">
+            <w:r>
+              <w:rPr>
+                <w:rStyle w:val="ae"/>
+                <w:rFonts w:hint="eastAsia"/>
+                <w:noProof/>
+              </w:rPr>
+              <w:t>3.7 Proxy Configure</w:t>
+            </w:r>
+            <w:r>
+              <w:rPr>
+                <w:rFonts w:hint="eastAsia"/>
+                <w:noProof/>
+                <w:webHidden/>
+              </w:rPr>
+              <w:tab/>
+            </w:r>
+            <w:r>
+              <w:rPr>
+                <w:rFonts w:hint="eastAsia"/>
+                <w:noProof/>
+                <w:webHidden/>
+              </w:rPr>
+              <w:fldChar w:fldCharType="begin"/>
+            </w:r>
+            <w:r>
+              <w:rPr>
+                <w:rFonts w:hint="eastAsia"/>
+                <w:noProof/>
+                <w:webHidden/>
+              </w:rPr>
+              <w:instrText xml:space="preserve"> </w:instrText>
+            </w:r>
+            <w:r>
+              <w:rPr>
+                <w:noProof/>
+                <w:webHidden/>
+              </w:rPr>
+              <w:instrText>PAGEREF _Toc221526641 \h</w:instrText>
+            </w:r>
+            <w:r>
+              <w:rPr>
+                <w:rFonts w:hint="eastAsia"/>
+                <w:noProof/>
+                <w:webHidden/>
+              </w:rPr>
+              <w:instrText xml:space="preserve"> </w:instrText>
+            </w:r>
+            <w:r>
+              <w:rPr>
+                <w:rFonts w:hint="eastAsia"/>
+                <w:noProof/>
+                <w:webHidden/>
+              </w:rPr>
+            </w:r>
+            <w:r>
+              <w:rPr>
+                <w:rFonts w:hint="eastAsia"/>
+                <w:noProof/>
+                <w:webHidden/>
+              </w:rPr>
+              <w:fldChar w:fldCharType="separate"/>
+            </w:r>
+            <w:r>
+              <w:rPr>
+                <w:noProof/>
+                <w:webHidden/>
+              </w:rPr>
+              <w:t>6</w:t>
             </w:r>
             <w:r>
               <w:rPr>
@@ -1953,13 +2089,14 @@
               <w:tab w:val="right" w:leader="dot" w:pos="8296"/>
             </w:tabs>
             <w:rPr>
+              <w:rFonts w:hint="eastAsia"/>
               <w:noProof/>
               <w:sz w:val="22"/>
               <w:szCs w:val="24"/>
               <w14:ligatures w14:val="standardContextual"/>
             </w:rPr>
           </w:pPr>
-          <w:hyperlink w:anchor="_Toc198214323" w:history="1">
+          <w:hyperlink w:anchor="_Toc221526642" w:history="1">
             <w:r>
               <w:rPr>
                 <w:rStyle w:val="ae"/>
@@ -2005,7 +2142,7 @@
                 <w:noProof/>
                 <w:webHidden/>
               </w:rPr>
-              <w:instrText>PAGEREF _Toc198214323 \h</w:instrText>
+              <w:instrText>PAGEREF _Toc221526642 \h</w:instrText>
             </w:r>
             <w:r>
               <w:rPr>
@@ -2054,13 +2191,14 @@
               <w:tab w:val="right" w:leader="dot" w:pos="8296"/>
             </w:tabs>
             <w:rPr>
+              <w:rFonts w:hint="eastAsia"/>
               <w:noProof/>
               <w:sz w:val="22"/>
               <w:szCs w:val="24"/>
               <w14:ligatures w14:val="standardContextual"/>
             </w:rPr>
           </w:pPr>
-          <w:hyperlink w:anchor="_Toc198214324" w:history="1">
+          <w:hyperlink w:anchor="_Toc221526643" w:history="1">
             <w:r>
               <w:rPr>
                 <w:rStyle w:val="ae"/>
@@ -2098,7 +2236,7 @@
                 <w:noProof/>
                 <w:webHidden/>
               </w:rPr>
-              <w:instrText>PAGEREF _Toc198214324 \h</w:instrText>
+              <w:instrText>PAGEREF _Toc221526643 \h</w:instrText>
             </w:r>
             <w:r>
               <w:rPr>
@@ -2147,13 +2285,14 @@
               <w:tab w:val="right" w:leader="dot" w:pos="8296"/>
             </w:tabs>
             <w:rPr>
+              <w:rFonts w:hint="eastAsia"/>
               <w:noProof/>
               <w:sz w:val="22"/>
               <w:szCs w:val="24"/>
               <w14:ligatures w14:val="standardContextual"/>
             </w:rPr>
           </w:pPr>
-          <w:hyperlink w:anchor="_Toc198214325" w:history="1">
+          <w:hyperlink w:anchor="_Toc221526644" w:history="1">
             <w:r>
               <w:rPr>
                 <w:rStyle w:val="ae"/>
@@ -2191,7 +2330,7 @@
                 <w:noProof/>
                 <w:webHidden/>
               </w:rPr>
-              <w:instrText>PAGEREF _Toc198214325 \h</w:instrText>
+              <w:instrText>PAGEREF _Toc221526644 \h</w:instrText>
             </w:r>
             <w:r>
               <w:rPr>
@@ -2240,13 +2379,14 @@
               <w:tab w:val="right" w:leader="dot" w:pos="8296"/>
             </w:tabs>
             <w:rPr>
+              <w:rFonts w:hint="eastAsia"/>
               <w:noProof/>
               <w:sz w:val="22"/>
               <w:szCs w:val="24"/>
               <w14:ligatures w14:val="standardContextual"/>
             </w:rPr>
           </w:pPr>
-          <w:hyperlink w:anchor="_Toc198214326" w:history="1">
+          <w:hyperlink w:anchor="_Toc221526645" w:history="1">
             <w:r>
               <w:rPr>
                 <w:rStyle w:val="ae"/>
@@ -2284,7 +2424,7 @@
                 <w:noProof/>
                 <w:webHidden/>
               </w:rPr>
-              <w:instrText>PAGEREF _Toc198214326 \h</w:instrText>
+              <w:instrText>PAGEREF _Toc221526645 \h</w:instrText>
             </w:r>
             <w:r>
               <w:rPr>
@@ -2333,13 +2473,14 @@
               <w:tab w:val="right" w:leader="dot" w:pos="8296"/>
             </w:tabs>
             <w:rPr>
+              <w:rFonts w:hint="eastAsia"/>
               <w:noProof/>
               <w:sz w:val="22"/>
               <w:szCs w:val="24"/>
               <w14:ligatures w14:val="standardContextual"/>
             </w:rPr>
           </w:pPr>
-          <w:hyperlink w:anchor="_Toc198214327" w:history="1">
+          <w:hyperlink w:anchor="_Toc221526646" w:history="1">
             <w:r>
               <w:rPr>
                 <w:rStyle w:val="ae"/>
@@ -2377,7 +2518,7 @@
                 <w:noProof/>
                 <w:webHidden/>
               </w:rPr>
-              <w:instrText>PAGEREF _Toc198214327 \h</w:instrText>
+              <w:instrText>PAGEREF _Toc221526646 \h</w:instrText>
             </w:r>
             <w:r>
               <w:rPr>
@@ -2407,7 +2548,7 @@
                 <w:noProof/>
                 <w:webHidden/>
               </w:rPr>
-              <w:t>6</w:t>
+              <w:t>7</w:t>
             </w:r>
             <w:r>
               <w:rPr>
@@ -2426,13 +2567,14 @@
               <w:tab w:val="right" w:leader="dot" w:pos="8296"/>
             </w:tabs>
             <w:rPr>
+              <w:rFonts w:hint="eastAsia"/>
               <w:noProof/>
               <w:sz w:val="22"/>
               <w:szCs w:val="24"/>
               <w14:ligatures w14:val="standardContextual"/>
             </w:rPr>
           </w:pPr>
-          <w:hyperlink w:anchor="_Toc198214328" w:history="1">
+          <w:hyperlink w:anchor="_Toc221526647" w:history="1">
             <w:r>
               <w:rPr>
                 <w:rStyle w:val="ae"/>
@@ -2470,7 +2612,7 @@
                 <w:noProof/>
                 <w:webHidden/>
               </w:rPr>
-              <w:instrText>PAGEREF _Toc198214328 \h</w:instrText>
+              <w:instrText>PAGEREF _Toc221526647 \h</w:instrText>
             </w:r>
             <w:r>
               <w:rPr>
@@ -2500,7 +2642,7 @@
                 <w:noProof/>
                 <w:webHidden/>
               </w:rPr>
-              <w:t>7</w:t>
+              <w:t>8</w:t>
             </w:r>
             <w:r>
               <w:rPr>
@@ -2519,13 +2661,14 @@
               <w:tab w:val="right" w:leader="dot" w:pos="8296"/>
             </w:tabs>
             <w:rPr>
+              <w:rFonts w:hint="eastAsia"/>
               <w:noProof/>
               <w:sz w:val="22"/>
               <w:szCs w:val="24"/>
               <w14:ligatures w14:val="standardContextual"/>
             </w:rPr>
           </w:pPr>
-          <w:hyperlink w:anchor="_Toc198214329" w:history="1">
+          <w:hyperlink w:anchor="_Toc221526648" w:history="1">
             <w:r>
               <w:rPr>
                 <w:rStyle w:val="ae"/>
@@ -2563,7 +2706,7 @@
                 <w:noProof/>
                 <w:webHidden/>
               </w:rPr>
-              <w:instrText>PAGEREF _Toc198214329 \h</w:instrText>
+              <w:instrText>PAGEREF _Toc221526648 \h</w:instrText>
             </w:r>
             <w:r>
               <w:rPr>
@@ -2593,7 +2736,7 @@
                 <w:noProof/>
                 <w:webHidden/>
               </w:rPr>
-              <w:t>8</w:t>
+              <w:t>9</w:t>
             </w:r>
             <w:r>
               <w:rPr>
@@ -2612,13 +2755,14 @@
               <w:tab w:val="right" w:leader="dot" w:pos="8296"/>
             </w:tabs>
             <w:rPr>
+              <w:rFonts w:hint="eastAsia"/>
               <w:noProof/>
               <w:sz w:val="22"/>
               <w:szCs w:val="24"/>
               <w14:ligatures w14:val="standardContextual"/>
             </w:rPr>
           </w:pPr>
-          <w:hyperlink w:anchor="_Toc198214330" w:history="1">
+          <w:hyperlink w:anchor="_Toc221526649" w:history="1">
             <w:r>
               <w:rPr>
                 <w:rStyle w:val="ae"/>
@@ -2656,7 +2800,7 @@
                 <w:noProof/>
                 <w:webHidden/>
               </w:rPr>
-              <w:instrText>PAGEREF _Toc198214330 \h</w:instrText>
+              <w:instrText>PAGEREF _Toc221526649 \h</w:instrText>
             </w:r>
             <w:r>
               <w:rPr>
@@ -2686,7 +2830,7 @@
                 <w:noProof/>
                 <w:webHidden/>
               </w:rPr>
-              <w:t>9</w:t>
+              <w:t>10</w:t>
             </w:r>
             <w:r>
               <w:rPr>
@@ -2705,13 +2849,14 @@
               <w:tab w:val="right" w:leader="dot" w:pos="8296"/>
             </w:tabs>
             <w:rPr>
+              <w:rFonts w:hint="eastAsia"/>
               <w:noProof/>
               <w:sz w:val="22"/>
               <w:szCs w:val="24"/>
               <w14:ligatures w14:val="standardContextual"/>
             </w:rPr>
           </w:pPr>
-          <w:hyperlink w:anchor="_Toc198214331" w:history="1">
+          <w:hyperlink w:anchor="_Toc221526650" w:history="1">
             <w:r>
               <w:rPr>
                 <w:rStyle w:val="ae"/>
@@ -2749,7 +2894,7 @@
                 <w:noProof/>
                 <w:webHidden/>
               </w:rPr>
-              <w:instrText>PAGEREF _Toc198214331 \h</w:instrText>
+              <w:instrText>PAGEREF _Toc221526650 \h</w:instrText>
             </w:r>
             <w:r>
               <w:rPr>
@@ -2779,7 +2924,289 @@
                 <w:noProof/>
                 <w:webHidden/>
               </w:rPr>
-              <w:t>9</w:t>
+              <w:t>10</w:t>
+            </w:r>
+            <w:r>
+              <w:rPr>
+                <w:rFonts w:hint="eastAsia"/>
+                <w:noProof/>
+                <w:webHidden/>
+              </w:rPr>
+              <w:fldChar w:fldCharType="end"/>
+            </w:r>
+          </w:hyperlink>
+        </w:p>
+        <w:p>
+          <w:pPr>
+            <w:pStyle w:val="TOC2"/>
+            <w:tabs>
+              <w:tab w:val="right" w:leader="dot" w:pos="8296"/>
+            </w:tabs>
+            <w:rPr>
+              <w:rFonts w:hint="eastAsia"/>
+              <w:noProof/>
+              <w:sz w:val="22"/>
+              <w:szCs w:val="24"/>
+              <w14:ligatures w14:val="standardContextual"/>
+            </w:rPr>
+          </w:pPr>
+          <w:hyperlink w:anchor="_Toc221526651" w:history="1">
+            <w:r>
+              <w:rPr>
+                <w:rStyle w:val="ae"/>
+                <w:rFonts w:hint="eastAsia"/>
+                <w:noProof/>
+              </w:rPr>
+              <w:t>4.5 HTTP</w:t>
+            </w:r>
+            <w:r>
+              <w:rPr>
+                <w:rFonts w:hint="eastAsia"/>
+                <w:noProof/>
+                <w:webHidden/>
+              </w:rPr>
+              <w:tab/>
+            </w:r>
+            <w:r>
+              <w:rPr>
+                <w:rFonts w:hint="eastAsia"/>
+                <w:noProof/>
+                <w:webHidden/>
+              </w:rPr>
+              <w:fldChar w:fldCharType="begin"/>
+            </w:r>
+            <w:r>
+              <w:rPr>
+                <w:rFonts w:hint="eastAsia"/>
+                <w:noProof/>
+                <w:webHidden/>
+              </w:rPr>
+              <w:instrText xml:space="preserve"> </w:instrText>
+            </w:r>
+            <w:r>
+              <w:rPr>
+                <w:noProof/>
+                <w:webHidden/>
+              </w:rPr>
+              <w:instrText>PAGEREF _Toc221526651 \h</w:instrText>
+            </w:r>
+            <w:r>
+              <w:rPr>
+                <w:rFonts w:hint="eastAsia"/>
+                <w:noProof/>
+                <w:webHidden/>
+              </w:rPr>
+              <w:instrText xml:space="preserve"> </w:instrText>
+            </w:r>
+            <w:r>
+              <w:rPr>
+                <w:rFonts w:hint="eastAsia"/>
+                <w:noProof/>
+                <w:webHidden/>
+              </w:rPr>
+            </w:r>
+            <w:r>
+              <w:rPr>
+                <w:rFonts w:hint="eastAsia"/>
+                <w:noProof/>
+                <w:webHidden/>
+              </w:rPr>
+              <w:fldChar w:fldCharType="separate"/>
+            </w:r>
+            <w:r>
+              <w:rPr>
+                <w:noProof/>
+                <w:webHidden/>
+              </w:rPr>
+              <w:t>10</w:t>
+            </w:r>
+            <w:r>
+              <w:rPr>
+                <w:rFonts w:hint="eastAsia"/>
+                <w:noProof/>
+                <w:webHidden/>
+              </w:rPr>
+              <w:fldChar w:fldCharType="end"/>
+            </w:r>
+          </w:hyperlink>
+        </w:p>
+        <w:p>
+          <w:pPr>
+            <w:pStyle w:val="TOC3"/>
+            <w:tabs>
+              <w:tab w:val="right" w:leader="dot" w:pos="8296"/>
+            </w:tabs>
+            <w:rPr>
+              <w:rFonts w:hint="eastAsia"/>
+              <w:noProof/>
+              <w:sz w:val="22"/>
+              <w:szCs w:val="24"/>
+              <w14:ligatures w14:val="standardContextual"/>
+            </w:rPr>
+          </w:pPr>
+          <w:hyperlink w:anchor="_Toc221526652" w:history="1">
+            <w:r>
+              <w:rPr>
+                <w:rStyle w:val="ae"/>
+                <w:rFonts w:hint="eastAsia"/>
+                <w:noProof/>
+              </w:rPr>
+              <w:t>4.5.1 Reload Configure</w:t>
+            </w:r>
+            <w:r>
+              <w:rPr>
+                <w:rFonts w:hint="eastAsia"/>
+                <w:noProof/>
+                <w:webHidden/>
+              </w:rPr>
+              <w:tab/>
+            </w:r>
+            <w:r>
+              <w:rPr>
+                <w:rFonts w:hint="eastAsia"/>
+                <w:noProof/>
+                <w:webHidden/>
+              </w:rPr>
+              <w:fldChar w:fldCharType="begin"/>
+            </w:r>
+            <w:r>
+              <w:rPr>
+                <w:rFonts w:hint="eastAsia"/>
+                <w:noProof/>
+                <w:webHidden/>
+              </w:rPr>
+              <w:instrText xml:space="preserve"> </w:instrText>
+            </w:r>
+            <w:r>
+              <w:rPr>
+                <w:noProof/>
+                <w:webHidden/>
+              </w:rPr>
+              <w:instrText>PAGEREF _Toc221526652 \h</w:instrText>
+            </w:r>
+            <w:r>
+              <w:rPr>
+                <w:rFonts w:hint="eastAsia"/>
+                <w:noProof/>
+                <w:webHidden/>
+              </w:rPr>
+              <w:instrText xml:space="preserve"> </w:instrText>
+            </w:r>
+            <w:r>
+              <w:rPr>
+                <w:rFonts w:hint="eastAsia"/>
+                <w:noProof/>
+                <w:webHidden/>
+              </w:rPr>
+            </w:r>
+            <w:r>
+              <w:rPr>
+                <w:rFonts w:hint="eastAsia"/>
+                <w:noProof/>
+                <w:webHidden/>
+              </w:rPr>
+              <w:fldChar w:fldCharType="separate"/>
+            </w:r>
+            <w:r>
+              <w:rPr>
+                <w:noProof/>
+                <w:webHidden/>
+              </w:rPr>
+              <w:t>10</w:t>
+            </w:r>
+            <w:r>
+              <w:rPr>
+                <w:rFonts w:hint="eastAsia"/>
+                <w:noProof/>
+                <w:webHidden/>
+              </w:rPr>
+              <w:fldChar w:fldCharType="end"/>
+            </w:r>
+          </w:hyperlink>
+        </w:p>
+        <w:p>
+          <w:pPr>
+            <w:pStyle w:val="TOC3"/>
+            <w:tabs>
+              <w:tab w:val="right" w:leader="dot" w:pos="8296"/>
+            </w:tabs>
+            <w:rPr>
+              <w:rFonts w:hint="eastAsia"/>
+              <w:noProof/>
+              <w:sz w:val="22"/>
+              <w:szCs w:val="24"/>
+              <w14:ligatures w14:val="standardContextual"/>
+            </w:rPr>
+          </w:pPr>
+          <w:hyperlink w:anchor="_Toc221526653" w:history="1">
+            <w:r>
+              <w:rPr>
+                <w:rStyle w:val="ae"/>
+                <w:rFonts w:hint="eastAsia"/>
+                <w:noProof/>
+              </w:rPr>
+              <w:t>4.5.2 get proxy rule</w:t>
+            </w:r>
+            <w:r>
+              <w:rPr>
+                <w:rFonts w:hint="eastAsia"/>
+                <w:noProof/>
+                <w:webHidden/>
+              </w:rPr>
+              <w:tab/>
+            </w:r>
+            <w:r>
+              <w:rPr>
+                <w:rFonts w:hint="eastAsia"/>
+                <w:noProof/>
+                <w:webHidden/>
+              </w:rPr>
+              <w:fldChar w:fldCharType="begin"/>
+            </w:r>
+            <w:r>
+              <w:rPr>
+                <w:rFonts w:hint="eastAsia"/>
+                <w:noProof/>
+                <w:webHidden/>
+              </w:rPr>
+              <w:instrText xml:space="preserve"> </w:instrText>
+            </w:r>
+            <w:r>
+              <w:rPr>
+                <w:noProof/>
+                <w:webHidden/>
+              </w:rPr>
+              <w:instrText>PAGEREF _Toc221526653 \h</w:instrText>
+            </w:r>
+            <w:r>
+              <w:rPr>
+                <w:rFonts w:hint="eastAsia"/>
+                <w:noProof/>
+                <w:webHidden/>
+              </w:rPr>
+              <w:instrText xml:space="preserve"> </w:instrText>
+            </w:r>
+            <w:r>
+              <w:rPr>
+                <w:rFonts w:hint="eastAsia"/>
+                <w:noProof/>
+                <w:webHidden/>
+              </w:rPr>
+            </w:r>
+            <w:r>
+              <w:rPr>
+                <w:rFonts w:hint="eastAsia"/>
+                <w:noProof/>
+                <w:webHidden/>
+              </w:rPr>
+              <w:fldChar w:fldCharType="separate"/>
+            </w:r>
+            <w:r>
+              <w:rPr>
+                <w:noProof/>
+                <w:webHidden/>
+              </w:rPr>
+              <w:t>10</w:t>
             </w:r>
             <w:r>
               <w:rPr>
@@ -2798,13 +3225,14 @@
               <w:tab w:val="right" w:leader="dot" w:pos="8296"/>
             </w:tabs>
             <w:rPr>
+              <w:rFonts w:hint="eastAsia"/>
               <w:noProof/>
               <w:sz w:val="22"/>
               <w:szCs w:val="24"/>
               <w14:ligatures w14:val="standardContextual"/>
             </w:rPr>
           </w:pPr>
-          <w:hyperlink w:anchor="_Toc198214332" w:history="1">
+          <w:hyperlink w:anchor="_Toc221526654" w:history="1">
             <w:r>
               <w:rPr>
                 <w:rStyle w:val="ae"/>
@@ -2842,7 +3270,7 @@
                 <w:noProof/>
                 <w:webHidden/>
               </w:rPr>
-              <w:instrText>PAGEREF _Toc198214332 \h</w:instrText>
+              <w:instrText>PAGEREF _Toc221526654 \h</w:instrText>
             </w:r>
             <w:r>
               <w:rPr>
@@ -2872,7 +3300,7 @@
                 <w:noProof/>
                 <w:webHidden/>
               </w:rPr>
-              <w:t>9</w:t>
+              <w:t>11</w:t>
             </w:r>
             <w:r>
               <w:rPr>
@@ -2898,11 +3326,13 @@
     <w:p/>
     <w:p/>
     <w:p/>
-    <w:p/>
-    <w:p/>
-    <w:p/>
-    <w:p/>
-    <w:p/>
+    <w:p>
+      <w:pPr>
+        <w:rPr>
+          <w:rFonts w:hint="eastAsia"/>
+        </w:rPr>
+      </w:pPr>
+    </w:p>
     <w:tbl>
       <w:tblPr>
         <w:tblW w:w="8347" w:type="dxa"/>
@@ -2943,7 +3373,6 @@
               <w:bottom w:val="outset" w:sz="6" w:space="0" w:color="auto"/>
               <w:right w:val="outset" w:sz="6" w:space="0" w:color="auto"/>
             </w:tcBorders>
-            <w:shd w:val="clear" w:color="auto" w:fill="auto"/>
             <w:vAlign w:val="center"/>
           </w:tcPr>
           <w:p>
@@ -2965,6 +3394,7 @@
             <w:pPr>
               <w:pStyle w:val="af"/>
             </w:pPr>
+            <w:proofErr w:type="gramStart"/>
             <w:r>
               <w:t>[</w:t>
             </w:r>
@@ -2975,7 +3405,11 @@
               <w:t xml:space="preserve">  </w:t>
             </w:r>
             <w:r>
-              <w:t xml:space="preserve">] </w:t>
+              <w:t>]</w:t>
+            </w:r>
+            <w:proofErr w:type="gramEnd"/>
+            <w:r>
+              <w:t xml:space="preserve"> </w:t>
             </w:r>
             <w:r>
               <w:rPr>
@@ -3051,12 +3485,28 @@
             <w:pPr>
               <w:pStyle w:val="af"/>
             </w:pPr>
-            <w:r>
-              <w:rPr>
-                <w:rFonts w:hint="eastAsia"/>
-              </w:rPr>
-              <w:t>XEngine Proxy Service Docment</w:t>
-            </w:r>
+            <w:proofErr w:type="spellStart"/>
+            <w:r>
+              <w:rPr>
+                <w:rFonts w:hint="eastAsia"/>
+              </w:rPr>
+              <w:t>XEngine</w:t>
+            </w:r>
+            <w:proofErr w:type="spellEnd"/>
+            <w:r>
+              <w:rPr>
+                <w:rFonts w:hint="eastAsia"/>
+              </w:rPr>
+              <w:t xml:space="preserve"> Proxy Service </w:t>
+            </w:r>
+            <w:proofErr w:type="spellStart"/>
+            <w:r>
+              <w:rPr>
+                <w:rFonts w:hint="eastAsia"/>
+              </w:rPr>
+              <w:t>Docment</w:t>
+            </w:r>
+            <w:proofErr w:type="spellEnd"/>
           </w:p>
         </w:tc>
       </w:tr>
@@ -3075,7 +3525,6 @@
               <w:bottom w:val="outset" w:sz="6" w:space="0" w:color="auto"/>
               <w:right w:val="outset" w:sz="6" w:space="0" w:color="auto"/>
             </w:tcBorders>
-            <w:shd w:val="clear" w:color="auto" w:fill="auto"/>
             <w:vAlign w:val="center"/>
           </w:tcPr>
           <w:p>
@@ -3146,7 +3595,7 @@
               <w:rPr>
                 <w:rFonts w:hint="eastAsia"/>
               </w:rPr>
-              <w:t>3</w:t>
+              <w:t>5</w:t>
             </w:r>
             <w:r>
               <w:rPr>
@@ -3178,7 +3627,6 @@
               <w:bottom w:val="outset" w:sz="6" w:space="0" w:color="auto"/>
               <w:right w:val="outset" w:sz="6" w:space="0" w:color="auto"/>
             </w:tcBorders>
-            <w:shd w:val="clear" w:color="auto" w:fill="auto"/>
             <w:vAlign w:val="center"/>
           </w:tcPr>
           <w:p>
@@ -3237,7 +3685,13 @@
               <w:rPr>
                 <w:rFonts w:hint="eastAsia"/>
               </w:rPr>
-              <w:t>2025</w:t>
+              <w:t>202</w:t>
+            </w:r>
+            <w:r>
+              <w:rPr>
+                <w:rFonts w:hint="eastAsia"/>
+              </w:rPr>
+              <w:t>6</w:t>
             </w:r>
             <w:r>
               <w:t>-</w:t>
@@ -3252,7 +3706,7 @@
               <w:rPr>
                 <w:rFonts w:hint="eastAsia"/>
               </w:rPr>
-              <w:t>5</w:t>
+              <w:t>2</w:t>
             </w:r>
             <w:r>
               <w:t>-</w:t>
@@ -3261,7 +3715,7 @@
               <w:rPr>
                 <w:rFonts w:hint="eastAsia"/>
               </w:rPr>
-              <w:t>19</w:t>
+              <w:t>09</w:t>
             </w:r>
           </w:p>
         </w:tc>
@@ -3352,7 +3806,7 @@
       <w:pPr>
         <w:pStyle w:val="1"/>
       </w:pPr>
-      <w:bookmarkStart w:id="1" w:name="_Toc198214304"/>
+      <w:bookmarkStart w:id="1" w:name="_Toc221526622"/>
       <w:r>
         <w:rPr>
           <w:rFonts w:hint="eastAsia"/>
@@ -3366,7 +3820,7 @@
       <w:pPr>
         <w:pStyle w:val="2"/>
       </w:pPr>
-      <w:bookmarkStart w:id="2" w:name="_Toc198214305"/>
+      <w:bookmarkStart w:id="2" w:name="_Toc221526623"/>
       <w:r>
         <w:rPr>
           <w:rFonts w:hint="eastAsia"/>
@@ -3385,18 +3839,20 @@
       <w:r>
         <w:t xml:space="preserve">   </w:t>
       </w:r>
+      <w:proofErr w:type="gramStart"/>
       <w:r>
         <w:rPr>
           <w:rFonts w:hint="eastAsia"/>
         </w:rPr>
         <w:t>Developer ,tester</w:t>
       </w:r>
+      <w:proofErr w:type="gramEnd"/>
     </w:p>
     <w:p>
       <w:pPr>
         <w:pStyle w:val="2"/>
       </w:pPr>
-      <w:bookmarkStart w:id="3" w:name="_Toc198214306"/>
+      <w:bookmarkStart w:id="3" w:name="_Toc221526624"/>
       <w:r>
         <w:rPr>
           <w:rFonts w:hint="eastAsia"/>
@@ -3417,7 +3873,7 @@
       <w:pPr>
         <w:pStyle w:val="2"/>
       </w:pPr>
-      <w:bookmarkStart w:id="4" w:name="_Toc198214307"/>
+      <w:bookmarkStart w:id="4" w:name="_Toc221526625"/>
       <w:r>
         <w:rPr>
           <w:rFonts w:hint="eastAsia"/>
@@ -3434,8 +3890,60 @@
         <w:rPr>
           <w:rFonts w:hint="eastAsia"/>
         </w:rPr>
-        <w:t>The service used XEngine as Network Toolki.if you want to use code,you have to installed XEngine</w:t>
-      </w:r>
+        <w:t xml:space="preserve">The service used </w:t>
+      </w:r>
+      <w:proofErr w:type="spellStart"/>
+      <w:r>
+        <w:rPr>
+          <w:rFonts w:hint="eastAsia"/>
+        </w:rPr>
+        <w:t>XEngine</w:t>
+      </w:r>
+      <w:proofErr w:type="spellEnd"/>
+      <w:r>
+        <w:rPr>
+          <w:rFonts w:hint="eastAsia"/>
+        </w:rPr>
+        <w:t xml:space="preserve"> as Network </w:t>
+      </w:r>
+      <w:proofErr w:type="spellStart"/>
+      <w:r>
+        <w:rPr>
+          <w:rFonts w:hint="eastAsia"/>
+        </w:rPr>
+        <w:t>Toolki.if</w:t>
+      </w:r>
+      <w:proofErr w:type="spellEnd"/>
+      <w:r>
+        <w:rPr>
+          <w:rFonts w:hint="eastAsia"/>
+        </w:rPr>
+        <w:t xml:space="preserve"> you want to use </w:t>
+      </w:r>
+      <w:proofErr w:type="spellStart"/>
+      <w:proofErr w:type="gramStart"/>
+      <w:r>
+        <w:rPr>
+          <w:rFonts w:hint="eastAsia"/>
+        </w:rPr>
+        <w:t>code,you</w:t>
+      </w:r>
+      <w:proofErr w:type="spellEnd"/>
+      <w:proofErr w:type="gramEnd"/>
+      <w:r>
+        <w:rPr>
+          <w:rFonts w:hint="eastAsia"/>
+        </w:rPr>
+        <w:t xml:space="preserve"> have to installed </w:t>
+      </w:r>
+      <w:proofErr w:type="spellStart"/>
+      <w:r>
+        <w:rPr>
+          <w:rFonts w:hint="eastAsia"/>
+        </w:rPr>
+        <w:t>XEngine</w:t>
+      </w:r>
+      <w:proofErr w:type="spellEnd"/>
     </w:p>
     <w:p>
       <w:pPr>
@@ -3453,13 +3961,15 @@
         <w:pStyle w:val="1"/>
       </w:pPr>
       <w:bookmarkStart w:id="5" w:name="_Toc18055"/>
-      <w:bookmarkStart w:id="6" w:name="_Toc198214308"/>
+      <w:bookmarkStart w:id="6" w:name="_Toc221526626"/>
+      <w:proofErr w:type="gramStart"/>
       <w:r>
         <w:rPr>
           <w:rFonts w:hint="eastAsia"/>
         </w:rPr>
         <w:t>一</w:t>
       </w:r>
+      <w:proofErr w:type="gramEnd"/>
       <w:r>
         <w:rPr>
           <w:rFonts w:hint="eastAsia"/>
@@ -3483,8 +3993,30 @@
         <w:rPr>
           <w:rFonts w:hint="eastAsia"/>
         </w:rPr>
-        <w:t>Used to tcp protocol though basic protoco</w:t>
-      </w:r>
+        <w:t xml:space="preserve">Used to </w:t>
+      </w:r>
+      <w:proofErr w:type="spellStart"/>
+      <w:r>
+        <w:rPr>
+          <w:rFonts w:hint="eastAsia"/>
+        </w:rPr>
+        <w:t>tcp</w:t>
+      </w:r>
+      <w:proofErr w:type="spellEnd"/>
+      <w:r>
+        <w:rPr>
+          <w:rFonts w:hint="eastAsia"/>
+        </w:rPr>
+        <w:t xml:space="preserve"> protocol though basic </w:t>
+      </w:r>
+      <w:proofErr w:type="spellStart"/>
+      <w:r>
+        <w:rPr>
+          <w:rFonts w:hint="eastAsia"/>
+        </w:rPr>
+        <w:t>protoco</w:t>
+      </w:r>
+      <w:proofErr w:type="spellEnd"/>
     </w:p>
     <w:p>
       <w:pPr>
@@ -3494,7 +4026,21 @@
         <w:rPr>
           <w:rFonts w:hint="eastAsia"/>
         </w:rPr>
-        <w:t>Should be bind 4 port when Start service</w:t>
+        <w:t xml:space="preserve">Should be bind 4 </w:t>
+      </w:r>
+      <w:proofErr w:type="gramStart"/>
+      <w:r>
+        <w:rPr>
+          <w:rFonts w:hint="eastAsia"/>
+        </w:rPr>
+        <w:t>port</w:t>
+      </w:r>
+      <w:proofErr w:type="gramEnd"/>
+      <w:r>
+        <w:rPr>
+          <w:rFonts w:hint="eastAsia"/>
+        </w:rPr>
+        <w:t xml:space="preserve"> when Start service</w:t>
       </w:r>
     </w:p>
     <w:p>
@@ -3505,7 +4051,7 @@
           <w:numId w:val="1"/>
         </w:numPr>
       </w:pPr>
-      <w:bookmarkStart w:id="7" w:name="_Toc198214309"/>
+      <w:bookmarkStart w:id="7" w:name="_Toc221526627"/>
       <w:r>
         <w:rPr>
           <w:rFonts w:hint="eastAsia"/>
@@ -3521,6 +4067,7 @@
           <w:numId w:val="2"/>
         </w:numPr>
       </w:pPr>
+      <w:proofErr w:type="spellStart"/>
       <w:r>
         <w:t>XEngine_APPClient</w:t>
       </w:r>
@@ -3528,7 +4075,14 @@
         <w:rPr>
           <w:rFonts w:hint="eastAsia"/>
         </w:rPr>
-        <w:t>:example code path</w:t>
+        <w:t>:example</w:t>
+      </w:r>
+      <w:proofErr w:type="spellEnd"/>
+      <w:r>
+        <w:rPr>
+          <w:rFonts w:hint="eastAsia"/>
+        </w:rPr>
+        <w:t xml:space="preserve"> code path</w:t>
       </w:r>
     </w:p>
     <w:p>
@@ -3538,14 +4092,27 @@
           <w:numId w:val="2"/>
         </w:numPr>
       </w:pPr>
-      <w:r>
-        <w:t>XEngine_Docment</w:t>
-      </w:r>
-      <w:r>
-        <w:rPr>
-          <w:rFonts w:hint="eastAsia"/>
-        </w:rPr>
-        <w:t>:docment path</w:t>
+      <w:proofErr w:type="spellStart"/>
+      <w:r>
+        <w:t>XEngine_</w:t>
+      </w:r>
+      <w:proofErr w:type="gramStart"/>
+      <w:r>
+        <w:t>Docment</w:t>
+      </w:r>
+      <w:r>
+        <w:rPr>
+          <w:rFonts w:hint="eastAsia"/>
+        </w:rPr>
+        <w:t>:docment</w:t>
+      </w:r>
+      <w:proofErr w:type="spellEnd"/>
+      <w:proofErr w:type="gramEnd"/>
+      <w:r>
+        <w:rPr>
+          <w:rFonts w:hint="eastAsia"/>
+        </w:rPr>
+        <w:t xml:space="preserve"> path</w:t>
       </w:r>
     </w:p>
     <w:p>
@@ -3555,14 +4122,27 @@
           <w:numId w:val="2"/>
         </w:numPr>
       </w:pPr>
-      <w:r>
-        <w:t>XEngine_Release</w:t>
-      </w:r>
-      <w:r>
-        <w:rPr>
-          <w:rFonts w:hint="eastAsia"/>
-        </w:rPr>
-        <w:t>:complie release path</w:t>
+      <w:proofErr w:type="spellStart"/>
+      <w:r>
+        <w:t>XEngine_</w:t>
+      </w:r>
+      <w:proofErr w:type="gramStart"/>
+      <w:r>
+        <w:t>Release</w:t>
+      </w:r>
+      <w:r>
+        <w:rPr>
+          <w:rFonts w:hint="eastAsia"/>
+        </w:rPr>
+        <w:t>:complie</w:t>
+      </w:r>
+      <w:proofErr w:type="spellEnd"/>
+      <w:proofErr w:type="gramEnd"/>
+      <w:r>
+        <w:rPr>
+          <w:rFonts w:hint="eastAsia"/>
+        </w:rPr>
+        <w:t xml:space="preserve"> release path</w:t>
       </w:r>
     </w:p>
     <w:p>
@@ -3572,14 +4152,27 @@
           <w:numId w:val="2"/>
         </w:numPr>
       </w:pPr>
-      <w:r>
-        <w:t>XEngine_Source</w:t>
-      </w:r>
-      <w:r>
-        <w:rPr>
-          <w:rFonts w:hint="eastAsia"/>
-        </w:rPr>
-        <w:t>:code path</w:t>
+      <w:proofErr w:type="spellStart"/>
+      <w:r>
+        <w:t>XEngine_</w:t>
+      </w:r>
+      <w:proofErr w:type="gramStart"/>
+      <w:r>
+        <w:t>Source</w:t>
+      </w:r>
+      <w:r>
+        <w:rPr>
+          <w:rFonts w:hint="eastAsia"/>
+        </w:rPr>
+        <w:t>:code</w:t>
+      </w:r>
+      <w:proofErr w:type="spellEnd"/>
+      <w:proofErr w:type="gramEnd"/>
+      <w:r>
+        <w:rPr>
+          <w:rFonts w:hint="eastAsia"/>
+        </w:rPr>
+        <w:t xml:space="preserve"> path</w:t>
       </w:r>
     </w:p>
     <w:p>
@@ -3590,7 +4183,7 @@
           <w:numId w:val="1"/>
         </w:numPr>
       </w:pPr>
-      <w:bookmarkStart w:id="8" w:name="_Toc198214310"/>
+      <w:bookmarkStart w:id="8" w:name="_Toc221526628"/>
       <w:r>
         <w:rPr>
           <w:rFonts w:hint="eastAsia"/>
@@ -3607,14 +4200,27 @@
         </w:numPr>
       </w:pPr>
       <w:bookmarkStart w:id="9" w:name="_Toc25592"/>
-      <w:r>
-        <w:t>XEngine_ModuleConfigure</w:t>
-      </w:r>
-      <w:r>
-        <w:rPr>
-          <w:rFonts w:hint="eastAsia"/>
-        </w:rPr>
-        <w:t>:configure file module</w:t>
+      <w:proofErr w:type="spellStart"/>
+      <w:r>
+        <w:t>XEngine_</w:t>
+      </w:r>
+      <w:proofErr w:type="gramStart"/>
+      <w:r>
+        <w:t>ModuleConfigure</w:t>
+      </w:r>
+      <w:r>
+        <w:rPr>
+          <w:rFonts w:hint="eastAsia"/>
+        </w:rPr>
+        <w:t>:configure</w:t>
+      </w:r>
+      <w:proofErr w:type="spellEnd"/>
+      <w:proofErr w:type="gramEnd"/>
+      <w:r>
+        <w:rPr>
+          <w:rFonts w:hint="eastAsia"/>
+        </w:rPr>
+        <w:t xml:space="preserve"> file module</w:t>
       </w:r>
     </w:p>
     <w:p>
@@ -3624,14 +4230,41 @@
           <w:numId w:val="3"/>
         </w:numPr>
       </w:pPr>
-      <w:r>
-        <w:t>XEngine_ModuleHelp</w:t>
-      </w:r>
-      <w:r>
-        <w:rPr>
-          <w:rFonts w:hint="eastAsia"/>
-        </w:rPr>
-        <w:t>:help function api module</w:t>
+      <w:proofErr w:type="spellStart"/>
+      <w:r>
+        <w:t>XEngine_</w:t>
+      </w:r>
+      <w:proofErr w:type="gramStart"/>
+      <w:r>
+        <w:t>ModuleHelp</w:t>
+      </w:r>
+      <w:r>
+        <w:rPr>
+          <w:rFonts w:hint="eastAsia"/>
+        </w:rPr>
+        <w:t>:help</w:t>
+      </w:r>
+      <w:proofErr w:type="spellEnd"/>
+      <w:proofErr w:type="gramEnd"/>
+      <w:r>
+        <w:rPr>
+          <w:rFonts w:hint="eastAsia"/>
+        </w:rPr>
+        <w:t xml:space="preserve"> function </w:t>
+      </w:r>
+      <w:proofErr w:type="spellStart"/>
+      <w:r>
+        <w:rPr>
+          <w:rFonts w:hint="eastAsia"/>
+        </w:rPr>
+        <w:t>api</w:t>
+      </w:r>
+      <w:proofErr w:type="spellEnd"/>
+      <w:r>
+        <w:rPr>
+          <w:rFonts w:hint="eastAsia"/>
+        </w:rPr>
+        <w:t xml:space="preserve"> module</w:t>
       </w:r>
     </w:p>
     <w:p>
@@ -3641,14 +4274,27 @@
           <w:numId w:val="3"/>
         </w:numPr>
       </w:pPr>
-      <w:r>
-        <w:t>XEngine_ModuleProtocol</w:t>
-      </w:r>
-      <w:r>
-        <w:rPr>
-          <w:rFonts w:hint="eastAsia"/>
-        </w:rPr>
-        <w:t>:protocol parse and packet module</w:t>
+      <w:proofErr w:type="spellStart"/>
+      <w:r>
+        <w:t>XEngine_</w:t>
+      </w:r>
+      <w:proofErr w:type="gramStart"/>
+      <w:r>
+        <w:t>ModuleProtocol</w:t>
+      </w:r>
+      <w:r>
+        <w:rPr>
+          <w:rFonts w:hint="eastAsia"/>
+        </w:rPr>
+        <w:t>:protocol</w:t>
+      </w:r>
+      <w:proofErr w:type="spellEnd"/>
+      <w:proofErr w:type="gramEnd"/>
+      <w:r>
+        <w:rPr>
+          <w:rFonts w:hint="eastAsia"/>
+        </w:rPr>
+        <w:t xml:space="preserve"> parse and packet module</w:t>
       </w:r>
     </w:p>
     <w:p>
@@ -3658,14 +4304,27 @@
           <w:numId w:val="3"/>
         </w:numPr>
       </w:pPr>
-      <w:r>
-        <w:t>XEngine_ModuleSession</w:t>
-      </w:r>
-      <w:r>
-        <w:rPr>
-          <w:rFonts w:hint="eastAsia"/>
-        </w:rPr>
-        <w:t>:session handle module</w:t>
+      <w:proofErr w:type="spellStart"/>
+      <w:r>
+        <w:t>XEngine_</w:t>
+      </w:r>
+      <w:proofErr w:type="gramStart"/>
+      <w:r>
+        <w:t>ModuleSession</w:t>
+      </w:r>
+      <w:r>
+        <w:rPr>
+          <w:rFonts w:hint="eastAsia"/>
+        </w:rPr>
+        <w:t>:session</w:t>
+      </w:r>
+      <w:proofErr w:type="spellEnd"/>
+      <w:proofErr w:type="gramEnd"/>
+      <w:r>
+        <w:rPr>
+          <w:rFonts w:hint="eastAsia"/>
+        </w:rPr>
+        <w:t xml:space="preserve"> handle module</w:t>
       </w:r>
     </w:p>
     <w:p>
@@ -3675,14 +4334,27 @@
           <w:numId w:val="3"/>
         </w:numPr>
       </w:pPr>
-      <w:r>
-        <w:t>XEngine_ServiceApp</w:t>
-      </w:r>
-      <w:r>
-        <w:rPr>
-          <w:rFonts w:hint="eastAsia"/>
-        </w:rPr>
-        <w:t>:service program</w:t>
+      <w:proofErr w:type="spellStart"/>
+      <w:r>
+        <w:t>XEngine_</w:t>
+      </w:r>
+      <w:proofErr w:type="gramStart"/>
+      <w:r>
+        <w:t>ServiceApp</w:t>
+      </w:r>
+      <w:r>
+        <w:rPr>
+          <w:rFonts w:hint="eastAsia"/>
+        </w:rPr>
+        <w:t>:service</w:t>
+      </w:r>
+      <w:proofErr w:type="spellEnd"/>
+      <w:proofErr w:type="gramEnd"/>
+      <w:r>
+        <w:rPr>
+          <w:rFonts w:hint="eastAsia"/>
+        </w:rPr>
+        <w:t xml:space="preserve"> program</w:t>
       </w:r>
     </w:p>
     <w:p>
@@ -3694,7 +4366,7 @@
         </w:numPr>
       </w:pPr>
       <w:bookmarkStart w:id="10" w:name="_Toc30259"/>
-      <w:bookmarkStart w:id="11" w:name="_Toc198214311"/>
+      <w:bookmarkStart w:id="11" w:name="_Toc221526629"/>
       <w:r>
         <w:rPr>
           <w:rFonts w:hint="eastAsia"/>
@@ -3710,14 +4382,30 @@
         <w:ind w:firstLineChars="200" w:firstLine="420"/>
       </w:pPr>
       <w:r>
-        <w:t>The TCP private protocol adopts the protocol defined by XEngine. You can refer to the protocol document of XEngine to learn more about the definition and interpretation of the protocol</w:t>
+        <w:t xml:space="preserve">The TCP private protocol adopts the protocol defined by </w:t>
+      </w:r>
+      <w:proofErr w:type="spellStart"/>
+      <w:r>
+        <w:t>XEngine</w:t>
+      </w:r>
+      <w:proofErr w:type="spellEnd"/>
+      <w:r>
+        <w:t xml:space="preserve">. You can refer to the protocol document of </w:t>
+      </w:r>
+      <w:proofErr w:type="spellStart"/>
+      <w:r>
+        <w:t>XEngine</w:t>
+      </w:r>
+      <w:proofErr w:type="spellEnd"/>
+      <w:r>
+        <w:t xml:space="preserve"> to learn more about the definition and interpretation of the protocol</w:t>
       </w:r>
     </w:p>
     <w:p>
       <w:pPr>
         <w:pStyle w:val="1"/>
       </w:pPr>
-      <w:bookmarkStart w:id="12" w:name="_Toc198214312"/>
+      <w:bookmarkStart w:id="12" w:name="_Toc221526630"/>
       <w:r>
         <w:rPr>
           <w:rFonts w:hint="eastAsia"/>
@@ -3744,7 +4432,7 @@
         <w:pStyle w:val="2"/>
       </w:pPr>
       <w:bookmarkStart w:id="13" w:name="_Toc20809"/>
-      <w:bookmarkStart w:id="14" w:name="_Toc198214313"/>
+      <w:bookmarkStart w:id="14" w:name="_Toc221526631"/>
       <w:r>
         <w:rPr>
           <w:rFonts w:hint="eastAsia"/>
@@ -3763,7 +4451,51 @@
         <w:rPr>
           <w:rFonts w:hint="eastAsia"/>
         </w:rPr>
-        <w:t>When you complete with configuration.you can come in code path.open XEngine_MQServiceApp.sln by vs and complie.</w:t>
+        <w:t xml:space="preserve">When you complete with </w:t>
+      </w:r>
+      <w:proofErr w:type="spellStart"/>
+      <w:r>
+        <w:rPr>
+          <w:rFonts w:hint="eastAsia"/>
+        </w:rPr>
+        <w:t>configuration.you</w:t>
+      </w:r>
+      <w:proofErr w:type="spellEnd"/>
+      <w:r>
+        <w:rPr>
+          <w:rFonts w:hint="eastAsia"/>
+        </w:rPr>
+        <w:t xml:space="preserve"> can come in code </w:t>
+      </w:r>
+      <w:proofErr w:type="spellStart"/>
+      <w:proofErr w:type="gramStart"/>
+      <w:r>
+        <w:rPr>
+          <w:rFonts w:hint="eastAsia"/>
+        </w:rPr>
+        <w:t>path.open</w:t>
+      </w:r>
+      <w:proofErr w:type="spellEnd"/>
+      <w:proofErr w:type="gramEnd"/>
+      <w:r>
+        <w:rPr>
+          <w:rFonts w:hint="eastAsia"/>
+        </w:rPr>
+        <w:t xml:space="preserve"> XEngine_MQServiceApp.sln by vs and </w:t>
+      </w:r>
+      <w:proofErr w:type="spellStart"/>
+      <w:r>
+        <w:rPr>
+          <w:rFonts w:hint="eastAsia"/>
+        </w:rPr>
+        <w:t>complie</w:t>
+      </w:r>
+      <w:proofErr w:type="spellEnd"/>
+      <w:r>
+        <w:rPr>
+          <w:rFonts w:hint="eastAsia"/>
+        </w:rPr>
+        <w:t>.</w:t>
       </w:r>
     </w:p>
     <w:p>
@@ -3774,7 +4506,65 @@
         <w:rPr>
           <w:rFonts w:hint="eastAsia"/>
         </w:rPr>
-        <w:t>And you need copy file under XEngine_Release to your complied dir.next step copy file under XEngine depend Module and jsoncpp module to your complied dir.</w:t>
+        <w:t xml:space="preserve">And you need copy file under </w:t>
+      </w:r>
+      <w:proofErr w:type="spellStart"/>
+      <w:r>
+        <w:rPr>
+          <w:rFonts w:hint="eastAsia"/>
+        </w:rPr>
+        <w:t>XEngine_Release</w:t>
+      </w:r>
+      <w:proofErr w:type="spellEnd"/>
+      <w:r>
+        <w:rPr>
+          <w:rFonts w:hint="eastAsia"/>
+        </w:rPr>
+        <w:t xml:space="preserve"> to your complied </w:t>
+      </w:r>
+      <w:proofErr w:type="spellStart"/>
+      <w:proofErr w:type="gramStart"/>
+      <w:r>
+        <w:rPr>
+          <w:rFonts w:hint="eastAsia"/>
+        </w:rPr>
+        <w:t>dir.next</w:t>
+      </w:r>
+      <w:proofErr w:type="spellEnd"/>
+      <w:proofErr w:type="gramEnd"/>
+      <w:r>
+        <w:rPr>
+          <w:rFonts w:hint="eastAsia"/>
+        </w:rPr>
+        <w:t xml:space="preserve"> step copy file under </w:t>
+      </w:r>
+      <w:proofErr w:type="spellStart"/>
+      <w:r>
+        <w:rPr>
+          <w:rFonts w:hint="eastAsia"/>
+        </w:rPr>
+        <w:t>XEngine</w:t>
+      </w:r>
+      <w:proofErr w:type="spellEnd"/>
+      <w:r>
+        <w:rPr>
+          <w:rFonts w:hint="eastAsia"/>
+        </w:rPr>
+        <w:t xml:space="preserve"> depend Module and </w:t>
+      </w:r>
+      <w:proofErr w:type="spellStart"/>
+      <w:r>
+        <w:rPr>
+          <w:rFonts w:hint="eastAsia"/>
+        </w:rPr>
+        <w:t>jsoncpp</w:t>
+      </w:r>
+      <w:proofErr w:type="spellEnd"/>
+      <w:r>
+        <w:rPr>
+          <w:rFonts w:hint="eastAsia"/>
+        </w:rPr>
+        <w:t xml:space="preserve"> module to your complied dir.</w:t>
       </w:r>
     </w:p>
     <w:p>
@@ -3790,14 +4580,62 @@
           <w:rFonts w:hint="eastAsia"/>
           <w:color w:val="7030A0"/>
         </w:rPr>
-        <w:t>Note: Xengine environment can be copied to your compilation directory through vscopy script, provided that you configure your xengine environment</w:t>
+        <w:t xml:space="preserve">Note: </w:t>
+      </w:r>
+      <w:proofErr w:type="spellStart"/>
+      <w:r>
+        <w:rPr>
+          <w:rFonts w:hint="eastAsia"/>
+          <w:color w:val="7030A0"/>
+        </w:rPr>
+        <w:t>Xengine</w:t>
+      </w:r>
+      <w:proofErr w:type="spellEnd"/>
+      <w:r>
+        <w:rPr>
+          <w:rFonts w:hint="eastAsia"/>
+          <w:color w:val="7030A0"/>
+        </w:rPr>
+        <w:t xml:space="preserve"> environment can be copied to your compilation directory through </w:t>
+      </w:r>
+      <w:proofErr w:type="spellStart"/>
+      <w:r>
+        <w:rPr>
+          <w:rFonts w:hint="eastAsia"/>
+          <w:color w:val="7030A0"/>
+        </w:rPr>
+        <w:t>vscopy</w:t>
+      </w:r>
+      <w:proofErr w:type="spellEnd"/>
+      <w:r>
+        <w:rPr>
+          <w:rFonts w:hint="eastAsia"/>
+          <w:color w:val="7030A0"/>
+        </w:rPr>
+        <w:t xml:space="preserve"> script, provided that you configure your </w:t>
+      </w:r>
+      <w:proofErr w:type="spellStart"/>
+      <w:r>
+        <w:rPr>
+          <w:rFonts w:hint="eastAsia"/>
+          <w:color w:val="7030A0"/>
+        </w:rPr>
+        <w:t>xengine</w:t>
+      </w:r>
+      <w:proofErr w:type="spellEnd"/>
+      <w:r>
+        <w:rPr>
+          <w:rFonts w:hint="eastAsia"/>
+          <w:color w:val="7030A0"/>
+        </w:rPr>
+        <w:t xml:space="preserve"> environment</w:t>
       </w:r>
     </w:p>
     <w:p>
       <w:pPr>
         <w:pStyle w:val="2"/>
       </w:pPr>
-      <w:bookmarkStart w:id="16" w:name="_Toc198214314"/>
+      <w:bookmarkStart w:id="16" w:name="_Toc221526632"/>
       <w:r>
         <w:rPr>
           <w:rFonts w:hint="eastAsia"/>
@@ -3815,15 +4653,37 @@
         <w:rPr>
           <w:rFonts w:hint="eastAsia"/>
         </w:rPr>
-        <w:t>If there is no error.you can see complied XEngine_ProxyServiceApp file in XEngine_Release</w:t>
-      </w:r>
+        <w:t xml:space="preserve">If there is no </w:t>
+      </w:r>
+      <w:proofErr w:type="spellStart"/>
+      <w:r>
+        <w:rPr>
+          <w:rFonts w:hint="eastAsia"/>
+        </w:rPr>
+        <w:t>error.you</w:t>
+      </w:r>
+      <w:proofErr w:type="spellEnd"/>
+      <w:r>
+        <w:rPr>
+          <w:rFonts w:hint="eastAsia"/>
+        </w:rPr>
+        <w:t xml:space="preserve"> can see complied XEngine_ProxyServiceApp file in </w:t>
+      </w:r>
+      <w:proofErr w:type="spellStart"/>
+      <w:r>
+        <w:rPr>
+          <w:rFonts w:hint="eastAsia"/>
+        </w:rPr>
+        <w:t>XEngine_Release</w:t>
+      </w:r>
+      <w:proofErr w:type="spellEnd"/>
     </w:p>
     <w:p>
       <w:pPr>
         <w:pStyle w:val="2"/>
       </w:pPr>
       <w:bookmarkStart w:id="17" w:name="_Toc28977"/>
-      <w:bookmarkStart w:id="18" w:name="_Toc198214315"/>
+      <w:bookmarkStart w:id="18" w:name="_Toc221526633"/>
       <w:r>
         <w:rPr>
           <w:rFonts w:hint="eastAsia"/>
@@ -3841,15 +4701,23 @@
         <w:rPr>
           <w:rFonts w:hint="eastAsia"/>
         </w:rPr>
-        <w:t>MacOS requires 13 or above versions, and the compilation and operation mode can refer to linux</w:t>
-      </w:r>
+        <w:t xml:space="preserve">MacOS requires 13 or above versions, and the compilation and operation mode can refer to </w:t>
+      </w:r>
+      <w:proofErr w:type="spellStart"/>
+      <w:r>
+        <w:rPr>
+          <w:rFonts w:hint="eastAsia"/>
+        </w:rPr>
+        <w:t>linux</w:t>
+      </w:r>
+      <w:proofErr w:type="spellEnd"/>
     </w:p>
     <w:p>
       <w:pPr>
         <w:pStyle w:val="1"/>
       </w:pPr>
       <w:bookmarkStart w:id="19" w:name="_Toc25275"/>
-      <w:bookmarkStart w:id="20" w:name="_Toc198214316"/>
+      <w:bookmarkStart w:id="20" w:name="_Toc221526634"/>
       <w:r>
         <w:rPr>
           <w:rFonts w:hint="eastAsia"/>
@@ -3876,7 +4744,21 @@
         <w:rPr>
           <w:rFonts w:hint="eastAsia"/>
         </w:rPr>
-        <w:t>Configure File:XEngine_Config.json</w:t>
+        <w:t xml:space="preserve">Configure </w:t>
+      </w:r>
+      <w:proofErr w:type="gramStart"/>
+      <w:r>
+        <w:rPr>
+          <w:rFonts w:hint="eastAsia"/>
+        </w:rPr>
+        <w:t>File:XEngine</w:t>
+      </w:r>
+      <w:proofErr w:type="gramEnd"/>
+      <w:r>
+        <w:rPr>
+          <w:rFonts w:hint="eastAsia"/>
+        </w:rPr>
+        <w:t>_Config.json</w:t>
       </w:r>
     </w:p>
     <w:p>
@@ -3884,7 +4766,7 @@
         <w:pStyle w:val="2"/>
       </w:pPr>
       <w:bookmarkStart w:id="21" w:name="_Toc24741"/>
-      <w:bookmarkStart w:id="22" w:name="_Toc198214317"/>
+      <w:bookmarkStart w:id="22" w:name="_Toc221526635"/>
       <w:r>
         <w:rPr>
           <w:rFonts w:hint="eastAsia"/>
@@ -3901,11 +4783,21 @@
           <w:numId w:val="4"/>
         </w:numPr>
       </w:pPr>
-      <w:r>
-        <w:rPr>
-          <w:rFonts w:hint="eastAsia"/>
-        </w:rPr>
-        <w:t>tszIPAddr:Service IP Address</w:t>
+      <w:proofErr w:type="spellStart"/>
+      <w:proofErr w:type="gramStart"/>
+      <w:r>
+        <w:rPr>
+          <w:rFonts w:hint="eastAsia"/>
+        </w:rPr>
+        <w:t>tszIPAddr:Service</w:t>
+      </w:r>
+      <w:proofErr w:type="spellEnd"/>
+      <w:proofErr w:type="gramEnd"/>
+      <w:r>
+        <w:rPr>
+          <w:rFonts w:hint="eastAsia"/>
+        </w:rPr>
+        <w:t xml:space="preserve"> IP Address</w:t>
       </w:r>
     </w:p>
     <w:p>
@@ -3915,11 +4807,21 @@
           <w:numId w:val="4"/>
         </w:numPr>
       </w:pPr>
-      <w:r>
-        <w:rPr>
-          <w:rFonts w:hint="eastAsia"/>
-        </w:rPr>
-        <w:t>bDeamon:Is Deamon running</w:t>
+      <w:proofErr w:type="spellStart"/>
+      <w:proofErr w:type="gramStart"/>
+      <w:r>
+        <w:rPr>
+          <w:rFonts w:hint="eastAsia"/>
+        </w:rPr>
+        <w:t>bDeamon:Is</w:t>
+      </w:r>
+      <w:proofErr w:type="spellEnd"/>
+      <w:proofErr w:type="gramEnd"/>
+      <w:r>
+        <w:rPr>
+          <w:rFonts w:hint="eastAsia"/>
+        </w:rPr>
+        <w:t xml:space="preserve"> Deamon running</w:t>
       </w:r>
     </w:p>
     <w:p>
@@ -3928,12 +4830,28 @@
           <w:ilvl w:val="0"/>
           <w:numId w:val="4"/>
         </w:numPr>
-      </w:pPr>
-      <w:r>
-        <w:rPr>
-          <w:rFonts w:hint="eastAsia"/>
-        </w:rPr>
-        <w:t>nSocksPort:SOCKS Proxy Port</w:t>
+        <w:rPr>
+          <w:rFonts w:hint="eastAsia"/>
+        </w:rPr>
+      </w:pPr>
+      <w:proofErr w:type="spellStart"/>
+      <w:proofErr w:type="gramStart"/>
+      <w:r>
+        <w:t>nHttpPort</w:t>
+      </w:r>
+      <w:r>
+        <w:rPr>
+          <w:rFonts w:hint="eastAsia"/>
+        </w:rPr>
+        <w:t>:HTTP</w:t>
+      </w:r>
+      <w:proofErr w:type="spellEnd"/>
+      <w:proofErr w:type="gramEnd"/>
+      <w:r>
+        <w:rPr>
+          <w:rFonts w:hint="eastAsia"/>
+        </w:rPr>
+        <w:t xml:space="preserve"> Service Port</w:t>
       </w:r>
     </w:p>
     <w:p>
@@ -3943,11 +4861,21 @@
           <w:numId w:val="4"/>
         </w:numPr>
       </w:pPr>
-      <w:r>
-        <w:rPr>
-          <w:rFonts w:hint="eastAsia"/>
-        </w:rPr>
-        <w:t>nTunnelPort:HTTP Proxy Port</w:t>
+      <w:proofErr w:type="spellStart"/>
+      <w:proofErr w:type="gramStart"/>
+      <w:r>
+        <w:rPr>
+          <w:rFonts w:hint="eastAsia"/>
+        </w:rPr>
+        <w:t>nSocksPort:SOCKS</w:t>
+      </w:r>
+      <w:proofErr w:type="spellEnd"/>
+      <w:proofErr w:type="gramEnd"/>
+      <w:r>
+        <w:rPr>
+          <w:rFonts w:hint="eastAsia"/>
+        </w:rPr>
+        <w:t xml:space="preserve"> Proxy Port</w:t>
       </w:r>
     </w:p>
     <w:p>
@@ -3957,11 +4885,21 @@
           <w:numId w:val="4"/>
         </w:numPr>
       </w:pPr>
-      <w:r>
-        <w:rPr>
-          <w:rFonts w:hint="eastAsia"/>
-        </w:rPr>
-        <w:t>nForwardPort:forward proxy port</w:t>
+      <w:proofErr w:type="spellStart"/>
+      <w:proofErr w:type="gramStart"/>
+      <w:r>
+        <w:rPr>
+          <w:rFonts w:hint="eastAsia"/>
+        </w:rPr>
+        <w:t>nTunnelPort:HTTP</w:t>
+      </w:r>
+      <w:proofErr w:type="spellEnd"/>
+      <w:proofErr w:type="gramEnd"/>
+      <w:r>
+        <w:rPr>
+          <w:rFonts w:hint="eastAsia"/>
+        </w:rPr>
+        <w:t xml:space="preserve"> Proxy Port</w:t>
       </w:r>
     </w:p>
     <w:p>
@@ -3971,6 +4909,30 @@
           <w:numId w:val="4"/>
         </w:numPr>
       </w:pPr>
+      <w:proofErr w:type="spellStart"/>
+      <w:r>
+        <w:rPr>
+          <w:rFonts w:hint="eastAsia"/>
+        </w:rPr>
+        <w:t>nForwardPort:forward</w:t>
+      </w:r>
+      <w:proofErr w:type="spellEnd"/>
+      <w:r>
+        <w:rPr>
+          <w:rFonts w:hint="eastAsia"/>
+        </w:rPr>
+        <w:t xml:space="preserve"> proxy port</w:t>
+      </w:r>
+    </w:p>
+    <w:p>
+      <w:pPr>
+        <w:numPr>
+          <w:ilvl w:val="0"/>
+          <w:numId w:val="4"/>
+        </w:numPr>
+      </w:pPr>
+      <w:proofErr w:type="spellStart"/>
+      <w:proofErr w:type="gramStart"/>
       <w:r>
         <w:rPr>
           <w:rFonts w:hint="eastAsia"/>
@@ -3981,7 +4943,15 @@
         <w:rPr>
           <w:rFonts w:hint="eastAsia"/>
         </w:rPr>
-        <w:t>load balance</w:t>
+        <w:t>load</w:t>
+      </w:r>
+      <w:proofErr w:type="spellEnd"/>
+      <w:proofErr w:type="gramEnd"/>
+      <w:r>
+        <w:rPr>
+          <w:rFonts w:hint="eastAsia"/>
+        </w:rPr>
+        <w:t xml:space="preserve"> balance</w:t>
       </w:r>
       <w:r>
         <w:rPr>
@@ -3996,7 +4966,7 @@
       </w:pPr>
       <w:bookmarkStart w:id="23" w:name="_Toc9614"/>
       <w:bookmarkStart w:id="24" w:name="_Toc10550"/>
-      <w:bookmarkStart w:id="25" w:name="_Toc198214318"/>
+      <w:bookmarkStart w:id="25" w:name="_Toc221526636"/>
       <w:r>
         <w:rPr>
           <w:rFonts w:hint="eastAsia"/>
@@ -4009,11 +4979,19 @@
       <w:bookmarkEnd w:id="25"/>
     </w:p>
     <w:p>
-      <w:r>
-        <w:rPr>
-          <w:rFonts w:hint="eastAsia"/>
-        </w:rPr>
-        <w:t>XMax Configure</w:t>
+      <w:proofErr w:type="spellStart"/>
+      <w:r>
+        <w:rPr>
+          <w:rFonts w:hint="eastAsia"/>
+        </w:rPr>
+        <w:t>XMax</w:t>
+      </w:r>
+      <w:proofErr w:type="spellEnd"/>
+      <w:r>
+        <w:rPr>
+          <w:rFonts w:hint="eastAsia"/>
+        </w:rPr>
+        <w:t xml:space="preserve"> Configure</w:t>
       </w:r>
     </w:p>
     <w:p>
@@ -4023,9 +5001,11 @@
           <w:numId w:val="5"/>
         </w:numPr>
       </w:pPr>
+      <w:proofErr w:type="spellStart"/>
       <w:r>
         <w:t>MaxClient</w:t>
       </w:r>
+      <w:proofErr w:type="spellEnd"/>
       <w:r>
         <w:rPr>
           <w:rFonts w:hint="eastAsia"/>
@@ -4040,9 +5020,11 @@
           <w:numId w:val="5"/>
         </w:numPr>
       </w:pPr>
+      <w:proofErr w:type="spellStart"/>
       <w:r>
         <w:t>MaxQueue</w:t>
       </w:r>
+      <w:proofErr w:type="spellEnd"/>
       <w:r>
         <w:rPr>
           <w:rFonts w:hint="eastAsia"/>
@@ -4057,6 +5039,8 @@
           <w:numId w:val="5"/>
         </w:numPr>
       </w:pPr>
+      <w:proofErr w:type="spellStart"/>
+      <w:proofErr w:type="gramStart"/>
       <w:r>
         <w:t>IOThread</w:t>
       </w:r>
@@ -4064,7 +5048,15 @@
         <w:rPr>
           <w:rFonts w:hint="eastAsia"/>
         </w:rPr>
-        <w:t>:network io process threads number</w:t>
+        <w:t>:network</w:t>
+      </w:r>
+      <w:proofErr w:type="spellEnd"/>
+      <w:proofErr w:type="gramEnd"/>
+      <w:r>
+        <w:rPr>
+          <w:rFonts w:hint="eastAsia"/>
+        </w:rPr>
+        <w:t xml:space="preserve"> io process threads number</w:t>
       </w:r>
     </w:p>
     <w:p>
@@ -4073,37 +5065,28 @@
           <w:ilvl w:val="0"/>
           <w:numId w:val="5"/>
         </w:numPr>
-      </w:pPr>
-      <w:r>
-        <w:rPr>
-          <w:rFonts w:hint="eastAsia"/>
-        </w:rPr>
-        <w:t>nForwardThread:forward proxy threads number</w:t>
-      </w:r>
-    </w:p>
-    <w:p>
-      <w:pPr>
-        <w:pStyle w:val="2"/>
-      </w:pPr>
-      <w:bookmarkStart w:id="26" w:name="_Toc8838"/>
-      <w:bookmarkStart w:id="27" w:name="_Toc12322"/>
-      <w:bookmarkStart w:id="28" w:name="_Toc198214319"/>
-      <w:r>
-        <w:rPr>
-          <w:rFonts w:hint="eastAsia"/>
-        </w:rPr>
-        <w:t>3.3 Time Configure</w:t>
-      </w:r>
-      <w:bookmarkEnd w:id="26"/>
-      <w:bookmarkEnd w:id="27"/>
-      <w:bookmarkEnd w:id="28"/>
-    </w:p>
-    <w:p>
-      <w:r>
-        <w:rPr>
-          <w:rFonts w:hint="eastAsia"/>
-        </w:rPr>
-        <w:t>XTime Configure</w:t>
+        <w:rPr>
+          <w:rFonts w:hint="eastAsia"/>
+        </w:rPr>
+      </w:pPr>
+      <w:proofErr w:type="spellStart"/>
+      <w:proofErr w:type="gramStart"/>
+      <w:r>
+        <w:t>nHTTPThread</w:t>
+      </w:r>
+      <w:r>
+        <w:rPr>
+          <w:rFonts w:hint="eastAsia"/>
+        </w:rPr>
+        <w:t>:HTTP</w:t>
+      </w:r>
+      <w:proofErr w:type="spellEnd"/>
+      <w:proofErr w:type="gramEnd"/>
+      <w:r>
+        <w:rPr>
+          <w:rFonts w:hint="eastAsia"/>
+        </w:rPr>
+        <w:t xml:space="preserve"> thread number</w:t>
       </w:r>
     </w:p>
     <w:p>
@@ -4113,14 +5096,52 @@
           <w:numId w:val="5"/>
         </w:numPr>
       </w:pPr>
-      <w:r>
-        <w:t>nTimeCheck</w:t>
-      </w:r>
-      <w:r>
-        <w:rPr>
-          <w:rFonts w:hint="eastAsia"/>
-        </w:rPr>
-        <w:t>:check time</w:t>
+      <w:proofErr w:type="spellStart"/>
+      <w:r>
+        <w:rPr>
+          <w:rFonts w:hint="eastAsia"/>
+        </w:rPr>
+        <w:t>nForwardThread:forward</w:t>
+      </w:r>
+      <w:proofErr w:type="spellEnd"/>
+      <w:r>
+        <w:rPr>
+          <w:rFonts w:hint="eastAsia"/>
+        </w:rPr>
+        <w:t xml:space="preserve"> proxy threads number</w:t>
+      </w:r>
+    </w:p>
+    <w:p>
+      <w:pPr>
+        <w:pStyle w:val="2"/>
+      </w:pPr>
+      <w:bookmarkStart w:id="26" w:name="_Toc8838"/>
+      <w:bookmarkStart w:id="27" w:name="_Toc12322"/>
+      <w:bookmarkStart w:id="28" w:name="_Toc221526637"/>
+      <w:r>
+        <w:rPr>
+          <w:rFonts w:hint="eastAsia"/>
+        </w:rPr>
+        <w:t>3.3 Time Configure</w:t>
+      </w:r>
+      <w:bookmarkEnd w:id="26"/>
+      <w:bookmarkEnd w:id="27"/>
+      <w:bookmarkEnd w:id="28"/>
+    </w:p>
+    <w:p>
+      <w:proofErr w:type="spellStart"/>
+      <w:r>
+        <w:rPr>
+          <w:rFonts w:hint="eastAsia"/>
+        </w:rPr>
+        <w:t>XTime</w:t>
+      </w:r>
+      <w:proofErr w:type="spellEnd"/>
+      <w:r>
+        <w:rPr>
+          <w:rFonts w:hint="eastAsia"/>
+        </w:rPr>
+        <w:t xml:space="preserve"> Configure</w:t>
       </w:r>
     </w:p>
     <w:p>
@@ -4130,23 +5151,24 @@
           <w:numId w:val="5"/>
         </w:numPr>
       </w:pPr>
-      <w:r>
-        <w:t>nSocksTime</w:t>
-      </w:r>
-      <w:r>
-        <w:rPr>
-          <w:rFonts w:hint="eastAsia"/>
-        </w:rPr>
-        <w:t>o</w:t>
-      </w:r>
-      <w:r>
-        <w:t>ut</w:t>
-      </w:r>
-      <w:r>
-        <w:rPr>
-          <w:rFonts w:hint="eastAsia"/>
-        </w:rPr>
-        <w:t>:Socks Heartbeat timeout</w:t>
+      <w:proofErr w:type="spellStart"/>
+      <w:proofErr w:type="gramStart"/>
+      <w:r>
+        <w:t>nTimeCheck</w:t>
+      </w:r>
+      <w:r>
+        <w:rPr>
+          <w:rFonts w:hint="eastAsia"/>
+        </w:rPr>
+        <w:t>:check</w:t>
+      </w:r>
+      <w:proofErr w:type="spellEnd"/>
+      <w:proofErr w:type="gramEnd"/>
+      <w:r>
+        <w:rPr>
+          <w:rFonts w:hint="eastAsia"/>
+        </w:rPr>
+        <w:t xml:space="preserve"> time</w:t>
       </w:r>
     </w:p>
     <w:p>
@@ -4155,24 +5177,28 @@
           <w:ilvl w:val="0"/>
           <w:numId w:val="5"/>
         </w:numPr>
-      </w:pPr>
-      <w:r>
-        <w:t>nTunnelTime</w:t>
-      </w:r>
-      <w:r>
-        <w:rPr>
-          <w:rFonts w:hint="eastAsia"/>
-        </w:rPr>
-        <w:t>o</w:t>
-      </w:r>
-      <w:r>
-        <w:t>ut</w:t>
-      </w:r>
-      <w:r>
-        <w:rPr>
-          <w:rFonts w:hint="eastAsia"/>
-        </w:rPr>
-        <w:t>:Tunnel Heartbeat timeout</w:t>
+        <w:rPr>
+          <w:rFonts w:hint="eastAsia"/>
+        </w:rPr>
+      </w:pPr>
+      <w:proofErr w:type="spellStart"/>
+      <w:proofErr w:type="gramStart"/>
+      <w:r>
+        <w:t>nHttpTimeout</w:t>
+      </w:r>
+      <w:r>
+        <w:rPr>
+          <w:rFonts w:hint="eastAsia"/>
+        </w:rPr>
+        <w:t>:HTTP</w:t>
+      </w:r>
+      <w:proofErr w:type="spellEnd"/>
+      <w:proofErr w:type="gramEnd"/>
+      <w:r>
+        <w:rPr>
+          <w:rFonts w:hint="eastAsia"/>
+        </w:rPr>
+        <w:t xml:space="preserve"> heartbeat time out</w:t>
       </w:r>
     </w:p>
     <w:p>
@@ -4182,11 +5208,33 @@
           <w:numId w:val="5"/>
         </w:numPr>
       </w:pPr>
-      <w:r>
-        <w:rPr>
-          <w:rFonts w:hint="eastAsia"/>
-        </w:rPr>
-        <w:t>nForwardTimeout:forward heartbeat timeout</w:t>
+      <w:proofErr w:type="spellStart"/>
+      <w:proofErr w:type="gramStart"/>
+      <w:r>
+        <w:t>nSocksTime</w:t>
+      </w:r>
+      <w:r>
+        <w:rPr>
+          <w:rFonts w:hint="eastAsia"/>
+        </w:rPr>
+        <w:t>o</w:t>
+      </w:r>
+      <w:r>
+        <w:t>ut</w:t>
+      </w:r>
+      <w:r>
+        <w:rPr>
+          <w:rFonts w:hint="eastAsia"/>
+        </w:rPr>
+        <w:t>:Socks</w:t>
+      </w:r>
+      <w:proofErr w:type="spellEnd"/>
+      <w:proofErr w:type="gramEnd"/>
+      <w:r>
+        <w:rPr>
+          <w:rFonts w:hint="eastAsia"/>
+        </w:rPr>
+        <w:t xml:space="preserve"> Heartbeat timeout</w:t>
       </w:r>
     </w:p>
     <w:p>
@@ -4196,18 +5244,86 @@
           <w:numId w:val="5"/>
         </w:numPr>
       </w:pPr>
-      <w:r>
-        <w:rPr>
-          <w:rFonts w:hint="eastAsia"/>
-        </w:rPr>
-        <w:t>nProxyTimeout:proxy forward timeout</w:t>
+      <w:proofErr w:type="spellStart"/>
+      <w:proofErr w:type="gramStart"/>
+      <w:r>
+        <w:t>nTunnelTime</w:t>
+      </w:r>
+      <w:r>
+        <w:rPr>
+          <w:rFonts w:hint="eastAsia"/>
+        </w:rPr>
+        <w:t>o</w:t>
+      </w:r>
+      <w:r>
+        <w:t>ut</w:t>
+      </w:r>
+      <w:r>
+        <w:rPr>
+          <w:rFonts w:hint="eastAsia"/>
+        </w:rPr>
+        <w:t>:Tunnel</w:t>
+      </w:r>
+      <w:proofErr w:type="spellEnd"/>
+      <w:proofErr w:type="gramEnd"/>
+      <w:r>
+        <w:rPr>
+          <w:rFonts w:hint="eastAsia"/>
+        </w:rPr>
+        <w:t xml:space="preserve"> Heartbeat timeout</w:t>
+      </w:r>
+    </w:p>
+    <w:p>
+      <w:pPr>
+        <w:numPr>
+          <w:ilvl w:val="0"/>
+          <w:numId w:val="5"/>
+        </w:numPr>
+      </w:pPr>
+      <w:proofErr w:type="spellStart"/>
+      <w:r>
+        <w:rPr>
+          <w:rFonts w:hint="eastAsia"/>
+        </w:rPr>
+        <w:t>nForwardTimeout:forward</w:t>
+      </w:r>
+      <w:proofErr w:type="spellEnd"/>
+      <w:r>
+        <w:rPr>
+          <w:rFonts w:hint="eastAsia"/>
+        </w:rPr>
+        <w:t xml:space="preserve"> heartbeat timeout</w:t>
+      </w:r>
+    </w:p>
+    <w:p>
+      <w:pPr>
+        <w:numPr>
+          <w:ilvl w:val="0"/>
+          <w:numId w:val="5"/>
+        </w:numPr>
+      </w:pPr>
+      <w:proofErr w:type="spellStart"/>
+      <w:proofErr w:type="gramStart"/>
+      <w:r>
+        <w:rPr>
+          <w:rFonts w:hint="eastAsia"/>
+        </w:rPr>
+        <w:t>nProxyTimeout:proxy</w:t>
+      </w:r>
+      <w:proofErr w:type="spellEnd"/>
+      <w:proofErr w:type="gramEnd"/>
+      <w:r>
+        <w:rPr>
+          <w:rFonts w:hint="eastAsia"/>
+        </w:rPr>
+        <w:t xml:space="preserve"> forward timeout</w:t>
       </w:r>
     </w:p>
     <w:p>
       <w:pPr>
         <w:pStyle w:val="2"/>
       </w:pPr>
-      <w:bookmarkStart w:id="29" w:name="_Toc198214320"/>
+      <w:bookmarkStart w:id="29" w:name="_Toc221526638"/>
       <w:r>
         <w:rPr>
           <w:rFonts w:hint="eastAsia"/>
@@ -4221,8 +5337,18 @@
         <w:rPr>
           <w:rFonts w:hint="eastAsia"/>
         </w:rPr>
-        <w:t>Configure Information:XLog</w:t>
-      </w:r>
+        <w:t xml:space="preserve">Configure </w:t>
+      </w:r>
+      <w:proofErr w:type="spellStart"/>
+      <w:proofErr w:type="gramStart"/>
+      <w:r>
+        <w:rPr>
+          <w:rFonts w:hint="eastAsia"/>
+        </w:rPr>
+        <w:t>Information:XLog</w:t>
+      </w:r>
+      <w:proofErr w:type="spellEnd"/>
+      <w:proofErr w:type="gramEnd"/>
     </w:p>
     <w:p>
       <w:pPr>
@@ -4231,6 +5357,7 @@
           <w:numId w:val="4"/>
         </w:numPr>
       </w:pPr>
+      <w:proofErr w:type="spellStart"/>
       <w:r>
         <w:t>nMaxSize</w:t>
       </w:r>
@@ -4238,7 +5365,14 @@
         <w:rPr>
           <w:rFonts w:hint="eastAsia"/>
         </w:rPr>
-        <w:t>:max log file size</w:t>
+        <w:t>:max</w:t>
+      </w:r>
+      <w:proofErr w:type="spellEnd"/>
+      <w:r>
+        <w:rPr>
+          <w:rFonts w:hint="eastAsia"/>
+        </w:rPr>
+        <w:t xml:space="preserve"> log file size</w:t>
       </w:r>
     </w:p>
     <w:p>
@@ -4248,6 +5382,8 @@
           <w:numId w:val="4"/>
         </w:numPr>
       </w:pPr>
+      <w:proofErr w:type="spellStart"/>
+      <w:proofErr w:type="gramStart"/>
       <w:r>
         <w:t>nMaxCount</w:t>
       </w:r>
@@ -4255,7 +5391,15 @@
         <w:rPr>
           <w:rFonts w:hint="eastAsia"/>
         </w:rPr>
-        <w:t>:file back number</w:t>
+        <w:t>:file</w:t>
+      </w:r>
+      <w:proofErr w:type="spellEnd"/>
+      <w:proofErr w:type="gramEnd"/>
+      <w:r>
+        <w:rPr>
+          <w:rFonts w:hint="eastAsia"/>
+        </w:rPr>
+        <w:t xml:space="preserve"> back number</w:t>
       </w:r>
     </w:p>
     <w:p>
@@ -4265,6 +5409,7 @@
           <w:numId w:val="4"/>
         </w:numPr>
       </w:pPr>
+      <w:proofErr w:type="spellStart"/>
       <w:r>
         <w:t>nLogLeave</w:t>
       </w:r>
@@ -4272,7 +5417,14 @@
         <w:rPr>
           <w:rFonts w:hint="eastAsia"/>
         </w:rPr>
-        <w:t>:log level</w:t>
+        <w:t>:log</w:t>
+      </w:r>
+      <w:proofErr w:type="spellEnd"/>
+      <w:r>
+        <w:rPr>
+          <w:rFonts w:hint="eastAsia"/>
+        </w:rPr>
+        <w:t xml:space="preserve"> level</w:t>
       </w:r>
     </w:p>
     <w:p>
@@ -4282,11 +5434,19 @@
           <w:numId w:val="4"/>
         </w:numPr>
       </w:pPr>
-      <w:r>
-        <w:rPr>
-          <w:rFonts w:hint="eastAsia"/>
-        </w:rPr>
-        <w:t>nLogType:log type</w:t>
+      <w:proofErr w:type="spellStart"/>
+      <w:r>
+        <w:rPr>
+          <w:rFonts w:hint="eastAsia"/>
+        </w:rPr>
+        <w:t>nLogType:log</w:t>
+      </w:r>
+      <w:proofErr w:type="spellEnd"/>
+      <w:r>
+        <w:rPr>
+          <w:rFonts w:hint="eastAsia"/>
+        </w:rPr>
+        <w:t xml:space="preserve"> type</w:t>
       </w:r>
     </w:p>
     <w:p>
@@ -4296,6 +5456,7 @@
           <w:numId w:val="4"/>
         </w:numPr>
       </w:pPr>
+      <w:proofErr w:type="spellStart"/>
       <w:r>
         <w:t>tszLogFile</w:t>
       </w:r>
@@ -4303,7 +5464,14 @@
         <w:rPr>
           <w:rFonts w:hint="eastAsia"/>
         </w:rPr>
-        <w:t>:log save address</w:t>
+        <w:t>:log</w:t>
+      </w:r>
+      <w:proofErr w:type="spellEnd"/>
+      <w:r>
+        <w:rPr>
+          <w:rFonts w:hint="eastAsia"/>
+        </w:rPr>
+        <w:t xml:space="preserve"> save address</w:t>
       </w:r>
     </w:p>
     <w:p>
@@ -4311,7 +5479,7 @@
         <w:pStyle w:val="2"/>
       </w:pPr>
       <w:bookmarkStart w:id="30" w:name="_Toc12066"/>
-      <w:bookmarkStart w:id="31" w:name="_Toc198214321"/>
+      <w:bookmarkStart w:id="31" w:name="_Toc221526639"/>
       <w:r>
         <w:rPr>
           <w:rFonts w:hint="eastAsia"/>
@@ -4328,11 +5496,19 @@
       <w:bookmarkEnd w:id="31"/>
     </w:p>
     <w:p>
-      <w:r>
-        <w:rPr>
-          <w:rFonts w:hint="eastAsia"/>
-        </w:rPr>
-        <w:t>XReport Configure</w:t>
+      <w:proofErr w:type="spellStart"/>
+      <w:r>
+        <w:rPr>
+          <w:rFonts w:hint="eastAsia"/>
+        </w:rPr>
+        <w:t>XReport</w:t>
+      </w:r>
+      <w:proofErr w:type="spellEnd"/>
+      <w:r>
+        <w:rPr>
+          <w:rFonts w:hint="eastAsia"/>
+        </w:rPr>
+        <w:t xml:space="preserve"> Configure</w:t>
       </w:r>
     </w:p>
     <w:p>
@@ -4342,11 +5518,21 @@
           <w:numId w:val="5"/>
         </w:numPr>
       </w:pPr>
-      <w:r>
-        <w:rPr>
-          <w:rFonts w:hint="eastAsia"/>
-        </w:rPr>
-        <w:t>bEnable:whether to enable</w:t>
+      <w:proofErr w:type="spellStart"/>
+      <w:proofErr w:type="gramStart"/>
+      <w:r>
+        <w:rPr>
+          <w:rFonts w:hint="eastAsia"/>
+        </w:rPr>
+        <w:t>bEnable:whether</w:t>
+      </w:r>
+      <w:proofErr w:type="spellEnd"/>
+      <w:proofErr w:type="gramEnd"/>
+      <w:r>
+        <w:rPr>
+          <w:rFonts w:hint="eastAsia"/>
+        </w:rPr>
+        <w:t xml:space="preserve"> to enable</w:t>
       </w:r>
     </w:p>
     <w:p>
@@ -4356,11 +5542,21 @@
           <w:numId w:val="5"/>
         </w:numPr>
       </w:pPr>
-      <w:r>
-        <w:rPr>
-          <w:rFonts w:hint="eastAsia"/>
-        </w:rPr>
-        <w:t>tszServiceName:serivce name</w:t>
+      <w:proofErr w:type="spellStart"/>
+      <w:proofErr w:type="gramStart"/>
+      <w:r>
+        <w:rPr>
+          <w:rFonts w:hint="eastAsia"/>
+        </w:rPr>
+        <w:t>tszServiceName:serivce</w:t>
+      </w:r>
+      <w:proofErr w:type="spellEnd"/>
+      <w:proofErr w:type="gramEnd"/>
+      <w:r>
+        <w:rPr>
+          <w:rFonts w:hint="eastAsia"/>
+        </w:rPr>
+        <w:t xml:space="preserve"> name</w:t>
       </w:r>
     </w:p>
     <w:p>
@@ -4370,48 +5566,291 @@
           <w:numId w:val="5"/>
         </w:numPr>
       </w:pPr>
-      <w:r>
-        <w:rPr>
-          <w:rFonts w:hint="eastAsia"/>
-        </w:rPr>
-        <w:t>tszAPIUrl:API address</w:t>
+      <w:proofErr w:type="spellStart"/>
+      <w:proofErr w:type="gramStart"/>
+      <w:r>
+        <w:rPr>
+          <w:rFonts w:hint="eastAsia"/>
+        </w:rPr>
+        <w:t>tszAPIUrl:API</w:t>
+      </w:r>
+      <w:proofErr w:type="spellEnd"/>
+      <w:proofErr w:type="gramEnd"/>
+      <w:r>
+        <w:rPr>
+          <w:rFonts w:hint="eastAsia"/>
+        </w:rPr>
+        <w:t xml:space="preserve"> address</w:t>
       </w:r>
     </w:p>
     <w:p>
       <w:pPr>
         <w:pStyle w:val="2"/>
-      </w:pPr>
-      <w:bookmarkStart w:id="32" w:name="_Toc198214322"/>
-      <w:r>
-        <w:rPr>
-          <w:rFonts w:hint="eastAsia"/>
-        </w:rPr>
-        <w:t>3.6 Proxy Configure</w:t>
+        <w:rPr>
+          <w:rFonts w:hint="eastAsia"/>
+        </w:rPr>
+      </w:pPr>
+      <w:bookmarkStart w:id="32" w:name="_Toc221526640"/>
+      <w:r>
+        <w:rPr>
+          <w:rFonts w:hint="eastAsia"/>
+        </w:rPr>
+        <w:t xml:space="preserve">3.6 </w:t>
+      </w:r>
+      <w:r>
+        <w:rPr>
+          <w:rFonts w:hint="eastAsia"/>
+        </w:rPr>
+        <w:t>Verification Configure</w:t>
       </w:r>
       <w:bookmarkEnd w:id="32"/>
     </w:p>
     <w:p>
-      <w:r>
-        <w:rPr>
-          <w:rFonts w:hint="eastAsia"/>
-        </w:rPr>
-        <w:t>XProxy Configure</w:t>
+      <w:pPr>
+        <w:rPr>
+          <w:rFonts w:hint="eastAsia"/>
+        </w:rPr>
+      </w:pPr>
+      <w:proofErr w:type="spellStart"/>
+      <w:r>
+        <w:t>XVerification</w:t>
+      </w:r>
+      <w:proofErr w:type="spellEnd"/>
+      <w:r>
+        <w:rPr>
+          <w:rFonts w:hint="eastAsia"/>
+        </w:rPr>
+        <w:t xml:space="preserve"> </w:t>
+      </w:r>
+      <w:proofErr w:type="spellStart"/>
+      <w:proofErr w:type="gramStart"/>
+      <w:r>
+        <w:rPr>
+          <w:rFonts w:hint="eastAsia"/>
+        </w:rPr>
+        <w:t>Configure</w:t>
+      </w:r>
+      <w:r>
+        <w:rPr>
+          <w:rFonts w:hint="eastAsia"/>
+        </w:rPr>
+        <w:t>,</w:t>
+      </w:r>
+      <w:r>
+        <w:rPr>
+          <w:rFonts w:hint="eastAsia"/>
+        </w:rPr>
+        <w:t>for</w:t>
+      </w:r>
+      <w:proofErr w:type="spellEnd"/>
+      <w:proofErr w:type="gramEnd"/>
+      <w:r>
+        <w:rPr>
+          <w:rFonts w:hint="eastAsia"/>
+        </w:rPr>
+        <w:t xml:space="preserve"> http verification</w:t>
       </w:r>
     </w:p>
     <w:p>
       <w:pPr>
         <w:pStyle w:val="a"/>
-      </w:pPr>
-      <w:r>
-        <w:t>nRuleMode: load balancing mode, 0 means selecting the minimum statistical number forwarding, 1 means HASH IP forwarding (IP fixed forwarding to a background service), 2 is random selection</w:t>
+        <w:numPr>
+          <w:ilvl w:val="0"/>
+          <w:numId w:val="7"/>
+        </w:numPr>
+      </w:pPr>
+      <w:proofErr w:type="spellStart"/>
+      <w:r>
+        <w:t>tszUserName</w:t>
+      </w:r>
+      <w:r>
+        <w:rPr>
+          <w:rFonts w:hint="eastAsia"/>
+        </w:rPr>
+        <w:t>:</w:t>
+      </w:r>
+      <w:r>
+        <w:rPr>
+          <w:rFonts w:hint="eastAsia"/>
+        </w:rPr>
+        <w:t>user</w:t>
+      </w:r>
+      <w:proofErr w:type="spellEnd"/>
+      <w:r>
+        <w:rPr>
+          <w:rFonts w:hint="eastAsia"/>
+        </w:rPr>
+        <w:t xml:space="preserve"> name</w:t>
       </w:r>
     </w:p>
     <w:p>
       <w:pPr>
         <w:pStyle w:val="a"/>
-      </w:pPr>
-      <w:r>
-        <w:t>tszDestIPAddr: Backend default address list. No single match will use this address list</w:t>
+        <w:numPr>
+          <w:ilvl w:val="0"/>
+          <w:numId w:val="7"/>
+        </w:numPr>
+      </w:pPr>
+      <w:proofErr w:type="spellStart"/>
+      <w:proofErr w:type="gramStart"/>
+      <w:r>
+        <w:t>tszUserPass</w:t>
+      </w:r>
+      <w:r>
+        <w:rPr>
+          <w:rFonts w:hint="eastAsia"/>
+        </w:rPr>
+        <w:t>:</w:t>
+      </w:r>
+      <w:r>
+        <w:rPr>
+          <w:rFonts w:hint="eastAsia"/>
+        </w:rPr>
+        <w:t>password</w:t>
+      </w:r>
+      <w:proofErr w:type="spellEnd"/>
+      <w:proofErr w:type="gramEnd"/>
+    </w:p>
+    <w:p>
+      <w:pPr>
+        <w:pStyle w:val="a"/>
+        <w:numPr>
+          <w:ilvl w:val="0"/>
+          <w:numId w:val="7"/>
+        </w:numPr>
+      </w:pPr>
+      <w:proofErr w:type="spellStart"/>
+      <w:proofErr w:type="gramStart"/>
+      <w:r>
+        <w:t>nVType</w:t>
+      </w:r>
+      <w:r>
+        <w:rPr>
+          <w:rFonts w:hint="eastAsia"/>
+        </w:rPr>
+        <w:t>:</w:t>
+      </w:r>
+      <w:r>
+        <w:rPr>
+          <w:rFonts w:hint="eastAsia"/>
+        </w:rPr>
+        <w:t>type</w:t>
+      </w:r>
+      <w:proofErr w:type="spellEnd"/>
+      <w:proofErr w:type="gramEnd"/>
+      <w:r>
+        <w:rPr>
+          <w:rFonts w:hint="eastAsia"/>
+        </w:rPr>
+        <w:t xml:space="preserve"> 1 basic,2 digest</w:t>
+      </w:r>
+    </w:p>
+    <w:p>
+      <w:pPr>
+        <w:pStyle w:val="a"/>
+        <w:numPr>
+          <w:ilvl w:val="0"/>
+          <w:numId w:val="7"/>
+        </w:numPr>
+        <w:rPr>
+          <w:rFonts w:hint="eastAsia"/>
+        </w:rPr>
+      </w:pPr>
+      <w:proofErr w:type="spellStart"/>
+      <w:proofErr w:type="gramStart"/>
+      <w:r>
+        <w:lastRenderedPageBreak/>
+        <w:t>bEnable</w:t>
+      </w:r>
+      <w:r>
+        <w:rPr>
+          <w:rFonts w:hint="eastAsia"/>
+        </w:rPr>
+        <w:t>:</w:t>
+      </w:r>
+      <w:r>
+        <w:rPr>
+          <w:rFonts w:hint="eastAsia"/>
+        </w:rPr>
+        <w:t>whether</w:t>
+      </w:r>
+      <w:proofErr w:type="spellEnd"/>
+      <w:proofErr w:type="gramEnd"/>
+      <w:r>
+        <w:rPr>
+          <w:rFonts w:hint="eastAsia"/>
+        </w:rPr>
+        <w:t xml:space="preserve"> to enable</w:t>
+      </w:r>
+    </w:p>
+    <w:p>
+      <w:pPr>
+        <w:pStyle w:val="2"/>
+      </w:pPr>
+      <w:bookmarkStart w:id="33" w:name="_Toc221526641"/>
+      <w:r>
+        <w:rPr>
+          <w:rFonts w:hint="eastAsia"/>
+        </w:rPr>
+        <w:t>3.</w:t>
+      </w:r>
+      <w:r>
+        <w:rPr>
+          <w:rFonts w:hint="eastAsia"/>
+        </w:rPr>
+        <w:t>7</w:t>
+      </w:r>
+      <w:r>
+        <w:rPr>
+          <w:rFonts w:hint="eastAsia"/>
+        </w:rPr>
+        <w:t xml:space="preserve"> Proxy Configure</w:t>
+      </w:r>
+      <w:bookmarkEnd w:id="33"/>
+    </w:p>
+    <w:p>
+      <w:proofErr w:type="spellStart"/>
+      <w:r>
+        <w:t>XEngine_ProxyConfig.json</w:t>
+      </w:r>
+      <w:proofErr w:type="spellEnd"/>
+      <w:r>
+        <w:rPr>
+          <w:rFonts w:hint="eastAsia"/>
+        </w:rPr>
+        <w:t xml:space="preserve"> </w:t>
+      </w:r>
+      <w:r>
+        <w:rPr>
+          <w:rFonts w:hint="eastAsia"/>
+        </w:rPr>
+        <w:t>Configure</w:t>
+      </w:r>
+    </w:p>
+    <w:p>
+      <w:pPr>
+        <w:pStyle w:val="a"/>
+      </w:pPr>
+      <w:proofErr w:type="spellStart"/>
+      <w:r>
+        <w:t>nRuleMode</w:t>
+      </w:r>
+      <w:proofErr w:type="spellEnd"/>
+      <w:r>
+        <w:t>: load balancing mode, 0 means selecting the minimum statistical number forwarding, 1 means HASH IP forwarding (IP fixed forwarding to a background service), 2 is random selection</w:t>
+      </w:r>
+    </w:p>
+    <w:p>
+      <w:pPr>
+        <w:pStyle w:val="a"/>
+      </w:pPr>
+      <w:proofErr w:type="spellStart"/>
+      <w:r>
+        <w:t>tszDestIPAddr</w:t>
+      </w:r>
+      <w:proofErr w:type="spellEnd"/>
+      <w:r>
+        <w:t>: Backend default address list. No single match will use this address list</w:t>
       </w:r>
     </w:p>
     <w:p>
@@ -4421,9 +5860,11 @@
           <w:numId w:val="5"/>
         </w:numPr>
       </w:pPr>
+      <w:proofErr w:type="spellStart"/>
       <w:r>
         <w:t>tszRuleIPAddr</w:t>
       </w:r>
+      <w:proofErr w:type="spellEnd"/>
       <w:r>
         <w:rPr>
           <w:rFonts w:hint="eastAsia"/>
@@ -4431,19 +5872,15 @@
         <w:t>:</w:t>
       </w:r>
       <w:r>
-        <w:t xml:space="preserve"> Rule IP forwarding array. Split by the - symbol, the first is the original IP, the </w:t>
-      </w:r>
-      <w:r>
-        <w:lastRenderedPageBreak/>
-        <w:t>second is the forwarding destination address</w:t>
+        <w:t xml:space="preserve"> Rule IP forwarding array. Split by the - symbol, the first is the original IP, the second is the forwarding destination address</w:t>
       </w:r>
     </w:p>
     <w:p>
       <w:pPr>
         <w:pStyle w:val="1"/>
       </w:pPr>
-      <w:bookmarkStart w:id="33" w:name="_Toc6313"/>
-      <w:bookmarkStart w:id="34" w:name="_Toc198214323"/>
+      <w:bookmarkStart w:id="34" w:name="_Toc6313"/>
+      <w:bookmarkStart w:id="35" w:name="_Toc221526642"/>
       <w:r>
         <w:rPr>
           <w:rFonts w:hint="eastAsia"/>
@@ -4456,29 +5893,29 @@
         </w:rPr>
         <w:t xml:space="preserve"> </w:t>
       </w:r>
-      <w:bookmarkEnd w:id="33"/>
+      <w:bookmarkEnd w:id="34"/>
       <w:r>
         <w:rPr>
           <w:rFonts w:hint="eastAsia"/>
         </w:rPr>
         <w:t>Interface Protocol</w:t>
       </w:r>
-      <w:bookmarkEnd w:id="34"/>
+      <w:bookmarkEnd w:id="35"/>
     </w:p>
     <w:p>
       <w:pPr>
         <w:pStyle w:val="2"/>
       </w:pPr>
-      <w:bookmarkStart w:id="35" w:name="_Toc17318"/>
-      <w:bookmarkStart w:id="36" w:name="_Toc198214324"/>
+      <w:bookmarkStart w:id="36" w:name="_Toc17318"/>
+      <w:bookmarkStart w:id="37" w:name="_Toc221526643"/>
       <w:r>
         <w:rPr>
           <w:rFonts w:hint="eastAsia"/>
         </w:rPr>
         <w:t>4.1 Tunnel</w:t>
       </w:r>
-      <w:bookmarkEnd w:id="35"/>
       <w:bookmarkEnd w:id="36"/>
+      <w:bookmarkEnd w:id="37"/>
     </w:p>
     <w:p>
       <w:pPr>
@@ -4492,16 +5929,16 @@
       <w:pPr>
         <w:pStyle w:val="2"/>
       </w:pPr>
-      <w:bookmarkStart w:id="37" w:name="_Toc15693"/>
-      <w:bookmarkStart w:id="38" w:name="_Toc198214325"/>
+      <w:bookmarkStart w:id="38" w:name="_Toc15693"/>
+      <w:bookmarkStart w:id="39" w:name="_Toc221526644"/>
       <w:r>
         <w:rPr>
           <w:rFonts w:hint="eastAsia"/>
         </w:rPr>
         <w:t>4.2 Socks</w:t>
       </w:r>
-      <w:bookmarkEnd w:id="37"/>
       <w:bookmarkEnd w:id="38"/>
+      <w:bookmarkEnd w:id="39"/>
     </w:p>
     <w:p>
       <w:pPr>
@@ -4515,16 +5952,24 @@
       <w:pPr>
         <w:pStyle w:val="2"/>
       </w:pPr>
-      <w:bookmarkStart w:id="39" w:name="_Toc564"/>
-      <w:bookmarkStart w:id="40" w:name="_Toc198214326"/>
-      <w:r>
-        <w:rPr>
-          <w:rFonts w:hint="eastAsia"/>
-        </w:rPr>
-        <w:t>4.3 Forwad</w:t>
-      </w:r>
-      <w:bookmarkEnd w:id="39"/>
+      <w:bookmarkStart w:id="40" w:name="_Toc564"/>
+      <w:bookmarkStart w:id="41" w:name="_Toc221526645"/>
+      <w:r>
+        <w:rPr>
+          <w:rFonts w:hint="eastAsia"/>
+        </w:rPr>
+        <w:t xml:space="preserve">4.3 </w:t>
+      </w:r>
+      <w:proofErr w:type="spellStart"/>
+      <w:r>
+        <w:rPr>
+          <w:rFonts w:hint="eastAsia"/>
+        </w:rPr>
+        <w:t>Forwad</w:t>
+      </w:r>
       <w:bookmarkEnd w:id="40"/>
+      <w:bookmarkEnd w:id="41"/>
+      <w:proofErr w:type="spellEnd"/>
     </w:p>
     <w:p>
       <w:pPr>
@@ -4568,22 +6013,23 @@
       <w:pPr>
         <w:pStyle w:val="3"/>
       </w:pPr>
-      <w:bookmarkStart w:id="41" w:name="_Toc30945"/>
-      <w:bookmarkStart w:id="42" w:name="_Toc198214327"/>
-      <w:r>
-        <w:rPr>
-          <w:rFonts w:hint="eastAsia"/>
-        </w:rPr>
+      <w:bookmarkStart w:id="42" w:name="_Toc30945"/>
+      <w:bookmarkStart w:id="43" w:name="_Toc221526646"/>
+      <w:r>
+        <w:rPr>
+          <w:rFonts w:hint="eastAsia"/>
+        </w:rPr>
+        <w:lastRenderedPageBreak/>
         <w:t xml:space="preserve">4.3.1 </w:t>
       </w:r>
-      <w:bookmarkEnd w:id="41"/>
+      <w:bookmarkEnd w:id="42"/>
       <w:r>
         <w:rPr>
           <w:rFonts w:hint="eastAsia"/>
         </w:rPr>
         <w:t>Login</w:t>
       </w:r>
-      <w:bookmarkEnd w:id="42"/>
+      <w:bookmarkEnd w:id="43"/>
     </w:p>
     <w:p>
       <w:pPr>
@@ -4634,6 +6080,7 @@
           <w:highlight w:val="white"/>
         </w:rPr>
       </w:pPr>
+      <w:proofErr w:type="spellStart"/>
       <w:r>
         <w:rPr>
           <w:rFonts w:ascii="新宋体" w:eastAsia="新宋体" w:cs="新宋体"/>
@@ -4645,6 +6092,7 @@
         </w:rPr>
         <w:t>wHeader</w:t>
       </w:r>
+      <w:proofErr w:type="spellEnd"/>
       <w:r>
         <w:rPr>
           <w:rFonts w:ascii="新宋体" w:eastAsia="新宋体" w:cs="新宋体"/>
@@ -4675,6 +6123,7 @@
           <w:highlight w:val="white"/>
         </w:rPr>
       </w:pPr>
+      <w:proofErr w:type="spellStart"/>
       <w:r>
         <w:rPr>
           <w:rFonts w:ascii="新宋体" w:eastAsia="新宋体" w:cs="新宋体"/>
@@ -4686,6 +6135,7 @@
         </w:rPr>
         <w:t>xhToken</w:t>
       </w:r>
+      <w:proofErr w:type="spellEnd"/>
       <w:r>
         <w:rPr>
           <w:rFonts w:ascii="新宋体" w:eastAsia="新宋体" w:cs="新宋体"/>
@@ -4717,6 +6167,7 @@
           <w:szCs w:val="19"/>
         </w:rPr>
       </w:pPr>
+      <w:proofErr w:type="spellStart"/>
       <w:r>
         <w:rPr>
           <w:rFonts w:ascii="新宋体" w:eastAsia="新宋体" w:cs="新宋体"/>
@@ -4728,6 +6179,7 @@
         </w:rPr>
         <w:t>unOperatorType</w:t>
       </w:r>
+      <w:proofErr w:type="spellEnd"/>
       <w:r>
         <w:rPr>
           <w:rFonts w:ascii="新宋体" w:eastAsia="新宋体" w:cs="新宋体"/>
@@ -4759,6 +6211,7 @@
           <w:szCs w:val="19"/>
         </w:rPr>
       </w:pPr>
+      <w:proofErr w:type="spellStart"/>
       <w:r>
         <w:rPr>
           <w:rFonts w:ascii="新宋体" w:eastAsia="新宋体" w:cs="新宋体"/>
@@ -4770,6 +6223,7 @@
         </w:rPr>
         <w:t>unOperatorCode</w:t>
       </w:r>
+      <w:proofErr w:type="spellEnd"/>
       <w:r>
         <w:rPr>
           <w:rFonts w:ascii="新宋体" w:eastAsia="新宋体" w:cs="新宋体" w:hint="eastAsia"/>
@@ -4820,6 +6274,7 @@
           <w:sz w:val="19"/>
         </w:rPr>
       </w:pPr>
+      <w:proofErr w:type="spellStart"/>
       <w:r>
         <w:rPr>
           <w:rFonts w:ascii="新宋体" w:eastAsia="新宋体" w:cs="新宋体"/>
@@ -4831,6 +6286,7 @@
         </w:rPr>
         <w:t>unPacketSize</w:t>
       </w:r>
+      <w:proofErr w:type="spellEnd"/>
       <w:r>
         <w:rPr>
           <w:rFonts w:ascii="新宋体" w:eastAsia="新宋体" w:cs="新宋体" w:hint="eastAsia"/>
@@ -4862,6 +6318,8 @@
         </w:rPr>
         <w:t xml:space="preserve"> </w:t>
       </w:r>
+      <w:proofErr w:type="spellStart"/>
+      <w:proofErr w:type="gramStart"/>
       <w:r>
         <w:rPr>
           <w:rFonts w:ascii="新宋体" w:eastAsia="新宋体" w:hAnsi="新宋体" w:hint="eastAsia"/>
@@ -4871,6 +6329,7 @@
         </w:rPr>
         <w:t>sizeof</w:t>
       </w:r>
+      <w:proofErr w:type="spellEnd"/>
       <w:r>
         <w:rPr>
           <w:rFonts w:ascii="新宋体" w:eastAsia="新宋体" w:hAnsi="新宋体" w:hint="eastAsia"/>
@@ -4880,6 +6339,7 @@
         </w:rPr>
         <w:t>(</w:t>
       </w:r>
+      <w:proofErr w:type="gramEnd"/>
       <w:r>
         <w:rPr>
           <w:rFonts w:ascii="新宋体" w:eastAsia="新宋体" w:hAnsi="新宋体" w:hint="eastAsia"/>
@@ -4908,26 +6368,36 @@
           <w:sz w:val="19"/>
         </w:rPr>
       </w:pPr>
+      <w:proofErr w:type="spellStart"/>
       <w:r>
         <w:rPr>
           <w:rFonts w:ascii="新宋体" w:eastAsia="新宋体" w:hAnsi="新宋体" w:hint="eastAsia"/>
           <w:color w:val="000080"/>
           <w:sz w:val="19"/>
         </w:rPr>
-        <w:lastRenderedPageBreak/>
-        <w:t>byVersion = 0</w:t>
-      </w:r>
-    </w:p>
-    <w:p>
-      <w:pPr>
-        <w:rPr>
-          <w:rFonts w:ascii="新宋体" w:eastAsia="新宋体" w:cs="新宋体"/>
-          <w:color w:val="000080"/>
-          <w:kern w:val="0"/>
-          <w:sz w:val="19"/>
-          <w:szCs w:val="19"/>
-        </w:rPr>
-      </w:pPr>
+        <w:t>byVersion</w:t>
+      </w:r>
+      <w:proofErr w:type="spellEnd"/>
+      <w:r>
+        <w:rPr>
+          <w:rFonts w:ascii="新宋体" w:eastAsia="新宋体" w:hAnsi="新宋体" w:hint="eastAsia"/>
+          <w:color w:val="000080"/>
+          <w:sz w:val="19"/>
+        </w:rPr>
+        <w:t xml:space="preserve"> = 0</w:t>
+      </w:r>
+    </w:p>
+    <w:p>
+      <w:pPr>
+        <w:rPr>
+          <w:rFonts w:ascii="新宋体" w:eastAsia="新宋体" w:cs="新宋体"/>
+          <w:color w:val="000080"/>
+          <w:kern w:val="0"/>
+          <w:sz w:val="19"/>
+          <w:szCs w:val="19"/>
+        </w:rPr>
+      </w:pPr>
+      <w:proofErr w:type="spellStart"/>
       <w:r>
         <w:rPr>
           <w:rFonts w:ascii="新宋体" w:eastAsia="新宋体" w:cs="新宋体" w:hint="eastAsia"/>
@@ -4939,6 +6409,7 @@
         </w:rPr>
         <w:t>byIsReply</w:t>
       </w:r>
+      <w:proofErr w:type="spellEnd"/>
       <w:r>
         <w:rPr>
           <w:rFonts w:ascii="新宋体" w:eastAsia="新宋体" w:cs="新宋体"/>
@@ -4970,25 +6441,36 @@
           <w:szCs w:val="19"/>
         </w:rPr>
       </w:pPr>
+      <w:proofErr w:type="spellStart"/>
       <w:r>
         <w:rPr>
           <w:rFonts w:ascii="新宋体" w:eastAsia="新宋体" w:hAnsi="新宋体" w:hint="eastAsia"/>
           <w:color w:val="000080"/>
           <w:sz w:val="19"/>
         </w:rPr>
-        <w:t>wReserve = 0</w:t>
-      </w:r>
-    </w:p>
-    <w:p>
-      <w:pPr>
-        <w:rPr>
-          <w:rFonts w:ascii="新宋体" w:eastAsia="新宋体" w:cs="新宋体"/>
-          <w:color w:val="000080"/>
-          <w:kern w:val="0"/>
-          <w:sz w:val="19"/>
-          <w:szCs w:val="19"/>
-        </w:rPr>
-      </w:pPr>
+        <w:t>wReserve</w:t>
+      </w:r>
+      <w:proofErr w:type="spellEnd"/>
+      <w:r>
+        <w:rPr>
+          <w:rFonts w:ascii="新宋体" w:eastAsia="新宋体" w:hAnsi="新宋体" w:hint="eastAsia"/>
+          <w:color w:val="000080"/>
+          <w:sz w:val="19"/>
+        </w:rPr>
+        <w:t xml:space="preserve"> = 0</w:t>
+      </w:r>
+    </w:p>
+    <w:p>
+      <w:pPr>
+        <w:rPr>
+          <w:rFonts w:ascii="新宋体" w:eastAsia="新宋体" w:cs="新宋体"/>
+          <w:color w:val="000080"/>
+          <w:kern w:val="0"/>
+          <w:sz w:val="19"/>
+          <w:szCs w:val="19"/>
+        </w:rPr>
+      </w:pPr>
+      <w:proofErr w:type="spellStart"/>
       <w:r>
         <w:rPr>
           <w:rFonts w:ascii="新宋体" w:eastAsia="新宋体" w:cs="新宋体"/>
@@ -5000,6 +6482,7 @@
         </w:rPr>
         <w:t>wPacketSerial</w:t>
       </w:r>
+      <w:proofErr w:type="spellEnd"/>
       <w:r>
         <w:rPr>
           <w:rFonts w:ascii="新宋体" w:eastAsia="新宋体" w:cs="新宋体"/>
@@ -5019,6 +6502,7 @@
           <w:sz w:val="19"/>
         </w:rPr>
       </w:pPr>
+      <w:proofErr w:type="spellStart"/>
       <w:r>
         <w:rPr>
           <w:rFonts w:ascii="新宋体" w:eastAsia="新宋体" w:cs="新宋体"/>
@@ -5030,6 +6514,7 @@
         </w:rPr>
         <w:t>wTail</w:t>
       </w:r>
+      <w:proofErr w:type="spellEnd"/>
       <w:r>
         <w:rPr>
           <w:rFonts w:ascii="新宋体" w:eastAsia="新宋体" w:cs="新宋体"/>
@@ -5100,8 +6585,32 @@
         <w:rPr>
           <w:rFonts w:hint="eastAsia"/>
         </w:rPr>
-        <w:t>Protocol Header:wReserve 0 is sucesss</w:t>
-      </w:r>
+        <w:t xml:space="preserve">Protocol </w:t>
+      </w:r>
+      <w:proofErr w:type="spellStart"/>
+      <w:proofErr w:type="gramStart"/>
+      <w:r>
+        <w:rPr>
+          <w:rFonts w:hint="eastAsia"/>
+        </w:rPr>
+        <w:t>Header:wReserve</w:t>
+      </w:r>
+      <w:proofErr w:type="spellEnd"/>
+      <w:proofErr w:type="gramEnd"/>
+      <w:r>
+        <w:rPr>
+          <w:rFonts w:hint="eastAsia"/>
+        </w:rPr>
+        <w:t xml:space="preserve"> 0 is </w:t>
+      </w:r>
+      <w:proofErr w:type="spellStart"/>
+      <w:r>
+        <w:rPr>
+          <w:rFonts w:hint="eastAsia"/>
+        </w:rPr>
+        <w:t>sucesss</w:t>
+      </w:r>
+      <w:proofErr w:type="spellEnd"/>
     </w:p>
     <w:p>
       <w:pPr>
@@ -5114,6 +6623,7 @@
           <w:highlight w:val="white"/>
         </w:rPr>
       </w:pPr>
+      <w:proofErr w:type="spellStart"/>
       <w:r>
         <w:rPr>
           <w:rFonts w:ascii="新宋体" w:eastAsia="新宋体" w:cs="新宋体"/>
@@ -5125,6 +6635,7 @@
         </w:rPr>
         <w:t>wHeader</w:t>
       </w:r>
+      <w:proofErr w:type="spellEnd"/>
       <w:r>
         <w:rPr>
           <w:rFonts w:ascii="新宋体" w:eastAsia="新宋体" w:cs="新宋体"/>
@@ -5155,6 +6666,7 @@
           <w:highlight w:val="white"/>
         </w:rPr>
       </w:pPr>
+      <w:proofErr w:type="spellStart"/>
       <w:r>
         <w:rPr>
           <w:rFonts w:ascii="新宋体" w:eastAsia="新宋体" w:cs="新宋体"/>
@@ -5166,6 +6678,7 @@
         </w:rPr>
         <w:t>xhToken</w:t>
       </w:r>
+      <w:proofErr w:type="spellEnd"/>
       <w:r>
         <w:rPr>
           <w:rFonts w:ascii="新宋体" w:eastAsia="新宋体" w:cs="新宋体"/>
@@ -5197,6 +6710,7 @@
           <w:szCs w:val="19"/>
         </w:rPr>
       </w:pPr>
+      <w:proofErr w:type="spellStart"/>
       <w:r>
         <w:rPr>
           <w:rFonts w:ascii="新宋体" w:eastAsia="新宋体" w:cs="新宋体"/>
@@ -5208,6 +6722,7 @@
         </w:rPr>
         <w:t>unOperatorType</w:t>
       </w:r>
+      <w:proofErr w:type="spellEnd"/>
       <w:r>
         <w:rPr>
           <w:rFonts w:ascii="新宋体" w:eastAsia="新宋体" w:cs="新宋体"/>
@@ -5239,6 +6754,7 @@
           <w:szCs w:val="19"/>
         </w:rPr>
       </w:pPr>
+      <w:proofErr w:type="spellStart"/>
       <w:r>
         <w:rPr>
           <w:rFonts w:ascii="新宋体" w:eastAsia="新宋体" w:cs="新宋体"/>
@@ -5250,6 +6766,7 @@
         </w:rPr>
         <w:t>unOperatorCode</w:t>
       </w:r>
+      <w:proofErr w:type="spellEnd"/>
       <w:r>
         <w:rPr>
           <w:rFonts w:ascii="新宋体" w:eastAsia="新宋体" w:cs="新宋体" w:hint="eastAsia"/>
@@ -5302,6 +6819,7 @@
           <w:szCs w:val="19"/>
         </w:rPr>
       </w:pPr>
+      <w:proofErr w:type="spellStart"/>
       <w:r>
         <w:rPr>
           <w:rFonts w:ascii="新宋体" w:eastAsia="新宋体" w:cs="新宋体"/>
@@ -5313,6 +6831,7 @@
         </w:rPr>
         <w:t>unPacketSize</w:t>
       </w:r>
+      <w:proofErr w:type="spellEnd"/>
       <w:r>
         <w:rPr>
           <w:rFonts w:ascii="新宋体" w:eastAsia="新宋体" w:cs="新宋体" w:hint="eastAsia"/>
@@ -5353,25 +6872,36 @@
           <w:sz w:val="19"/>
         </w:rPr>
       </w:pPr>
+      <w:proofErr w:type="spellStart"/>
       <w:r>
         <w:rPr>
           <w:rFonts w:ascii="新宋体" w:eastAsia="新宋体" w:hAnsi="新宋体" w:hint="eastAsia"/>
           <w:color w:val="000080"/>
           <w:sz w:val="19"/>
         </w:rPr>
-        <w:t>byVersion = 0</w:t>
-      </w:r>
-    </w:p>
-    <w:p>
-      <w:pPr>
-        <w:rPr>
-          <w:rFonts w:ascii="新宋体" w:eastAsia="新宋体" w:cs="新宋体"/>
-          <w:color w:val="000080"/>
-          <w:kern w:val="0"/>
-          <w:sz w:val="19"/>
-          <w:szCs w:val="19"/>
-        </w:rPr>
-      </w:pPr>
+        <w:t>byVersion</w:t>
+      </w:r>
+      <w:proofErr w:type="spellEnd"/>
+      <w:r>
+        <w:rPr>
+          <w:rFonts w:ascii="新宋体" w:eastAsia="新宋体" w:hAnsi="新宋体" w:hint="eastAsia"/>
+          <w:color w:val="000080"/>
+          <w:sz w:val="19"/>
+        </w:rPr>
+        <w:t xml:space="preserve"> = 0</w:t>
+      </w:r>
+    </w:p>
+    <w:p>
+      <w:pPr>
+        <w:rPr>
+          <w:rFonts w:ascii="新宋体" w:eastAsia="新宋体" w:cs="新宋体"/>
+          <w:color w:val="000080"/>
+          <w:kern w:val="0"/>
+          <w:sz w:val="19"/>
+          <w:szCs w:val="19"/>
+        </w:rPr>
+      </w:pPr>
+      <w:proofErr w:type="spellStart"/>
       <w:r>
         <w:rPr>
           <w:rFonts w:ascii="新宋体" w:eastAsia="新宋体" w:cs="新宋体" w:hint="eastAsia"/>
@@ -5383,6 +6913,7 @@
         </w:rPr>
         <w:t>byIsReply</w:t>
       </w:r>
+      <w:proofErr w:type="spellEnd"/>
       <w:r>
         <w:rPr>
           <w:rFonts w:ascii="新宋体" w:eastAsia="新宋体" w:cs="新宋体"/>
@@ -5414,25 +6945,36 @@
           <w:szCs w:val="19"/>
         </w:rPr>
       </w:pPr>
+      <w:proofErr w:type="spellStart"/>
       <w:r>
         <w:rPr>
           <w:rFonts w:ascii="新宋体" w:eastAsia="新宋体" w:hAnsi="新宋体" w:hint="eastAsia"/>
           <w:color w:val="000080"/>
           <w:sz w:val="19"/>
         </w:rPr>
-        <w:t>wReserve = 0</w:t>
-      </w:r>
-    </w:p>
-    <w:p>
-      <w:pPr>
-        <w:rPr>
-          <w:rFonts w:ascii="新宋体" w:eastAsia="新宋体" w:cs="新宋体"/>
-          <w:color w:val="000080"/>
-          <w:kern w:val="0"/>
-          <w:sz w:val="19"/>
-          <w:szCs w:val="19"/>
-        </w:rPr>
-      </w:pPr>
+        <w:t>wReserve</w:t>
+      </w:r>
+      <w:proofErr w:type="spellEnd"/>
+      <w:r>
+        <w:rPr>
+          <w:rFonts w:ascii="新宋体" w:eastAsia="新宋体" w:hAnsi="新宋体" w:hint="eastAsia"/>
+          <w:color w:val="000080"/>
+          <w:sz w:val="19"/>
+        </w:rPr>
+        <w:t xml:space="preserve"> = 0</w:t>
+      </w:r>
+    </w:p>
+    <w:p>
+      <w:pPr>
+        <w:rPr>
+          <w:rFonts w:ascii="新宋体" w:eastAsia="新宋体" w:cs="新宋体"/>
+          <w:color w:val="000080"/>
+          <w:kern w:val="0"/>
+          <w:sz w:val="19"/>
+          <w:szCs w:val="19"/>
+        </w:rPr>
+      </w:pPr>
+      <w:proofErr w:type="spellStart"/>
       <w:r>
         <w:rPr>
           <w:rFonts w:ascii="新宋体" w:eastAsia="新宋体" w:cs="新宋体"/>
@@ -5444,6 +6986,7 @@
         </w:rPr>
         <w:t>wPacketSerial</w:t>
       </w:r>
+      <w:proofErr w:type="spellEnd"/>
       <w:r>
         <w:rPr>
           <w:rFonts w:ascii="新宋体" w:eastAsia="新宋体" w:cs="新宋体"/>
@@ -5456,6 +6999,7 @@
       </w:r>
     </w:p>
     <w:p>
+      <w:proofErr w:type="spellStart"/>
       <w:r>
         <w:rPr>
           <w:rFonts w:ascii="新宋体" w:eastAsia="新宋体" w:cs="新宋体"/>
@@ -5467,6 +7011,7 @@
         </w:rPr>
         <w:t>wTail</w:t>
       </w:r>
+      <w:proofErr w:type="spellEnd"/>
       <w:r>
         <w:rPr>
           <w:rFonts w:ascii="新宋体" w:eastAsia="新宋体" w:cs="新宋体"/>
@@ -5500,22 +7045,22 @@
       <w:pPr>
         <w:pStyle w:val="3"/>
       </w:pPr>
-      <w:bookmarkStart w:id="43" w:name="_Toc29667"/>
-      <w:bookmarkStart w:id="44" w:name="_Toc198214328"/>
+      <w:bookmarkStart w:id="44" w:name="_Toc29667"/>
+      <w:bookmarkStart w:id="45" w:name="_Toc221526647"/>
       <w:r>
         <w:rPr>
           <w:rFonts w:hint="eastAsia"/>
         </w:rPr>
         <w:t xml:space="preserve">4.3.2 </w:t>
       </w:r>
-      <w:bookmarkEnd w:id="43"/>
+      <w:bookmarkEnd w:id="44"/>
       <w:r>
         <w:rPr>
           <w:rFonts w:hint="eastAsia"/>
         </w:rPr>
         <w:t>List</w:t>
       </w:r>
-      <w:bookmarkEnd w:id="44"/>
+      <w:bookmarkEnd w:id="45"/>
     </w:p>
     <w:p>
       <w:pPr>
@@ -5550,6 +7095,7 @@
           <w:highlight w:val="white"/>
         </w:rPr>
       </w:pPr>
+      <w:proofErr w:type="spellStart"/>
       <w:r>
         <w:rPr>
           <w:rFonts w:ascii="新宋体" w:eastAsia="新宋体" w:cs="新宋体"/>
@@ -5561,6 +7107,7 @@
         </w:rPr>
         <w:t>wHeader</w:t>
       </w:r>
+      <w:proofErr w:type="spellEnd"/>
       <w:r>
         <w:rPr>
           <w:rFonts w:ascii="新宋体" w:eastAsia="新宋体" w:cs="新宋体"/>
@@ -5591,6 +7138,7 @@
           <w:highlight w:val="white"/>
         </w:rPr>
       </w:pPr>
+      <w:proofErr w:type="spellStart"/>
       <w:r>
         <w:rPr>
           <w:rFonts w:ascii="新宋体" w:eastAsia="新宋体" w:cs="新宋体"/>
@@ -5600,8 +7148,10 @@
           <w:szCs w:val="19"/>
           <w:highlight w:val="white"/>
         </w:rPr>
+        <w:lastRenderedPageBreak/>
         <w:t>xhToken</w:t>
       </w:r>
+      <w:proofErr w:type="spellEnd"/>
       <w:r>
         <w:rPr>
           <w:rFonts w:ascii="新宋体" w:eastAsia="新宋体" w:cs="新宋体"/>
@@ -5633,6 +7183,7 @@
           <w:szCs w:val="19"/>
         </w:rPr>
       </w:pPr>
+      <w:proofErr w:type="spellStart"/>
       <w:r>
         <w:rPr>
           <w:rFonts w:ascii="新宋体" w:eastAsia="新宋体" w:cs="新宋体"/>
@@ -5644,6 +7195,7 @@
         </w:rPr>
         <w:t>unOperatorType</w:t>
       </w:r>
+      <w:proofErr w:type="spellEnd"/>
       <w:r>
         <w:rPr>
           <w:rFonts w:ascii="新宋体" w:eastAsia="新宋体" w:cs="新宋体"/>
@@ -5674,6 +7226,7 @@
           <w:szCs w:val="19"/>
         </w:rPr>
       </w:pPr>
+      <w:proofErr w:type="spellStart"/>
       <w:r>
         <w:rPr>
           <w:rFonts w:ascii="新宋体" w:eastAsia="新宋体" w:cs="新宋体"/>
@@ -5685,6 +7238,7 @@
         </w:rPr>
         <w:t>unOperatorCode</w:t>
       </w:r>
+      <w:proofErr w:type="spellEnd"/>
       <w:r>
         <w:rPr>
           <w:rFonts w:ascii="新宋体" w:eastAsia="新宋体" w:cs="新宋体" w:hint="eastAsia"/>
@@ -5735,6 +7289,7 @@
           <w:sz w:val="19"/>
         </w:rPr>
       </w:pPr>
+      <w:proofErr w:type="spellStart"/>
       <w:r>
         <w:rPr>
           <w:rFonts w:ascii="新宋体" w:eastAsia="新宋体" w:cs="新宋体"/>
@@ -5746,6 +7301,7 @@
         </w:rPr>
         <w:t>unPacketSize</w:t>
       </w:r>
+      <w:proofErr w:type="spellEnd"/>
       <w:r>
         <w:rPr>
           <w:rFonts w:ascii="新宋体" w:eastAsia="新宋体" w:cs="新宋体" w:hint="eastAsia"/>
@@ -5786,25 +7342,36 @@
           <w:sz w:val="19"/>
         </w:rPr>
       </w:pPr>
+      <w:proofErr w:type="spellStart"/>
       <w:r>
         <w:rPr>
           <w:rFonts w:ascii="新宋体" w:eastAsia="新宋体" w:hAnsi="新宋体" w:hint="eastAsia"/>
           <w:color w:val="000080"/>
           <w:sz w:val="19"/>
         </w:rPr>
-        <w:t>byVersion = 0</w:t>
-      </w:r>
-    </w:p>
-    <w:p>
-      <w:pPr>
-        <w:rPr>
-          <w:rFonts w:ascii="新宋体" w:eastAsia="新宋体" w:cs="新宋体"/>
-          <w:color w:val="000080"/>
-          <w:kern w:val="0"/>
-          <w:sz w:val="19"/>
-          <w:szCs w:val="19"/>
-        </w:rPr>
-      </w:pPr>
+        <w:t>byVersion</w:t>
+      </w:r>
+      <w:proofErr w:type="spellEnd"/>
+      <w:r>
+        <w:rPr>
+          <w:rFonts w:ascii="新宋体" w:eastAsia="新宋体" w:hAnsi="新宋体" w:hint="eastAsia"/>
+          <w:color w:val="000080"/>
+          <w:sz w:val="19"/>
+        </w:rPr>
+        <w:t xml:space="preserve"> = 0</w:t>
+      </w:r>
+    </w:p>
+    <w:p>
+      <w:pPr>
+        <w:rPr>
+          <w:rFonts w:ascii="新宋体" w:eastAsia="新宋体" w:cs="新宋体"/>
+          <w:color w:val="000080"/>
+          <w:kern w:val="0"/>
+          <w:sz w:val="19"/>
+          <w:szCs w:val="19"/>
+        </w:rPr>
+      </w:pPr>
+      <w:proofErr w:type="spellStart"/>
       <w:r>
         <w:rPr>
           <w:rFonts w:ascii="新宋体" w:eastAsia="新宋体" w:cs="新宋体" w:hint="eastAsia"/>
@@ -5816,6 +7383,7 @@
         </w:rPr>
         <w:t>byIsReply</w:t>
       </w:r>
+      <w:proofErr w:type="spellEnd"/>
       <w:r>
         <w:rPr>
           <w:rFonts w:ascii="新宋体" w:eastAsia="新宋体" w:cs="新宋体"/>
@@ -5847,25 +7415,36 @@
           <w:szCs w:val="19"/>
         </w:rPr>
       </w:pPr>
+      <w:proofErr w:type="spellStart"/>
       <w:r>
         <w:rPr>
           <w:rFonts w:ascii="新宋体" w:eastAsia="新宋体" w:hAnsi="新宋体" w:hint="eastAsia"/>
           <w:color w:val="000080"/>
           <w:sz w:val="19"/>
         </w:rPr>
-        <w:t>wReserve = 0</w:t>
-      </w:r>
-    </w:p>
-    <w:p>
-      <w:pPr>
-        <w:rPr>
-          <w:rFonts w:ascii="新宋体" w:eastAsia="新宋体" w:cs="新宋体"/>
-          <w:color w:val="000080"/>
-          <w:kern w:val="0"/>
-          <w:sz w:val="19"/>
-          <w:szCs w:val="19"/>
-        </w:rPr>
-      </w:pPr>
+        <w:t>wReserve</w:t>
+      </w:r>
+      <w:proofErr w:type="spellEnd"/>
+      <w:r>
+        <w:rPr>
+          <w:rFonts w:ascii="新宋体" w:eastAsia="新宋体" w:hAnsi="新宋体" w:hint="eastAsia"/>
+          <w:color w:val="000080"/>
+          <w:sz w:val="19"/>
+        </w:rPr>
+        <w:t xml:space="preserve"> = 0</w:t>
+      </w:r>
+    </w:p>
+    <w:p>
+      <w:pPr>
+        <w:rPr>
+          <w:rFonts w:ascii="新宋体" w:eastAsia="新宋体" w:cs="新宋体"/>
+          <w:color w:val="000080"/>
+          <w:kern w:val="0"/>
+          <w:sz w:val="19"/>
+          <w:szCs w:val="19"/>
+        </w:rPr>
+      </w:pPr>
+      <w:proofErr w:type="spellStart"/>
       <w:r>
         <w:rPr>
           <w:rFonts w:ascii="新宋体" w:eastAsia="新宋体" w:cs="新宋体"/>
@@ -5877,6 +7456,7 @@
         </w:rPr>
         <w:t>wPacketSerial</w:t>
       </w:r>
+      <w:proofErr w:type="spellEnd"/>
       <w:r>
         <w:rPr>
           <w:rFonts w:ascii="新宋体" w:eastAsia="新宋体" w:cs="新宋体"/>
@@ -5896,6 +7476,7 @@
           <w:sz w:val="19"/>
         </w:rPr>
       </w:pPr>
+      <w:proofErr w:type="spellStart"/>
       <w:r>
         <w:rPr>
           <w:rFonts w:ascii="新宋体" w:eastAsia="新宋体" w:cs="新宋体"/>
@@ -5907,6 +7488,7 @@
         </w:rPr>
         <w:t>wTail</w:t>
       </w:r>
+      <w:proofErr w:type="spellEnd"/>
       <w:r>
         <w:rPr>
           <w:rFonts w:ascii="新宋体" w:eastAsia="新宋体" w:cs="新宋体"/>
@@ -5969,6 +7551,7 @@
           <w:highlight w:val="white"/>
         </w:rPr>
       </w:pPr>
+      <w:proofErr w:type="spellStart"/>
       <w:r>
         <w:rPr>
           <w:rFonts w:ascii="新宋体" w:eastAsia="新宋体" w:cs="新宋体"/>
@@ -5978,9 +7561,9 @@
           <w:szCs w:val="19"/>
           <w:highlight w:val="white"/>
         </w:rPr>
-        <w:lastRenderedPageBreak/>
         <w:t>wHeader</w:t>
       </w:r>
+      <w:proofErr w:type="spellEnd"/>
       <w:r>
         <w:rPr>
           <w:rFonts w:ascii="新宋体" w:eastAsia="新宋体" w:cs="新宋体"/>
@@ -6011,6 +7594,7 @@
           <w:highlight w:val="white"/>
         </w:rPr>
       </w:pPr>
+      <w:proofErr w:type="spellStart"/>
       <w:r>
         <w:rPr>
           <w:rFonts w:ascii="新宋体" w:eastAsia="新宋体" w:cs="新宋体"/>
@@ -6022,6 +7606,7 @@
         </w:rPr>
         <w:t>xhToken</w:t>
       </w:r>
+      <w:proofErr w:type="spellEnd"/>
       <w:r>
         <w:rPr>
           <w:rFonts w:ascii="新宋体" w:eastAsia="新宋体" w:cs="新宋体"/>
@@ -6053,6 +7638,7 @@
           <w:szCs w:val="19"/>
         </w:rPr>
       </w:pPr>
+      <w:proofErr w:type="spellStart"/>
       <w:r>
         <w:rPr>
           <w:rFonts w:ascii="新宋体" w:eastAsia="新宋体" w:cs="新宋体"/>
@@ -6064,6 +7650,7 @@
         </w:rPr>
         <w:t>unOperatorType</w:t>
       </w:r>
+      <w:proofErr w:type="spellEnd"/>
       <w:r>
         <w:rPr>
           <w:rFonts w:ascii="新宋体" w:eastAsia="新宋体" w:cs="新宋体"/>
@@ -6094,6 +7681,7 @@
           <w:szCs w:val="19"/>
         </w:rPr>
       </w:pPr>
+      <w:proofErr w:type="spellStart"/>
       <w:r>
         <w:rPr>
           <w:rFonts w:ascii="新宋体" w:eastAsia="新宋体" w:cs="新宋体"/>
@@ -6105,6 +7693,7 @@
         </w:rPr>
         <w:t>unOperatorCode</w:t>
       </w:r>
+      <w:proofErr w:type="spellEnd"/>
       <w:r>
         <w:rPr>
           <w:rFonts w:ascii="新宋体" w:eastAsia="新宋体" w:cs="新宋体" w:hint="eastAsia"/>
@@ -6157,6 +7746,7 @@
           <w:szCs w:val="19"/>
         </w:rPr>
       </w:pPr>
+      <w:proofErr w:type="spellStart"/>
       <w:r>
         <w:rPr>
           <w:rFonts w:ascii="新宋体" w:eastAsia="新宋体" w:cs="新宋体"/>
@@ -6168,6 +7758,7 @@
         </w:rPr>
         <w:t>unPacketSize</w:t>
       </w:r>
+      <w:proofErr w:type="spellEnd"/>
       <w:r>
         <w:rPr>
           <w:rFonts w:ascii="新宋体" w:eastAsia="新宋体" w:cs="新宋体" w:hint="eastAsia"/>
@@ -6208,25 +7799,36 @@
           <w:sz w:val="19"/>
         </w:rPr>
       </w:pPr>
+      <w:proofErr w:type="spellStart"/>
       <w:r>
         <w:rPr>
           <w:rFonts w:ascii="新宋体" w:eastAsia="新宋体" w:hAnsi="新宋体" w:hint="eastAsia"/>
           <w:color w:val="000080"/>
           <w:sz w:val="19"/>
         </w:rPr>
-        <w:t>byVersion = 0</w:t>
-      </w:r>
-    </w:p>
-    <w:p>
-      <w:pPr>
-        <w:rPr>
-          <w:rFonts w:ascii="新宋体" w:eastAsia="新宋体" w:cs="新宋体"/>
-          <w:color w:val="000080"/>
-          <w:kern w:val="0"/>
-          <w:sz w:val="19"/>
-          <w:szCs w:val="19"/>
-        </w:rPr>
-      </w:pPr>
+        <w:t>byVersion</w:t>
+      </w:r>
+      <w:proofErr w:type="spellEnd"/>
+      <w:r>
+        <w:rPr>
+          <w:rFonts w:ascii="新宋体" w:eastAsia="新宋体" w:hAnsi="新宋体" w:hint="eastAsia"/>
+          <w:color w:val="000080"/>
+          <w:sz w:val="19"/>
+        </w:rPr>
+        <w:t xml:space="preserve"> = 0</w:t>
+      </w:r>
+    </w:p>
+    <w:p>
+      <w:pPr>
+        <w:rPr>
+          <w:rFonts w:ascii="新宋体" w:eastAsia="新宋体" w:cs="新宋体"/>
+          <w:color w:val="000080"/>
+          <w:kern w:val="0"/>
+          <w:sz w:val="19"/>
+          <w:szCs w:val="19"/>
+        </w:rPr>
+      </w:pPr>
+      <w:proofErr w:type="spellStart"/>
       <w:r>
         <w:rPr>
           <w:rFonts w:ascii="新宋体" w:eastAsia="新宋体" w:cs="新宋体" w:hint="eastAsia"/>
@@ -6238,6 +7840,7 @@
         </w:rPr>
         <w:t>byIsReply</w:t>
       </w:r>
+      <w:proofErr w:type="spellEnd"/>
       <w:r>
         <w:rPr>
           <w:rFonts w:ascii="新宋体" w:eastAsia="新宋体" w:cs="新宋体"/>
@@ -6269,25 +7872,36 @@
           <w:szCs w:val="19"/>
         </w:rPr>
       </w:pPr>
+      <w:proofErr w:type="spellStart"/>
       <w:r>
         <w:rPr>
           <w:rFonts w:ascii="新宋体" w:eastAsia="新宋体" w:hAnsi="新宋体" w:hint="eastAsia"/>
           <w:color w:val="000080"/>
           <w:sz w:val="19"/>
         </w:rPr>
-        <w:t>wReserve = 0</w:t>
-      </w:r>
-    </w:p>
-    <w:p>
-      <w:pPr>
-        <w:rPr>
-          <w:rFonts w:ascii="新宋体" w:eastAsia="新宋体" w:cs="新宋体"/>
-          <w:color w:val="000080"/>
-          <w:kern w:val="0"/>
-          <w:sz w:val="19"/>
-          <w:szCs w:val="19"/>
-        </w:rPr>
-      </w:pPr>
+        <w:t>wReserve</w:t>
+      </w:r>
+      <w:proofErr w:type="spellEnd"/>
+      <w:r>
+        <w:rPr>
+          <w:rFonts w:ascii="新宋体" w:eastAsia="新宋体" w:hAnsi="新宋体" w:hint="eastAsia"/>
+          <w:color w:val="000080"/>
+          <w:sz w:val="19"/>
+        </w:rPr>
+        <w:t xml:space="preserve"> = 0</w:t>
+      </w:r>
+    </w:p>
+    <w:p>
+      <w:pPr>
+        <w:rPr>
+          <w:rFonts w:ascii="新宋体" w:eastAsia="新宋体" w:cs="新宋体"/>
+          <w:color w:val="000080"/>
+          <w:kern w:val="0"/>
+          <w:sz w:val="19"/>
+          <w:szCs w:val="19"/>
+        </w:rPr>
+      </w:pPr>
+      <w:proofErr w:type="spellStart"/>
       <w:r>
         <w:rPr>
           <w:rFonts w:ascii="新宋体" w:eastAsia="新宋体" w:cs="新宋体"/>
@@ -6299,6 +7913,7 @@
         </w:rPr>
         <w:t>wPacketSerial</w:t>
       </w:r>
+      <w:proofErr w:type="spellEnd"/>
       <w:r>
         <w:rPr>
           <w:rFonts w:ascii="新宋体" w:eastAsia="新宋体" w:cs="新宋体"/>
@@ -6318,6 +7933,7 @@
           <w:sz w:val="19"/>
         </w:rPr>
       </w:pPr>
+      <w:proofErr w:type="spellStart"/>
       <w:r>
         <w:rPr>
           <w:rFonts w:ascii="新宋体" w:eastAsia="新宋体" w:cs="新宋体"/>
@@ -6329,6 +7945,7 @@
         </w:rPr>
         <w:t>wTail</w:t>
       </w:r>
+      <w:proofErr w:type="spellEnd"/>
       <w:r>
         <w:rPr>
           <w:rFonts w:ascii="新宋体" w:eastAsia="新宋体" w:cs="新宋体"/>
@@ -6376,8 +7993,13 @@
     </w:p>
     <w:p>
       <w:r>
-        <w:t xml:space="preserve">    "Array":[</w:t>
-      </w:r>
+        <w:t xml:space="preserve">    "Array</w:t>
+      </w:r>
+      <w:proofErr w:type="gramStart"/>
+      <w:r>
+        <w:t>":[</w:t>
+      </w:r>
+      <w:proofErr w:type="gramEnd"/>
     </w:p>
     <w:p>
       <w:r>
@@ -6386,13 +8008,41 @@
     </w:p>
     <w:p>
       <w:r>
-        <w:t xml:space="preserve">            "bForward":false,</w:t>
-      </w:r>
-    </w:p>
-    <w:p>
-      <w:r>
-        <w:t xml:space="preserve">            "st_UserAuth":{</w:t>
-      </w:r>
+        <w:t xml:space="preserve">            "</w:t>
+      </w:r>
+      <w:proofErr w:type="spellStart"/>
+      <w:r>
+        <w:t>bForward</w:t>
+      </w:r>
+      <w:proofErr w:type="spellEnd"/>
+      <w:proofErr w:type="gramStart"/>
+      <w:r>
+        <w:t>":false</w:t>
+      </w:r>
+      <w:proofErr w:type="gramEnd"/>
+      <w:r>
+        <w:t>,</w:t>
+      </w:r>
+    </w:p>
+    <w:p>
+      <w:r>
+        <w:t xml:space="preserve">            "</w:t>
+      </w:r>
+      <w:proofErr w:type="spellStart"/>
+      <w:proofErr w:type="gramStart"/>
+      <w:r>
+        <w:t>st</w:t>
+      </w:r>
+      <w:proofErr w:type="gramEnd"/>
+      <w:r>
+        <w:t>_UserAuth</w:t>
+      </w:r>
+      <w:proofErr w:type="spellEnd"/>
+      <w:proofErr w:type="gramStart"/>
+      <w:r>
+        <w:t>":{</w:t>
+      </w:r>
+      <w:proofErr w:type="gramEnd"/>
     </w:p>
     <w:p>
       <w:r>
@@ -6406,17 +8056,41 @@
     </w:p>
     <w:p>
       <w:r>
-        <w:t xml:space="preserve">                "tszDCode":"",</w:t>
-      </w:r>
-    </w:p>
-    <w:p>
-      <w:r>
-        <w:t xml:space="preserve">                "tszUserName":"test",</w:t>
-      </w:r>
-    </w:p>
-    <w:p>
-      <w:r>
-        <w:t xml:space="preserve">                "tszUserPass":""</w:t>
+        <w:t xml:space="preserve">                "</w:t>
+      </w:r>
+      <w:proofErr w:type="spellStart"/>
+      <w:r>
+        <w:t>tszDCode</w:t>
+      </w:r>
+      <w:proofErr w:type="spellEnd"/>
+      <w:r>
+        <w:t>":"",</w:t>
+      </w:r>
+    </w:p>
+    <w:p>
+      <w:r>
+        <w:t xml:space="preserve">                "</w:t>
+      </w:r>
+      <w:proofErr w:type="spellStart"/>
+      <w:r>
+        <w:t>tszUserName</w:t>
+      </w:r>
+      <w:proofErr w:type="spellEnd"/>
+      <w:r>
+        <w:t>":"test",</w:t>
+      </w:r>
+    </w:p>
+    <w:p>
+      <w:r>
+        <w:t xml:space="preserve">                "</w:t>
+      </w:r>
+      <w:proofErr w:type="spellStart"/>
+      <w:r>
+        <w:t>tszUserPass</w:t>
+      </w:r>
+      <w:proofErr w:type="spellEnd"/>
+      <w:r>
+        <w:t>":""</w:t>
       </w:r>
     </w:p>
     <w:p>
@@ -6426,7 +8100,15 @@
     </w:p>
     <w:p>
       <w:r>
-        <w:t xml:space="preserve">            "tszDstAddr":"",</w:t>
+        <w:t xml:space="preserve">            "</w:t>
+      </w:r>
+      <w:proofErr w:type="spellStart"/>
+      <w:r>
+        <w:t>tszDstAddr</w:t>
+      </w:r>
+      <w:proofErr w:type="spellEnd"/>
+      <w:r>
+        <w:t>":"",</w:t>
       </w:r>
     </w:p>
     <w:p>
@@ -6458,22 +8140,23 @@
       <w:pPr>
         <w:pStyle w:val="3"/>
       </w:pPr>
-      <w:bookmarkStart w:id="45" w:name="_Toc6190"/>
-      <w:bookmarkStart w:id="46" w:name="_Toc198214329"/>
-      <w:r>
-        <w:rPr>
-          <w:rFonts w:hint="eastAsia"/>
-        </w:rPr>
+      <w:bookmarkStart w:id="46" w:name="_Toc6190"/>
+      <w:bookmarkStart w:id="47" w:name="_Toc221526648"/>
+      <w:r>
+        <w:rPr>
+          <w:rFonts w:hint="eastAsia"/>
+        </w:rPr>
+        <w:lastRenderedPageBreak/>
         <w:t xml:space="preserve">4.3.3 </w:t>
       </w:r>
-      <w:bookmarkEnd w:id="45"/>
+      <w:bookmarkEnd w:id="46"/>
       <w:r>
         <w:rPr>
           <w:rFonts w:hint="eastAsia"/>
         </w:rPr>
         <w:t>Bind</w:t>
       </w:r>
-      <w:bookmarkEnd w:id="46"/>
+      <w:bookmarkEnd w:id="47"/>
     </w:p>
     <w:p>
       <w:pPr>
@@ -6533,6 +8216,7 @@
           <w:highlight w:val="white"/>
         </w:rPr>
       </w:pPr>
+      <w:proofErr w:type="spellStart"/>
       <w:r>
         <w:rPr>
           <w:rFonts w:ascii="新宋体" w:eastAsia="新宋体" w:cs="新宋体"/>
@@ -6544,6 +8228,7 @@
         </w:rPr>
         <w:t>wHeader</w:t>
       </w:r>
+      <w:proofErr w:type="spellEnd"/>
       <w:r>
         <w:rPr>
           <w:rFonts w:ascii="新宋体" w:eastAsia="新宋体" w:cs="新宋体"/>
@@ -6574,6 +8259,7 @@
           <w:highlight w:val="white"/>
         </w:rPr>
       </w:pPr>
+      <w:proofErr w:type="spellStart"/>
       <w:r>
         <w:rPr>
           <w:rFonts w:ascii="新宋体" w:eastAsia="新宋体" w:cs="新宋体"/>
@@ -6585,6 +8271,7 @@
         </w:rPr>
         <w:t>xhToken</w:t>
       </w:r>
+      <w:proofErr w:type="spellEnd"/>
       <w:r>
         <w:rPr>
           <w:rFonts w:ascii="新宋体" w:eastAsia="新宋体" w:cs="新宋体"/>
@@ -6616,6 +8303,7 @@
           <w:szCs w:val="19"/>
         </w:rPr>
       </w:pPr>
+      <w:proofErr w:type="spellStart"/>
       <w:r>
         <w:rPr>
           <w:rFonts w:ascii="新宋体" w:eastAsia="新宋体" w:cs="新宋体"/>
@@ -6627,15 +8315,27 @@
         </w:rPr>
         <w:t>unOperatorType</w:t>
       </w:r>
-      <w:r>
-        <w:rPr>
-          <w:rFonts w:ascii="新宋体" w:eastAsia="新宋体" w:cs="新宋体"/>
-          <w:color w:val="000080"/>
-          <w:kern w:val="0"/>
-          <w:sz w:val="19"/>
-          <w:szCs w:val="19"/>
-        </w:rPr>
-        <w:t xml:space="preserve"> =  </w:t>
+      <w:proofErr w:type="spellEnd"/>
+      <w:r>
+        <w:rPr>
+          <w:rFonts w:ascii="新宋体" w:eastAsia="新宋体" w:cs="新宋体"/>
+          <w:color w:val="000080"/>
+          <w:kern w:val="0"/>
+          <w:sz w:val="19"/>
+          <w:szCs w:val="19"/>
+        </w:rPr>
+        <w:t xml:space="preserve"> </w:t>
+      </w:r>
+      <w:proofErr w:type="gramStart"/>
+      <w:r>
+        <w:rPr>
+          <w:rFonts w:ascii="新宋体" w:eastAsia="新宋体" w:cs="新宋体"/>
+          <w:color w:val="000080"/>
+          <w:kern w:val="0"/>
+          <w:sz w:val="19"/>
+          <w:szCs w:val="19"/>
+        </w:rPr>
+        <w:t xml:space="preserve">=  </w:t>
       </w:r>
       <w:r>
         <w:rPr>
@@ -6644,7 +8344,17 @@
           <w:sz w:val="19"/>
           <w:szCs w:val="24"/>
         </w:rPr>
-        <w:t>ENUM_XENGINE_COMMUNICATION_PROTOCOL_TYPE_USER_FORWARD</w:t>
+        <w:t>ENUM</w:t>
+      </w:r>
+      <w:proofErr w:type="gramEnd"/>
+      <w:r>
+        <w:rPr>
+          <w:rFonts w:ascii="新宋体" w:eastAsia="新宋体" w:hAnsi="新宋体" w:hint="eastAsia"/>
+          <w:color w:val="2F4F4F"/>
+          <w:sz w:val="19"/>
+          <w:szCs w:val="24"/>
+        </w:rPr>
+        <w:t>_XENGINE_COMMUNICATION_PROTOCOL_TYPE_USER_FORWARD</w:t>
       </w:r>
     </w:p>
     <w:p>
@@ -6657,6 +8367,7 @@
           <w:szCs w:val="19"/>
         </w:rPr>
       </w:pPr>
+      <w:proofErr w:type="spellStart"/>
       <w:r>
         <w:rPr>
           <w:rFonts w:ascii="新宋体" w:eastAsia="新宋体" w:cs="新宋体"/>
@@ -6668,6 +8379,7 @@
         </w:rPr>
         <w:t>unOperatorCode</w:t>
       </w:r>
+      <w:proofErr w:type="spellEnd"/>
       <w:r>
         <w:rPr>
           <w:rFonts w:ascii="新宋体" w:eastAsia="新宋体" w:cs="新宋体" w:hint="eastAsia"/>
@@ -6718,6 +8430,7 @@
           <w:sz w:val="19"/>
         </w:rPr>
       </w:pPr>
+      <w:proofErr w:type="spellStart"/>
       <w:r>
         <w:rPr>
           <w:rFonts w:ascii="新宋体" w:eastAsia="新宋体" w:cs="新宋体"/>
@@ -6729,6 +8442,7 @@
         </w:rPr>
         <w:t>unPacketSize</w:t>
       </w:r>
+      <w:proofErr w:type="spellEnd"/>
       <w:r>
         <w:rPr>
           <w:rFonts w:ascii="新宋体" w:eastAsia="新宋体" w:cs="新宋体" w:hint="eastAsia"/>
@@ -6769,26 +8483,36 @@
           <w:sz w:val="19"/>
         </w:rPr>
       </w:pPr>
+      <w:proofErr w:type="spellStart"/>
       <w:r>
         <w:rPr>
           <w:rFonts w:ascii="新宋体" w:eastAsia="新宋体" w:hAnsi="新宋体" w:hint="eastAsia"/>
           <w:color w:val="000080"/>
           <w:sz w:val="19"/>
         </w:rPr>
-        <w:lastRenderedPageBreak/>
-        <w:t>byVersion = 0</w:t>
-      </w:r>
-    </w:p>
-    <w:p>
-      <w:pPr>
-        <w:rPr>
-          <w:rFonts w:ascii="新宋体" w:eastAsia="新宋体" w:cs="新宋体"/>
-          <w:color w:val="000080"/>
-          <w:kern w:val="0"/>
-          <w:sz w:val="19"/>
-          <w:szCs w:val="19"/>
-        </w:rPr>
-      </w:pPr>
+        <w:t>byVersion</w:t>
+      </w:r>
+      <w:proofErr w:type="spellEnd"/>
+      <w:r>
+        <w:rPr>
+          <w:rFonts w:ascii="新宋体" w:eastAsia="新宋体" w:hAnsi="新宋体" w:hint="eastAsia"/>
+          <w:color w:val="000080"/>
+          <w:sz w:val="19"/>
+        </w:rPr>
+        <w:t xml:space="preserve"> = 0</w:t>
+      </w:r>
+    </w:p>
+    <w:p>
+      <w:pPr>
+        <w:rPr>
+          <w:rFonts w:ascii="新宋体" w:eastAsia="新宋体" w:cs="新宋体"/>
+          <w:color w:val="000080"/>
+          <w:kern w:val="0"/>
+          <w:sz w:val="19"/>
+          <w:szCs w:val="19"/>
+        </w:rPr>
+      </w:pPr>
+      <w:proofErr w:type="spellStart"/>
       <w:r>
         <w:rPr>
           <w:rFonts w:ascii="新宋体" w:eastAsia="新宋体" w:cs="新宋体" w:hint="eastAsia"/>
@@ -6800,6 +8524,7 @@
         </w:rPr>
         <w:t>byIsReply</w:t>
       </w:r>
+      <w:proofErr w:type="spellEnd"/>
       <w:r>
         <w:rPr>
           <w:rFonts w:ascii="新宋体" w:eastAsia="新宋体" w:cs="新宋体"/>
@@ -6831,25 +8556,36 @@
           <w:szCs w:val="19"/>
         </w:rPr>
       </w:pPr>
+      <w:proofErr w:type="spellStart"/>
       <w:r>
         <w:rPr>
           <w:rFonts w:ascii="新宋体" w:eastAsia="新宋体" w:hAnsi="新宋体" w:hint="eastAsia"/>
           <w:color w:val="000080"/>
           <w:sz w:val="19"/>
         </w:rPr>
-        <w:t>wReserve = 0</w:t>
-      </w:r>
-    </w:p>
-    <w:p>
-      <w:pPr>
-        <w:rPr>
-          <w:rFonts w:ascii="新宋体" w:eastAsia="新宋体" w:cs="新宋体"/>
-          <w:color w:val="000080"/>
-          <w:kern w:val="0"/>
-          <w:sz w:val="19"/>
-          <w:szCs w:val="19"/>
-        </w:rPr>
-      </w:pPr>
+        <w:t>wReserve</w:t>
+      </w:r>
+      <w:proofErr w:type="spellEnd"/>
+      <w:r>
+        <w:rPr>
+          <w:rFonts w:ascii="新宋体" w:eastAsia="新宋体" w:hAnsi="新宋体" w:hint="eastAsia"/>
+          <w:color w:val="000080"/>
+          <w:sz w:val="19"/>
+        </w:rPr>
+        <w:t xml:space="preserve"> = 0</w:t>
+      </w:r>
+    </w:p>
+    <w:p>
+      <w:pPr>
+        <w:rPr>
+          <w:rFonts w:ascii="新宋体" w:eastAsia="新宋体" w:cs="新宋体"/>
+          <w:color w:val="000080"/>
+          <w:kern w:val="0"/>
+          <w:sz w:val="19"/>
+          <w:szCs w:val="19"/>
+        </w:rPr>
+      </w:pPr>
+      <w:proofErr w:type="spellStart"/>
       <w:r>
         <w:rPr>
           <w:rFonts w:ascii="新宋体" w:eastAsia="新宋体" w:cs="新宋体"/>
@@ -6861,6 +8597,7 @@
         </w:rPr>
         <w:t>wPacketSerial</w:t>
       </w:r>
+      <w:proofErr w:type="spellEnd"/>
       <w:r>
         <w:rPr>
           <w:rFonts w:ascii="新宋体" w:eastAsia="新宋体" w:cs="新宋体"/>
@@ -6880,6 +8617,7 @@
           <w:sz w:val="19"/>
         </w:rPr>
       </w:pPr>
+      <w:proofErr w:type="spellStart"/>
       <w:r>
         <w:rPr>
           <w:rFonts w:ascii="新宋体" w:eastAsia="新宋体" w:cs="新宋体"/>
@@ -6891,6 +8629,7 @@
         </w:rPr>
         <w:t>wTail</w:t>
       </w:r>
+      <w:proofErr w:type="spellEnd"/>
       <w:r>
         <w:rPr>
           <w:rFonts w:ascii="新宋体" w:eastAsia="新宋体" w:cs="新宋体"/>
@@ -7047,6 +8786,7 @@
           <w:highlight w:val="white"/>
         </w:rPr>
       </w:pPr>
+      <w:proofErr w:type="spellStart"/>
       <w:r>
         <w:rPr>
           <w:rFonts w:ascii="新宋体" w:eastAsia="新宋体" w:cs="新宋体"/>
@@ -7058,6 +8798,7 @@
         </w:rPr>
         <w:t>wHeader</w:t>
       </w:r>
+      <w:proofErr w:type="spellEnd"/>
       <w:r>
         <w:rPr>
           <w:rFonts w:ascii="新宋体" w:eastAsia="新宋体" w:cs="新宋体"/>
@@ -7088,6 +8829,7 @@
           <w:highlight w:val="white"/>
         </w:rPr>
       </w:pPr>
+      <w:proofErr w:type="spellStart"/>
       <w:r>
         <w:rPr>
           <w:rFonts w:ascii="新宋体" w:eastAsia="新宋体" w:cs="新宋体"/>
@@ -7099,6 +8841,7 @@
         </w:rPr>
         <w:t>xhToken</w:t>
       </w:r>
+      <w:proofErr w:type="spellEnd"/>
       <w:r>
         <w:rPr>
           <w:rFonts w:ascii="新宋体" w:eastAsia="新宋体" w:cs="新宋体"/>
@@ -7130,6 +8873,7 @@
           <w:szCs w:val="19"/>
         </w:rPr>
       </w:pPr>
+      <w:proofErr w:type="spellStart"/>
       <w:r>
         <w:rPr>
           <w:rFonts w:ascii="新宋体" w:eastAsia="新宋体" w:cs="新宋体"/>
@@ -7141,6 +8885,7 @@
         </w:rPr>
         <w:t>unOperatorType</w:t>
       </w:r>
+      <w:proofErr w:type="spellEnd"/>
       <w:r>
         <w:rPr>
           <w:rFonts w:ascii="新宋体" w:eastAsia="新宋体" w:cs="新宋体"/>
@@ -7181,6 +8926,7 @@
           <w:szCs w:val="19"/>
         </w:rPr>
       </w:pPr>
+      <w:proofErr w:type="spellStart"/>
       <w:r>
         <w:rPr>
           <w:rFonts w:ascii="新宋体" w:eastAsia="新宋体" w:cs="新宋体"/>
@@ -7192,6 +8938,7 @@
         </w:rPr>
         <w:t>unOperatorCode</w:t>
       </w:r>
+      <w:proofErr w:type="spellEnd"/>
       <w:r>
         <w:rPr>
           <w:rFonts w:ascii="新宋体" w:eastAsia="新宋体" w:cs="新宋体" w:hint="eastAsia"/>
@@ -7244,6 +8991,7 @@
           <w:szCs w:val="19"/>
         </w:rPr>
       </w:pPr>
+      <w:proofErr w:type="spellStart"/>
       <w:r>
         <w:rPr>
           <w:rFonts w:ascii="新宋体" w:eastAsia="新宋体" w:cs="新宋体"/>
@@ -7255,6 +9003,7 @@
         </w:rPr>
         <w:t>unPacketSize</w:t>
       </w:r>
+      <w:proofErr w:type="spellEnd"/>
       <w:r>
         <w:rPr>
           <w:rFonts w:ascii="新宋体" w:eastAsia="新宋体" w:cs="新宋体" w:hint="eastAsia"/>
@@ -7295,25 +9044,36 @@
           <w:sz w:val="19"/>
         </w:rPr>
       </w:pPr>
+      <w:proofErr w:type="spellStart"/>
       <w:r>
         <w:rPr>
           <w:rFonts w:ascii="新宋体" w:eastAsia="新宋体" w:hAnsi="新宋体" w:hint="eastAsia"/>
           <w:color w:val="000080"/>
           <w:sz w:val="19"/>
         </w:rPr>
-        <w:t>byVersion = 0</w:t>
-      </w:r>
-    </w:p>
-    <w:p>
-      <w:pPr>
-        <w:rPr>
-          <w:rFonts w:ascii="新宋体" w:eastAsia="新宋体" w:cs="新宋体"/>
-          <w:color w:val="000080"/>
-          <w:kern w:val="0"/>
-          <w:sz w:val="19"/>
-          <w:szCs w:val="19"/>
-        </w:rPr>
-      </w:pPr>
+        <w:t>byVersion</w:t>
+      </w:r>
+      <w:proofErr w:type="spellEnd"/>
+      <w:r>
+        <w:rPr>
+          <w:rFonts w:ascii="新宋体" w:eastAsia="新宋体" w:hAnsi="新宋体" w:hint="eastAsia"/>
+          <w:color w:val="000080"/>
+          <w:sz w:val="19"/>
+        </w:rPr>
+        <w:t xml:space="preserve"> = 0</w:t>
+      </w:r>
+    </w:p>
+    <w:p>
+      <w:pPr>
+        <w:rPr>
+          <w:rFonts w:ascii="新宋体" w:eastAsia="新宋体" w:cs="新宋体"/>
+          <w:color w:val="000080"/>
+          <w:kern w:val="0"/>
+          <w:sz w:val="19"/>
+          <w:szCs w:val="19"/>
+        </w:rPr>
+      </w:pPr>
+      <w:proofErr w:type="spellStart"/>
       <w:r>
         <w:rPr>
           <w:rFonts w:ascii="新宋体" w:eastAsia="新宋体" w:cs="新宋体" w:hint="eastAsia"/>
@@ -7325,6 +9085,7 @@
         </w:rPr>
         <w:t>byIsReply</w:t>
       </w:r>
+      <w:proofErr w:type="spellEnd"/>
       <w:r>
         <w:rPr>
           <w:rFonts w:ascii="新宋体" w:eastAsia="新宋体" w:cs="新宋体"/>
@@ -7356,25 +9117,36 @@
           <w:szCs w:val="19"/>
         </w:rPr>
       </w:pPr>
+      <w:proofErr w:type="spellStart"/>
       <w:r>
         <w:rPr>
           <w:rFonts w:ascii="新宋体" w:eastAsia="新宋体" w:hAnsi="新宋体" w:hint="eastAsia"/>
           <w:color w:val="000080"/>
           <w:sz w:val="19"/>
         </w:rPr>
-        <w:t>wReserve = 0</w:t>
-      </w:r>
-    </w:p>
-    <w:p>
-      <w:pPr>
-        <w:rPr>
-          <w:rFonts w:ascii="新宋体" w:eastAsia="新宋体" w:cs="新宋体"/>
-          <w:color w:val="000080"/>
-          <w:kern w:val="0"/>
-          <w:sz w:val="19"/>
-          <w:szCs w:val="19"/>
-        </w:rPr>
-      </w:pPr>
+        <w:t>wReserve</w:t>
+      </w:r>
+      <w:proofErr w:type="spellEnd"/>
+      <w:r>
+        <w:rPr>
+          <w:rFonts w:ascii="新宋体" w:eastAsia="新宋体" w:hAnsi="新宋体" w:hint="eastAsia"/>
+          <w:color w:val="000080"/>
+          <w:sz w:val="19"/>
+        </w:rPr>
+        <w:t xml:space="preserve"> = 0</w:t>
+      </w:r>
+    </w:p>
+    <w:p>
+      <w:pPr>
+        <w:rPr>
+          <w:rFonts w:ascii="新宋体" w:eastAsia="新宋体" w:cs="新宋体"/>
+          <w:color w:val="000080"/>
+          <w:kern w:val="0"/>
+          <w:sz w:val="19"/>
+          <w:szCs w:val="19"/>
+        </w:rPr>
+      </w:pPr>
+      <w:proofErr w:type="spellStart"/>
       <w:r>
         <w:rPr>
           <w:rFonts w:ascii="新宋体" w:eastAsia="新宋体" w:cs="新宋体"/>
@@ -7386,6 +9158,7 @@
         </w:rPr>
         <w:t>wPacketSerial</w:t>
       </w:r>
+      <w:proofErr w:type="spellEnd"/>
       <w:r>
         <w:rPr>
           <w:rFonts w:ascii="新宋体" w:eastAsia="新宋体" w:cs="新宋体"/>
@@ -7398,6 +9171,7 @@
       </w:r>
     </w:p>
     <w:p>
+      <w:proofErr w:type="spellStart"/>
       <w:r>
         <w:rPr>
           <w:rFonts w:ascii="新宋体" w:eastAsia="新宋体" w:cs="新宋体"/>
@@ -7409,6 +9183,7 @@
         </w:rPr>
         <w:t>wTail</w:t>
       </w:r>
+      <w:proofErr w:type="spellEnd"/>
       <w:r>
         <w:rPr>
           <w:rFonts w:ascii="新宋体" w:eastAsia="新宋体" w:cs="新宋体"/>
@@ -7442,22 +9217,24 @@
       <w:pPr>
         <w:pStyle w:val="3"/>
       </w:pPr>
-      <w:bookmarkStart w:id="47" w:name="_Toc5126"/>
-      <w:bookmarkStart w:id="48" w:name="_Toc198214330"/>
+      <w:bookmarkStart w:id="48" w:name="_Toc5126"/>
+      <w:bookmarkStart w:id="49" w:name="_Toc221526649"/>
       <w:r>
         <w:rPr>
           <w:rFonts w:hint="eastAsia"/>
         </w:rPr>
         <w:t xml:space="preserve">4.3.4 </w:t>
       </w:r>
-      <w:bookmarkEnd w:id="47"/>
+      <w:bookmarkEnd w:id="48"/>
+      <w:proofErr w:type="spellStart"/>
       <w:r>
         <w:rPr>
           <w:rFonts w:hint="eastAsia"/>
         </w:rPr>
         <w:t>Forwardding</w:t>
       </w:r>
-      <w:bookmarkEnd w:id="48"/>
+      <w:bookmarkEnd w:id="49"/>
+      <w:proofErr w:type="spellEnd"/>
     </w:p>
     <w:p>
       <w:pPr>
@@ -7471,14 +9248,15 @@
       <w:pPr>
         <w:pStyle w:val="2"/>
       </w:pPr>
-      <w:bookmarkStart w:id="49" w:name="_Toc198214331"/>
-      <w:r>
-        <w:rPr>
-          <w:rFonts w:hint="eastAsia"/>
-        </w:rPr>
+      <w:bookmarkStart w:id="50" w:name="_Toc221526650"/>
+      <w:r>
+        <w:rPr>
+          <w:rFonts w:hint="eastAsia"/>
+        </w:rPr>
+        <w:lastRenderedPageBreak/>
         <w:t>4.4 Proxy</w:t>
       </w:r>
-      <w:bookmarkEnd w:id="49"/>
+      <w:bookmarkEnd w:id="50"/>
     </w:p>
     <w:p>
       <w:pPr>
@@ -7496,16 +9274,753 @@
     </w:p>
     <w:p>
       <w:pPr>
+        <w:pStyle w:val="2"/>
+      </w:pPr>
+      <w:bookmarkStart w:id="51" w:name="_Toc221526651"/>
+      <w:r>
+        <w:rPr>
+          <w:rFonts w:hint="eastAsia"/>
+        </w:rPr>
+        <w:t>4.5 HTTP</w:t>
+      </w:r>
+      <w:bookmarkEnd w:id="51"/>
+    </w:p>
+    <w:p>
+      <w:pPr>
+        <w:pStyle w:val="3"/>
+      </w:pPr>
+      <w:bookmarkStart w:id="52" w:name="_Toc221526652"/>
+      <w:r>
+        <w:rPr>
+          <w:rFonts w:hint="eastAsia"/>
+        </w:rPr>
+        <w:t xml:space="preserve">4.5.1 </w:t>
+      </w:r>
+      <w:r>
+        <w:rPr>
+          <w:rFonts w:hint="eastAsia"/>
+        </w:rPr>
+        <w:t>Reload Configure</w:t>
+      </w:r>
+      <w:bookmarkEnd w:id="52"/>
+    </w:p>
+    <w:p>
+      <w:pPr>
+        <w:pStyle w:val="4"/>
+        <w:rPr>
+          <w:rFonts w:hint="eastAsia"/>
+        </w:rPr>
+      </w:pPr>
+      <w:r>
+        <w:rPr>
+          <w:rFonts w:hint="eastAsia"/>
+        </w:rPr>
+        <w:t xml:space="preserve">4.5.1.1 </w:t>
+      </w:r>
+      <w:r>
+        <w:rPr>
+          <w:rFonts w:hint="eastAsia"/>
+        </w:rPr>
+        <w:t>Request</w:t>
+      </w:r>
+    </w:p>
+    <w:p>
+      <w:proofErr w:type="spellStart"/>
+      <w:proofErr w:type="gramStart"/>
+      <w:r>
+        <w:rPr>
+          <w:rFonts w:hint="eastAsia"/>
+        </w:rPr>
+        <w:t>Interface</w:t>
+      </w:r>
+      <w:r>
+        <w:rPr>
+          <w:rFonts w:hint="eastAsia"/>
+        </w:rPr>
+        <w:t>:HTTP</w:t>
+      </w:r>
+      <w:proofErr w:type="spellEnd"/>
+      <w:proofErr w:type="gramEnd"/>
+    </w:p>
+    <w:p>
+      <w:proofErr w:type="spellStart"/>
+      <w:proofErr w:type="gramStart"/>
+      <w:r>
+        <w:rPr>
+          <w:rFonts w:hint="eastAsia"/>
+        </w:rPr>
+        <w:t>Method</w:t>
+      </w:r>
+      <w:r>
+        <w:rPr>
+          <w:rFonts w:hint="eastAsia"/>
+        </w:rPr>
+        <w:t>:GET</w:t>
+      </w:r>
+      <w:proofErr w:type="spellEnd"/>
+      <w:proofErr w:type="gramEnd"/>
+    </w:p>
+    <w:p>
+      <w:proofErr w:type="spellStart"/>
+      <w:proofErr w:type="gramStart"/>
+      <w:r>
+        <w:rPr>
+          <w:rFonts w:hint="eastAsia"/>
+        </w:rPr>
+        <w:t>API</w:t>
+      </w:r>
+      <w:r>
+        <w:rPr>
+          <w:rFonts w:hint="eastAsia"/>
+        </w:rPr>
+        <w:t>:http</w:t>
+      </w:r>
+      <w:proofErr w:type="spellEnd"/>
+      <w:r>
+        <w:rPr>
+          <w:rFonts w:hint="eastAsia"/>
+        </w:rPr>
+        <w:t>://127.0.0.1:5400/</w:t>
+      </w:r>
+      <w:proofErr w:type="spellStart"/>
+      <w:r>
+        <w:rPr>
+          <w:rFonts w:hint="eastAsia"/>
+        </w:rPr>
+        <w:t>api</w:t>
+      </w:r>
+      <w:r>
+        <w:t>?function</w:t>
+      </w:r>
+      <w:proofErr w:type="spellEnd"/>
+      <w:r>
+        <w:t>=</w:t>
+      </w:r>
+      <w:proofErr w:type="spellStart"/>
+      <w:r>
+        <w:t>reload&amp;type</w:t>
+      </w:r>
+      <w:proofErr w:type="spellEnd"/>
+      <w:r>
+        <w:t>=0</w:t>
+      </w:r>
+      <w:proofErr w:type="gramEnd"/>
+    </w:p>
+    <w:p>
+      <w:pPr>
+        <w:rPr>
+          <w:rFonts w:hint="eastAsia"/>
+        </w:rPr>
+      </w:pPr>
+      <w:proofErr w:type="spellStart"/>
+      <w:proofErr w:type="gramStart"/>
+      <w:r>
+        <w:rPr>
+          <w:rFonts w:hint="eastAsia"/>
+        </w:rPr>
+        <w:t>Note</w:t>
+      </w:r>
+      <w:r>
+        <w:rPr>
+          <w:rFonts w:hint="eastAsia"/>
+        </w:rPr>
+        <w:t>:</w:t>
+      </w:r>
+      <w:r>
+        <w:rPr>
+          <w:rFonts w:hint="eastAsia"/>
+        </w:rPr>
+        <w:t>reload</w:t>
+      </w:r>
+      <w:proofErr w:type="spellEnd"/>
+      <w:proofErr w:type="gramEnd"/>
+      <w:r>
+        <w:rPr>
+          <w:rFonts w:hint="eastAsia"/>
+        </w:rPr>
+        <w:t xml:space="preserve"> proxy configure </w:t>
+      </w:r>
+      <w:r>
+        <w:rPr>
+          <w:rFonts w:hint="eastAsia"/>
+        </w:rPr>
+        <w:t>file</w:t>
+      </w:r>
+    </w:p>
+    <w:p>
+      <w:pPr>
+        <w:rPr>
+          <w:rFonts w:hint="eastAsia"/>
+        </w:rPr>
+      </w:pPr>
+      <w:proofErr w:type="spellStart"/>
+      <w:proofErr w:type="gramStart"/>
+      <w:r>
+        <w:rPr>
+          <w:rFonts w:hint="eastAsia"/>
+        </w:rPr>
+        <w:t>Payload</w:t>
+      </w:r>
+      <w:r>
+        <w:rPr>
+          <w:rFonts w:hint="eastAsia"/>
+        </w:rPr>
+        <w:t>:</w:t>
+      </w:r>
+      <w:r>
+        <w:rPr>
+          <w:rFonts w:hint="eastAsia"/>
+        </w:rPr>
+        <w:t>NULL</w:t>
+      </w:r>
+      <w:proofErr w:type="spellEnd"/>
+      <w:proofErr w:type="gramEnd"/>
+    </w:p>
+    <w:p>
+      <w:pPr>
+        <w:pStyle w:val="4"/>
+      </w:pPr>
+      <w:r>
+        <w:rPr>
+          <w:rFonts w:hint="eastAsia"/>
+        </w:rPr>
+        <w:t xml:space="preserve">4.5.1.2 </w:t>
+      </w:r>
+      <w:r>
+        <w:rPr>
+          <w:rFonts w:hint="eastAsia"/>
+        </w:rPr>
+        <w:t>Reply</w:t>
+      </w:r>
+    </w:p>
+    <w:p>
+      <w:r>
+        <w:t>{</w:t>
+      </w:r>
+    </w:p>
+    <w:p>
+      <w:r>
+        <w:t xml:space="preserve">    "code": 0,</w:t>
+      </w:r>
+    </w:p>
+    <w:p>
+      <w:r>
+        <w:t xml:space="preserve">    "msg": "success"</w:t>
+      </w:r>
+    </w:p>
+    <w:p>
+      <w:r>
+        <w:t>}</w:t>
+      </w:r>
+    </w:p>
+    <w:p>
+      <w:pPr>
+        <w:pStyle w:val="3"/>
+        <w:rPr>
+          <w:rFonts w:hint="eastAsia"/>
+        </w:rPr>
+      </w:pPr>
+      <w:bookmarkStart w:id="53" w:name="_Toc221526653"/>
+      <w:r>
+        <w:rPr>
+          <w:rFonts w:hint="eastAsia"/>
+        </w:rPr>
+        <w:t xml:space="preserve">4.5.2 </w:t>
+      </w:r>
+      <w:r>
+        <w:rPr>
+          <w:rFonts w:hint="eastAsia"/>
+        </w:rPr>
+        <w:t>get proxy rule</w:t>
+      </w:r>
+      <w:bookmarkEnd w:id="53"/>
+    </w:p>
+    <w:p>
+      <w:pPr>
+        <w:pStyle w:val="4"/>
+      </w:pPr>
+      <w:r>
+        <w:rPr>
+          <w:rFonts w:hint="eastAsia"/>
+        </w:rPr>
+        <w:t xml:space="preserve">4.5.2.1 </w:t>
+      </w:r>
+      <w:r>
+        <w:rPr>
+          <w:rFonts w:hint="eastAsia"/>
+        </w:rPr>
+        <w:t>Request</w:t>
+      </w:r>
+    </w:p>
+    <w:p>
+      <w:proofErr w:type="spellStart"/>
+      <w:proofErr w:type="gramStart"/>
+      <w:r>
+        <w:rPr>
+          <w:rFonts w:hint="eastAsia"/>
+        </w:rPr>
+        <w:t>Interface</w:t>
+      </w:r>
+      <w:r>
+        <w:rPr>
+          <w:rFonts w:hint="eastAsia"/>
+        </w:rPr>
+        <w:t>:HTTP</w:t>
+      </w:r>
+      <w:proofErr w:type="spellEnd"/>
+      <w:proofErr w:type="gramEnd"/>
+    </w:p>
+    <w:p>
+      <w:proofErr w:type="spellStart"/>
+      <w:proofErr w:type="gramStart"/>
+      <w:r>
+        <w:rPr>
+          <w:rFonts w:hint="eastAsia"/>
+        </w:rPr>
+        <w:t>Method</w:t>
+      </w:r>
+      <w:r>
+        <w:rPr>
+          <w:rFonts w:hint="eastAsia"/>
+        </w:rPr>
+        <w:t>:GET</w:t>
+      </w:r>
+      <w:proofErr w:type="spellEnd"/>
+      <w:proofErr w:type="gramEnd"/>
+    </w:p>
+    <w:p>
+      <w:proofErr w:type="spellStart"/>
+      <w:proofErr w:type="gramStart"/>
+      <w:r>
+        <w:rPr>
+          <w:rFonts w:hint="eastAsia"/>
+        </w:rPr>
+        <w:t>API</w:t>
+      </w:r>
+      <w:r>
+        <w:rPr>
+          <w:rFonts w:hint="eastAsia"/>
+        </w:rPr>
+        <w:t>:http</w:t>
+      </w:r>
+      <w:proofErr w:type="spellEnd"/>
+      <w:r>
+        <w:rPr>
+          <w:rFonts w:hint="eastAsia"/>
+        </w:rPr>
+        <w:t>://127.0.0.1:5400/</w:t>
+      </w:r>
+      <w:proofErr w:type="spellStart"/>
+      <w:r>
+        <w:rPr>
+          <w:rFonts w:hint="eastAsia"/>
+        </w:rPr>
+        <w:t>api</w:t>
+      </w:r>
+      <w:r>
+        <w:t>?function</w:t>
+      </w:r>
+      <w:proofErr w:type="spellEnd"/>
+      <w:r>
+        <w:t>=</w:t>
+      </w:r>
+      <w:proofErr w:type="spellStart"/>
+      <w:r>
+        <w:t>proxyrule</w:t>
+      </w:r>
+      <w:proofErr w:type="spellEnd"/>
+      <w:proofErr w:type="gramEnd"/>
+    </w:p>
+    <w:p>
+      <w:pPr>
+        <w:rPr>
+          <w:rFonts w:hint="eastAsia"/>
+        </w:rPr>
+      </w:pPr>
+      <w:proofErr w:type="spellStart"/>
+      <w:proofErr w:type="gramStart"/>
+      <w:r>
+        <w:rPr>
+          <w:rFonts w:hint="eastAsia"/>
+        </w:rPr>
+        <w:t>Note</w:t>
+      </w:r>
+      <w:r>
+        <w:rPr>
+          <w:rFonts w:hint="eastAsia"/>
+        </w:rPr>
+        <w:t>:</w:t>
+      </w:r>
+      <w:r>
+        <w:rPr>
+          <w:rFonts w:hint="eastAsia"/>
+        </w:rPr>
+        <w:t>get</w:t>
+      </w:r>
+      <w:proofErr w:type="spellEnd"/>
+      <w:proofErr w:type="gramEnd"/>
+      <w:r>
+        <w:rPr>
+          <w:rFonts w:hint="eastAsia"/>
+        </w:rPr>
+        <w:t xml:space="preserve"> proxy rule</w:t>
+      </w:r>
+    </w:p>
+    <w:p>
+      <w:pPr>
+        <w:rPr>
+          <w:rFonts w:hint="eastAsia"/>
+        </w:rPr>
+      </w:pPr>
+      <w:proofErr w:type="spellStart"/>
+      <w:proofErr w:type="gramStart"/>
+      <w:r>
+        <w:rPr>
+          <w:rFonts w:hint="eastAsia"/>
+        </w:rPr>
+        <w:t>Payload</w:t>
+      </w:r>
+      <w:r>
+        <w:rPr>
+          <w:rFonts w:hint="eastAsia"/>
+        </w:rPr>
+        <w:t>:</w:t>
+      </w:r>
+      <w:r>
+        <w:rPr>
+          <w:rFonts w:hint="eastAsia"/>
+        </w:rPr>
+        <w:t>NULL</w:t>
+      </w:r>
+      <w:proofErr w:type="spellEnd"/>
+      <w:proofErr w:type="gramEnd"/>
+    </w:p>
+    <w:p>
+      <w:pPr>
+        <w:pStyle w:val="4"/>
+        <w:rPr>
+          <w:rFonts w:hint="eastAsia"/>
+        </w:rPr>
+      </w:pPr>
+      <w:r>
+        <w:rPr>
+          <w:rFonts w:hint="eastAsia"/>
+        </w:rPr>
+        <w:t xml:space="preserve">4.5.2.2 </w:t>
+      </w:r>
+      <w:r>
+        <w:rPr>
+          <w:rFonts w:hint="eastAsia"/>
+        </w:rPr>
+        <w:t>Reply</w:t>
+      </w:r>
+    </w:p>
+    <w:p>
+      <w:pPr>
+        <w:rPr>
+          <w:rFonts w:hint="eastAsia"/>
+        </w:rPr>
+      </w:pPr>
+      <w:r>
+        <w:t>{</w:t>
+      </w:r>
+      <w:r>
+        <w:br/>
+      </w:r>
+      <w:r>
+        <w:lastRenderedPageBreak/>
+        <w:t>    </w:t>
+      </w:r>
+      <w:r>
+        <w:rPr>
+          <w:b/>
+          <w:bCs/>
+        </w:rPr>
+        <w:t>"Array"</w:t>
+      </w:r>
+      <w:r>
+        <w:t>: [</w:t>
+      </w:r>
+      <w:r>
+        <w:br/>
+        <w:t>     </w:t>
+      </w:r>
+      <w:proofErr w:type="gramStart"/>
+      <w:r>
+        <w:t>   {</w:t>
+      </w:r>
+      <w:proofErr w:type="gramEnd"/>
+      <w:r>
+        <w:br/>
+        <w:t>            </w:t>
+      </w:r>
+      <w:r>
+        <w:rPr>
+          <w:b/>
+          <w:bCs/>
+        </w:rPr>
+        <w:t>"</w:t>
+      </w:r>
+      <w:proofErr w:type="spellStart"/>
+      <w:r>
+        <w:rPr>
+          <w:b/>
+          <w:bCs/>
+        </w:rPr>
+        <w:t>nIPCount</w:t>
+      </w:r>
+      <w:proofErr w:type="spellEnd"/>
+      <w:r>
+        <w:rPr>
+          <w:b/>
+          <w:bCs/>
+        </w:rPr>
+        <w:t>"</w:t>
+      </w:r>
+      <w:r>
+        <w:t>: </w:t>
+      </w:r>
+      <w:r>
+        <w:rPr>
+          <w:b/>
+          <w:bCs/>
+        </w:rPr>
+        <w:t>0</w:t>
+      </w:r>
+      <w:r>
+        <w:t>,</w:t>
+      </w:r>
+      <w:r>
+        <w:br/>
+        <w:t>            </w:t>
+      </w:r>
+      <w:r>
+        <w:rPr>
+          <w:b/>
+          <w:bCs/>
+        </w:rPr>
+        <w:t>"</w:t>
+      </w:r>
+      <w:proofErr w:type="spellStart"/>
+      <w:r>
+        <w:rPr>
+          <w:b/>
+          <w:bCs/>
+        </w:rPr>
+        <w:t>tszIPAddr</w:t>
+      </w:r>
+      <w:proofErr w:type="spellEnd"/>
+      <w:r>
+        <w:rPr>
+          <w:b/>
+          <w:bCs/>
+        </w:rPr>
+        <w:t>"</w:t>
+      </w:r>
+      <w:r>
+        <w:t>: </w:t>
+      </w:r>
+      <w:r>
+        <w:rPr>
+          <w:b/>
+          <w:bCs/>
+        </w:rPr>
+        <w:t>"127.0.0.1:5501"</w:t>
+      </w:r>
+      <w:r>
+        <w:br/>
+        <w:t>        },</w:t>
+      </w:r>
+      <w:r>
+        <w:br/>
+        <w:t>     </w:t>
+      </w:r>
+      <w:proofErr w:type="gramStart"/>
+      <w:r>
+        <w:t>   {</w:t>
+      </w:r>
+      <w:proofErr w:type="gramEnd"/>
+      <w:r>
+        <w:br/>
+        <w:t>            </w:t>
+      </w:r>
+      <w:r>
+        <w:rPr>
+          <w:b/>
+          <w:bCs/>
+        </w:rPr>
+        <w:t>"</w:t>
+      </w:r>
+      <w:proofErr w:type="spellStart"/>
+      <w:r>
+        <w:rPr>
+          <w:b/>
+          <w:bCs/>
+        </w:rPr>
+        <w:t>nIPCount</w:t>
+      </w:r>
+      <w:proofErr w:type="spellEnd"/>
+      <w:r>
+        <w:rPr>
+          <w:b/>
+          <w:bCs/>
+        </w:rPr>
+        <w:t>"</w:t>
+      </w:r>
+      <w:r>
+        <w:t>: </w:t>
+      </w:r>
+      <w:r>
+        <w:rPr>
+          <w:b/>
+          <w:bCs/>
+        </w:rPr>
+        <w:t>0</w:t>
+      </w:r>
+      <w:r>
+        <w:t>,</w:t>
+      </w:r>
+      <w:r>
+        <w:br/>
+        <w:t>            </w:t>
+      </w:r>
+      <w:r>
+        <w:rPr>
+          <w:b/>
+          <w:bCs/>
+        </w:rPr>
+        <w:t>"</w:t>
+      </w:r>
+      <w:proofErr w:type="spellStart"/>
+      <w:r>
+        <w:rPr>
+          <w:b/>
+          <w:bCs/>
+        </w:rPr>
+        <w:t>tszIPAddr</w:t>
+      </w:r>
+      <w:proofErr w:type="spellEnd"/>
+      <w:r>
+        <w:rPr>
+          <w:b/>
+          <w:bCs/>
+        </w:rPr>
+        <w:t>"</w:t>
+      </w:r>
+      <w:r>
+        <w:t>: </w:t>
+      </w:r>
+      <w:r>
+        <w:rPr>
+          <w:b/>
+          <w:bCs/>
+        </w:rPr>
+        <w:t>"118.25.14.242:5501"</w:t>
+      </w:r>
+      <w:r>
+        <w:br/>
+        <w:t>      </w:t>
+      </w:r>
+      <w:proofErr w:type="gramStart"/>
+      <w:r>
+        <w:t>  }</w:t>
+      </w:r>
+      <w:proofErr w:type="gramEnd"/>
+      <w:r>
+        <w:br/>
+        <w:t>    ],</w:t>
+      </w:r>
+      <w:r>
+        <w:br/>
+        <w:t>    </w:t>
+      </w:r>
+      <w:r>
+        <w:rPr>
+          <w:b/>
+          <w:bCs/>
+        </w:rPr>
+        <w:t>"Count"</w:t>
+      </w:r>
+      <w:r>
+        <w:t>: </w:t>
+      </w:r>
+      <w:r>
+        <w:rPr>
+          <w:b/>
+          <w:bCs/>
+        </w:rPr>
+        <w:t>2</w:t>
+      </w:r>
+      <w:r>
+        <w:t>,</w:t>
+      </w:r>
+      <w:r>
+        <w:br/>
+        <w:t>    </w:t>
+      </w:r>
+      <w:r>
+        <w:rPr>
+          <w:b/>
+          <w:bCs/>
+        </w:rPr>
+        <w:t>"code"</w:t>
+      </w:r>
+      <w:r>
+        <w:t>: </w:t>
+      </w:r>
+      <w:r>
+        <w:rPr>
+          <w:b/>
+          <w:bCs/>
+        </w:rPr>
+        <w:t>0</w:t>
+      </w:r>
+      <w:r>
+        <w:t>,</w:t>
+      </w:r>
+      <w:r>
+        <w:br/>
+        <w:t>    </w:t>
+      </w:r>
+      <w:r>
+        <w:rPr>
+          <w:b/>
+          <w:bCs/>
+        </w:rPr>
+        <w:t>"msg"</w:t>
+      </w:r>
+      <w:r>
+        <w:t>: </w:t>
+      </w:r>
+      <w:r>
+        <w:rPr>
+          <w:b/>
+          <w:bCs/>
+        </w:rPr>
+        <w:t>"success"</w:t>
+      </w:r>
+      <w:r>
+        <w:br/>
+        <w:t>}</w:t>
+      </w:r>
+    </w:p>
+    <w:p>
+      <w:pPr>
+        <w:ind w:firstLineChars="100" w:firstLine="210"/>
+      </w:pPr>
+    </w:p>
+    <w:p>
+      <w:pPr>
         <w:pStyle w:val="1"/>
       </w:pPr>
-      <w:bookmarkStart w:id="50" w:name="_Toc198214332"/>
+      <w:bookmarkStart w:id="54" w:name="_Toc221526654"/>
       <w:r>
         <w:rPr>
           <w:rFonts w:hint="eastAsia"/>
         </w:rPr>
         <w:t>Appendix</w:t>
       </w:r>
-      <w:bookmarkEnd w:id="50"/>
+      <w:bookmarkEnd w:id="54"/>
     </w:p>
     <w:p/>
     <w:sectPr>
@@ -7731,12 +10246,30 @@
       <w:pStyle w:val="a6"/>
       <w:jc w:val="both"/>
     </w:pPr>
+    <w:proofErr w:type="spellStart"/>
     <w:r>
       <w:rPr>
         <w:rFonts w:hint="eastAsia"/>
       </w:rPr>
-      <w:t>XEngine                                                                               by:QYT</w:t>
+      <w:t>XEngine</w:t>
     </w:r>
+    <w:proofErr w:type="spellEnd"/>
+    <w:r>
+      <w:rPr>
+        <w:rFonts w:hint="eastAsia"/>
+      </w:rPr>
+      <w:t xml:space="preserve">                                                                               </w:t>
+    </w:r>
+    <w:proofErr w:type="spellStart"/>
+    <w:proofErr w:type="gramStart"/>
+    <w:r>
+      <w:rPr>
+        <w:rFonts w:hint="eastAsia"/>
+      </w:rPr>
+      <w:t>by:QYT</w:t>
+    </w:r>
+    <w:proofErr w:type="spellEnd"/>
+    <w:proofErr w:type="gramEnd"/>
   </w:p>
 </w:hdr>
 </file>
@@ -7934,6 +10467,119 @@
     </w:lvl>
   </w:abstractNum>
   <w:abstractNum w:abstractNumId="5" w15:restartNumberingAfterBreak="0">
+    <w:nsid w:val="328D7D34"/>
+    <w:multiLevelType w:val="hybridMultilevel"/>
+    <w:tmpl w:val="02D05530"/>
+    <w:lvl w:ilvl="0" w:tplc="04090001">
+      <w:start w:val="1"/>
+      <w:numFmt w:val="bullet"/>
+      <w:lvlText w:val=""/>
+      <w:lvlJc w:val="left"/>
+      <w:pPr>
+        <w:ind w:left="440" w:hanging="440"/>
+      </w:pPr>
+      <w:rPr>
+        <w:rFonts w:ascii="Wingdings" w:hAnsi="Wingdings" w:hint="default"/>
+      </w:rPr>
+    </w:lvl>
+    <w:lvl w:ilvl="1" w:tplc="04090003" w:tentative="1">
+      <w:start w:val="1"/>
+      <w:numFmt w:val="bullet"/>
+      <w:lvlText w:val=""/>
+      <w:lvlJc w:val="left"/>
+      <w:pPr>
+        <w:ind w:left="880" w:hanging="440"/>
+      </w:pPr>
+      <w:rPr>
+        <w:rFonts w:ascii="Wingdings" w:hAnsi="Wingdings" w:hint="default"/>
+      </w:rPr>
+    </w:lvl>
+    <w:lvl w:ilvl="2" w:tplc="04090005" w:tentative="1">
+      <w:start w:val="1"/>
+      <w:numFmt w:val="bullet"/>
+      <w:lvlText w:val=""/>
+      <w:lvlJc w:val="left"/>
+      <w:pPr>
+        <w:ind w:left="1320" w:hanging="440"/>
+      </w:pPr>
+      <w:rPr>
+        <w:rFonts w:ascii="Wingdings" w:hAnsi="Wingdings" w:hint="default"/>
+      </w:rPr>
+    </w:lvl>
+    <w:lvl w:ilvl="3" w:tplc="04090001" w:tentative="1">
+      <w:start w:val="1"/>
+      <w:numFmt w:val="bullet"/>
+      <w:lvlText w:val=""/>
+      <w:lvlJc w:val="left"/>
+      <w:pPr>
+        <w:ind w:left="1760" w:hanging="440"/>
+      </w:pPr>
+      <w:rPr>
+        <w:rFonts w:ascii="Wingdings" w:hAnsi="Wingdings" w:hint="default"/>
+      </w:rPr>
+    </w:lvl>
+    <w:lvl w:ilvl="4" w:tplc="04090003" w:tentative="1">
+      <w:start w:val="1"/>
+      <w:numFmt w:val="bullet"/>
+      <w:lvlText w:val=""/>
+      <w:lvlJc w:val="left"/>
+      <w:pPr>
+        <w:ind w:left="2200" w:hanging="440"/>
+      </w:pPr>
+      <w:rPr>
+        <w:rFonts w:ascii="Wingdings" w:hAnsi="Wingdings" w:hint="default"/>
+      </w:rPr>
+    </w:lvl>
+    <w:lvl w:ilvl="5" w:tplc="04090005" w:tentative="1">
+      <w:start w:val="1"/>
+      <w:numFmt w:val="bullet"/>
+      <w:lvlText w:val=""/>
+      <w:lvlJc w:val="left"/>
+      <w:pPr>
+        <w:ind w:left="2640" w:hanging="440"/>
+      </w:pPr>
+      <w:rPr>
+        <w:rFonts w:ascii="Wingdings" w:hAnsi="Wingdings" w:hint="default"/>
+      </w:rPr>
+    </w:lvl>
+    <w:lvl w:ilvl="6" w:tplc="04090001" w:tentative="1">
+      <w:start w:val="1"/>
+      <w:numFmt w:val="bullet"/>
+      <w:lvlText w:val=""/>
+      <w:lvlJc w:val="left"/>
+      <w:pPr>
+        <w:ind w:left="3080" w:hanging="440"/>
+      </w:pPr>
+      <w:rPr>
+        <w:rFonts w:ascii="Wingdings" w:hAnsi="Wingdings" w:hint="default"/>
+      </w:rPr>
+    </w:lvl>
+    <w:lvl w:ilvl="7" w:tplc="04090003" w:tentative="1">
+      <w:start w:val="1"/>
+      <w:numFmt w:val="bullet"/>
+      <w:lvlText w:val=""/>
+      <w:lvlJc w:val="left"/>
+      <w:pPr>
+        <w:ind w:left="3520" w:hanging="440"/>
+      </w:pPr>
+      <w:rPr>
+        <w:rFonts w:ascii="Wingdings" w:hAnsi="Wingdings" w:hint="default"/>
+      </w:rPr>
+    </w:lvl>
+    <w:lvl w:ilvl="8" w:tplc="04090005" w:tentative="1">
+      <w:start w:val="1"/>
+      <w:numFmt w:val="bullet"/>
+      <w:lvlText w:val=""/>
+      <w:lvlJc w:val="left"/>
+      <w:pPr>
+        <w:ind w:left="3960" w:hanging="440"/>
+      </w:pPr>
+      <w:rPr>
+        <w:rFonts w:ascii="Wingdings" w:hAnsi="Wingdings" w:hint="default"/>
+      </w:rPr>
+    </w:lvl>
+  </w:abstractNum>
+  <w:abstractNum w:abstractNumId="6" w15:restartNumberingAfterBreak="0">
     <w:nsid w:val="7AB53AAA"/>
     <w:multiLevelType w:val="hybridMultilevel"/>
     <w:tmpl w:val="8CD8CE4A"/>
@@ -8063,6 +10709,9 @@
     <w:abstractNumId w:val="3"/>
   </w:num>
   <w:num w:numId="6" w16cid:durableId="1880582937">
+    <w:abstractNumId w:val="6"/>
+  </w:num>
+  <w:num w:numId="7" w16cid:durableId="258762726">
     <w:abstractNumId w:val="5"/>
   </w:num>
 </w:numbering>
@@ -8584,7 +11233,6 @@
   <w:style w:type="character" w:default="1" w:styleId="a1">
     <w:name w:val="Default Paragraph Font"/>
     <w:uiPriority w:val="1"/>
-    <w:semiHidden/>
     <w:unhideWhenUsed/>
   </w:style>
   <w:style w:type="table" w:default="1" w:styleId="a2">
@@ -9340,6 +11988,10 @@
 </file>
 
 <file path=customXml/item1.xml><?xml version="1.0" encoding="utf-8"?>
+<b:Sources xmlns:b="http://schemas.openxmlformats.org/officeDocument/2006/bibliography" xmlns="http://schemas.openxmlformats.org/officeDocument/2006/bibliography" SelectedStyle="\APASixthEditionOfficeOnline.xsl" StyleName="APA" Version="6"/>
+</file>
+
+<file path=customXml/item2.xml><?xml version="1.0" encoding="utf-8"?>
 <s:customData xmlns="http://www.wps.cn/officeDocument/2013/wpsCustomData" xmlns:s="http://www.wps.cn/officeDocument/2013/wpsCustomData">
   <customSectProps/>
   <customShpExts>
@@ -9348,22 +12000,18 @@
 </s:customData>
 </file>
 
-<file path=customXml/item2.xml><?xml version="1.0" encoding="utf-8"?>
-<b:Sources xmlns:b="http://schemas.openxmlformats.org/officeDocument/2006/bibliography" xmlns="http://schemas.openxmlformats.org/officeDocument/2006/bibliography" SelectedStyle="\APASixthEditionOfficeOnline.xsl" StyleName="APA" Version="6"/>
+<file path=customXml/itemProps1.xml><?xml version="1.0" encoding="utf-8"?>
+<ds:datastoreItem xmlns:ds="http://schemas.openxmlformats.org/officeDocument/2006/customXml" ds:itemID="{A3C42FEF-274B-4BDA-8559-31DB942021F2}">
+  <ds:schemaRefs>
+    <ds:schemaRef ds:uri="http://schemas.openxmlformats.org/officeDocument/2006/bibliography"/>
+  </ds:schemaRefs>
+</ds:datastoreItem>
 </file>
 
-<file path=customXml/itemProps1.xml><?xml version="1.0" encoding="utf-8"?>
+<file path=customXml/itemProps2.xml><?xml version="1.0" encoding="utf-8"?>
 <ds:datastoreItem xmlns:ds="http://schemas.openxmlformats.org/officeDocument/2006/customXml" ds:itemID="{B1977F7D-205B-4081-913C-38D41E755F92}">
   <ds:schemaRefs>
     <ds:schemaRef ds:uri="http://www.wps.cn/officeDocument/2013/wpsCustomData"/>
   </ds:schemaRefs>
 </ds:datastoreItem>
-</file>
-
-<file path=customXml/itemProps2.xml><?xml version="1.0" encoding="utf-8"?>
-<ds:datastoreItem xmlns:ds="http://schemas.openxmlformats.org/officeDocument/2006/customXml" ds:itemID="{A3C42FEF-274B-4BDA-8559-31DB942021F2}">
-  <ds:schemaRefs>
-    <ds:schemaRef ds:uri="http://schemas.openxmlformats.org/officeDocument/2006/bibliography"/>
-  </ds:schemaRefs>
-</ds:datastoreItem>
 </file>
--- a/XEngine_Docment/Docment_en.docx
+++ b/XEngine_Docment/Docment_en.docx
@@ -1,6 +1,6 @@
 
 <file path=word/document.xml><?xml version="1.0" encoding="utf-8"?>
-<w:document xmlns:wpc="http://schemas.microsoft.com/office/word/2010/wordprocessingCanvas" xmlns:cx="http://schemas.microsoft.com/office/drawing/2014/chartex" xmlns:cx1="http://schemas.microsoft.com/office/drawing/2015/9/8/chartex" xmlns:cx2="http://schemas.microsoft.com/office/drawing/2015/10/21/chartex" xmlns:cx3="http://schemas.microsoft.com/office/drawing/2016/5/9/chartex" xmlns:cx4="http://schemas.microsoft.com/office/drawing/2016/5/10/chartex" xmlns:cx5="http://schemas.microsoft.com/office/drawing/2016/5/11/chartex" xmlns:cx6="http://schemas.microsoft.com/office/drawing/2016/5/12/chartex" xmlns:cx7="http://schemas.microsoft.com/office/drawing/2016/5/13/chartex" xmlns:cx8="http://schemas.microsoft.com/office/drawing/2016/5/14/chartex" xmlns:mc="http://schemas.openxmlformats.org/markup-compatibility/2006" xmlns:aink="http://schemas.microsoft.com/office/drawing/2016/ink" xmlns:am3d="http://schemas.microsoft.com/office/drawing/2017/model3d" xmlns:o="urn:schemas-microsoft-com:office:office" xmlns:oel="http://schemas.microsoft.com/office/2019/extlst" xmlns:r="http://schemas.openxmlformats.org/officeDocument/2006/relationships" xmlns:m="http://schemas.openxmlformats.org/officeDocument/2006/math" xmlns:v="urn:schemas-microsoft-com:vml" xmlns:wp14="http://schemas.microsoft.com/office/word/2010/wordprocessingDrawing" xmlns:wp="http://schemas.openxmlformats.org/drawingml/2006/wordprocessingDrawing" xmlns:w10="urn:schemas-microsoft-com:office:word" xmlns:w="http://schemas.openxmlformats.org/wordprocessingml/2006/main" xmlns:w14="http://schemas.microsoft.com/office/word/2010/wordml" xmlns:w15="http://schemas.microsoft.com/office/word/2012/wordml" xmlns:w16cex="http://schemas.microsoft.com/office/word/2018/wordml/cex" xmlns:w16cid="http://schemas.microsoft.com/office/word/2016/wordml/cid" xmlns:w16="http://schemas.microsoft.com/office/word/2018/wordml" xmlns:w16du="http://schemas.microsoft.com/office/word/2023/wordml/word16du" xmlns:w16sdtdh="http://schemas.microsoft.com/office/word/2020/wordml/sdtdatahash" xmlns:w16sdtfl="http://schemas.microsoft.com/office/word/2024/wordml/sdtformatlock" xmlns:w16se="http://schemas.microsoft.com/office/word/2015/wordml/symex" xmlns:wpg="http://schemas.microsoft.com/office/word/2010/wordprocessingGroup" xmlns:wpi="http://schemas.microsoft.com/office/word/2010/wordprocessingInk" xmlns:wne="http://schemas.microsoft.com/office/word/2006/wordml" xmlns:wps="http://schemas.microsoft.com/office/word/2010/wordprocessingShape" mc:Ignorable="w14 w15 w16se w16cid w16 w16cex w16sdtdh w16sdtfl w16du wp14">
+<w:document xmlns:wpc="http://schemas.microsoft.com/office/word/2010/wordprocessingCanvas" xmlns:cx="http://schemas.microsoft.com/office/drawing/2014/chartex" xmlns:cx1="http://schemas.microsoft.com/office/drawing/2015/9/8/chartex" xmlns:cx2="http://schemas.microsoft.com/office/drawing/2015/10/21/chartex" xmlns:cx3="http://schemas.microsoft.com/office/drawing/2016/5/9/chartex" xmlns:cx4="http://schemas.microsoft.com/office/drawing/2016/5/10/chartex" xmlns:cx5="http://schemas.microsoft.com/office/drawing/2016/5/11/chartex" xmlns:cx6="http://schemas.microsoft.com/office/drawing/2016/5/12/chartex" xmlns:cx7="http://schemas.microsoft.com/office/drawing/2016/5/13/chartex" xmlns:cx8="http://schemas.microsoft.com/office/drawing/2016/5/14/chartex" xmlns:mc="http://schemas.openxmlformats.org/markup-compatibility/2006" xmlns:aink="http://schemas.microsoft.com/office/drawing/2016/ink" xmlns:am3d="http://schemas.microsoft.com/office/drawing/2017/model3d" xmlns:o="urn:schemas-microsoft-com:office:office" xmlns:oel="http://schemas.microsoft.com/office/2019/extlst" xmlns:r="http://schemas.openxmlformats.org/officeDocument/2006/relationships" xmlns:m="http://schemas.openxmlformats.org/officeDocument/2006/math" xmlns:v="urn:schemas-microsoft-com:vml" xmlns:wp14="http://schemas.microsoft.com/office/word/2010/wordprocessingDrawing" xmlns:wp="http://schemas.openxmlformats.org/drawingml/2006/wordprocessingDrawing" xmlns:w10="urn:schemas-microsoft-com:office:word" xmlns:w="http://schemas.openxmlformats.org/wordprocessingml/2006/main" xmlns:w14="http://schemas.microsoft.com/office/word/2010/wordml" xmlns:w15="http://schemas.microsoft.com/office/word/2012/wordml" xmlns:w16cei="http://schemas.microsoft.com/office/word/2026/wordml/cei" xmlns:w16cex="http://schemas.microsoft.com/office/word/2018/wordml/cex" xmlns:w16cid="http://schemas.microsoft.com/office/word/2016/wordml/cid" xmlns:w16="http://schemas.microsoft.com/office/word/2018/wordml" xmlns:w16du="http://schemas.microsoft.com/office/word/2023/wordml/word16du" xmlns:w16sdtdh="http://schemas.microsoft.com/office/word/2020/wordml/sdtdatahash" xmlns:w16sdtfl="http://schemas.microsoft.com/office/word/2024/wordml/sdtformatlock" xmlns:w16se="http://schemas.microsoft.com/office/word/2015/wordml/symex" xmlns:wpg="http://schemas.microsoft.com/office/word/2010/wordprocessingGroup" xmlns:wpi="http://schemas.microsoft.com/office/word/2010/wordprocessingInk" xmlns:wne="http://schemas.microsoft.com/office/word/2006/wordml" xmlns:wps="http://schemas.microsoft.com/office/word/2010/wordprocessingShape" mc:Ignorable="w14 w15 w16se w16cid w16 w16cex w16sdtdh w16sdtfl w16du wp14">
   <w:body>
     <w:p>
       <w:pPr>
@@ -11,8 +11,7 @@
           <w:szCs w:val="44"/>
         </w:rPr>
       </w:pPr>
-      <w:bookmarkStart w:id="0" w:name="_Toc221526621"/>
-      <w:proofErr w:type="spellStart"/>
+      <w:bookmarkStart w:id="0" w:name="_Toc236399573"/>
       <w:r>
         <w:rPr>
           <w:rFonts w:hint="eastAsia"/>
@@ -20,30 +19,9 @@
           <w:sz w:val="44"/>
           <w:szCs w:val="44"/>
         </w:rPr>
-        <w:t>XEngine</w:t>
-      </w:r>
-      <w:proofErr w:type="spellEnd"/>
-      <w:r>
-        <w:rPr>
-          <w:rFonts w:hint="eastAsia"/>
-          <w:color w:val="0070C0"/>
-          <w:sz w:val="44"/>
-          <w:szCs w:val="44"/>
-        </w:rPr>
-        <w:t xml:space="preserve"> Proxy Service </w:t>
-      </w:r>
-      <w:proofErr w:type="spellStart"/>
-      <w:r>
-        <w:rPr>
-          <w:rFonts w:hint="eastAsia"/>
-          <w:color w:val="0070C0"/>
-          <w:sz w:val="44"/>
-          <w:szCs w:val="44"/>
-        </w:rPr>
-        <w:t>Docment</w:t>
+        <w:t>XEngine Proxy Service Docment</w:t>
       </w:r>
       <w:bookmarkEnd w:id="0"/>
-      <w:proofErr w:type="spellEnd"/>
     </w:p>
     <w:p/>
     <w:sdt>
@@ -82,7 +60,6 @@
               <w:tab w:val="right" w:leader="dot" w:pos="8296"/>
             </w:tabs>
             <w:rPr>
-              <w:rFonts w:hint="eastAsia"/>
               <w:noProof/>
               <w:sz w:val="22"/>
               <w:szCs w:val="24"/>
@@ -98,11 +75,10 @@
           <w:r>
             <w:fldChar w:fldCharType="separate"/>
           </w:r>
-          <w:hyperlink w:anchor="_Toc221526621" w:history="1">
+          <w:hyperlink w:anchor="_Toc236399573" w:history="1">
             <w:r>
               <w:rPr>
                 <w:rStyle w:val="ae"/>
-                <w:rFonts w:hint="eastAsia"/>
                 <w:noProof/>
               </w:rPr>
               <w:t>XEngine Proxy Service Docment</w:t>
@@ -136,7 +112,7 @@
                 <w:noProof/>
                 <w:webHidden/>
               </w:rPr>
-              <w:instrText>PAGEREF _Toc221526621 \h</w:instrText>
+              <w:instrText>PAGEREF _Toc236399573 \h</w:instrText>
             </w:r>
             <w:r>
               <w:rPr>
@@ -185,18 +161,16 @@
               <w:tab w:val="right" w:leader="dot" w:pos="8296"/>
             </w:tabs>
             <w:rPr>
-              <w:rFonts w:hint="eastAsia"/>
               <w:noProof/>
               <w:sz w:val="22"/>
               <w:szCs w:val="24"/>
               <w14:ligatures w14:val="standardContextual"/>
             </w:rPr>
           </w:pPr>
-          <w:hyperlink w:anchor="_Toc221526622" w:history="1">
+          <w:hyperlink w:anchor="_Toc236399574" w:history="1">
             <w:r>
               <w:rPr>
                 <w:rStyle w:val="ae"/>
-                <w:rFonts w:hint="eastAsia"/>
                 <w:noProof/>
               </w:rPr>
               <w:t>Preface</w:t>
@@ -230,7 +204,7 @@
                 <w:noProof/>
                 <w:webHidden/>
               </w:rPr>
-              <w:instrText>PAGEREF _Toc221526622 \h</w:instrText>
+              <w:instrText>PAGEREF _Toc236399574 \h</w:instrText>
             </w:r>
             <w:r>
               <w:rPr>
@@ -279,18 +253,16 @@
               <w:tab w:val="right" w:leader="dot" w:pos="8296"/>
             </w:tabs>
             <w:rPr>
-              <w:rFonts w:hint="eastAsia"/>
               <w:noProof/>
               <w:sz w:val="22"/>
               <w:szCs w:val="24"/>
               <w14:ligatures w14:val="standardContextual"/>
             </w:rPr>
           </w:pPr>
-          <w:hyperlink w:anchor="_Toc221526623" w:history="1">
+          <w:hyperlink w:anchor="_Toc236399575" w:history="1">
             <w:r>
               <w:rPr>
                 <w:rStyle w:val="ae"/>
-                <w:rFonts w:hint="eastAsia"/>
                 <w:noProof/>
               </w:rPr>
               <w:t>Reader</w:t>
@@ -324,7 +296,7 @@
                 <w:noProof/>
                 <w:webHidden/>
               </w:rPr>
-              <w:instrText>PAGEREF _Toc221526623 \h</w:instrText>
+              <w:instrText>PAGEREF _Toc236399575 \h</w:instrText>
             </w:r>
             <w:r>
               <w:rPr>
@@ -373,18 +345,16 @@
               <w:tab w:val="right" w:leader="dot" w:pos="8296"/>
             </w:tabs>
             <w:rPr>
-              <w:rFonts w:hint="eastAsia"/>
               <w:noProof/>
               <w:sz w:val="22"/>
               <w:szCs w:val="24"/>
               <w14:ligatures w14:val="standardContextual"/>
             </w:rPr>
           </w:pPr>
-          <w:hyperlink w:anchor="_Toc221526624" w:history="1">
+          <w:hyperlink w:anchor="_Toc236399576" w:history="1">
             <w:r>
               <w:rPr>
                 <w:rStyle w:val="ae"/>
-                <w:rFonts w:hint="eastAsia"/>
                 <w:noProof/>
               </w:rPr>
               <w:t>Overview</w:t>
@@ -418,7 +388,7 @@
                 <w:noProof/>
                 <w:webHidden/>
               </w:rPr>
-              <w:instrText>PAGEREF _Toc221526624 \h</w:instrText>
+              <w:instrText>PAGEREF _Toc236399576 \h</w:instrText>
             </w:r>
             <w:r>
               <w:rPr>
@@ -467,18 +437,16 @@
               <w:tab w:val="right" w:leader="dot" w:pos="8296"/>
             </w:tabs>
             <w:rPr>
-              <w:rFonts w:hint="eastAsia"/>
               <w:noProof/>
               <w:sz w:val="22"/>
               <w:szCs w:val="24"/>
               <w14:ligatures w14:val="standardContextual"/>
             </w:rPr>
           </w:pPr>
-          <w:hyperlink w:anchor="_Toc221526625" w:history="1">
+          <w:hyperlink w:anchor="_Toc236399577" w:history="1">
             <w:r>
               <w:rPr>
                 <w:rStyle w:val="ae"/>
-                <w:rFonts w:hint="eastAsia"/>
                 <w:noProof/>
               </w:rPr>
               <w:t>Associate Module</w:t>
@@ -512,7 +480,7 @@
                 <w:noProof/>
                 <w:webHidden/>
               </w:rPr>
-              <w:instrText>PAGEREF _Toc221526625 \h</w:instrText>
+              <w:instrText>PAGEREF _Toc236399577 \h</w:instrText>
             </w:r>
             <w:r>
               <w:rPr>
@@ -561,18 +529,16 @@
               <w:tab w:val="right" w:leader="dot" w:pos="8296"/>
             </w:tabs>
             <w:rPr>
-              <w:rFonts w:hint="eastAsia"/>
               <w:noProof/>
               <w:sz w:val="22"/>
               <w:szCs w:val="24"/>
               <w14:ligatures w14:val="standardContextual"/>
             </w:rPr>
           </w:pPr>
-          <w:hyperlink w:anchor="_Toc221526626" w:history="1">
+          <w:hyperlink w:anchor="_Toc236399578" w:history="1">
             <w:r>
               <w:rPr>
                 <w:rStyle w:val="ae"/>
-                <w:rFonts w:hint="eastAsia"/>
                 <w:noProof/>
               </w:rPr>
               <w:t>一</w:t>
@@ -580,7 +546,6 @@
             <w:r>
               <w:rPr>
                 <w:rStyle w:val="ae"/>
-                <w:rFonts w:hint="eastAsia"/>
                 <w:noProof/>
               </w:rPr>
               <w:t xml:space="preserve"> Technical structure</w:t>
@@ -614,7 +579,7 @@
                 <w:noProof/>
                 <w:webHidden/>
               </w:rPr>
-              <w:instrText>PAGEREF _Toc221526626 \h</w:instrText>
+              <w:instrText>PAGEREF _Toc236399578 \h</w:instrText>
             </w:r>
             <w:r>
               <w:rPr>
@@ -663,18 +628,16 @@
               <w:tab w:val="right" w:leader="dot" w:pos="8296"/>
             </w:tabs>
             <w:rPr>
-              <w:rFonts w:hint="eastAsia"/>
               <w:noProof/>
               <w:sz w:val="22"/>
               <w:szCs w:val="24"/>
               <w14:ligatures w14:val="standardContextual"/>
             </w:rPr>
           </w:pPr>
-          <w:hyperlink w:anchor="_Toc221526627" w:history="1">
+          <w:hyperlink w:anchor="_Toc236399579" w:history="1">
             <w:r>
               <w:rPr>
                 <w:rStyle w:val="ae"/>
-                <w:rFonts w:hint="eastAsia"/>
                 <w:noProof/>
               </w:rPr>
               <w:t>1.1 Directory Structure</w:t>
@@ -708,7 +671,7 @@
                 <w:noProof/>
                 <w:webHidden/>
               </w:rPr>
-              <w:instrText>PAGEREF _Toc221526627 \h</w:instrText>
+              <w:instrText>PAGEREF _Toc236399579 \h</w:instrText>
             </w:r>
             <w:r>
               <w:rPr>
@@ -757,18 +720,16 @@
               <w:tab w:val="right" w:leader="dot" w:pos="8296"/>
             </w:tabs>
             <w:rPr>
-              <w:rFonts w:hint="eastAsia"/>
               <w:noProof/>
               <w:sz w:val="22"/>
               <w:szCs w:val="24"/>
               <w14:ligatures w14:val="standardContextual"/>
             </w:rPr>
           </w:pPr>
-          <w:hyperlink w:anchor="_Toc221526628" w:history="1">
+          <w:hyperlink w:anchor="_Toc236399580" w:history="1">
             <w:r>
               <w:rPr>
                 <w:rStyle w:val="ae"/>
-                <w:rFonts w:hint="eastAsia"/>
                 <w:noProof/>
               </w:rPr>
               <w:t>1.2 Source Directory</w:t>
@@ -802,7 +763,7 @@
                 <w:noProof/>
                 <w:webHidden/>
               </w:rPr>
-              <w:instrText>PAGEREF _Toc221526628 \h</w:instrText>
+              <w:instrText>PAGEREF _Toc236399580 \h</w:instrText>
             </w:r>
             <w:r>
               <w:rPr>
@@ -851,18 +812,16 @@
               <w:tab w:val="right" w:leader="dot" w:pos="8296"/>
             </w:tabs>
             <w:rPr>
-              <w:rFonts w:hint="eastAsia"/>
               <w:noProof/>
               <w:sz w:val="22"/>
               <w:szCs w:val="24"/>
               <w14:ligatures w14:val="standardContextual"/>
             </w:rPr>
           </w:pPr>
-          <w:hyperlink w:anchor="_Toc221526629" w:history="1">
+          <w:hyperlink w:anchor="_Toc236399581" w:history="1">
             <w:r>
               <w:rPr>
                 <w:rStyle w:val="ae"/>
-                <w:rFonts w:hint="eastAsia"/>
                 <w:noProof/>
               </w:rPr>
               <w:t>1.3 Detailed Protocol</w:t>
@@ -896,7 +855,7 @@
                 <w:noProof/>
                 <w:webHidden/>
               </w:rPr>
-              <w:instrText>PAGEREF _Toc221526629 \h</w:instrText>
+              <w:instrText>PAGEREF _Toc236399581 \h</w:instrText>
             </w:r>
             <w:r>
               <w:rPr>
@@ -945,18 +904,16 @@
               <w:tab w:val="right" w:leader="dot" w:pos="8296"/>
             </w:tabs>
             <w:rPr>
-              <w:rFonts w:hint="eastAsia"/>
               <w:noProof/>
               <w:sz w:val="22"/>
               <w:szCs w:val="24"/>
               <w14:ligatures w14:val="standardContextual"/>
             </w:rPr>
           </w:pPr>
-          <w:hyperlink w:anchor="_Toc221526630" w:history="1">
+          <w:hyperlink w:anchor="_Toc236399582" w:history="1">
             <w:r>
               <w:rPr>
                 <w:rStyle w:val="ae"/>
-                <w:rFonts w:hint="eastAsia"/>
                 <w:noProof/>
               </w:rPr>
               <w:t>二</w:t>
@@ -964,7 +921,6 @@
             <w:r>
               <w:rPr>
                 <w:rStyle w:val="ae"/>
-                <w:rFonts w:hint="eastAsia"/>
                 <w:noProof/>
               </w:rPr>
               <w:t xml:space="preserve"> Configure Env</w:t>
@@ -998,7 +954,7 @@
                 <w:noProof/>
                 <w:webHidden/>
               </w:rPr>
-              <w:instrText>PAGEREF _Toc221526630 \h</w:instrText>
+              <w:instrText>PAGEREF _Toc236399582 \h</w:instrText>
             </w:r>
             <w:r>
               <w:rPr>
@@ -1047,18 +1003,16 @@
               <w:tab w:val="right" w:leader="dot" w:pos="8296"/>
             </w:tabs>
             <w:rPr>
-              <w:rFonts w:hint="eastAsia"/>
               <w:noProof/>
               <w:sz w:val="22"/>
               <w:szCs w:val="24"/>
               <w14:ligatures w14:val="standardContextual"/>
             </w:rPr>
           </w:pPr>
-          <w:hyperlink w:anchor="_Toc221526631" w:history="1">
+          <w:hyperlink w:anchor="_Toc236399583" w:history="1">
             <w:r>
               <w:rPr>
                 <w:rStyle w:val="ae"/>
-                <w:rFonts w:hint="eastAsia"/>
                 <w:noProof/>
               </w:rPr>
               <w:t>2.1 WINDOWS</w:t>
@@ -1092,7 +1046,7 @@
                 <w:noProof/>
                 <w:webHidden/>
               </w:rPr>
-              <w:instrText>PAGEREF _Toc221526631 \h</w:instrText>
+              <w:instrText>PAGEREF _Toc236399583 \h</w:instrText>
             </w:r>
             <w:r>
               <w:rPr>
@@ -1141,18 +1095,16 @@
               <w:tab w:val="right" w:leader="dot" w:pos="8296"/>
             </w:tabs>
             <w:rPr>
-              <w:rFonts w:hint="eastAsia"/>
               <w:noProof/>
               <w:sz w:val="22"/>
               <w:szCs w:val="24"/>
               <w14:ligatures w14:val="standardContextual"/>
             </w:rPr>
           </w:pPr>
-          <w:hyperlink w:anchor="_Toc221526632" w:history="1">
+          <w:hyperlink w:anchor="_Toc236399584" w:history="1">
             <w:r>
               <w:rPr>
                 <w:rStyle w:val="ae"/>
-                <w:rFonts w:hint="eastAsia"/>
                 <w:noProof/>
               </w:rPr>
               <w:t>2.2 LINUX</w:t>
@@ -1186,7 +1138,7 @@
                 <w:noProof/>
                 <w:webHidden/>
               </w:rPr>
-              <w:instrText>PAGEREF _Toc221526632 \h</w:instrText>
+              <w:instrText>PAGEREF _Toc236399584 \h</w:instrText>
             </w:r>
             <w:r>
               <w:rPr>
@@ -1235,18 +1187,16 @@
               <w:tab w:val="right" w:leader="dot" w:pos="8296"/>
             </w:tabs>
             <w:rPr>
-              <w:rFonts w:hint="eastAsia"/>
               <w:noProof/>
               <w:sz w:val="22"/>
               <w:szCs w:val="24"/>
               <w14:ligatures w14:val="standardContextual"/>
             </w:rPr>
           </w:pPr>
-          <w:hyperlink w:anchor="_Toc221526633" w:history="1">
+          <w:hyperlink w:anchor="_Toc236399585" w:history="1">
             <w:r>
               <w:rPr>
                 <w:rStyle w:val="ae"/>
-                <w:rFonts w:hint="eastAsia"/>
                 <w:noProof/>
               </w:rPr>
               <w:t>2.3 MacOS</w:t>
@@ -1280,7 +1230,7 @@
                 <w:noProof/>
                 <w:webHidden/>
               </w:rPr>
-              <w:instrText>PAGEREF _Toc221526633 \h</w:instrText>
+              <w:instrText>PAGEREF _Toc236399585 \h</w:instrText>
             </w:r>
             <w:r>
               <w:rPr>
@@ -1329,18 +1279,16 @@
               <w:tab w:val="right" w:leader="dot" w:pos="8296"/>
             </w:tabs>
             <w:rPr>
-              <w:rFonts w:hint="eastAsia"/>
               <w:noProof/>
               <w:sz w:val="22"/>
               <w:szCs w:val="24"/>
               <w14:ligatures w14:val="standardContextual"/>
             </w:rPr>
           </w:pPr>
-          <w:hyperlink w:anchor="_Toc221526634" w:history="1">
+          <w:hyperlink w:anchor="_Toc236399586" w:history="1">
             <w:r>
               <w:rPr>
                 <w:rStyle w:val="ae"/>
-                <w:rFonts w:hint="eastAsia"/>
                 <w:noProof/>
               </w:rPr>
               <w:t>三</w:t>
@@ -1348,7 +1296,6 @@
             <w:r>
               <w:rPr>
                 <w:rStyle w:val="ae"/>
-                <w:rFonts w:hint="eastAsia"/>
                 <w:noProof/>
               </w:rPr>
               <w:t xml:space="preserve"> Configure Description</w:t>
@@ -1382,7 +1329,7 @@
                 <w:noProof/>
                 <w:webHidden/>
               </w:rPr>
-              <w:instrText>PAGEREF _Toc221526634 \h</w:instrText>
+              <w:instrText>PAGEREF _Toc236399586 \h</w:instrText>
             </w:r>
             <w:r>
               <w:rPr>
@@ -1431,18 +1378,16 @@
               <w:tab w:val="right" w:leader="dot" w:pos="8296"/>
             </w:tabs>
             <w:rPr>
-              <w:rFonts w:hint="eastAsia"/>
               <w:noProof/>
               <w:sz w:val="22"/>
               <w:szCs w:val="24"/>
               <w14:ligatures w14:val="standardContextual"/>
             </w:rPr>
           </w:pPr>
-          <w:hyperlink w:anchor="_Toc221526635" w:history="1">
+          <w:hyperlink w:anchor="_Toc236399587" w:history="1">
             <w:r>
               <w:rPr>
                 <w:rStyle w:val="ae"/>
-                <w:rFonts w:hint="eastAsia"/>
                 <w:noProof/>
               </w:rPr>
               <w:t>3.1 Basic Configure</w:t>
@@ -1476,7 +1421,7 @@
                 <w:noProof/>
                 <w:webHidden/>
               </w:rPr>
-              <w:instrText>PAGEREF _Toc221526635 \h</w:instrText>
+              <w:instrText>PAGEREF _Toc236399587 \h</w:instrText>
             </w:r>
             <w:r>
               <w:rPr>
@@ -1525,18 +1470,16 @@
               <w:tab w:val="right" w:leader="dot" w:pos="8296"/>
             </w:tabs>
             <w:rPr>
-              <w:rFonts w:hint="eastAsia"/>
               <w:noProof/>
               <w:sz w:val="22"/>
               <w:szCs w:val="24"/>
               <w14:ligatures w14:val="standardContextual"/>
             </w:rPr>
           </w:pPr>
-          <w:hyperlink w:anchor="_Toc221526636" w:history="1">
+          <w:hyperlink w:anchor="_Toc236399588" w:history="1">
             <w:r>
               <w:rPr>
                 <w:rStyle w:val="ae"/>
-                <w:rFonts w:hint="eastAsia"/>
                 <w:noProof/>
               </w:rPr>
               <w:t>3.2 Max Configure</w:t>
@@ -1570,7 +1513,7 @@
                 <w:noProof/>
                 <w:webHidden/>
               </w:rPr>
-              <w:instrText>PAGEREF _Toc221526636 \h</w:instrText>
+              <w:instrText>PAGEREF _Toc236399588 \h</w:instrText>
             </w:r>
             <w:r>
               <w:rPr>
@@ -1619,18 +1562,16 @@
               <w:tab w:val="right" w:leader="dot" w:pos="8296"/>
             </w:tabs>
             <w:rPr>
-              <w:rFonts w:hint="eastAsia"/>
               <w:noProof/>
               <w:sz w:val="22"/>
               <w:szCs w:val="24"/>
               <w14:ligatures w14:val="standardContextual"/>
             </w:rPr>
           </w:pPr>
-          <w:hyperlink w:anchor="_Toc221526637" w:history="1">
+          <w:hyperlink w:anchor="_Toc236399589" w:history="1">
             <w:r>
               <w:rPr>
                 <w:rStyle w:val="ae"/>
-                <w:rFonts w:hint="eastAsia"/>
                 <w:noProof/>
               </w:rPr>
               <w:t>3.3 Time Configure</w:t>
@@ -1664,7 +1605,7 @@
                 <w:noProof/>
                 <w:webHidden/>
               </w:rPr>
-              <w:instrText>PAGEREF _Toc221526637 \h</w:instrText>
+              <w:instrText>PAGEREF _Toc236399589 \h</w:instrText>
             </w:r>
             <w:r>
               <w:rPr>
@@ -1713,18 +1654,16 @@
               <w:tab w:val="right" w:leader="dot" w:pos="8296"/>
             </w:tabs>
             <w:rPr>
-              <w:rFonts w:hint="eastAsia"/>
               <w:noProof/>
               <w:sz w:val="22"/>
               <w:szCs w:val="24"/>
               <w14:ligatures w14:val="standardContextual"/>
             </w:rPr>
           </w:pPr>
-          <w:hyperlink w:anchor="_Toc221526638" w:history="1">
+          <w:hyperlink w:anchor="_Toc236399590" w:history="1">
             <w:r>
               <w:rPr>
                 <w:rStyle w:val="ae"/>
-                <w:rFonts w:hint="eastAsia"/>
                 <w:noProof/>
               </w:rPr>
               <w:t>3.4 Log Configure</w:t>
@@ -1758,7 +1697,7 @@
                 <w:noProof/>
                 <w:webHidden/>
               </w:rPr>
-              <w:instrText>PAGEREF _Toc221526638 \h</w:instrText>
+              <w:instrText>PAGEREF _Toc236399590 \h</w:instrText>
             </w:r>
             <w:r>
               <w:rPr>
@@ -1807,18 +1746,16 @@
               <w:tab w:val="right" w:leader="dot" w:pos="8296"/>
             </w:tabs>
             <w:rPr>
-              <w:rFonts w:hint="eastAsia"/>
               <w:noProof/>
               <w:sz w:val="22"/>
               <w:szCs w:val="24"/>
               <w14:ligatures w14:val="standardContextual"/>
             </w:rPr>
           </w:pPr>
-          <w:hyperlink w:anchor="_Toc221526639" w:history="1">
+          <w:hyperlink w:anchor="_Toc236399591" w:history="1">
             <w:r>
               <w:rPr>
                 <w:rStyle w:val="ae"/>
-                <w:rFonts w:hint="eastAsia"/>
                 <w:noProof/>
               </w:rPr>
               <w:t>3.5 Report Configure</w:t>
@@ -1852,7 +1789,7 @@
                 <w:noProof/>
                 <w:webHidden/>
               </w:rPr>
-              <w:instrText>PAGEREF _Toc221526639 \h</w:instrText>
+              <w:instrText>PAGEREF _Toc236399591 \h</w:instrText>
             </w:r>
             <w:r>
               <w:rPr>
@@ -1901,18 +1838,16 @@
               <w:tab w:val="right" w:leader="dot" w:pos="8296"/>
             </w:tabs>
             <w:rPr>
-              <w:rFonts w:hint="eastAsia"/>
               <w:noProof/>
               <w:sz w:val="22"/>
               <w:szCs w:val="24"/>
               <w14:ligatures w14:val="standardContextual"/>
             </w:rPr>
           </w:pPr>
-          <w:hyperlink w:anchor="_Toc221526640" w:history="1">
+          <w:hyperlink w:anchor="_Toc236399592" w:history="1">
             <w:r>
               <w:rPr>
                 <w:rStyle w:val="ae"/>
-                <w:rFonts w:hint="eastAsia"/>
                 <w:noProof/>
               </w:rPr>
               <w:t>3.6 Verification Configure</w:t>
@@ -1946,7 +1881,7 @@
                 <w:noProof/>
                 <w:webHidden/>
               </w:rPr>
-              <w:instrText>PAGEREF _Toc221526640 \h</w:instrText>
+              <w:instrText>PAGEREF _Toc236399592 \h</w:instrText>
             </w:r>
             <w:r>
               <w:rPr>
@@ -1976,7 +1911,7 @@
                 <w:noProof/>
                 <w:webHidden/>
               </w:rPr>
-              <w:t>6</w:t>
+              <w:t>5</w:t>
             </w:r>
             <w:r>
               <w:rPr>
@@ -1995,18 +1930,16 @@
               <w:tab w:val="right" w:leader="dot" w:pos="8296"/>
             </w:tabs>
             <w:rPr>
-              <w:rFonts w:hint="eastAsia"/>
               <w:noProof/>
               <w:sz w:val="22"/>
               <w:szCs w:val="24"/>
               <w14:ligatures w14:val="standardContextual"/>
             </w:rPr>
           </w:pPr>
-          <w:hyperlink w:anchor="_Toc221526641" w:history="1">
+          <w:hyperlink w:anchor="_Toc236399593" w:history="1">
             <w:r>
               <w:rPr>
                 <w:rStyle w:val="ae"/>
-                <w:rFonts w:hint="eastAsia"/>
                 <w:noProof/>
               </w:rPr>
               <w:t>3.7 Proxy Configure</w:t>
@@ -2040,7 +1973,7 @@
                 <w:noProof/>
                 <w:webHidden/>
               </w:rPr>
-              <w:instrText>PAGEREF _Toc221526641 \h</w:instrText>
+              <w:instrText>PAGEREF _Toc236399593 \h</w:instrText>
             </w:r>
             <w:r>
               <w:rPr>
@@ -2089,18 +2022,16 @@
               <w:tab w:val="right" w:leader="dot" w:pos="8296"/>
             </w:tabs>
             <w:rPr>
-              <w:rFonts w:hint="eastAsia"/>
               <w:noProof/>
               <w:sz w:val="22"/>
               <w:szCs w:val="24"/>
               <w14:ligatures w14:val="standardContextual"/>
             </w:rPr>
           </w:pPr>
-          <w:hyperlink w:anchor="_Toc221526642" w:history="1">
+          <w:hyperlink w:anchor="_Toc236399594" w:history="1">
             <w:r>
               <w:rPr>
                 <w:rStyle w:val="ae"/>
-                <w:rFonts w:hint="eastAsia"/>
                 <w:noProof/>
               </w:rPr>
               <w:t>四</w:t>
@@ -2108,7 +2039,6 @@
             <w:r>
               <w:rPr>
                 <w:rStyle w:val="ae"/>
-                <w:rFonts w:hint="eastAsia"/>
                 <w:noProof/>
               </w:rPr>
               <w:t xml:space="preserve"> Interface Protocol</w:t>
@@ -2142,7 +2072,7 @@
                 <w:noProof/>
                 <w:webHidden/>
               </w:rPr>
-              <w:instrText>PAGEREF _Toc221526642 \h</w:instrText>
+              <w:instrText>PAGEREF _Toc236399594 \h</w:instrText>
             </w:r>
             <w:r>
               <w:rPr>
@@ -2191,18 +2121,16 @@
               <w:tab w:val="right" w:leader="dot" w:pos="8296"/>
             </w:tabs>
             <w:rPr>
-              <w:rFonts w:hint="eastAsia"/>
               <w:noProof/>
               <w:sz w:val="22"/>
               <w:szCs w:val="24"/>
               <w14:ligatures w14:val="standardContextual"/>
             </w:rPr>
           </w:pPr>
-          <w:hyperlink w:anchor="_Toc221526643" w:history="1">
+          <w:hyperlink w:anchor="_Toc236399595" w:history="1">
             <w:r>
               <w:rPr>
                 <w:rStyle w:val="ae"/>
-                <w:rFonts w:hint="eastAsia"/>
                 <w:noProof/>
               </w:rPr>
               <w:t>4.1 Tunnel</w:t>
@@ -2236,7 +2164,7 @@
                 <w:noProof/>
                 <w:webHidden/>
               </w:rPr>
-              <w:instrText>PAGEREF _Toc221526643 \h</w:instrText>
+              <w:instrText>PAGEREF _Toc236399595 \h</w:instrText>
             </w:r>
             <w:r>
               <w:rPr>
@@ -2285,18 +2213,16 @@
               <w:tab w:val="right" w:leader="dot" w:pos="8296"/>
             </w:tabs>
             <w:rPr>
-              <w:rFonts w:hint="eastAsia"/>
               <w:noProof/>
               <w:sz w:val="22"/>
               <w:szCs w:val="24"/>
               <w14:ligatures w14:val="standardContextual"/>
             </w:rPr>
           </w:pPr>
-          <w:hyperlink w:anchor="_Toc221526644" w:history="1">
+          <w:hyperlink w:anchor="_Toc236399596" w:history="1">
             <w:r>
               <w:rPr>
                 <w:rStyle w:val="ae"/>
-                <w:rFonts w:hint="eastAsia"/>
                 <w:noProof/>
               </w:rPr>
               <w:t>4.2 Socks</w:t>
@@ -2330,7 +2256,7 @@
                 <w:noProof/>
                 <w:webHidden/>
               </w:rPr>
-              <w:instrText>PAGEREF _Toc221526644 \h</w:instrText>
+              <w:instrText>PAGEREF _Toc236399596 \h</w:instrText>
             </w:r>
             <w:r>
               <w:rPr>
@@ -2379,18 +2305,16 @@
               <w:tab w:val="right" w:leader="dot" w:pos="8296"/>
             </w:tabs>
             <w:rPr>
-              <w:rFonts w:hint="eastAsia"/>
               <w:noProof/>
               <w:sz w:val="22"/>
               <w:szCs w:val="24"/>
               <w14:ligatures w14:val="standardContextual"/>
             </w:rPr>
           </w:pPr>
-          <w:hyperlink w:anchor="_Toc221526645" w:history="1">
+          <w:hyperlink w:anchor="_Toc236399597" w:history="1">
             <w:r>
               <w:rPr>
                 <w:rStyle w:val="ae"/>
-                <w:rFonts w:hint="eastAsia"/>
                 <w:noProof/>
               </w:rPr>
               <w:t>4.3 Forwad</w:t>
@@ -2424,7 +2348,7 @@
                 <w:noProof/>
                 <w:webHidden/>
               </w:rPr>
-              <w:instrText>PAGEREF _Toc221526645 \h</w:instrText>
+              <w:instrText>PAGEREF _Toc236399597 \h</w:instrText>
             </w:r>
             <w:r>
               <w:rPr>
@@ -2473,18 +2397,16 @@
               <w:tab w:val="right" w:leader="dot" w:pos="8296"/>
             </w:tabs>
             <w:rPr>
-              <w:rFonts w:hint="eastAsia"/>
               <w:noProof/>
               <w:sz w:val="22"/>
               <w:szCs w:val="24"/>
               <w14:ligatures w14:val="standardContextual"/>
             </w:rPr>
           </w:pPr>
-          <w:hyperlink w:anchor="_Toc221526646" w:history="1">
+          <w:hyperlink w:anchor="_Toc236399598" w:history="1">
             <w:r>
               <w:rPr>
                 <w:rStyle w:val="ae"/>
-                <w:rFonts w:hint="eastAsia"/>
                 <w:noProof/>
               </w:rPr>
               <w:t>4.3.1 Login</w:t>
@@ -2518,7 +2440,7 @@
                 <w:noProof/>
                 <w:webHidden/>
               </w:rPr>
-              <w:instrText>PAGEREF _Toc221526646 \h</w:instrText>
+              <w:instrText>PAGEREF _Toc236399598 \h</w:instrText>
             </w:r>
             <w:r>
               <w:rPr>
@@ -2567,18 +2489,16 @@
               <w:tab w:val="right" w:leader="dot" w:pos="8296"/>
             </w:tabs>
             <w:rPr>
-              <w:rFonts w:hint="eastAsia"/>
               <w:noProof/>
               <w:sz w:val="22"/>
               <w:szCs w:val="24"/>
               <w14:ligatures w14:val="standardContextual"/>
             </w:rPr>
           </w:pPr>
-          <w:hyperlink w:anchor="_Toc221526647" w:history="1">
+          <w:hyperlink w:anchor="_Toc236399599" w:history="1">
             <w:r>
               <w:rPr>
                 <w:rStyle w:val="ae"/>
-                <w:rFonts w:hint="eastAsia"/>
                 <w:noProof/>
               </w:rPr>
               <w:t>4.3.2 List</w:t>
@@ -2612,7 +2532,7 @@
                 <w:noProof/>
                 <w:webHidden/>
               </w:rPr>
-              <w:instrText>PAGEREF _Toc221526647 \h</w:instrText>
+              <w:instrText>PAGEREF _Toc236399599 \h</w:instrText>
             </w:r>
             <w:r>
               <w:rPr>
@@ -2642,7 +2562,7 @@
                 <w:noProof/>
                 <w:webHidden/>
               </w:rPr>
-              <w:t>8</w:t>
+              <w:t>7</w:t>
             </w:r>
             <w:r>
               <w:rPr>
@@ -2661,18 +2581,16 @@
               <w:tab w:val="right" w:leader="dot" w:pos="8296"/>
             </w:tabs>
             <w:rPr>
-              <w:rFonts w:hint="eastAsia"/>
               <w:noProof/>
               <w:sz w:val="22"/>
               <w:szCs w:val="24"/>
               <w14:ligatures w14:val="standardContextual"/>
             </w:rPr>
           </w:pPr>
-          <w:hyperlink w:anchor="_Toc221526648" w:history="1">
+          <w:hyperlink w:anchor="_Toc236399600" w:history="1">
             <w:r>
               <w:rPr>
                 <w:rStyle w:val="ae"/>
-                <w:rFonts w:hint="eastAsia"/>
                 <w:noProof/>
               </w:rPr>
               <w:t>4.3.3 Bind</w:t>
@@ -2706,7 +2624,7 @@
                 <w:noProof/>
                 <w:webHidden/>
               </w:rPr>
-              <w:instrText>PAGEREF _Toc221526648 \h</w:instrText>
+              <w:instrText>PAGEREF _Toc236399600 \h</w:instrText>
             </w:r>
             <w:r>
               <w:rPr>
@@ -2755,18 +2673,16 @@
               <w:tab w:val="right" w:leader="dot" w:pos="8296"/>
             </w:tabs>
             <w:rPr>
-              <w:rFonts w:hint="eastAsia"/>
               <w:noProof/>
               <w:sz w:val="22"/>
               <w:szCs w:val="24"/>
               <w14:ligatures w14:val="standardContextual"/>
             </w:rPr>
           </w:pPr>
-          <w:hyperlink w:anchor="_Toc221526649" w:history="1">
+          <w:hyperlink w:anchor="_Toc236399601" w:history="1">
             <w:r>
               <w:rPr>
                 <w:rStyle w:val="ae"/>
-                <w:rFonts w:hint="eastAsia"/>
                 <w:noProof/>
               </w:rPr>
               <w:t>4.3.4 Forwardding</w:t>
@@ -2800,7 +2716,7 @@
                 <w:noProof/>
                 <w:webHidden/>
               </w:rPr>
-              <w:instrText>PAGEREF _Toc221526649 \h</w:instrText>
+              <w:instrText>PAGEREF _Toc236399601 \h</w:instrText>
             </w:r>
             <w:r>
               <w:rPr>
@@ -2830,7 +2746,7 @@
                 <w:noProof/>
                 <w:webHidden/>
               </w:rPr>
-              <w:t>10</w:t>
+              <w:t>9</w:t>
             </w:r>
             <w:r>
               <w:rPr>
@@ -2849,18 +2765,16 @@
               <w:tab w:val="right" w:leader="dot" w:pos="8296"/>
             </w:tabs>
             <w:rPr>
-              <w:rFonts w:hint="eastAsia"/>
               <w:noProof/>
               <w:sz w:val="22"/>
               <w:szCs w:val="24"/>
               <w14:ligatures w14:val="standardContextual"/>
             </w:rPr>
           </w:pPr>
-          <w:hyperlink w:anchor="_Toc221526650" w:history="1">
+          <w:hyperlink w:anchor="_Toc236399602" w:history="1">
             <w:r>
               <w:rPr>
                 <w:rStyle w:val="ae"/>
-                <w:rFonts w:hint="eastAsia"/>
                 <w:noProof/>
               </w:rPr>
               <w:t>4.4 Proxy</w:t>
@@ -2894,7 +2808,7 @@
                 <w:noProof/>
                 <w:webHidden/>
               </w:rPr>
-              <w:instrText>PAGEREF _Toc221526650 \h</w:instrText>
+              <w:instrText>PAGEREF _Toc236399602 \h</w:instrText>
             </w:r>
             <w:r>
               <w:rPr>
@@ -2943,18 +2857,16 @@
               <w:tab w:val="right" w:leader="dot" w:pos="8296"/>
             </w:tabs>
             <w:rPr>
-              <w:rFonts w:hint="eastAsia"/>
               <w:noProof/>
               <w:sz w:val="22"/>
               <w:szCs w:val="24"/>
               <w14:ligatures w14:val="standardContextual"/>
             </w:rPr>
           </w:pPr>
-          <w:hyperlink w:anchor="_Toc221526651" w:history="1">
+          <w:hyperlink w:anchor="_Toc236399603" w:history="1">
             <w:r>
               <w:rPr>
                 <w:rStyle w:val="ae"/>
-                <w:rFonts w:hint="eastAsia"/>
                 <w:noProof/>
               </w:rPr>
               <w:t>4.5 HTTP</w:t>
@@ -2988,7 +2900,7 @@
                 <w:noProof/>
                 <w:webHidden/>
               </w:rPr>
-              <w:instrText>PAGEREF _Toc221526651 \h</w:instrText>
+              <w:instrText>PAGEREF _Toc236399603 \h</w:instrText>
             </w:r>
             <w:r>
               <w:rPr>
@@ -3037,18 +2949,16 @@
               <w:tab w:val="right" w:leader="dot" w:pos="8296"/>
             </w:tabs>
             <w:rPr>
-              <w:rFonts w:hint="eastAsia"/>
               <w:noProof/>
               <w:sz w:val="22"/>
               <w:szCs w:val="24"/>
               <w14:ligatures w14:val="standardContextual"/>
             </w:rPr>
           </w:pPr>
-          <w:hyperlink w:anchor="_Toc221526652" w:history="1">
+          <w:hyperlink w:anchor="_Toc236399604" w:history="1">
             <w:r>
               <w:rPr>
                 <w:rStyle w:val="ae"/>
-                <w:rFonts w:hint="eastAsia"/>
                 <w:noProof/>
               </w:rPr>
               <w:t>4.5.1 Reload Configure</w:t>
@@ -3082,7 +2992,7 @@
                 <w:noProof/>
                 <w:webHidden/>
               </w:rPr>
-              <w:instrText>PAGEREF _Toc221526652 \h</w:instrText>
+              <w:instrText>PAGEREF _Toc236399604 \h</w:instrText>
             </w:r>
             <w:r>
               <w:rPr>
@@ -3131,18 +3041,16 @@
               <w:tab w:val="right" w:leader="dot" w:pos="8296"/>
             </w:tabs>
             <w:rPr>
-              <w:rFonts w:hint="eastAsia"/>
               <w:noProof/>
               <w:sz w:val="22"/>
               <w:szCs w:val="24"/>
               <w14:ligatures w14:val="standardContextual"/>
             </w:rPr>
           </w:pPr>
-          <w:hyperlink w:anchor="_Toc221526653" w:history="1">
+          <w:hyperlink w:anchor="_Toc236399605" w:history="1">
             <w:r>
               <w:rPr>
                 <w:rStyle w:val="ae"/>
-                <w:rFonts w:hint="eastAsia"/>
                 <w:noProof/>
               </w:rPr>
               <w:t>4.5.2 get proxy rule</w:t>
@@ -3176,7 +3084,7 @@
                 <w:noProof/>
                 <w:webHidden/>
               </w:rPr>
-              <w:instrText>PAGEREF _Toc221526653 \h</w:instrText>
+              <w:instrText>PAGEREF _Toc236399605 \h</w:instrText>
             </w:r>
             <w:r>
               <w:rPr>
@@ -3207,6 +3115,98 @@
                 <w:webHidden/>
               </w:rPr>
               <w:t>10</w:t>
+            </w:r>
+            <w:r>
+              <w:rPr>
+                <w:rFonts w:hint="eastAsia"/>
+                <w:noProof/>
+                <w:webHidden/>
+              </w:rPr>
+              <w:fldChar w:fldCharType="end"/>
+            </w:r>
+          </w:hyperlink>
+        </w:p>
+        <w:p>
+          <w:pPr>
+            <w:pStyle w:val="TOC3"/>
+            <w:tabs>
+              <w:tab w:val="right" w:leader="dot" w:pos="8296"/>
+            </w:tabs>
+            <w:rPr>
+              <w:noProof/>
+              <w:sz w:val="22"/>
+              <w:szCs w:val="24"/>
+              <w14:ligatures w14:val="standardContextual"/>
+            </w:rPr>
+          </w:pPr>
+          <w:hyperlink w:anchor="_Toc236399606" w:history="1">
+            <w:r>
+              <w:rPr>
+                <w:rStyle w:val="ae"/>
+                <w:noProof/>
+              </w:rPr>
+              <w:t>2.5.3 get list</w:t>
+            </w:r>
+            <w:r>
+              <w:rPr>
+                <w:rFonts w:hint="eastAsia"/>
+                <w:noProof/>
+                <w:webHidden/>
+              </w:rPr>
+              <w:tab/>
+            </w:r>
+            <w:r>
+              <w:rPr>
+                <w:rFonts w:hint="eastAsia"/>
+                <w:noProof/>
+                <w:webHidden/>
+              </w:rPr>
+              <w:fldChar w:fldCharType="begin"/>
+            </w:r>
+            <w:r>
+              <w:rPr>
+                <w:rFonts w:hint="eastAsia"/>
+                <w:noProof/>
+                <w:webHidden/>
+              </w:rPr>
+              <w:instrText xml:space="preserve"> </w:instrText>
+            </w:r>
+            <w:r>
+              <w:rPr>
+                <w:noProof/>
+                <w:webHidden/>
+              </w:rPr>
+              <w:instrText>PAGEREF _Toc236399606 \h</w:instrText>
+            </w:r>
+            <w:r>
+              <w:rPr>
+                <w:rFonts w:hint="eastAsia"/>
+                <w:noProof/>
+                <w:webHidden/>
+              </w:rPr>
+              <w:instrText xml:space="preserve"> </w:instrText>
+            </w:r>
+            <w:r>
+              <w:rPr>
+                <w:rFonts w:hint="eastAsia"/>
+                <w:noProof/>
+                <w:webHidden/>
+              </w:rPr>
+            </w:r>
+            <w:r>
+              <w:rPr>
+                <w:rFonts w:hint="eastAsia"/>
+                <w:noProof/>
+                <w:webHidden/>
+              </w:rPr>
+              <w:fldChar w:fldCharType="separate"/>
+            </w:r>
+            <w:r>
+              <w:rPr>
+                <w:noProof/>
+                <w:webHidden/>
+              </w:rPr>
+              <w:t>11</w:t>
             </w:r>
             <w:r>
               <w:rPr>
@@ -3225,18 +3225,16 @@
               <w:tab w:val="right" w:leader="dot" w:pos="8296"/>
             </w:tabs>
             <w:rPr>
-              <w:rFonts w:hint="eastAsia"/>
               <w:noProof/>
               <w:sz w:val="22"/>
               <w:szCs w:val="24"/>
               <w14:ligatures w14:val="standardContextual"/>
             </w:rPr>
           </w:pPr>
-          <w:hyperlink w:anchor="_Toc221526654" w:history="1">
+          <w:hyperlink w:anchor="_Toc236399607" w:history="1">
             <w:r>
               <w:rPr>
                 <w:rStyle w:val="ae"/>
-                <w:rFonts w:hint="eastAsia"/>
                 <w:noProof/>
               </w:rPr>
               <w:t>Appendix</w:t>
@@ -3270,7 +3268,7 @@
                 <w:noProof/>
                 <w:webHidden/>
               </w:rPr>
-              <w:instrText>PAGEREF _Toc221526654 \h</w:instrText>
+              <w:instrText>PAGEREF _Toc236399607 \h</w:instrText>
             </w:r>
             <w:r>
               <w:rPr>
@@ -3300,7 +3298,7 @@
                 <w:noProof/>
                 <w:webHidden/>
               </w:rPr>
-              <w:t>11</w:t>
+              <w:t>12</w:t>
             </w:r>
             <w:r>
               <w:rPr>
@@ -3326,13 +3324,6 @@
     <w:p/>
     <w:p/>
     <w:p/>
-    <w:p>
-      <w:pPr>
-        <w:rPr>
-          <w:rFonts w:hint="eastAsia"/>
-        </w:rPr>
-      </w:pPr>
-    </w:p>
     <w:tbl>
       <w:tblPr>
         <w:tblW w:w="8347" w:type="dxa"/>
@@ -3394,7 +3385,6 @@
             <w:pPr>
               <w:pStyle w:val="af"/>
             </w:pPr>
-            <w:proofErr w:type="gramStart"/>
             <w:r>
               <w:t>[</w:t>
             </w:r>
@@ -3405,11 +3395,7 @@
               <w:t xml:space="preserve">  </w:t>
             </w:r>
             <w:r>
-              <w:t>]</w:t>
-            </w:r>
-            <w:proofErr w:type="gramEnd"/>
-            <w:r>
-              <w:t xml:space="preserve"> </w:t>
+              <w:t xml:space="preserve">] </w:t>
             </w:r>
             <w:r>
               <w:rPr>
@@ -3485,28 +3471,12 @@
             <w:pPr>
               <w:pStyle w:val="af"/>
             </w:pPr>
-            <w:proofErr w:type="spellStart"/>
-            <w:r>
-              <w:rPr>
-                <w:rFonts w:hint="eastAsia"/>
-              </w:rPr>
-              <w:t>XEngine</w:t>
-            </w:r>
-            <w:proofErr w:type="spellEnd"/>
-            <w:r>
-              <w:rPr>
-                <w:rFonts w:hint="eastAsia"/>
-              </w:rPr>
-              <w:t xml:space="preserve"> Proxy Service </w:t>
-            </w:r>
-            <w:proofErr w:type="spellStart"/>
-            <w:r>
-              <w:rPr>
-                <w:rFonts w:hint="eastAsia"/>
-              </w:rPr>
-              <w:t>Docment</w:t>
-            </w:r>
-            <w:proofErr w:type="spellEnd"/>
+            <w:r>
+              <w:rPr>
+                <w:rFonts w:hint="eastAsia"/>
+              </w:rPr>
+              <w:t>XEngine Proxy Service Docment</w:t>
+            </w:r>
           </w:p>
         </w:tc>
       </w:tr>
@@ -3589,13 +3559,7 @@
               <w:rPr>
                 <w:rFonts w:hint="eastAsia"/>
               </w:rPr>
-              <w:t>1</w:t>
-            </w:r>
-            <w:r>
-              <w:rPr>
-                <w:rFonts w:hint="eastAsia"/>
-              </w:rPr>
-              <w:t>5</w:t>
+              <w:t>18</w:t>
             </w:r>
             <w:r>
               <w:rPr>
@@ -3677,9 +3641,6 @@
           <w:p>
             <w:pPr>
               <w:pStyle w:val="af"/>
-              <w:rPr>
-                <w:rFonts w:hint="eastAsia"/>
-              </w:rPr>
             </w:pPr>
             <w:r>
               <w:rPr>
@@ -3706,7 +3667,7 @@
               <w:rPr>
                 <w:rFonts w:hint="eastAsia"/>
               </w:rPr>
-              <w:t>2</w:t>
+              <w:t>8</w:t>
             </w:r>
             <w:r>
               <w:t>-</w:t>
@@ -3715,7 +3676,13 @@
               <w:rPr>
                 <w:rFonts w:hint="eastAsia"/>
               </w:rPr>
-              <w:t>09</w:t>
+              <w:t>0</w:t>
+            </w:r>
+            <w:r>
+              <w:rPr>
+                <w:rFonts w:hint="eastAsia"/>
+              </w:rPr>
+              <w:t>1</w:t>
             </w:r>
           </w:p>
         </w:tc>
@@ -3806,7 +3773,7 @@
       <w:pPr>
         <w:pStyle w:val="1"/>
       </w:pPr>
-      <w:bookmarkStart w:id="1" w:name="_Toc221526622"/>
+      <w:bookmarkStart w:id="1" w:name="_Toc236399574"/>
       <w:r>
         <w:rPr>
           <w:rFonts w:hint="eastAsia"/>
@@ -3820,7 +3787,7 @@
       <w:pPr>
         <w:pStyle w:val="2"/>
       </w:pPr>
-      <w:bookmarkStart w:id="2" w:name="_Toc221526623"/>
+      <w:bookmarkStart w:id="2" w:name="_Toc236399575"/>
       <w:r>
         <w:rPr>
           <w:rFonts w:hint="eastAsia"/>
@@ -3839,20 +3806,18 @@
       <w:r>
         <w:t xml:space="preserve">   </w:t>
       </w:r>
-      <w:proofErr w:type="gramStart"/>
       <w:r>
         <w:rPr>
           <w:rFonts w:hint="eastAsia"/>
         </w:rPr>
         <w:t>Developer ,tester</w:t>
       </w:r>
-      <w:proofErr w:type="gramEnd"/>
     </w:p>
     <w:p>
       <w:pPr>
         <w:pStyle w:val="2"/>
       </w:pPr>
-      <w:bookmarkStart w:id="3" w:name="_Toc221526624"/>
+      <w:bookmarkStart w:id="3" w:name="_Toc236399576"/>
       <w:r>
         <w:rPr>
           <w:rFonts w:hint="eastAsia"/>
@@ -3873,7 +3838,7 @@
       <w:pPr>
         <w:pStyle w:val="2"/>
       </w:pPr>
-      <w:bookmarkStart w:id="4" w:name="_Toc221526625"/>
+      <w:bookmarkStart w:id="4" w:name="_Toc236399577"/>
       <w:r>
         <w:rPr>
           <w:rFonts w:hint="eastAsia"/>
@@ -3890,60 +3855,8 @@
         <w:rPr>
           <w:rFonts w:hint="eastAsia"/>
         </w:rPr>
-        <w:t xml:space="preserve">The service used </w:t>
-      </w:r>
-      <w:proofErr w:type="spellStart"/>
-      <w:r>
-        <w:rPr>
-          <w:rFonts w:hint="eastAsia"/>
-        </w:rPr>
-        <w:t>XEngine</w:t>
-      </w:r>
-      <w:proofErr w:type="spellEnd"/>
-      <w:r>
-        <w:rPr>
-          <w:rFonts w:hint="eastAsia"/>
-        </w:rPr>
-        <w:t xml:space="preserve"> as Network </w:t>
-      </w:r>
-      <w:proofErr w:type="spellStart"/>
-      <w:r>
-        <w:rPr>
-          <w:rFonts w:hint="eastAsia"/>
-        </w:rPr>
-        <w:t>Toolki.if</w:t>
-      </w:r>
-      <w:proofErr w:type="spellEnd"/>
-      <w:r>
-        <w:rPr>
-          <w:rFonts w:hint="eastAsia"/>
-        </w:rPr>
-        <w:t xml:space="preserve"> you want to use </w:t>
-      </w:r>
-      <w:proofErr w:type="spellStart"/>
-      <w:proofErr w:type="gramStart"/>
-      <w:r>
-        <w:rPr>
-          <w:rFonts w:hint="eastAsia"/>
-        </w:rPr>
-        <w:t>code,you</w:t>
-      </w:r>
-      <w:proofErr w:type="spellEnd"/>
-      <w:proofErr w:type="gramEnd"/>
-      <w:r>
-        <w:rPr>
-          <w:rFonts w:hint="eastAsia"/>
-        </w:rPr>
-        <w:t xml:space="preserve"> have to installed </w:t>
-      </w:r>
-      <w:proofErr w:type="spellStart"/>
-      <w:r>
-        <w:rPr>
-          <w:rFonts w:hint="eastAsia"/>
-        </w:rPr>
-        <w:t>XEngine</w:t>
-      </w:r>
-      <w:proofErr w:type="spellEnd"/>
+        <w:t>The service used XEngine as Network Toolki.if you want to use code,you have to installed XEngine</w:t>
+      </w:r>
     </w:p>
     <w:p>
       <w:pPr>
@@ -3961,15 +3874,13 @@
         <w:pStyle w:val="1"/>
       </w:pPr>
       <w:bookmarkStart w:id="5" w:name="_Toc18055"/>
-      <w:bookmarkStart w:id="6" w:name="_Toc221526626"/>
-      <w:proofErr w:type="gramStart"/>
+      <w:bookmarkStart w:id="6" w:name="_Toc236399578"/>
       <w:r>
         <w:rPr>
           <w:rFonts w:hint="eastAsia"/>
         </w:rPr>
         <w:t>一</w:t>
       </w:r>
-      <w:proofErr w:type="gramEnd"/>
       <w:r>
         <w:rPr>
           <w:rFonts w:hint="eastAsia"/>
@@ -3993,30 +3904,8 @@
         <w:rPr>
           <w:rFonts w:hint="eastAsia"/>
         </w:rPr>
-        <w:t xml:space="preserve">Used to </w:t>
-      </w:r>
-      <w:proofErr w:type="spellStart"/>
-      <w:r>
-        <w:rPr>
-          <w:rFonts w:hint="eastAsia"/>
-        </w:rPr>
-        <w:t>tcp</w:t>
-      </w:r>
-      <w:proofErr w:type="spellEnd"/>
-      <w:r>
-        <w:rPr>
-          <w:rFonts w:hint="eastAsia"/>
-        </w:rPr>
-        <w:t xml:space="preserve"> protocol though basic </w:t>
-      </w:r>
-      <w:proofErr w:type="spellStart"/>
-      <w:r>
-        <w:rPr>
-          <w:rFonts w:hint="eastAsia"/>
-        </w:rPr>
-        <w:t>protoco</w:t>
-      </w:r>
-      <w:proofErr w:type="spellEnd"/>
+        <w:t>Used to tcp protocol though basic protoco</w:t>
+      </w:r>
     </w:p>
     <w:p>
       <w:pPr>
@@ -4026,21 +3915,7 @@
         <w:rPr>
           <w:rFonts w:hint="eastAsia"/>
         </w:rPr>
-        <w:t xml:space="preserve">Should be bind 4 </w:t>
-      </w:r>
-      <w:proofErr w:type="gramStart"/>
-      <w:r>
-        <w:rPr>
-          <w:rFonts w:hint="eastAsia"/>
-        </w:rPr>
-        <w:t>port</w:t>
-      </w:r>
-      <w:proofErr w:type="gramEnd"/>
-      <w:r>
-        <w:rPr>
-          <w:rFonts w:hint="eastAsia"/>
-        </w:rPr>
-        <w:t xml:space="preserve"> when Start service</w:t>
+        <w:t>Should be bind 4 port when Start service</w:t>
       </w:r>
     </w:p>
     <w:p>
@@ -4051,7 +3926,7 @@
           <w:numId w:val="1"/>
         </w:numPr>
       </w:pPr>
-      <w:bookmarkStart w:id="7" w:name="_Toc221526627"/>
+      <w:bookmarkStart w:id="7" w:name="_Toc236399579"/>
       <w:r>
         <w:rPr>
           <w:rFonts w:hint="eastAsia"/>
@@ -4067,7 +3942,6 @@
           <w:numId w:val="2"/>
         </w:numPr>
       </w:pPr>
-      <w:proofErr w:type="spellStart"/>
       <w:r>
         <w:t>XEngine_APPClient</w:t>
       </w:r>
@@ -4075,14 +3949,7 @@
         <w:rPr>
           <w:rFonts w:hint="eastAsia"/>
         </w:rPr>
-        <w:t>:example</w:t>
-      </w:r>
-      <w:proofErr w:type="spellEnd"/>
-      <w:r>
-        <w:rPr>
-          <w:rFonts w:hint="eastAsia"/>
-        </w:rPr>
-        <w:t xml:space="preserve"> code path</w:t>
+        <w:t>:example code path</w:t>
       </w:r>
     </w:p>
     <w:p>
@@ -4092,27 +3959,14 @@
           <w:numId w:val="2"/>
         </w:numPr>
       </w:pPr>
-      <w:proofErr w:type="spellStart"/>
-      <w:r>
-        <w:t>XEngine_</w:t>
-      </w:r>
-      <w:proofErr w:type="gramStart"/>
-      <w:r>
-        <w:t>Docment</w:t>
-      </w:r>
-      <w:r>
-        <w:rPr>
-          <w:rFonts w:hint="eastAsia"/>
-        </w:rPr>
-        <w:t>:docment</w:t>
-      </w:r>
-      <w:proofErr w:type="spellEnd"/>
-      <w:proofErr w:type="gramEnd"/>
-      <w:r>
-        <w:rPr>
-          <w:rFonts w:hint="eastAsia"/>
-        </w:rPr>
-        <w:t xml:space="preserve"> path</w:t>
+      <w:r>
+        <w:t>XEngine_Docment</w:t>
+      </w:r>
+      <w:r>
+        <w:rPr>
+          <w:rFonts w:hint="eastAsia"/>
+        </w:rPr>
+        <w:t>:docment path</w:t>
       </w:r>
     </w:p>
     <w:p>
@@ -4122,27 +3976,14 @@
           <w:numId w:val="2"/>
         </w:numPr>
       </w:pPr>
-      <w:proofErr w:type="spellStart"/>
-      <w:r>
-        <w:t>XEngine_</w:t>
-      </w:r>
-      <w:proofErr w:type="gramStart"/>
-      <w:r>
-        <w:t>Release</w:t>
-      </w:r>
-      <w:r>
-        <w:rPr>
-          <w:rFonts w:hint="eastAsia"/>
-        </w:rPr>
-        <w:t>:complie</w:t>
-      </w:r>
-      <w:proofErr w:type="spellEnd"/>
-      <w:proofErr w:type="gramEnd"/>
-      <w:r>
-        <w:rPr>
-          <w:rFonts w:hint="eastAsia"/>
-        </w:rPr>
-        <w:t xml:space="preserve"> release path</w:t>
+      <w:r>
+        <w:t>XEngine_Release</w:t>
+      </w:r>
+      <w:r>
+        <w:rPr>
+          <w:rFonts w:hint="eastAsia"/>
+        </w:rPr>
+        <w:t>:complie release path</w:t>
       </w:r>
     </w:p>
     <w:p>
@@ -4152,27 +3993,14 @@
           <w:numId w:val="2"/>
         </w:numPr>
       </w:pPr>
-      <w:proofErr w:type="spellStart"/>
-      <w:r>
-        <w:t>XEngine_</w:t>
-      </w:r>
-      <w:proofErr w:type="gramStart"/>
-      <w:r>
-        <w:t>Source</w:t>
-      </w:r>
-      <w:r>
-        <w:rPr>
-          <w:rFonts w:hint="eastAsia"/>
-        </w:rPr>
-        <w:t>:code</w:t>
-      </w:r>
-      <w:proofErr w:type="spellEnd"/>
-      <w:proofErr w:type="gramEnd"/>
-      <w:r>
-        <w:rPr>
-          <w:rFonts w:hint="eastAsia"/>
-        </w:rPr>
-        <w:t xml:space="preserve"> path</w:t>
+      <w:r>
+        <w:t>XEngine_Source</w:t>
+      </w:r>
+      <w:r>
+        <w:rPr>
+          <w:rFonts w:hint="eastAsia"/>
+        </w:rPr>
+        <w:t>:code path</w:t>
       </w:r>
     </w:p>
     <w:p>
@@ -4183,7 +4011,7 @@
           <w:numId w:val="1"/>
         </w:numPr>
       </w:pPr>
-      <w:bookmarkStart w:id="8" w:name="_Toc221526628"/>
+      <w:bookmarkStart w:id="8" w:name="_Toc236399580"/>
       <w:r>
         <w:rPr>
           <w:rFonts w:hint="eastAsia"/>
@@ -4200,27 +4028,14 @@
         </w:numPr>
       </w:pPr>
       <w:bookmarkStart w:id="9" w:name="_Toc25592"/>
-      <w:proofErr w:type="spellStart"/>
-      <w:r>
-        <w:t>XEngine_</w:t>
-      </w:r>
-      <w:proofErr w:type="gramStart"/>
-      <w:r>
-        <w:t>ModuleConfigure</w:t>
-      </w:r>
-      <w:r>
-        <w:rPr>
-          <w:rFonts w:hint="eastAsia"/>
-        </w:rPr>
-        <w:t>:configure</w:t>
-      </w:r>
-      <w:proofErr w:type="spellEnd"/>
-      <w:proofErr w:type="gramEnd"/>
-      <w:r>
-        <w:rPr>
-          <w:rFonts w:hint="eastAsia"/>
-        </w:rPr>
-        <w:t xml:space="preserve"> file module</w:t>
+      <w:r>
+        <w:t>XEngine_ModuleConfigure</w:t>
+      </w:r>
+      <w:r>
+        <w:rPr>
+          <w:rFonts w:hint="eastAsia"/>
+        </w:rPr>
+        <w:t>:configure file module</w:t>
       </w:r>
     </w:p>
     <w:p>
@@ -4230,41 +4045,14 @@
           <w:numId w:val="3"/>
         </w:numPr>
       </w:pPr>
-      <w:proofErr w:type="spellStart"/>
-      <w:r>
-        <w:t>XEngine_</w:t>
-      </w:r>
-      <w:proofErr w:type="gramStart"/>
-      <w:r>
-        <w:t>ModuleHelp</w:t>
-      </w:r>
-      <w:r>
-        <w:rPr>
-          <w:rFonts w:hint="eastAsia"/>
-        </w:rPr>
-        <w:t>:help</w:t>
-      </w:r>
-      <w:proofErr w:type="spellEnd"/>
-      <w:proofErr w:type="gramEnd"/>
-      <w:r>
-        <w:rPr>
-          <w:rFonts w:hint="eastAsia"/>
-        </w:rPr>
-        <w:t xml:space="preserve"> function </w:t>
-      </w:r>
-      <w:proofErr w:type="spellStart"/>
-      <w:r>
-        <w:rPr>
-          <w:rFonts w:hint="eastAsia"/>
-        </w:rPr>
-        <w:t>api</w:t>
-      </w:r>
-      <w:proofErr w:type="spellEnd"/>
-      <w:r>
-        <w:rPr>
-          <w:rFonts w:hint="eastAsia"/>
-        </w:rPr>
-        <w:t xml:space="preserve"> module</w:t>
+      <w:r>
+        <w:t>XEngine_ModuleHelp</w:t>
+      </w:r>
+      <w:r>
+        <w:rPr>
+          <w:rFonts w:hint="eastAsia"/>
+        </w:rPr>
+        <w:t>:help function api module</w:t>
       </w:r>
     </w:p>
     <w:p>
@@ -4274,27 +4062,14 @@
           <w:numId w:val="3"/>
         </w:numPr>
       </w:pPr>
-      <w:proofErr w:type="spellStart"/>
-      <w:r>
-        <w:t>XEngine_</w:t>
-      </w:r>
-      <w:proofErr w:type="gramStart"/>
-      <w:r>
-        <w:t>ModuleProtocol</w:t>
-      </w:r>
-      <w:r>
-        <w:rPr>
-          <w:rFonts w:hint="eastAsia"/>
-        </w:rPr>
-        <w:t>:protocol</w:t>
-      </w:r>
-      <w:proofErr w:type="spellEnd"/>
-      <w:proofErr w:type="gramEnd"/>
-      <w:r>
-        <w:rPr>
-          <w:rFonts w:hint="eastAsia"/>
-        </w:rPr>
-        <w:t xml:space="preserve"> parse and packet module</w:t>
+      <w:r>
+        <w:t>XEngine_ModuleProtocol</w:t>
+      </w:r>
+      <w:r>
+        <w:rPr>
+          <w:rFonts w:hint="eastAsia"/>
+        </w:rPr>
+        <w:t>:protocol parse and packet module</w:t>
       </w:r>
     </w:p>
     <w:p>
@@ -4304,27 +4079,14 @@
           <w:numId w:val="3"/>
         </w:numPr>
       </w:pPr>
-      <w:proofErr w:type="spellStart"/>
-      <w:r>
-        <w:t>XEngine_</w:t>
-      </w:r>
-      <w:proofErr w:type="gramStart"/>
-      <w:r>
-        <w:t>ModuleSession</w:t>
-      </w:r>
-      <w:r>
-        <w:rPr>
-          <w:rFonts w:hint="eastAsia"/>
-        </w:rPr>
-        <w:t>:session</w:t>
-      </w:r>
-      <w:proofErr w:type="spellEnd"/>
-      <w:proofErr w:type="gramEnd"/>
-      <w:r>
-        <w:rPr>
-          <w:rFonts w:hint="eastAsia"/>
-        </w:rPr>
-        <w:t xml:space="preserve"> handle module</w:t>
+      <w:r>
+        <w:t>XEngine_ModuleSession</w:t>
+      </w:r>
+      <w:r>
+        <w:rPr>
+          <w:rFonts w:hint="eastAsia"/>
+        </w:rPr>
+        <w:t>:session handle module</w:t>
       </w:r>
     </w:p>
     <w:p>
@@ -4334,27 +4096,14 @@
           <w:numId w:val="3"/>
         </w:numPr>
       </w:pPr>
-      <w:proofErr w:type="spellStart"/>
-      <w:r>
-        <w:t>XEngine_</w:t>
-      </w:r>
-      <w:proofErr w:type="gramStart"/>
-      <w:r>
-        <w:t>ServiceApp</w:t>
-      </w:r>
-      <w:r>
-        <w:rPr>
-          <w:rFonts w:hint="eastAsia"/>
-        </w:rPr>
-        <w:t>:service</w:t>
-      </w:r>
-      <w:proofErr w:type="spellEnd"/>
-      <w:proofErr w:type="gramEnd"/>
-      <w:r>
-        <w:rPr>
-          <w:rFonts w:hint="eastAsia"/>
-        </w:rPr>
-        <w:t xml:space="preserve"> program</w:t>
+      <w:r>
+        <w:t>XEngine_ServiceApp</w:t>
+      </w:r>
+      <w:r>
+        <w:rPr>
+          <w:rFonts w:hint="eastAsia"/>
+        </w:rPr>
+        <w:t>:service program</w:t>
       </w:r>
     </w:p>
     <w:p>
@@ -4366,7 +4115,7 @@
         </w:numPr>
       </w:pPr>
       <w:bookmarkStart w:id="10" w:name="_Toc30259"/>
-      <w:bookmarkStart w:id="11" w:name="_Toc221526629"/>
+      <w:bookmarkStart w:id="11" w:name="_Toc236399581"/>
       <w:r>
         <w:rPr>
           <w:rFonts w:hint="eastAsia"/>
@@ -4382,30 +4131,14 @@
         <w:ind w:firstLineChars="200" w:firstLine="420"/>
       </w:pPr>
       <w:r>
-        <w:t xml:space="preserve">The TCP private protocol adopts the protocol defined by </w:t>
-      </w:r>
-      <w:proofErr w:type="spellStart"/>
-      <w:r>
-        <w:t>XEngine</w:t>
-      </w:r>
-      <w:proofErr w:type="spellEnd"/>
-      <w:r>
-        <w:t xml:space="preserve">. You can refer to the protocol document of </w:t>
-      </w:r>
-      <w:proofErr w:type="spellStart"/>
-      <w:r>
-        <w:t>XEngine</w:t>
-      </w:r>
-      <w:proofErr w:type="spellEnd"/>
-      <w:r>
-        <w:t xml:space="preserve"> to learn more about the definition and interpretation of the protocol</w:t>
+        <w:t>The TCP private protocol adopts the protocol defined by XEngine. You can refer to the protocol document of XEngine to learn more about the definition and interpretation of the protocol</w:t>
       </w:r>
     </w:p>
     <w:p>
       <w:pPr>
         <w:pStyle w:val="1"/>
       </w:pPr>
-      <w:bookmarkStart w:id="12" w:name="_Toc221526630"/>
+      <w:bookmarkStart w:id="12" w:name="_Toc236399582"/>
       <w:r>
         <w:rPr>
           <w:rFonts w:hint="eastAsia"/>
@@ -4432,7 +4165,7 @@
         <w:pStyle w:val="2"/>
       </w:pPr>
       <w:bookmarkStart w:id="13" w:name="_Toc20809"/>
-      <w:bookmarkStart w:id="14" w:name="_Toc221526631"/>
+      <w:bookmarkStart w:id="14" w:name="_Toc236399583"/>
       <w:r>
         <w:rPr>
           <w:rFonts w:hint="eastAsia"/>
@@ -4451,51 +4184,7 @@
         <w:rPr>
           <w:rFonts w:hint="eastAsia"/>
         </w:rPr>
-        <w:t xml:space="preserve">When you complete with </w:t>
-      </w:r>
-      <w:proofErr w:type="spellStart"/>
-      <w:r>
-        <w:rPr>
-          <w:rFonts w:hint="eastAsia"/>
-        </w:rPr>
-        <w:t>configuration.you</w:t>
-      </w:r>
-      <w:proofErr w:type="spellEnd"/>
-      <w:r>
-        <w:rPr>
-          <w:rFonts w:hint="eastAsia"/>
-        </w:rPr>
-        <w:t xml:space="preserve"> can come in code </w:t>
-      </w:r>
-      <w:proofErr w:type="spellStart"/>
-      <w:proofErr w:type="gramStart"/>
-      <w:r>
-        <w:rPr>
-          <w:rFonts w:hint="eastAsia"/>
-        </w:rPr>
-        <w:t>path.open</w:t>
-      </w:r>
-      <w:proofErr w:type="spellEnd"/>
-      <w:proofErr w:type="gramEnd"/>
-      <w:r>
-        <w:rPr>
-          <w:rFonts w:hint="eastAsia"/>
-        </w:rPr>
-        <w:t xml:space="preserve"> XEngine_MQServiceApp.sln by vs and </w:t>
-      </w:r>
-      <w:proofErr w:type="spellStart"/>
-      <w:r>
-        <w:rPr>
-          <w:rFonts w:hint="eastAsia"/>
-        </w:rPr>
-        <w:t>complie</w:t>
-      </w:r>
-      <w:proofErr w:type="spellEnd"/>
-      <w:r>
-        <w:rPr>
-          <w:rFonts w:hint="eastAsia"/>
-        </w:rPr>
-        <w:t>.</w:t>
+        <w:t>When you complete with configuration.you can come in code path.open XEngine_MQServiceApp.sln by vs and complie.</w:t>
       </w:r>
     </w:p>
     <w:p>
@@ -4506,65 +4195,7 @@
         <w:rPr>
           <w:rFonts w:hint="eastAsia"/>
         </w:rPr>
-        <w:t xml:space="preserve">And you need copy file under </w:t>
-      </w:r>
-      <w:proofErr w:type="spellStart"/>
-      <w:r>
-        <w:rPr>
-          <w:rFonts w:hint="eastAsia"/>
-        </w:rPr>
-        <w:t>XEngine_Release</w:t>
-      </w:r>
-      <w:proofErr w:type="spellEnd"/>
-      <w:r>
-        <w:rPr>
-          <w:rFonts w:hint="eastAsia"/>
-        </w:rPr>
-        <w:t xml:space="preserve"> to your complied </w:t>
-      </w:r>
-      <w:proofErr w:type="spellStart"/>
-      <w:proofErr w:type="gramStart"/>
-      <w:r>
-        <w:rPr>
-          <w:rFonts w:hint="eastAsia"/>
-        </w:rPr>
-        <w:t>dir.next</w:t>
-      </w:r>
-      <w:proofErr w:type="spellEnd"/>
-      <w:proofErr w:type="gramEnd"/>
-      <w:r>
-        <w:rPr>
-          <w:rFonts w:hint="eastAsia"/>
-        </w:rPr>
-        <w:t xml:space="preserve"> step copy file under </w:t>
-      </w:r>
-      <w:proofErr w:type="spellStart"/>
-      <w:r>
-        <w:rPr>
-          <w:rFonts w:hint="eastAsia"/>
-        </w:rPr>
-        <w:t>XEngine</w:t>
-      </w:r>
-      <w:proofErr w:type="spellEnd"/>
-      <w:r>
-        <w:rPr>
-          <w:rFonts w:hint="eastAsia"/>
-        </w:rPr>
-        <w:t xml:space="preserve"> depend Module and </w:t>
-      </w:r>
-      <w:proofErr w:type="spellStart"/>
-      <w:r>
-        <w:rPr>
-          <w:rFonts w:hint="eastAsia"/>
-        </w:rPr>
-        <w:t>jsoncpp</w:t>
-      </w:r>
-      <w:proofErr w:type="spellEnd"/>
-      <w:r>
-        <w:rPr>
-          <w:rFonts w:hint="eastAsia"/>
-        </w:rPr>
-        <w:t xml:space="preserve"> module to your complied dir.</w:t>
+        <w:t>And you need copy file under XEngine_Release to your complied dir.next step copy file under XEngine depend Module and jsoncpp module to your complied dir.</w:t>
       </w:r>
     </w:p>
     <w:p>
@@ -4580,62 +4211,14 @@
           <w:rFonts w:hint="eastAsia"/>
           <w:color w:val="7030A0"/>
         </w:rPr>
-        <w:t xml:space="preserve">Note: </w:t>
-      </w:r>
-      <w:proofErr w:type="spellStart"/>
-      <w:r>
-        <w:rPr>
-          <w:rFonts w:hint="eastAsia"/>
-          <w:color w:val="7030A0"/>
-        </w:rPr>
-        <w:t>Xengine</w:t>
-      </w:r>
-      <w:proofErr w:type="spellEnd"/>
-      <w:r>
-        <w:rPr>
-          <w:rFonts w:hint="eastAsia"/>
-          <w:color w:val="7030A0"/>
-        </w:rPr>
-        <w:t xml:space="preserve"> environment can be copied to your compilation directory through </w:t>
-      </w:r>
-      <w:proofErr w:type="spellStart"/>
-      <w:r>
-        <w:rPr>
-          <w:rFonts w:hint="eastAsia"/>
-          <w:color w:val="7030A0"/>
-        </w:rPr>
-        <w:t>vscopy</w:t>
-      </w:r>
-      <w:proofErr w:type="spellEnd"/>
-      <w:r>
-        <w:rPr>
-          <w:rFonts w:hint="eastAsia"/>
-          <w:color w:val="7030A0"/>
-        </w:rPr>
-        <w:t xml:space="preserve"> script, provided that you configure your </w:t>
-      </w:r>
-      <w:proofErr w:type="spellStart"/>
-      <w:r>
-        <w:rPr>
-          <w:rFonts w:hint="eastAsia"/>
-          <w:color w:val="7030A0"/>
-        </w:rPr>
-        <w:t>xengine</w:t>
-      </w:r>
-      <w:proofErr w:type="spellEnd"/>
-      <w:r>
-        <w:rPr>
-          <w:rFonts w:hint="eastAsia"/>
-          <w:color w:val="7030A0"/>
-        </w:rPr>
-        <w:t xml:space="preserve"> environment</w:t>
+        <w:t>Note: Xengine environment can be copied to your compilation directory through vscopy script, provided that you configure your xengine environment</w:t>
       </w:r>
     </w:p>
     <w:p>
       <w:pPr>
         <w:pStyle w:val="2"/>
       </w:pPr>
-      <w:bookmarkStart w:id="16" w:name="_Toc221526632"/>
+      <w:bookmarkStart w:id="16" w:name="_Toc236399584"/>
       <w:r>
         <w:rPr>
           <w:rFonts w:hint="eastAsia"/>
@@ -4653,37 +4236,15 @@
         <w:rPr>
           <w:rFonts w:hint="eastAsia"/>
         </w:rPr>
-        <w:t xml:space="preserve">If there is no </w:t>
-      </w:r>
-      <w:proofErr w:type="spellStart"/>
-      <w:r>
-        <w:rPr>
-          <w:rFonts w:hint="eastAsia"/>
-        </w:rPr>
-        <w:t>error.you</w:t>
-      </w:r>
-      <w:proofErr w:type="spellEnd"/>
-      <w:r>
-        <w:rPr>
-          <w:rFonts w:hint="eastAsia"/>
-        </w:rPr>
-        <w:t xml:space="preserve"> can see complied XEngine_ProxyServiceApp file in </w:t>
-      </w:r>
-      <w:proofErr w:type="spellStart"/>
-      <w:r>
-        <w:rPr>
-          <w:rFonts w:hint="eastAsia"/>
-        </w:rPr>
-        <w:t>XEngine_Release</w:t>
-      </w:r>
-      <w:proofErr w:type="spellEnd"/>
+        <w:t>If there is no error.you can see complied XEngine_ProxyServiceApp file in XEngine_Release</w:t>
+      </w:r>
     </w:p>
     <w:p>
       <w:pPr>
         <w:pStyle w:val="2"/>
       </w:pPr>
       <w:bookmarkStart w:id="17" w:name="_Toc28977"/>
-      <w:bookmarkStart w:id="18" w:name="_Toc221526633"/>
+      <w:bookmarkStart w:id="18" w:name="_Toc236399585"/>
       <w:r>
         <w:rPr>
           <w:rFonts w:hint="eastAsia"/>
@@ -4701,23 +4262,15 @@
         <w:rPr>
           <w:rFonts w:hint="eastAsia"/>
         </w:rPr>
-        <w:t xml:space="preserve">MacOS requires 13 or above versions, and the compilation and operation mode can refer to </w:t>
-      </w:r>
-      <w:proofErr w:type="spellStart"/>
-      <w:r>
-        <w:rPr>
-          <w:rFonts w:hint="eastAsia"/>
-        </w:rPr>
-        <w:t>linux</w:t>
-      </w:r>
-      <w:proofErr w:type="spellEnd"/>
+        <w:t>MacOS requires 13 or above versions, and the compilation and operation mode can refer to linux</w:t>
+      </w:r>
     </w:p>
     <w:p>
       <w:pPr>
         <w:pStyle w:val="1"/>
       </w:pPr>
       <w:bookmarkStart w:id="19" w:name="_Toc25275"/>
-      <w:bookmarkStart w:id="20" w:name="_Toc221526634"/>
+      <w:bookmarkStart w:id="20" w:name="_Toc236399586"/>
       <w:r>
         <w:rPr>
           <w:rFonts w:hint="eastAsia"/>
@@ -4744,21 +4297,7 @@
         <w:rPr>
           <w:rFonts w:hint="eastAsia"/>
         </w:rPr>
-        <w:t xml:space="preserve">Configure </w:t>
-      </w:r>
-      <w:proofErr w:type="gramStart"/>
-      <w:r>
-        <w:rPr>
-          <w:rFonts w:hint="eastAsia"/>
-        </w:rPr>
-        <w:t>File:XEngine</w:t>
-      </w:r>
-      <w:proofErr w:type="gramEnd"/>
-      <w:r>
-        <w:rPr>
-          <w:rFonts w:hint="eastAsia"/>
-        </w:rPr>
-        <w:t>_Config.json</w:t>
+        <w:t>Configure File:XEngine_Config.json</w:t>
       </w:r>
     </w:p>
     <w:p>
@@ -4766,7 +4305,7 @@
         <w:pStyle w:val="2"/>
       </w:pPr>
       <w:bookmarkStart w:id="21" w:name="_Toc24741"/>
-      <w:bookmarkStart w:id="22" w:name="_Toc221526635"/>
+      <w:bookmarkStart w:id="22" w:name="_Toc236399587"/>
       <w:r>
         <w:rPr>
           <w:rFonts w:hint="eastAsia"/>
@@ -4783,21 +4322,11 @@
           <w:numId w:val="4"/>
         </w:numPr>
       </w:pPr>
-      <w:proofErr w:type="spellStart"/>
-      <w:proofErr w:type="gramStart"/>
-      <w:r>
-        <w:rPr>
-          <w:rFonts w:hint="eastAsia"/>
-        </w:rPr>
-        <w:t>tszIPAddr:Service</w:t>
-      </w:r>
-      <w:proofErr w:type="spellEnd"/>
-      <w:proofErr w:type="gramEnd"/>
-      <w:r>
-        <w:rPr>
-          <w:rFonts w:hint="eastAsia"/>
-        </w:rPr>
-        <w:t xml:space="preserve"> IP Address</w:t>
+      <w:r>
+        <w:rPr>
+          <w:rFonts w:hint="eastAsia"/>
+        </w:rPr>
+        <w:t>tszIPAddr:Service IP Address</w:t>
       </w:r>
     </w:p>
     <w:p>
@@ -4807,21 +4336,11 @@
           <w:numId w:val="4"/>
         </w:numPr>
       </w:pPr>
-      <w:proofErr w:type="spellStart"/>
-      <w:proofErr w:type="gramStart"/>
-      <w:r>
-        <w:rPr>
-          <w:rFonts w:hint="eastAsia"/>
-        </w:rPr>
-        <w:t>bDeamon:Is</w:t>
-      </w:r>
-      <w:proofErr w:type="spellEnd"/>
-      <w:proofErr w:type="gramEnd"/>
-      <w:r>
-        <w:rPr>
-          <w:rFonts w:hint="eastAsia"/>
-        </w:rPr>
-        <w:t xml:space="preserve"> Deamon running</w:t>
+      <w:r>
+        <w:rPr>
+          <w:rFonts w:hint="eastAsia"/>
+        </w:rPr>
+        <w:t>bDeamon:Is Deamon running</w:t>
       </w:r>
     </w:p>
     <w:p>
@@ -4830,12 +4349,7 @@
           <w:ilvl w:val="0"/>
           <w:numId w:val="4"/>
         </w:numPr>
-        <w:rPr>
-          <w:rFonts w:hint="eastAsia"/>
-        </w:rPr>
-      </w:pPr>
-      <w:proofErr w:type="spellStart"/>
-      <w:proofErr w:type="gramStart"/>
+      </w:pPr>
       <w:r>
         <w:t>nHttpPort</w:t>
       </w:r>
@@ -4843,15 +4357,7 @@
         <w:rPr>
           <w:rFonts w:hint="eastAsia"/>
         </w:rPr>
-        <w:t>:HTTP</w:t>
-      </w:r>
-      <w:proofErr w:type="spellEnd"/>
-      <w:proofErr w:type="gramEnd"/>
-      <w:r>
-        <w:rPr>
-          <w:rFonts w:hint="eastAsia"/>
-        </w:rPr>
-        <w:t xml:space="preserve"> Service Port</w:t>
+        <w:t>:HTTP Service Port</w:t>
       </w:r>
     </w:p>
     <w:p>
@@ -4861,21 +4367,11 @@
           <w:numId w:val="4"/>
         </w:numPr>
       </w:pPr>
-      <w:proofErr w:type="spellStart"/>
-      <w:proofErr w:type="gramStart"/>
-      <w:r>
-        <w:rPr>
-          <w:rFonts w:hint="eastAsia"/>
-        </w:rPr>
-        <w:t>nSocksPort:SOCKS</w:t>
-      </w:r>
-      <w:proofErr w:type="spellEnd"/>
-      <w:proofErr w:type="gramEnd"/>
-      <w:r>
-        <w:rPr>
-          <w:rFonts w:hint="eastAsia"/>
-        </w:rPr>
-        <w:t xml:space="preserve"> Proxy Port</w:t>
+      <w:r>
+        <w:rPr>
+          <w:rFonts w:hint="eastAsia"/>
+        </w:rPr>
+        <w:t>nSocksPort:SOCKS Proxy Port</w:t>
       </w:r>
     </w:p>
     <w:p>
@@ -4885,21 +4381,11 @@
           <w:numId w:val="4"/>
         </w:numPr>
       </w:pPr>
-      <w:proofErr w:type="spellStart"/>
-      <w:proofErr w:type="gramStart"/>
-      <w:r>
-        <w:rPr>
-          <w:rFonts w:hint="eastAsia"/>
-        </w:rPr>
-        <w:t>nTunnelPort:HTTP</w:t>
-      </w:r>
-      <w:proofErr w:type="spellEnd"/>
-      <w:proofErr w:type="gramEnd"/>
-      <w:r>
-        <w:rPr>
-          <w:rFonts w:hint="eastAsia"/>
-        </w:rPr>
-        <w:t xml:space="preserve"> Proxy Port</w:t>
+      <w:r>
+        <w:rPr>
+          <w:rFonts w:hint="eastAsia"/>
+        </w:rPr>
+        <w:t>nTunnelPort:HTTP Proxy Port</w:t>
       </w:r>
     </w:p>
     <w:p>
@@ -4909,19 +4395,11 @@
           <w:numId w:val="4"/>
         </w:numPr>
       </w:pPr>
-      <w:proofErr w:type="spellStart"/>
-      <w:r>
-        <w:rPr>
-          <w:rFonts w:hint="eastAsia"/>
-        </w:rPr>
-        <w:t>nForwardPort:forward</w:t>
-      </w:r>
-      <w:proofErr w:type="spellEnd"/>
-      <w:r>
-        <w:rPr>
-          <w:rFonts w:hint="eastAsia"/>
-        </w:rPr>
-        <w:t xml:space="preserve"> proxy port</w:t>
+      <w:r>
+        <w:rPr>
+          <w:rFonts w:hint="eastAsia"/>
+        </w:rPr>
+        <w:t>nForwardPort:forward proxy port</w:t>
       </w:r>
     </w:p>
     <w:p>
@@ -4931,8 +4409,6 @@
           <w:numId w:val="4"/>
         </w:numPr>
       </w:pPr>
-      <w:proofErr w:type="spellStart"/>
-      <w:proofErr w:type="gramStart"/>
       <w:r>
         <w:rPr>
           <w:rFonts w:hint="eastAsia"/>
@@ -4943,15 +4419,7 @@
         <w:rPr>
           <w:rFonts w:hint="eastAsia"/>
         </w:rPr>
-        <w:t>load</w:t>
-      </w:r>
-      <w:proofErr w:type="spellEnd"/>
-      <w:proofErr w:type="gramEnd"/>
-      <w:r>
-        <w:rPr>
-          <w:rFonts w:hint="eastAsia"/>
-        </w:rPr>
-        <w:t xml:space="preserve"> balance</w:t>
+        <w:t>load balance</w:t>
       </w:r>
       <w:r>
         <w:rPr>
@@ -4966,7 +4434,7 @@
       </w:pPr>
       <w:bookmarkStart w:id="23" w:name="_Toc9614"/>
       <w:bookmarkStart w:id="24" w:name="_Toc10550"/>
-      <w:bookmarkStart w:id="25" w:name="_Toc221526636"/>
+      <w:bookmarkStart w:id="25" w:name="_Toc236399588"/>
       <w:r>
         <w:rPr>
           <w:rFonts w:hint="eastAsia"/>
@@ -4979,19 +4447,11 @@
       <w:bookmarkEnd w:id="25"/>
     </w:p>
     <w:p>
-      <w:proofErr w:type="spellStart"/>
-      <w:r>
-        <w:rPr>
-          <w:rFonts w:hint="eastAsia"/>
-        </w:rPr>
-        <w:t>XMax</w:t>
-      </w:r>
-      <w:proofErr w:type="spellEnd"/>
-      <w:r>
-        <w:rPr>
-          <w:rFonts w:hint="eastAsia"/>
-        </w:rPr>
-        <w:t xml:space="preserve"> Configure</w:t>
+      <w:r>
+        <w:rPr>
+          <w:rFonts w:hint="eastAsia"/>
+        </w:rPr>
+        <w:t>XMax Configure</w:t>
       </w:r>
     </w:p>
     <w:p>
@@ -5001,11 +4461,9 @@
           <w:numId w:val="5"/>
         </w:numPr>
       </w:pPr>
-      <w:proofErr w:type="spellStart"/>
       <w:r>
         <w:t>MaxClient</w:t>
       </w:r>
-      <w:proofErr w:type="spellEnd"/>
       <w:r>
         <w:rPr>
           <w:rFonts w:hint="eastAsia"/>
@@ -5020,11 +4478,9 @@
           <w:numId w:val="5"/>
         </w:numPr>
       </w:pPr>
-      <w:proofErr w:type="spellStart"/>
       <w:r>
         <w:t>MaxQueue</w:t>
       </w:r>
-      <w:proofErr w:type="spellEnd"/>
       <w:r>
         <w:rPr>
           <w:rFonts w:hint="eastAsia"/>
@@ -5039,8 +4495,6 @@
           <w:numId w:val="5"/>
         </w:numPr>
       </w:pPr>
-      <w:proofErr w:type="spellStart"/>
-      <w:proofErr w:type="gramStart"/>
       <w:r>
         <w:t>IOThread</w:t>
       </w:r>
@@ -5048,15 +4502,7 @@
         <w:rPr>
           <w:rFonts w:hint="eastAsia"/>
         </w:rPr>
-        <w:t>:network</w:t>
-      </w:r>
-      <w:proofErr w:type="spellEnd"/>
-      <w:proofErr w:type="gramEnd"/>
-      <w:r>
-        <w:rPr>
-          <w:rFonts w:hint="eastAsia"/>
-        </w:rPr>
-        <w:t xml:space="preserve"> io process threads number</w:t>
+        <w:t>:network io process threads number</w:t>
       </w:r>
     </w:p>
     <w:p>
@@ -5065,12 +4511,7 @@
           <w:ilvl w:val="0"/>
           <w:numId w:val="5"/>
         </w:numPr>
-        <w:rPr>
-          <w:rFonts w:hint="eastAsia"/>
-        </w:rPr>
-      </w:pPr>
-      <w:proofErr w:type="spellStart"/>
-      <w:proofErr w:type="gramStart"/>
+      </w:pPr>
       <w:r>
         <w:t>nHTTPThread</w:t>
       </w:r>
@@ -5078,15 +4519,7 @@
         <w:rPr>
           <w:rFonts w:hint="eastAsia"/>
         </w:rPr>
-        <w:t>:HTTP</w:t>
-      </w:r>
-      <w:proofErr w:type="spellEnd"/>
-      <w:proofErr w:type="gramEnd"/>
-      <w:r>
-        <w:rPr>
-          <w:rFonts w:hint="eastAsia"/>
-        </w:rPr>
-        <w:t xml:space="preserve"> thread number</w:t>
+        <w:t>:HTTP thread number</w:t>
       </w:r>
     </w:p>
     <w:p>
@@ -5096,19 +4529,11 @@
           <w:numId w:val="5"/>
         </w:numPr>
       </w:pPr>
-      <w:proofErr w:type="spellStart"/>
-      <w:r>
-        <w:rPr>
-          <w:rFonts w:hint="eastAsia"/>
-        </w:rPr>
-        <w:t>nForwardThread:forward</w:t>
-      </w:r>
-      <w:proofErr w:type="spellEnd"/>
-      <w:r>
-        <w:rPr>
-          <w:rFonts w:hint="eastAsia"/>
-        </w:rPr>
-        <w:t xml:space="preserve"> proxy threads number</w:t>
+      <w:r>
+        <w:rPr>
+          <w:rFonts w:hint="eastAsia"/>
+        </w:rPr>
+        <w:t>nForwardThread:forward proxy threads number</w:t>
       </w:r>
     </w:p>
     <w:p>
@@ -5117,7 +4542,7 @@
       </w:pPr>
       <w:bookmarkStart w:id="26" w:name="_Toc8838"/>
       <w:bookmarkStart w:id="27" w:name="_Toc12322"/>
-      <w:bookmarkStart w:id="28" w:name="_Toc221526637"/>
+      <w:bookmarkStart w:id="28" w:name="_Toc236399589"/>
       <w:r>
         <w:rPr>
           <w:rFonts w:hint="eastAsia"/>
@@ -5129,19 +4554,11 @@
       <w:bookmarkEnd w:id="28"/>
     </w:p>
     <w:p>
-      <w:proofErr w:type="spellStart"/>
-      <w:r>
-        <w:rPr>
-          <w:rFonts w:hint="eastAsia"/>
-        </w:rPr>
-        <w:t>XTime</w:t>
-      </w:r>
-      <w:proofErr w:type="spellEnd"/>
-      <w:r>
-        <w:rPr>
-          <w:rFonts w:hint="eastAsia"/>
-        </w:rPr>
-        <w:t xml:space="preserve"> Configure</w:t>
+      <w:r>
+        <w:rPr>
+          <w:rFonts w:hint="eastAsia"/>
+        </w:rPr>
+        <w:t>XTime Configure</w:t>
       </w:r>
     </w:p>
     <w:p>
@@ -5151,8 +4568,6 @@
           <w:numId w:val="5"/>
         </w:numPr>
       </w:pPr>
-      <w:proofErr w:type="spellStart"/>
-      <w:proofErr w:type="gramStart"/>
       <w:r>
         <w:t>nTimeCheck</w:t>
       </w:r>
@@ -5160,15 +4575,7 @@
         <w:rPr>
           <w:rFonts w:hint="eastAsia"/>
         </w:rPr>
-        <w:t>:check</w:t>
-      </w:r>
-      <w:proofErr w:type="spellEnd"/>
-      <w:proofErr w:type="gramEnd"/>
-      <w:r>
-        <w:rPr>
-          <w:rFonts w:hint="eastAsia"/>
-        </w:rPr>
-        <w:t xml:space="preserve"> time</w:t>
+        <w:t>:check time</w:t>
       </w:r>
     </w:p>
     <w:p>
@@ -5177,12 +4584,7 @@
           <w:ilvl w:val="0"/>
           <w:numId w:val="5"/>
         </w:numPr>
-        <w:rPr>
-          <w:rFonts w:hint="eastAsia"/>
-        </w:rPr>
-      </w:pPr>
-      <w:proofErr w:type="spellStart"/>
-      <w:proofErr w:type="gramStart"/>
+      </w:pPr>
       <w:r>
         <w:t>nHttpTimeout</w:t>
       </w:r>
@@ -5190,15 +4592,7 @@
         <w:rPr>
           <w:rFonts w:hint="eastAsia"/>
         </w:rPr>
-        <w:t>:HTTP</w:t>
-      </w:r>
-      <w:proofErr w:type="spellEnd"/>
-      <w:proofErr w:type="gramEnd"/>
-      <w:r>
-        <w:rPr>
-          <w:rFonts w:hint="eastAsia"/>
-        </w:rPr>
-        <w:t xml:space="preserve"> heartbeat time out</w:t>
+        <w:t>:HTTP heartbeat time out</w:t>
       </w:r>
     </w:p>
     <w:p>
@@ -5208,8 +4602,6 @@
           <w:numId w:val="5"/>
         </w:numPr>
       </w:pPr>
-      <w:proofErr w:type="spellStart"/>
-      <w:proofErr w:type="gramStart"/>
       <w:r>
         <w:t>nSocksTime</w:t>
       </w:r>
@@ -5226,15 +4618,7 @@
         <w:rPr>
           <w:rFonts w:hint="eastAsia"/>
         </w:rPr>
-        <w:t>:Socks</w:t>
-      </w:r>
-      <w:proofErr w:type="spellEnd"/>
-      <w:proofErr w:type="gramEnd"/>
-      <w:r>
-        <w:rPr>
-          <w:rFonts w:hint="eastAsia"/>
-        </w:rPr>
-        <w:t xml:space="preserve"> Heartbeat timeout</w:t>
+        <w:t>:Socks Heartbeat timeout</w:t>
       </w:r>
     </w:p>
     <w:p>
@@ -5244,8 +4628,6 @@
           <w:numId w:val="5"/>
         </w:numPr>
       </w:pPr>
-      <w:proofErr w:type="spellStart"/>
-      <w:proofErr w:type="gramStart"/>
       <w:r>
         <w:t>nTunnelTime</w:t>
       </w:r>
@@ -5262,15 +4644,7 @@
         <w:rPr>
           <w:rFonts w:hint="eastAsia"/>
         </w:rPr>
-        <w:t>:Tunnel</w:t>
-      </w:r>
-      <w:proofErr w:type="spellEnd"/>
-      <w:proofErr w:type="gramEnd"/>
-      <w:r>
-        <w:rPr>
-          <w:rFonts w:hint="eastAsia"/>
-        </w:rPr>
-        <w:t xml:space="preserve"> Heartbeat timeout</w:t>
+        <w:t>:Tunnel Heartbeat timeout</w:t>
       </w:r>
     </w:p>
     <w:p>
@@ -5280,19 +4654,11 @@
           <w:numId w:val="5"/>
         </w:numPr>
       </w:pPr>
-      <w:proofErr w:type="spellStart"/>
-      <w:r>
-        <w:rPr>
-          <w:rFonts w:hint="eastAsia"/>
-        </w:rPr>
-        <w:t>nForwardTimeout:forward</w:t>
-      </w:r>
-      <w:proofErr w:type="spellEnd"/>
-      <w:r>
-        <w:rPr>
-          <w:rFonts w:hint="eastAsia"/>
-        </w:rPr>
-        <w:t xml:space="preserve"> heartbeat timeout</w:t>
+      <w:r>
+        <w:rPr>
+          <w:rFonts w:hint="eastAsia"/>
+        </w:rPr>
+        <w:t>nForwardTimeout:forward heartbeat timeout</w:t>
       </w:r>
     </w:p>
     <w:p>
@@ -5302,28 +4668,18 @@
           <w:numId w:val="5"/>
         </w:numPr>
       </w:pPr>
-      <w:proofErr w:type="spellStart"/>
-      <w:proofErr w:type="gramStart"/>
-      <w:r>
-        <w:rPr>
-          <w:rFonts w:hint="eastAsia"/>
-        </w:rPr>
-        <w:t>nProxyTimeout:proxy</w:t>
-      </w:r>
-      <w:proofErr w:type="spellEnd"/>
-      <w:proofErr w:type="gramEnd"/>
-      <w:r>
-        <w:rPr>
-          <w:rFonts w:hint="eastAsia"/>
-        </w:rPr>
-        <w:t xml:space="preserve"> forward timeout</w:t>
+      <w:r>
+        <w:rPr>
+          <w:rFonts w:hint="eastAsia"/>
+        </w:rPr>
+        <w:t>nProxyTimeout:proxy forward timeout</w:t>
       </w:r>
     </w:p>
     <w:p>
       <w:pPr>
         <w:pStyle w:val="2"/>
       </w:pPr>
-      <w:bookmarkStart w:id="29" w:name="_Toc221526638"/>
+      <w:bookmarkStart w:id="29" w:name="_Toc236399590"/>
       <w:r>
         <w:rPr>
           <w:rFonts w:hint="eastAsia"/>
@@ -5337,18 +4693,8 @@
         <w:rPr>
           <w:rFonts w:hint="eastAsia"/>
         </w:rPr>
-        <w:t xml:space="preserve">Configure </w:t>
-      </w:r>
-      <w:proofErr w:type="spellStart"/>
-      <w:proofErr w:type="gramStart"/>
-      <w:r>
-        <w:rPr>
-          <w:rFonts w:hint="eastAsia"/>
-        </w:rPr>
-        <w:t>Information:XLog</w:t>
-      </w:r>
-      <w:proofErr w:type="spellEnd"/>
-      <w:proofErr w:type="gramEnd"/>
+        <w:t>Configure Information:XLog</w:t>
+      </w:r>
     </w:p>
     <w:p>
       <w:pPr>
@@ -5357,7 +4703,6 @@
           <w:numId w:val="4"/>
         </w:numPr>
       </w:pPr>
-      <w:proofErr w:type="spellStart"/>
       <w:r>
         <w:t>nMaxSize</w:t>
       </w:r>
@@ -5365,14 +4710,7 @@
         <w:rPr>
           <w:rFonts w:hint="eastAsia"/>
         </w:rPr>
-        <w:t>:max</w:t>
-      </w:r>
-      <w:proofErr w:type="spellEnd"/>
-      <w:r>
-        <w:rPr>
-          <w:rFonts w:hint="eastAsia"/>
-        </w:rPr>
-        <w:t xml:space="preserve"> log file size</w:t>
+        <w:t>:max log file size</w:t>
       </w:r>
     </w:p>
     <w:p>
@@ -5382,8 +4720,6 @@
           <w:numId w:val="4"/>
         </w:numPr>
       </w:pPr>
-      <w:proofErr w:type="spellStart"/>
-      <w:proofErr w:type="gramStart"/>
       <w:r>
         <w:t>nMaxCount</w:t>
       </w:r>
@@ -5391,15 +4727,7 @@
         <w:rPr>
           <w:rFonts w:hint="eastAsia"/>
         </w:rPr>
-        <w:t>:file</w:t>
-      </w:r>
-      <w:proofErr w:type="spellEnd"/>
-      <w:proofErr w:type="gramEnd"/>
-      <w:r>
-        <w:rPr>
-          <w:rFonts w:hint="eastAsia"/>
-        </w:rPr>
-        <w:t xml:space="preserve"> back number</w:t>
+        <w:t>:file back number</w:t>
       </w:r>
     </w:p>
     <w:p>
@@ -5409,7 +4737,6 @@
           <w:numId w:val="4"/>
         </w:numPr>
       </w:pPr>
-      <w:proofErr w:type="spellStart"/>
       <w:r>
         <w:t>nLogLeave</w:t>
       </w:r>
@@ -5417,14 +4744,7 @@
         <w:rPr>
           <w:rFonts w:hint="eastAsia"/>
         </w:rPr>
-        <w:t>:log</w:t>
-      </w:r>
-      <w:proofErr w:type="spellEnd"/>
-      <w:r>
-        <w:rPr>
-          <w:rFonts w:hint="eastAsia"/>
-        </w:rPr>
-        <w:t xml:space="preserve"> level</w:t>
+        <w:t>:log level</w:t>
       </w:r>
     </w:p>
     <w:p>
@@ -5434,19 +4754,11 @@
           <w:numId w:val="4"/>
         </w:numPr>
       </w:pPr>
-      <w:proofErr w:type="spellStart"/>
-      <w:r>
-        <w:rPr>
-          <w:rFonts w:hint="eastAsia"/>
-        </w:rPr>
-        <w:t>nLogType:log</w:t>
-      </w:r>
-      <w:proofErr w:type="spellEnd"/>
-      <w:r>
-        <w:rPr>
-          <w:rFonts w:hint="eastAsia"/>
-        </w:rPr>
-        <w:t xml:space="preserve"> type</w:t>
+      <w:r>
+        <w:rPr>
+          <w:rFonts w:hint="eastAsia"/>
+        </w:rPr>
+        <w:t>nLogType:log type</w:t>
       </w:r>
     </w:p>
     <w:p>
@@ -5456,7 +4768,6 @@
           <w:numId w:val="4"/>
         </w:numPr>
       </w:pPr>
-      <w:proofErr w:type="spellStart"/>
       <w:r>
         <w:t>tszLogFile</w:t>
       </w:r>
@@ -5464,14 +4775,7 @@
         <w:rPr>
           <w:rFonts w:hint="eastAsia"/>
         </w:rPr>
-        <w:t>:log</w:t>
-      </w:r>
-      <w:proofErr w:type="spellEnd"/>
-      <w:r>
-        <w:rPr>
-          <w:rFonts w:hint="eastAsia"/>
-        </w:rPr>
-        <w:t xml:space="preserve"> save address</w:t>
+        <w:t>:log save address</w:t>
       </w:r>
     </w:p>
     <w:p>
@@ -5479,7 +4783,7 @@
         <w:pStyle w:val="2"/>
       </w:pPr>
       <w:bookmarkStart w:id="30" w:name="_Toc12066"/>
-      <w:bookmarkStart w:id="31" w:name="_Toc221526639"/>
+      <w:bookmarkStart w:id="31" w:name="_Toc236399591"/>
       <w:r>
         <w:rPr>
           <w:rFonts w:hint="eastAsia"/>
@@ -5496,19 +4800,11 @@
       <w:bookmarkEnd w:id="31"/>
     </w:p>
     <w:p>
-      <w:proofErr w:type="spellStart"/>
-      <w:r>
-        <w:rPr>
-          <w:rFonts w:hint="eastAsia"/>
-        </w:rPr>
-        <w:t>XReport</w:t>
-      </w:r>
-      <w:proofErr w:type="spellEnd"/>
-      <w:r>
-        <w:rPr>
-          <w:rFonts w:hint="eastAsia"/>
-        </w:rPr>
-        <w:t xml:space="preserve"> Configure</w:t>
+      <w:r>
+        <w:rPr>
+          <w:rFonts w:hint="eastAsia"/>
+        </w:rPr>
+        <w:t>XReport Configure</w:t>
       </w:r>
     </w:p>
     <w:p>
@@ -5518,21 +4814,11 @@
           <w:numId w:val="5"/>
         </w:numPr>
       </w:pPr>
-      <w:proofErr w:type="spellStart"/>
-      <w:proofErr w:type="gramStart"/>
-      <w:r>
-        <w:rPr>
-          <w:rFonts w:hint="eastAsia"/>
-        </w:rPr>
-        <w:t>bEnable:whether</w:t>
-      </w:r>
-      <w:proofErr w:type="spellEnd"/>
-      <w:proofErr w:type="gramEnd"/>
-      <w:r>
-        <w:rPr>
-          <w:rFonts w:hint="eastAsia"/>
-        </w:rPr>
-        <w:t xml:space="preserve"> to enable</w:t>
+      <w:r>
+        <w:rPr>
+          <w:rFonts w:hint="eastAsia"/>
+        </w:rPr>
+        <w:t>bEnable:whether to enable</w:t>
       </w:r>
     </w:p>
     <w:p>
@@ -5542,21 +4828,11 @@
           <w:numId w:val="5"/>
         </w:numPr>
       </w:pPr>
-      <w:proofErr w:type="spellStart"/>
-      <w:proofErr w:type="gramStart"/>
-      <w:r>
-        <w:rPr>
-          <w:rFonts w:hint="eastAsia"/>
-        </w:rPr>
-        <w:t>tszServiceName:serivce</w:t>
-      </w:r>
-      <w:proofErr w:type="spellEnd"/>
-      <w:proofErr w:type="gramEnd"/>
-      <w:r>
-        <w:rPr>
-          <w:rFonts w:hint="eastAsia"/>
-        </w:rPr>
-        <w:t xml:space="preserve"> name</w:t>
+      <w:r>
+        <w:rPr>
+          <w:rFonts w:hint="eastAsia"/>
+        </w:rPr>
+        <w:t>tszServiceName:serivce name</w:t>
       </w:r>
     </w:p>
     <w:p>
@@ -5566,31 +4842,18 @@
           <w:numId w:val="5"/>
         </w:numPr>
       </w:pPr>
-      <w:proofErr w:type="spellStart"/>
-      <w:proofErr w:type="gramStart"/>
-      <w:r>
-        <w:rPr>
-          <w:rFonts w:hint="eastAsia"/>
-        </w:rPr>
-        <w:t>tszAPIUrl:API</w:t>
-      </w:r>
-      <w:proofErr w:type="spellEnd"/>
-      <w:proofErr w:type="gramEnd"/>
-      <w:r>
-        <w:rPr>
-          <w:rFonts w:hint="eastAsia"/>
-        </w:rPr>
-        <w:t xml:space="preserve"> address</w:t>
+      <w:r>
+        <w:rPr>
+          <w:rFonts w:hint="eastAsia"/>
+        </w:rPr>
+        <w:t>tszAPIUrl:API address</w:t>
       </w:r>
     </w:p>
     <w:p>
       <w:pPr>
         <w:pStyle w:val="2"/>
-        <w:rPr>
-          <w:rFonts w:hint="eastAsia"/>
-        </w:rPr>
-      </w:pPr>
-      <w:bookmarkStart w:id="32" w:name="_Toc221526640"/>
+      </w:pPr>
+      <w:bookmarkStart w:id="32" w:name="_Toc236399592"/>
       <w:r>
         <w:rPr>
           <w:rFonts w:hint="eastAsia"/>
@@ -5606,24 +4869,15 @@
       <w:bookmarkEnd w:id="32"/>
     </w:p>
     <w:p>
-      <w:pPr>
-        <w:rPr>
-          <w:rFonts w:hint="eastAsia"/>
-        </w:rPr>
-      </w:pPr>
-      <w:proofErr w:type="spellStart"/>
       <w:r>
         <w:t>XVerification</w:t>
       </w:r>
-      <w:proofErr w:type="spellEnd"/>
       <w:r>
         <w:rPr>
           <w:rFonts w:hint="eastAsia"/>
         </w:rPr>
         <w:t xml:space="preserve"> </w:t>
       </w:r>
-      <w:proofErr w:type="spellStart"/>
-      <w:proofErr w:type="gramStart"/>
       <w:r>
         <w:rPr>
           <w:rFonts w:hint="eastAsia"/>
@@ -5640,15 +4894,7 @@
         <w:rPr>
           <w:rFonts w:hint="eastAsia"/>
         </w:rPr>
-        <w:t>for</w:t>
-      </w:r>
-      <w:proofErr w:type="spellEnd"/>
-      <w:proofErr w:type="gramEnd"/>
-      <w:r>
-        <w:rPr>
-          <w:rFonts w:hint="eastAsia"/>
-        </w:rPr>
-        <w:t xml:space="preserve"> http verification</w:t>
+        <w:t>for http verification</w:t>
       </w:r>
     </w:p>
     <w:p>
@@ -5659,7 +4905,6 @@
           <w:numId w:val="7"/>
         </w:numPr>
       </w:pPr>
-      <w:proofErr w:type="spellStart"/>
       <w:r>
         <w:t>tszUserName</w:t>
       </w:r>
@@ -5673,14 +4918,7 @@
         <w:rPr>
           <w:rFonts w:hint="eastAsia"/>
         </w:rPr>
-        <w:t>user</w:t>
-      </w:r>
-      <w:proofErr w:type="spellEnd"/>
-      <w:r>
-        <w:rPr>
-          <w:rFonts w:hint="eastAsia"/>
-        </w:rPr>
-        <w:t xml:space="preserve"> name</w:t>
+        <w:t>user name</w:t>
       </w:r>
     </w:p>
     <w:p>
@@ -5691,8 +4929,6 @@
           <w:numId w:val="7"/>
         </w:numPr>
       </w:pPr>
-      <w:proofErr w:type="spellStart"/>
-      <w:proofErr w:type="gramStart"/>
       <w:r>
         <w:t>tszUserPass</w:t>
       </w:r>
@@ -5708,8 +4944,6 @@
         </w:rPr>
         <w:t>password</w:t>
       </w:r>
-      <w:proofErr w:type="spellEnd"/>
-      <w:proofErr w:type="gramEnd"/>
     </w:p>
     <w:p>
       <w:pPr>
@@ -5719,8 +4953,6 @@
           <w:numId w:val="7"/>
         </w:numPr>
       </w:pPr>
-      <w:proofErr w:type="spellStart"/>
-      <w:proofErr w:type="gramStart"/>
       <w:r>
         <w:t>nVType</w:t>
       </w:r>
@@ -5736,8 +4968,6 @@
         </w:rPr>
         <w:t>type</w:t>
       </w:r>
-      <w:proofErr w:type="spellEnd"/>
-      <w:proofErr w:type="gramEnd"/>
       <w:r>
         <w:rPr>
           <w:rFonts w:hint="eastAsia"/>
@@ -5752,12 +4982,7 @@
           <w:ilvl w:val="0"/>
           <w:numId w:val="7"/>
         </w:numPr>
-        <w:rPr>
-          <w:rFonts w:hint="eastAsia"/>
-        </w:rPr>
-      </w:pPr>
-      <w:proofErr w:type="spellStart"/>
-      <w:proofErr w:type="gramStart"/>
+      </w:pPr>
       <w:r>
         <w:lastRenderedPageBreak/>
         <w:t>bEnable</w:t>
@@ -5772,22 +4997,14 @@
         <w:rPr>
           <w:rFonts w:hint="eastAsia"/>
         </w:rPr>
-        <w:t>whether</w:t>
-      </w:r>
-      <w:proofErr w:type="spellEnd"/>
-      <w:proofErr w:type="gramEnd"/>
-      <w:r>
-        <w:rPr>
-          <w:rFonts w:hint="eastAsia"/>
-        </w:rPr>
-        <w:t xml:space="preserve"> to enable</w:t>
+        <w:t>whether to enable</w:t>
       </w:r>
     </w:p>
     <w:p>
       <w:pPr>
         <w:pStyle w:val="2"/>
       </w:pPr>
-      <w:bookmarkStart w:id="33" w:name="_Toc221526641"/>
+      <w:bookmarkStart w:id="33" w:name="_Toc236399593"/>
       <w:r>
         <w:rPr>
           <w:rFonts w:hint="eastAsia"/>
@@ -5809,11 +5026,9 @@
       <w:bookmarkEnd w:id="33"/>
     </w:p>
     <w:p>
-      <w:proofErr w:type="spellStart"/>
       <w:r>
         <w:t>XEngine_ProxyConfig.json</w:t>
       </w:r>
-      <w:proofErr w:type="spellEnd"/>
       <w:r>
         <w:rPr>
           <w:rFonts w:hint="eastAsia"/>
@@ -5831,26 +5046,16 @@
       <w:pPr>
         <w:pStyle w:val="a"/>
       </w:pPr>
-      <w:proofErr w:type="spellStart"/>
-      <w:r>
-        <w:t>nRuleMode</w:t>
-      </w:r>
-      <w:proofErr w:type="spellEnd"/>
-      <w:r>
-        <w:t>: load balancing mode, 0 means selecting the minimum statistical number forwarding, 1 means HASH IP forwarding (IP fixed forwarding to a background service), 2 is random selection</w:t>
+      <w:r>
+        <w:t>nRuleMode: load balancing mode, 0 means selecting the minimum statistical number forwarding, 1 means HASH IP forwarding (IP fixed forwarding to a background service), 2 is random selection</w:t>
       </w:r>
     </w:p>
     <w:p>
       <w:pPr>
         <w:pStyle w:val="a"/>
       </w:pPr>
-      <w:proofErr w:type="spellStart"/>
-      <w:r>
-        <w:t>tszDestIPAddr</w:t>
-      </w:r>
-      <w:proofErr w:type="spellEnd"/>
-      <w:r>
-        <w:t>: Backend default address list. No single match will use this address list</w:t>
+      <w:r>
+        <w:t>tszDestIPAddr: Backend default address list. No single match will use this address list</w:t>
       </w:r>
     </w:p>
     <w:p>
@@ -5860,11 +5065,9 @@
           <w:numId w:val="5"/>
         </w:numPr>
       </w:pPr>
-      <w:proofErr w:type="spellStart"/>
       <w:r>
         <w:t>tszRuleIPAddr</w:t>
       </w:r>
-      <w:proofErr w:type="spellEnd"/>
       <w:r>
         <w:rPr>
           <w:rFonts w:hint="eastAsia"/>
@@ -5880,7 +5083,7 @@
         <w:pStyle w:val="1"/>
       </w:pPr>
       <w:bookmarkStart w:id="34" w:name="_Toc6313"/>
-      <w:bookmarkStart w:id="35" w:name="_Toc221526642"/>
+      <w:bookmarkStart w:id="35" w:name="_Toc236399594"/>
       <w:r>
         <w:rPr>
           <w:rFonts w:hint="eastAsia"/>
@@ -5907,7 +5110,7 @@
         <w:pStyle w:val="2"/>
       </w:pPr>
       <w:bookmarkStart w:id="36" w:name="_Toc17318"/>
-      <w:bookmarkStart w:id="37" w:name="_Toc221526643"/>
+      <w:bookmarkStart w:id="37" w:name="_Toc236399595"/>
       <w:r>
         <w:rPr>
           <w:rFonts w:hint="eastAsia"/>
@@ -5930,7 +5133,7 @@
         <w:pStyle w:val="2"/>
       </w:pPr>
       <w:bookmarkStart w:id="38" w:name="_Toc15693"/>
-      <w:bookmarkStart w:id="39" w:name="_Toc221526644"/>
+      <w:bookmarkStart w:id="39" w:name="_Toc236399596"/>
       <w:r>
         <w:rPr>
           <w:rFonts w:hint="eastAsia"/>
@@ -5953,23 +5156,15 @@
         <w:pStyle w:val="2"/>
       </w:pPr>
       <w:bookmarkStart w:id="40" w:name="_Toc564"/>
-      <w:bookmarkStart w:id="41" w:name="_Toc221526645"/>
-      <w:r>
-        <w:rPr>
-          <w:rFonts w:hint="eastAsia"/>
-        </w:rPr>
-        <w:t xml:space="preserve">4.3 </w:t>
-      </w:r>
-      <w:proofErr w:type="spellStart"/>
-      <w:r>
-        <w:rPr>
-          <w:rFonts w:hint="eastAsia"/>
-        </w:rPr>
-        <w:t>Forwad</w:t>
+      <w:bookmarkStart w:id="41" w:name="_Toc236399597"/>
+      <w:r>
+        <w:rPr>
+          <w:rFonts w:hint="eastAsia"/>
+        </w:rPr>
+        <w:t>4.3 Forwad</w:t>
       </w:r>
       <w:bookmarkEnd w:id="40"/>
       <w:bookmarkEnd w:id="41"/>
-      <w:proofErr w:type="spellEnd"/>
     </w:p>
     <w:p>
       <w:pPr>
@@ -6014,7 +5209,7 @@
         <w:pStyle w:val="3"/>
       </w:pPr>
       <w:bookmarkStart w:id="42" w:name="_Toc30945"/>
-      <w:bookmarkStart w:id="43" w:name="_Toc221526646"/>
+      <w:bookmarkStart w:id="43" w:name="_Toc236399598"/>
       <w:r>
         <w:rPr>
           <w:rFonts w:hint="eastAsia"/>
@@ -6080,7 +5275,6 @@
           <w:highlight w:val="white"/>
         </w:rPr>
       </w:pPr>
-      <w:proofErr w:type="spellStart"/>
       <w:r>
         <w:rPr>
           <w:rFonts w:ascii="新宋体" w:eastAsia="新宋体" w:cs="新宋体"/>
@@ -6092,7 +5286,6 @@
         </w:rPr>
         <w:t>wHeader</w:t>
       </w:r>
-      <w:proofErr w:type="spellEnd"/>
       <w:r>
         <w:rPr>
           <w:rFonts w:ascii="新宋体" w:eastAsia="新宋体" w:cs="新宋体"/>
@@ -6123,7 +5316,6 @@
           <w:highlight w:val="white"/>
         </w:rPr>
       </w:pPr>
-      <w:proofErr w:type="spellStart"/>
       <w:r>
         <w:rPr>
           <w:rFonts w:ascii="新宋体" w:eastAsia="新宋体" w:cs="新宋体"/>
@@ -6135,7 +5327,6 @@
         </w:rPr>
         <w:t>xhToken</w:t>
       </w:r>
-      <w:proofErr w:type="spellEnd"/>
       <w:r>
         <w:rPr>
           <w:rFonts w:ascii="新宋体" w:eastAsia="新宋体" w:cs="新宋体"/>
@@ -6167,7 +5358,6 @@
           <w:szCs w:val="19"/>
         </w:rPr>
       </w:pPr>
-      <w:proofErr w:type="spellStart"/>
       <w:r>
         <w:rPr>
           <w:rFonts w:ascii="新宋体" w:eastAsia="新宋体" w:cs="新宋体"/>
@@ -6179,7 +5369,6 @@
         </w:rPr>
         <w:t>unOperatorType</w:t>
       </w:r>
-      <w:proofErr w:type="spellEnd"/>
       <w:r>
         <w:rPr>
           <w:rFonts w:ascii="新宋体" w:eastAsia="新宋体" w:cs="新宋体"/>
@@ -6211,7 +5400,6 @@
           <w:szCs w:val="19"/>
         </w:rPr>
       </w:pPr>
-      <w:proofErr w:type="spellStart"/>
       <w:r>
         <w:rPr>
           <w:rFonts w:ascii="新宋体" w:eastAsia="新宋体" w:cs="新宋体"/>
@@ -6223,7 +5411,6 @@
         </w:rPr>
         <w:t>unOperatorCode</w:t>
       </w:r>
-      <w:proofErr w:type="spellEnd"/>
       <w:r>
         <w:rPr>
           <w:rFonts w:ascii="新宋体" w:eastAsia="新宋体" w:cs="新宋体" w:hint="eastAsia"/>
@@ -6274,7 +5461,6 @@
           <w:sz w:val="19"/>
         </w:rPr>
       </w:pPr>
-      <w:proofErr w:type="spellStart"/>
       <w:r>
         <w:rPr>
           <w:rFonts w:ascii="新宋体" w:eastAsia="新宋体" w:cs="新宋体"/>
@@ -6286,7 +5472,6 @@
         </w:rPr>
         <w:t>unPacketSize</w:t>
       </w:r>
-      <w:proofErr w:type="spellEnd"/>
       <w:r>
         <w:rPr>
           <w:rFonts w:ascii="新宋体" w:eastAsia="新宋体" w:cs="新宋体" w:hint="eastAsia"/>
@@ -6318,8 +5503,6 @@
         </w:rPr>
         <w:t xml:space="preserve"> </w:t>
       </w:r>
-      <w:proofErr w:type="spellStart"/>
-      <w:proofErr w:type="gramStart"/>
       <w:r>
         <w:rPr>
           <w:rFonts w:ascii="新宋体" w:eastAsia="新宋体" w:hAnsi="新宋体" w:hint="eastAsia"/>
@@ -6329,7 +5512,6 @@
         </w:rPr>
         <w:t>sizeof</w:t>
       </w:r>
-      <w:proofErr w:type="spellEnd"/>
       <w:r>
         <w:rPr>
           <w:rFonts w:ascii="新宋体" w:eastAsia="新宋体" w:hAnsi="新宋体" w:hint="eastAsia"/>
@@ -6339,7 +5521,6 @@
         </w:rPr>
         <w:t>(</w:t>
       </w:r>
-      <w:proofErr w:type="gramEnd"/>
       <w:r>
         <w:rPr>
           <w:rFonts w:ascii="新宋体" w:eastAsia="新宋体" w:hAnsi="新宋体" w:hint="eastAsia"/>
@@ -6368,121 +5549,97 @@
           <w:sz w:val="19"/>
         </w:rPr>
       </w:pPr>
-      <w:proofErr w:type="spellStart"/>
       <w:r>
         <w:rPr>
           <w:rFonts w:ascii="新宋体" w:eastAsia="新宋体" w:hAnsi="新宋体" w:hint="eastAsia"/>
           <w:color w:val="000080"/>
           <w:sz w:val="19"/>
         </w:rPr>
-        <w:t>byVersion</w:t>
-      </w:r>
-      <w:proofErr w:type="spellEnd"/>
+        <w:t>byVersion = 0</w:t>
+      </w:r>
+    </w:p>
+    <w:p>
+      <w:pPr>
+        <w:rPr>
+          <w:rFonts w:ascii="新宋体" w:eastAsia="新宋体" w:cs="新宋体"/>
+          <w:color w:val="000080"/>
+          <w:kern w:val="0"/>
+          <w:sz w:val="19"/>
+          <w:szCs w:val="19"/>
+        </w:rPr>
+      </w:pPr>
+      <w:r>
+        <w:rPr>
+          <w:rFonts w:ascii="新宋体" w:eastAsia="新宋体" w:cs="新宋体" w:hint="eastAsia"/>
+          <w:color w:val="000080"/>
+          <w:kern w:val="0"/>
+          <w:sz w:val="19"/>
+          <w:szCs w:val="19"/>
+          <w:highlight w:val="white"/>
+        </w:rPr>
+        <w:t>byIsReply</w:t>
+      </w:r>
+      <w:r>
+        <w:rPr>
+          <w:rFonts w:ascii="新宋体" w:eastAsia="新宋体" w:cs="新宋体"/>
+          <w:color w:val="000080"/>
+          <w:kern w:val="0"/>
+          <w:sz w:val="19"/>
+          <w:szCs w:val="19"/>
+        </w:rPr>
+        <w:t xml:space="preserve"> = </w:t>
+      </w:r>
+      <w:r>
+        <w:rPr>
+          <w:rFonts w:ascii="新宋体" w:eastAsia="新宋体" w:cs="新宋体" w:hint="eastAsia"/>
+          <w:color w:val="000080"/>
+          <w:kern w:val="0"/>
+          <w:sz w:val="19"/>
+          <w:szCs w:val="19"/>
+        </w:rPr>
+        <w:t>TRUE</w:t>
+      </w:r>
+    </w:p>
+    <w:p>
+      <w:pPr>
+        <w:rPr>
+          <w:rFonts w:ascii="新宋体" w:eastAsia="新宋体" w:cs="新宋体"/>
+          <w:color w:val="000080"/>
+          <w:kern w:val="0"/>
+          <w:sz w:val="19"/>
+          <w:szCs w:val="19"/>
+        </w:rPr>
+      </w:pPr>
       <w:r>
         <w:rPr>
           <w:rFonts w:ascii="新宋体" w:eastAsia="新宋体" w:hAnsi="新宋体" w:hint="eastAsia"/>
           <w:color w:val="000080"/>
           <w:sz w:val="19"/>
         </w:rPr>
-        <w:t xml:space="preserve"> = 0</w:t>
-      </w:r>
-    </w:p>
-    <w:p>
-      <w:pPr>
-        <w:rPr>
-          <w:rFonts w:ascii="新宋体" w:eastAsia="新宋体" w:cs="新宋体"/>
-          <w:color w:val="000080"/>
-          <w:kern w:val="0"/>
-          <w:sz w:val="19"/>
-          <w:szCs w:val="19"/>
-        </w:rPr>
-      </w:pPr>
-      <w:proofErr w:type="spellStart"/>
-      <w:r>
-        <w:rPr>
-          <w:rFonts w:ascii="新宋体" w:eastAsia="新宋体" w:cs="新宋体" w:hint="eastAsia"/>
+        <w:t>wReserve = 0</w:t>
+      </w:r>
+    </w:p>
+    <w:p>
+      <w:pPr>
+        <w:rPr>
+          <w:rFonts w:ascii="新宋体" w:eastAsia="新宋体" w:cs="新宋体"/>
+          <w:color w:val="000080"/>
+          <w:kern w:val="0"/>
+          <w:sz w:val="19"/>
+          <w:szCs w:val="19"/>
+        </w:rPr>
+      </w:pPr>
+      <w:r>
+        <w:rPr>
+          <w:rFonts w:ascii="新宋体" w:eastAsia="新宋体" w:cs="新宋体"/>
           <w:color w:val="000080"/>
           <w:kern w:val="0"/>
           <w:sz w:val="19"/>
           <w:szCs w:val="19"/>
           <w:highlight w:val="white"/>
         </w:rPr>
-        <w:t>byIsReply</w:t>
-      </w:r>
-      <w:proofErr w:type="spellEnd"/>
-      <w:r>
-        <w:rPr>
-          <w:rFonts w:ascii="新宋体" w:eastAsia="新宋体" w:cs="新宋体"/>
-          <w:color w:val="000080"/>
-          <w:kern w:val="0"/>
-          <w:sz w:val="19"/>
-          <w:szCs w:val="19"/>
-        </w:rPr>
-        <w:t xml:space="preserve"> = </w:t>
-      </w:r>
-      <w:r>
-        <w:rPr>
-          <w:rFonts w:ascii="新宋体" w:eastAsia="新宋体" w:cs="新宋体" w:hint="eastAsia"/>
-          <w:color w:val="000080"/>
-          <w:kern w:val="0"/>
-          <w:sz w:val="19"/>
-          <w:szCs w:val="19"/>
-        </w:rPr>
-        <w:t>TRUE</w:t>
-      </w:r>
-    </w:p>
-    <w:p>
-      <w:pPr>
-        <w:rPr>
-          <w:rFonts w:ascii="新宋体" w:eastAsia="新宋体" w:cs="新宋体"/>
-          <w:color w:val="000080"/>
-          <w:kern w:val="0"/>
-          <w:sz w:val="19"/>
-          <w:szCs w:val="19"/>
-        </w:rPr>
-      </w:pPr>
-      <w:proofErr w:type="spellStart"/>
-      <w:r>
-        <w:rPr>
-          <w:rFonts w:ascii="新宋体" w:eastAsia="新宋体" w:hAnsi="新宋体" w:hint="eastAsia"/>
-          <w:color w:val="000080"/>
-          <w:sz w:val="19"/>
-        </w:rPr>
-        <w:t>wReserve</w:t>
-      </w:r>
-      <w:proofErr w:type="spellEnd"/>
-      <w:r>
-        <w:rPr>
-          <w:rFonts w:ascii="新宋体" w:eastAsia="新宋体" w:hAnsi="新宋体" w:hint="eastAsia"/>
-          <w:color w:val="000080"/>
-          <w:sz w:val="19"/>
-        </w:rPr>
-        <w:t xml:space="preserve"> = 0</w:t>
-      </w:r>
-    </w:p>
-    <w:p>
-      <w:pPr>
-        <w:rPr>
-          <w:rFonts w:ascii="新宋体" w:eastAsia="新宋体" w:cs="新宋体"/>
-          <w:color w:val="000080"/>
-          <w:kern w:val="0"/>
-          <w:sz w:val="19"/>
-          <w:szCs w:val="19"/>
-        </w:rPr>
-      </w:pPr>
-      <w:proofErr w:type="spellStart"/>
-      <w:r>
-        <w:rPr>
-          <w:rFonts w:ascii="新宋体" w:eastAsia="新宋体" w:cs="新宋体"/>
-          <w:color w:val="000080"/>
-          <w:kern w:val="0"/>
-          <w:sz w:val="19"/>
-          <w:szCs w:val="19"/>
-          <w:highlight w:val="white"/>
-        </w:rPr>
         <w:t>wPacketSerial</w:t>
       </w:r>
-      <w:proofErr w:type="spellEnd"/>
       <w:r>
         <w:rPr>
           <w:rFonts w:ascii="新宋体" w:eastAsia="新宋体" w:cs="新宋体"/>
@@ -6502,7 +5659,6 @@
           <w:sz w:val="19"/>
         </w:rPr>
       </w:pPr>
-      <w:proofErr w:type="spellStart"/>
       <w:r>
         <w:rPr>
           <w:rFonts w:ascii="新宋体" w:eastAsia="新宋体" w:cs="新宋体"/>
@@ -6514,7 +5670,6 @@
         </w:rPr>
         <w:t>wTail</w:t>
       </w:r>
-      <w:proofErr w:type="spellEnd"/>
       <w:r>
         <w:rPr>
           <w:rFonts w:ascii="新宋体" w:eastAsia="新宋体" w:cs="新宋体"/>
@@ -6585,32 +5740,8 @@
         <w:rPr>
           <w:rFonts w:hint="eastAsia"/>
         </w:rPr>
-        <w:t xml:space="preserve">Protocol </w:t>
-      </w:r>
-      <w:proofErr w:type="spellStart"/>
-      <w:proofErr w:type="gramStart"/>
-      <w:r>
-        <w:rPr>
-          <w:rFonts w:hint="eastAsia"/>
-        </w:rPr>
-        <w:t>Header:wReserve</w:t>
-      </w:r>
-      <w:proofErr w:type="spellEnd"/>
-      <w:proofErr w:type="gramEnd"/>
-      <w:r>
-        <w:rPr>
-          <w:rFonts w:hint="eastAsia"/>
-        </w:rPr>
-        <w:t xml:space="preserve"> 0 is </w:t>
-      </w:r>
-      <w:proofErr w:type="spellStart"/>
-      <w:r>
-        <w:rPr>
-          <w:rFonts w:hint="eastAsia"/>
-        </w:rPr>
-        <w:t>sucesss</w:t>
-      </w:r>
-      <w:proofErr w:type="spellEnd"/>
+        <w:t>Protocol Header:wReserve 0 is sucesss</w:t>
+      </w:r>
     </w:p>
     <w:p>
       <w:pPr>
@@ -6623,7 +5754,6 @@
           <w:highlight w:val="white"/>
         </w:rPr>
       </w:pPr>
-      <w:proofErr w:type="spellStart"/>
       <w:r>
         <w:rPr>
           <w:rFonts w:ascii="新宋体" w:eastAsia="新宋体" w:cs="新宋体"/>
@@ -6635,7 +5765,6 @@
         </w:rPr>
         <w:t>wHeader</w:t>
       </w:r>
-      <w:proofErr w:type="spellEnd"/>
       <w:r>
         <w:rPr>
           <w:rFonts w:ascii="新宋体" w:eastAsia="新宋体" w:cs="新宋体"/>
@@ -6666,7 +5795,6 @@
           <w:highlight w:val="white"/>
         </w:rPr>
       </w:pPr>
-      <w:proofErr w:type="spellStart"/>
       <w:r>
         <w:rPr>
           <w:rFonts w:ascii="新宋体" w:eastAsia="新宋体" w:cs="新宋体"/>
@@ -6678,7 +5806,6 @@
         </w:rPr>
         <w:t>xhToken</w:t>
       </w:r>
-      <w:proofErr w:type="spellEnd"/>
       <w:r>
         <w:rPr>
           <w:rFonts w:ascii="新宋体" w:eastAsia="新宋体" w:cs="新宋体"/>
@@ -6710,7 +5837,6 @@
           <w:szCs w:val="19"/>
         </w:rPr>
       </w:pPr>
-      <w:proofErr w:type="spellStart"/>
       <w:r>
         <w:rPr>
           <w:rFonts w:ascii="新宋体" w:eastAsia="新宋体" w:cs="新宋体"/>
@@ -6722,7 +5848,6 @@
         </w:rPr>
         <w:t>unOperatorType</w:t>
       </w:r>
-      <w:proofErr w:type="spellEnd"/>
       <w:r>
         <w:rPr>
           <w:rFonts w:ascii="新宋体" w:eastAsia="新宋体" w:cs="新宋体"/>
@@ -6754,7 +5879,6 @@
           <w:szCs w:val="19"/>
         </w:rPr>
       </w:pPr>
-      <w:proofErr w:type="spellStart"/>
       <w:r>
         <w:rPr>
           <w:rFonts w:ascii="新宋体" w:eastAsia="新宋体" w:cs="新宋体"/>
@@ -6766,7 +5890,6 @@
         </w:rPr>
         <w:t>unOperatorCode</w:t>
       </w:r>
-      <w:proofErr w:type="spellEnd"/>
       <w:r>
         <w:rPr>
           <w:rFonts w:ascii="新宋体" w:eastAsia="新宋体" w:cs="新宋体" w:hint="eastAsia"/>
@@ -6819,7 +5942,6 @@
           <w:szCs w:val="19"/>
         </w:rPr>
       </w:pPr>
-      <w:proofErr w:type="spellStart"/>
       <w:r>
         <w:rPr>
           <w:rFonts w:ascii="新宋体" w:eastAsia="新宋体" w:cs="新宋体"/>
@@ -6831,7 +5953,6 @@
         </w:rPr>
         <w:t>unPacketSize</w:t>
       </w:r>
-      <w:proofErr w:type="spellEnd"/>
       <w:r>
         <w:rPr>
           <w:rFonts w:ascii="新宋体" w:eastAsia="新宋体" w:cs="新宋体" w:hint="eastAsia"/>
@@ -6872,146 +5993,120 @@
           <w:sz w:val="19"/>
         </w:rPr>
       </w:pPr>
-      <w:proofErr w:type="spellStart"/>
       <w:r>
         <w:rPr>
           <w:rFonts w:ascii="新宋体" w:eastAsia="新宋体" w:hAnsi="新宋体" w:hint="eastAsia"/>
           <w:color w:val="000080"/>
           <w:sz w:val="19"/>
         </w:rPr>
-        <w:t>byVersion</w:t>
-      </w:r>
-      <w:proofErr w:type="spellEnd"/>
+        <w:t>byVersion = 0</w:t>
+      </w:r>
+    </w:p>
+    <w:p>
+      <w:pPr>
+        <w:rPr>
+          <w:rFonts w:ascii="新宋体" w:eastAsia="新宋体" w:cs="新宋体"/>
+          <w:color w:val="000080"/>
+          <w:kern w:val="0"/>
+          <w:sz w:val="19"/>
+          <w:szCs w:val="19"/>
+        </w:rPr>
+      </w:pPr>
+      <w:r>
+        <w:rPr>
+          <w:rFonts w:ascii="新宋体" w:eastAsia="新宋体" w:cs="新宋体" w:hint="eastAsia"/>
+          <w:color w:val="000080"/>
+          <w:kern w:val="0"/>
+          <w:sz w:val="19"/>
+          <w:szCs w:val="19"/>
+          <w:highlight w:val="white"/>
+        </w:rPr>
+        <w:t>byIsReply</w:t>
+      </w:r>
+      <w:r>
+        <w:rPr>
+          <w:rFonts w:ascii="新宋体" w:eastAsia="新宋体" w:cs="新宋体"/>
+          <w:color w:val="000080"/>
+          <w:kern w:val="0"/>
+          <w:sz w:val="19"/>
+          <w:szCs w:val="19"/>
+        </w:rPr>
+        <w:t xml:space="preserve"> = </w:t>
+      </w:r>
+      <w:r>
+        <w:rPr>
+          <w:rFonts w:ascii="新宋体" w:eastAsia="新宋体" w:cs="新宋体" w:hint="eastAsia"/>
+          <w:color w:val="000080"/>
+          <w:kern w:val="0"/>
+          <w:sz w:val="19"/>
+          <w:szCs w:val="19"/>
+        </w:rPr>
+        <w:t>FALSE</w:t>
+      </w:r>
+    </w:p>
+    <w:p>
+      <w:pPr>
+        <w:rPr>
+          <w:rFonts w:ascii="新宋体" w:eastAsia="新宋体" w:cs="新宋体"/>
+          <w:color w:val="000080"/>
+          <w:kern w:val="0"/>
+          <w:sz w:val="19"/>
+          <w:szCs w:val="19"/>
+        </w:rPr>
+      </w:pPr>
       <w:r>
         <w:rPr>
           <w:rFonts w:ascii="新宋体" w:eastAsia="新宋体" w:hAnsi="新宋体" w:hint="eastAsia"/>
           <w:color w:val="000080"/>
           <w:sz w:val="19"/>
         </w:rPr>
+        <w:t>wReserve = 0</w:t>
+      </w:r>
+    </w:p>
+    <w:p>
+      <w:pPr>
+        <w:rPr>
+          <w:rFonts w:ascii="新宋体" w:eastAsia="新宋体" w:cs="新宋体"/>
+          <w:color w:val="000080"/>
+          <w:kern w:val="0"/>
+          <w:sz w:val="19"/>
+          <w:szCs w:val="19"/>
+        </w:rPr>
+      </w:pPr>
+      <w:r>
+        <w:rPr>
+          <w:rFonts w:ascii="新宋体" w:eastAsia="新宋体" w:cs="新宋体"/>
+          <w:color w:val="000080"/>
+          <w:kern w:val="0"/>
+          <w:sz w:val="19"/>
+          <w:szCs w:val="19"/>
+          <w:highlight w:val="white"/>
+        </w:rPr>
+        <w:t>wPacketSerial</w:t>
+      </w:r>
+      <w:r>
+        <w:rPr>
+          <w:rFonts w:ascii="新宋体" w:eastAsia="新宋体" w:cs="新宋体"/>
+          <w:color w:val="000080"/>
+          <w:kern w:val="0"/>
+          <w:sz w:val="19"/>
+          <w:szCs w:val="19"/>
+        </w:rPr>
         <w:t xml:space="preserve"> = 0</w:t>
       </w:r>
     </w:p>
     <w:p>
-      <w:pPr>
-        <w:rPr>
-          <w:rFonts w:ascii="新宋体" w:eastAsia="新宋体" w:cs="新宋体"/>
-          <w:color w:val="000080"/>
-          <w:kern w:val="0"/>
-          <w:sz w:val="19"/>
-          <w:szCs w:val="19"/>
-        </w:rPr>
-      </w:pPr>
-      <w:proofErr w:type="spellStart"/>
-      <w:r>
-        <w:rPr>
-          <w:rFonts w:ascii="新宋体" w:eastAsia="新宋体" w:cs="新宋体" w:hint="eastAsia"/>
+      <w:r>
+        <w:rPr>
+          <w:rFonts w:ascii="新宋体" w:eastAsia="新宋体" w:cs="新宋体"/>
           <w:color w:val="000080"/>
           <w:kern w:val="0"/>
           <w:sz w:val="19"/>
           <w:szCs w:val="19"/>
           <w:highlight w:val="white"/>
         </w:rPr>
-        <w:t>byIsReply</w:t>
-      </w:r>
-      <w:proofErr w:type="spellEnd"/>
-      <w:r>
-        <w:rPr>
-          <w:rFonts w:ascii="新宋体" w:eastAsia="新宋体" w:cs="新宋体"/>
-          <w:color w:val="000080"/>
-          <w:kern w:val="0"/>
-          <w:sz w:val="19"/>
-          <w:szCs w:val="19"/>
-        </w:rPr>
-        <w:t xml:space="preserve"> = </w:t>
-      </w:r>
-      <w:r>
-        <w:rPr>
-          <w:rFonts w:ascii="新宋体" w:eastAsia="新宋体" w:cs="新宋体" w:hint="eastAsia"/>
-          <w:color w:val="000080"/>
-          <w:kern w:val="0"/>
-          <w:sz w:val="19"/>
-          <w:szCs w:val="19"/>
-        </w:rPr>
-        <w:t>FALSE</w:t>
-      </w:r>
-    </w:p>
-    <w:p>
-      <w:pPr>
-        <w:rPr>
-          <w:rFonts w:ascii="新宋体" w:eastAsia="新宋体" w:cs="新宋体"/>
-          <w:color w:val="000080"/>
-          <w:kern w:val="0"/>
-          <w:sz w:val="19"/>
-          <w:szCs w:val="19"/>
-        </w:rPr>
-      </w:pPr>
-      <w:proofErr w:type="spellStart"/>
-      <w:r>
-        <w:rPr>
-          <w:rFonts w:ascii="新宋体" w:eastAsia="新宋体" w:hAnsi="新宋体" w:hint="eastAsia"/>
-          <w:color w:val="000080"/>
-          <w:sz w:val="19"/>
-        </w:rPr>
-        <w:t>wReserve</w:t>
-      </w:r>
-      <w:proofErr w:type="spellEnd"/>
-      <w:r>
-        <w:rPr>
-          <w:rFonts w:ascii="新宋体" w:eastAsia="新宋体" w:hAnsi="新宋体" w:hint="eastAsia"/>
-          <w:color w:val="000080"/>
-          <w:sz w:val="19"/>
-        </w:rPr>
-        <w:t xml:space="preserve"> = 0</w:t>
-      </w:r>
-    </w:p>
-    <w:p>
-      <w:pPr>
-        <w:rPr>
-          <w:rFonts w:ascii="新宋体" w:eastAsia="新宋体" w:cs="新宋体"/>
-          <w:color w:val="000080"/>
-          <w:kern w:val="0"/>
-          <w:sz w:val="19"/>
-          <w:szCs w:val="19"/>
-        </w:rPr>
-      </w:pPr>
-      <w:proofErr w:type="spellStart"/>
-      <w:r>
-        <w:rPr>
-          <w:rFonts w:ascii="新宋体" w:eastAsia="新宋体" w:cs="新宋体"/>
-          <w:color w:val="000080"/>
-          <w:kern w:val="0"/>
-          <w:sz w:val="19"/>
-          <w:szCs w:val="19"/>
-          <w:highlight w:val="white"/>
-        </w:rPr>
-        <w:t>wPacketSerial</w:t>
-      </w:r>
-      <w:proofErr w:type="spellEnd"/>
-      <w:r>
-        <w:rPr>
-          <w:rFonts w:ascii="新宋体" w:eastAsia="新宋体" w:cs="新宋体"/>
-          <w:color w:val="000080"/>
-          <w:kern w:val="0"/>
-          <w:sz w:val="19"/>
-          <w:szCs w:val="19"/>
-        </w:rPr>
-        <w:t xml:space="preserve"> = 0</w:t>
-      </w:r>
-    </w:p>
-    <w:p>
-      <w:proofErr w:type="spellStart"/>
-      <w:r>
-        <w:rPr>
-          <w:rFonts w:ascii="新宋体" w:eastAsia="新宋体" w:cs="新宋体"/>
-          <w:color w:val="000080"/>
-          <w:kern w:val="0"/>
-          <w:sz w:val="19"/>
-          <w:szCs w:val="19"/>
-          <w:highlight w:val="white"/>
-        </w:rPr>
         <w:t>wTail</w:t>
       </w:r>
-      <w:proofErr w:type="spellEnd"/>
       <w:r>
         <w:rPr>
           <w:rFonts w:ascii="新宋体" w:eastAsia="新宋体" w:cs="新宋体"/>
@@ -7046,7 +6141,7 @@
         <w:pStyle w:val="3"/>
       </w:pPr>
       <w:bookmarkStart w:id="44" w:name="_Toc29667"/>
-      <w:bookmarkStart w:id="45" w:name="_Toc221526647"/>
+      <w:bookmarkStart w:id="45" w:name="_Toc236399599"/>
       <w:r>
         <w:rPr>
           <w:rFonts w:hint="eastAsia"/>
@@ -7095,7 +6190,6 @@
           <w:highlight w:val="white"/>
         </w:rPr>
       </w:pPr>
-      <w:proofErr w:type="spellStart"/>
       <w:r>
         <w:rPr>
           <w:rFonts w:ascii="新宋体" w:eastAsia="新宋体" w:cs="新宋体"/>
@@ -7107,7 +6201,6 @@
         </w:rPr>
         <w:t>wHeader</w:t>
       </w:r>
-      <w:proofErr w:type="spellEnd"/>
       <w:r>
         <w:rPr>
           <w:rFonts w:ascii="新宋体" w:eastAsia="新宋体" w:cs="新宋体"/>
@@ -7138,7 +6231,6 @@
           <w:highlight w:val="white"/>
         </w:rPr>
       </w:pPr>
-      <w:proofErr w:type="spellStart"/>
       <w:r>
         <w:rPr>
           <w:rFonts w:ascii="新宋体" w:eastAsia="新宋体" w:cs="新宋体"/>
@@ -7151,7 +6243,6 @@
         <w:lastRenderedPageBreak/>
         <w:t>xhToken</w:t>
       </w:r>
-      <w:proofErr w:type="spellEnd"/>
       <w:r>
         <w:rPr>
           <w:rFonts w:ascii="新宋体" w:eastAsia="新宋体" w:cs="新宋体"/>
@@ -7183,7 +6274,6 @@
           <w:szCs w:val="19"/>
         </w:rPr>
       </w:pPr>
-      <w:proofErr w:type="spellStart"/>
       <w:r>
         <w:rPr>
           <w:rFonts w:ascii="新宋体" w:eastAsia="新宋体" w:cs="新宋体"/>
@@ -7195,7 +6285,6 @@
         </w:rPr>
         <w:t>unOperatorType</w:t>
       </w:r>
-      <w:proofErr w:type="spellEnd"/>
       <w:r>
         <w:rPr>
           <w:rFonts w:ascii="新宋体" w:eastAsia="新宋体" w:cs="新宋体"/>
@@ -7226,7 +6315,6 @@
           <w:szCs w:val="19"/>
         </w:rPr>
       </w:pPr>
-      <w:proofErr w:type="spellStart"/>
       <w:r>
         <w:rPr>
           <w:rFonts w:ascii="新宋体" w:eastAsia="新宋体" w:cs="新宋体"/>
@@ -7238,7 +6326,6 @@
         </w:rPr>
         <w:t>unOperatorCode</w:t>
       </w:r>
-      <w:proofErr w:type="spellEnd"/>
       <w:r>
         <w:rPr>
           <w:rFonts w:ascii="新宋体" w:eastAsia="新宋体" w:cs="新宋体" w:hint="eastAsia"/>
@@ -7289,7 +6376,6 @@
           <w:sz w:val="19"/>
         </w:rPr>
       </w:pPr>
-      <w:proofErr w:type="spellStart"/>
       <w:r>
         <w:rPr>
           <w:rFonts w:ascii="新宋体" w:eastAsia="新宋体" w:cs="新宋体"/>
@@ -7301,7 +6387,6 @@
         </w:rPr>
         <w:t>unPacketSize</w:t>
       </w:r>
-      <w:proofErr w:type="spellEnd"/>
       <w:r>
         <w:rPr>
           <w:rFonts w:ascii="新宋体" w:eastAsia="新宋体" w:cs="新宋体" w:hint="eastAsia"/>
@@ -7342,121 +6427,97 @@
           <w:sz w:val="19"/>
         </w:rPr>
       </w:pPr>
-      <w:proofErr w:type="spellStart"/>
       <w:r>
         <w:rPr>
           <w:rFonts w:ascii="新宋体" w:eastAsia="新宋体" w:hAnsi="新宋体" w:hint="eastAsia"/>
           <w:color w:val="000080"/>
           <w:sz w:val="19"/>
         </w:rPr>
-        <w:t>byVersion</w:t>
-      </w:r>
-      <w:proofErr w:type="spellEnd"/>
+        <w:t>byVersion = 0</w:t>
+      </w:r>
+    </w:p>
+    <w:p>
+      <w:pPr>
+        <w:rPr>
+          <w:rFonts w:ascii="新宋体" w:eastAsia="新宋体" w:cs="新宋体"/>
+          <w:color w:val="000080"/>
+          <w:kern w:val="0"/>
+          <w:sz w:val="19"/>
+          <w:szCs w:val="19"/>
+        </w:rPr>
+      </w:pPr>
+      <w:r>
+        <w:rPr>
+          <w:rFonts w:ascii="新宋体" w:eastAsia="新宋体" w:cs="新宋体" w:hint="eastAsia"/>
+          <w:color w:val="000080"/>
+          <w:kern w:val="0"/>
+          <w:sz w:val="19"/>
+          <w:szCs w:val="19"/>
+          <w:highlight w:val="white"/>
+        </w:rPr>
+        <w:t>byIsReply</w:t>
+      </w:r>
+      <w:r>
+        <w:rPr>
+          <w:rFonts w:ascii="新宋体" w:eastAsia="新宋体" w:cs="新宋体"/>
+          <w:color w:val="000080"/>
+          <w:kern w:val="0"/>
+          <w:sz w:val="19"/>
+          <w:szCs w:val="19"/>
+        </w:rPr>
+        <w:t xml:space="preserve"> = </w:t>
+      </w:r>
+      <w:r>
+        <w:rPr>
+          <w:rFonts w:ascii="新宋体" w:eastAsia="新宋体" w:cs="新宋体" w:hint="eastAsia"/>
+          <w:color w:val="000080"/>
+          <w:kern w:val="0"/>
+          <w:sz w:val="19"/>
+          <w:szCs w:val="19"/>
+        </w:rPr>
+        <w:t>TRUE</w:t>
+      </w:r>
+    </w:p>
+    <w:p>
+      <w:pPr>
+        <w:rPr>
+          <w:rFonts w:ascii="新宋体" w:eastAsia="新宋体" w:cs="新宋体"/>
+          <w:color w:val="000080"/>
+          <w:kern w:val="0"/>
+          <w:sz w:val="19"/>
+          <w:szCs w:val="19"/>
+        </w:rPr>
+      </w:pPr>
       <w:r>
         <w:rPr>
           <w:rFonts w:ascii="新宋体" w:eastAsia="新宋体" w:hAnsi="新宋体" w:hint="eastAsia"/>
           <w:color w:val="000080"/>
           <w:sz w:val="19"/>
         </w:rPr>
-        <w:t xml:space="preserve"> = 0</w:t>
-      </w:r>
-    </w:p>
-    <w:p>
-      <w:pPr>
-        <w:rPr>
-          <w:rFonts w:ascii="新宋体" w:eastAsia="新宋体" w:cs="新宋体"/>
-          <w:color w:val="000080"/>
-          <w:kern w:val="0"/>
-          <w:sz w:val="19"/>
-          <w:szCs w:val="19"/>
-        </w:rPr>
-      </w:pPr>
-      <w:proofErr w:type="spellStart"/>
-      <w:r>
-        <w:rPr>
-          <w:rFonts w:ascii="新宋体" w:eastAsia="新宋体" w:cs="新宋体" w:hint="eastAsia"/>
+        <w:t>wReserve = 0</w:t>
+      </w:r>
+    </w:p>
+    <w:p>
+      <w:pPr>
+        <w:rPr>
+          <w:rFonts w:ascii="新宋体" w:eastAsia="新宋体" w:cs="新宋体"/>
+          <w:color w:val="000080"/>
+          <w:kern w:val="0"/>
+          <w:sz w:val="19"/>
+          <w:szCs w:val="19"/>
+        </w:rPr>
+      </w:pPr>
+      <w:r>
+        <w:rPr>
+          <w:rFonts w:ascii="新宋体" w:eastAsia="新宋体" w:cs="新宋体"/>
           <w:color w:val="000080"/>
           <w:kern w:val="0"/>
           <w:sz w:val="19"/>
           <w:szCs w:val="19"/>
           <w:highlight w:val="white"/>
         </w:rPr>
-        <w:t>byIsReply</w:t>
-      </w:r>
-      <w:proofErr w:type="spellEnd"/>
-      <w:r>
-        <w:rPr>
-          <w:rFonts w:ascii="新宋体" w:eastAsia="新宋体" w:cs="新宋体"/>
-          <w:color w:val="000080"/>
-          <w:kern w:val="0"/>
-          <w:sz w:val="19"/>
-          <w:szCs w:val="19"/>
-        </w:rPr>
-        <w:t xml:space="preserve"> = </w:t>
-      </w:r>
-      <w:r>
-        <w:rPr>
-          <w:rFonts w:ascii="新宋体" w:eastAsia="新宋体" w:cs="新宋体" w:hint="eastAsia"/>
-          <w:color w:val="000080"/>
-          <w:kern w:val="0"/>
-          <w:sz w:val="19"/>
-          <w:szCs w:val="19"/>
-        </w:rPr>
-        <w:t>TRUE</w:t>
-      </w:r>
-    </w:p>
-    <w:p>
-      <w:pPr>
-        <w:rPr>
-          <w:rFonts w:ascii="新宋体" w:eastAsia="新宋体" w:cs="新宋体"/>
-          <w:color w:val="000080"/>
-          <w:kern w:val="0"/>
-          <w:sz w:val="19"/>
-          <w:szCs w:val="19"/>
-        </w:rPr>
-      </w:pPr>
-      <w:proofErr w:type="spellStart"/>
-      <w:r>
-        <w:rPr>
-          <w:rFonts w:ascii="新宋体" w:eastAsia="新宋体" w:hAnsi="新宋体" w:hint="eastAsia"/>
-          <w:color w:val="000080"/>
-          <w:sz w:val="19"/>
-        </w:rPr>
-        <w:t>wReserve</w:t>
-      </w:r>
-      <w:proofErr w:type="spellEnd"/>
-      <w:r>
-        <w:rPr>
-          <w:rFonts w:ascii="新宋体" w:eastAsia="新宋体" w:hAnsi="新宋体" w:hint="eastAsia"/>
-          <w:color w:val="000080"/>
-          <w:sz w:val="19"/>
-        </w:rPr>
-        <w:t xml:space="preserve"> = 0</w:t>
-      </w:r>
-    </w:p>
-    <w:p>
-      <w:pPr>
-        <w:rPr>
-          <w:rFonts w:ascii="新宋体" w:eastAsia="新宋体" w:cs="新宋体"/>
-          <w:color w:val="000080"/>
-          <w:kern w:val="0"/>
-          <w:sz w:val="19"/>
-          <w:szCs w:val="19"/>
-        </w:rPr>
-      </w:pPr>
-      <w:proofErr w:type="spellStart"/>
-      <w:r>
-        <w:rPr>
-          <w:rFonts w:ascii="新宋体" w:eastAsia="新宋体" w:cs="新宋体"/>
-          <w:color w:val="000080"/>
-          <w:kern w:val="0"/>
-          <w:sz w:val="19"/>
-          <w:szCs w:val="19"/>
-          <w:highlight w:val="white"/>
-        </w:rPr>
         <w:t>wPacketSerial</w:t>
       </w:r>
-      <w:proofErr w:type="spellEnd"/>
       <w:r>
         <w:rPr>
           <w:rFonts w:ascii="新宋体" w:eastAsia="新宋体" w:cs="新宋体"/>
@@ -7476,7 +6537,6 @@
           <w:sz w:val="19"/>
         </w:rPr>
       </w:pPr>
-      <w:proofErr w:type="spellStart"/>
       <w:r>
         <w:rPr>
           <w:rFonts w:ascii="新宋体" w:eastAsia="新宋体" w:cs="新宋体"/>
@@ -7488,7 +6548,6 @@
         </w:rPr>
         <w:t>wTail</w:t>
       </w:r>
-      <w:proofErr w:type="spellEnd"/>
       <w:r>
         <w:rPr>
           <w:rFonts w:ascii="新宋体" w:eastAsia="新宋体" w:cs="新宋体"/>
@@ -7551,7 +6610,6 @@
           <w:highlight w:val="white"/>
         </w:rPr>
       </w:pPr>
-      <w:proofErr w:type="spellStart"/>
       <w:r>
         <w:rPr>
           <w:rFonts w:ascii="新宋体" w:eastAsia="新宋体" w:cs="新宋体"/>
@@ -7563,7 +6621,6 @@
         </w:rPr>
         <w:t>wHeader</w:t>
       </w:r>
-      <w:proofErr w:type="spellEnd"/>
       <w:r>
         <w:rPr>
           <w:rFonts w:ascii="新宋体" w:eastAsia="新宋体" w:cs="新宋体"/>
@@ -7594,7 +6651,6 @@
           <w:highlight w:val="white"/>
         </w:rPr>
       </w:pPr>
-      <w:proofErr w:type="spellStart"/>
       <w:r>
         <w:rPr>
           <w:rFonts w:ascii="新宋体" w:eastAsia="新宋体" w:cs="新宋体"/>
@@ -7606,7 +6662,6 @@
         </w:rPr>
         <w:t>xhToken</w:t>
       </w:r>
-      <w:proofErr w:type="spellEnd"/>
       <w:r>
         <w:rPr>
           <w:rFonts w:ascii="新宋体" w:eastAsia="新宋体" w:cs="新宋体"/>
@@ -7638,7 +6693,6 @@
           <w:szCs w:val="19"/>
         </w:rPr>
       </w:pPr>
-      <w:proofErr w:type="spellStart"/>
       <w:r>
         <w:rPr>
           <w:rFonts w:ascii="新宋体" w:eastAsia="新宋体" w:cs="新宋体"/>
@@ -7650,7 +6704,6 @@
         </w:rPr>
         <w:t>unOperatorType</w:t>
       </w:r>
-      <w:proofErr w:type="spellEnd"/>
       <w:r>
         <w:rPr>
           <w:rFonts w:ascii="新宋体" w:eastAsia="新宋体" w:cs="新宋体"/>
@@ -7681,7 +6734,6 @@
           <w:szCs w:val="19"/>
         </w:rPr>
       </w:pPr>
-      <w:proofErr w:type="spellStart"/>
       <w:r>
         <w:rPr>
           <w:rFonts w:ascii="新宋体" w:eastAsia="新宋体" w:cs="新宋体"/>
@@ -7693,7 +6745,6 @@
         </w:rPr>
         <w:t>unOperatorCode</w:t>
       </w:r>
-      <w:proofErr w:type="spellEnd"/>
       <w:r>
         <w:rPr>
           <w:rFonts w:ascii="新宋体" w:eastAsia="新宋体" w:cs="新宋体" w:hint="eastAsia"/>
@@ -7746,7 +6797,6 @@
           <w:szCs w:val="19"/>
         </w:rPr>
       </w:pPr>
-      <w:proofErr w:type="spellStart"/>
       <w:r>
         <w:rPr>
           <w:rFonts w:ascii="新宋体" w:eastAsia="新宋体" w:cs="新宋体"/>
@@ -7758,7 +6808,6 @@
         </w:rPr>
         <w:t>unPacketSize</w:t>
       </w:r>
-      <w:proofErr w:type="spellEnd"/>
       <w:r>
         <w:rPr>
           <w:rFonts w:ascii="新宋体" w:eastAsia="新宋体" w:cs="新宋体" w:hint="eastAsia"/>
@@ -7799,121 +6848,97 @@
           <w:sz w:val="19"/>
         </w:rPr>
       </w:pPr>
-      <w:proofErr w:type="spellStart"/>
       <w:r>
         <w:rPr>
           <w:rFonts w:ascii="新宋体" w:eastAsia="新宋体" w:hAnsi="新宋体" w:hint="eastAsia"/>
           <w:color w:val="000080"/>
           <w:sz w:val="19"/>
         </w:rPr>
-        <w:t>byVersion</w:t>
-      </w:r>
-      <w:proofErr w:type="spellEnd"/>
+        <w:t>byVersion = 0</w:t>
+      </w:r>
+    </w:p>
+    <w:p>
+      <w:pPr>
+        <w:rPr>
+          <w:rFonts w:ascii="新宋体" w:eastAsia="新宋体" w:cs="新宋体"/>
+          <w:color w:val="000080"/>
+          <w:kern w:val="0"/>
+          <w:sz w:val="19"/>
+          <w:szCs w:val="19"/>
+        </w:rPr>
+      </w:pPr>
+      <w:r>
+        <w:rPr>
+          <w:rFonts w:ascii="新宋体" w:eastAsia="新宋体" w:cs="新宋体" w:hint="eastAsia"/>
+          <w:color w:val="000080"/>
+          <w:kern w:val="0"/>
+          <w:sz w:val="19"/>
+          <w:szCs w:val="19"/>
+          <w:highlight w:val="white"/>
+        </w:rPr>
+        <w:t>byIsReply</w:t>
+      </w:r>
+      <w:r>
+        <w:rPr>
+          <w:rFonts w:ascii="新宋体" w:eastAsia="新宋体" w:cs="新宋体"/>
+          <w:color w:val="000080"/>
+          <w:kern w:val="0"/>
+          <w:sz w:val="19"/>
+          <w:szCs w:val="19"/>
+        </w:rPr>
+        <w:t xml:space="preserve"> = </w:t>
+      </w:r>
+      <w:r>
+        <w:rPr>
+          <w:rFonts w:ascii="新宋体" w:eastAsia="新宋体" w:cs="新宋体" w:hint="eastAsia"/>
+          <w:color w:val="000080"/>
+          <w:kern w:val="0"/>
+          <w:sz w:val="19"/>
+          <w:szCs w:val="19"/>
+        </w:rPr>
+        <w:t>FALSE</w:t>
+      </w:r>
+    </w:p>
+    <w:p>
+      <w:pPr>
+        <w:rPr>
+          <w:rFonts w:ascii="新宋体" w:eastAsia="新宋体" w:cs="新宋体"/>
+          <w:color w:val="000080"/>
+          <w:kern w:val="0"/>
+          <w:sz w:val="19"/>
+          <w:szCs w:val="19"/>
+        </w:rPr>
+      </w:pPr>
       <w:r>
         <w:rPr>
           <w:rFonts w:ascii="新宋体" w:eastAsia="新宋体" w:hAnsi="新宋体" w:hint="eastAsia"/>
           <w:color w:val="000080"/>
           <w:sz w:val="19"/>
         </w:rPr>
-        <w:t xml:space="preserve"> = 0</w:t>
-      </w:r>
-    </w:p>
-    <w:p>
-      <w:pPr>
-        <w:rPr>
-          <w:rFonts w:ascii="新宋体" w:eastAsia="新宋体" w:cs="新宋体"/>
-          <w:color w:val="000080"/>
-          <w:kern w:val="0"/>
-          <w:sz w:val="19"/>
-          <w:szCs w:val="19"/>
-        </w:rPr>
-      </w:pPr>
-      <w:proofErr w:type="spellStart"/>
-      <w:r>
-        <w:rPr>
-          <w:rFonts w:ascii="新宋体" w:eastAsia="新宋体" w:cs="新宋体" w:hint="eastAsia"/>
+        <w:t>wReserve = 0</w:t>
+      </w:r>
+    </w:p>
+    <w:p>
+      <w:pPr>
+        <w:rPr>
+          <w:rFonts w:ascii="新宋体" w:eastAsia="新宋体" w:cs="新宋体"/>
+          <w:color w:val="000080"/>
+          <w:kern w:val="0"/>
+          <w:sz w:val="19"/>
+          <w:szCs w:val="19"/>
+        </w:rPr>
+      </w:pPr>
+      <w:r>
+        <w:rPr>
+          <w:rFonts w:ascii="新宋体" w:eastAsia="新宋体" w:cs="新宋体"/>
           <w:color w:val="000080"/>
           <w:kern w:val="0"/>
           <w:sz w:val="19"/>
           <w:szCs w:val="19"/>
           <w:highlight w:val="white"/>
         </w:rPr>
-        <w:t>byIsReply</w:t>
-      </w:r>
-      <w:proofErr w:type="spellEnd"/>
-      <w:r>
-        <w:rPr>
-          <w:rFonts w:ascii="新宋体" w:eastAsia="新宋体" w:cs="新宋体"/>
-          <w:color w:val="000080"/>
-          <w:kern w:val="0"/>
-          <w:sz w:val="19"/>
-          <w:szCs w:val="19"/>
-        </w:rPr>
-        <w:t xml:space="preserve"> = </w:t>
-      </w:r>
-      <w:r>
-        <w:rPr>
-          <w:rFonts w:ascii="新宋体" w:eastAsia="新宋体" w:cs="新宋体" w:hint="eastAsia"/>
-          <w:color w:val="000080"/>
-          <w:kern w:val="0"/>
-          <w:sz w:val="19"/>
-          <w:szCs w:val="19"/>
-        </w:rPr>
-        <w:t>FALSE</w:t>
-      </w:r>
-    </w:p>
-    <w:p>
-      <w:pPr>
-        <w:rPr>
-          <w:rFonts w:ascii="新宋体" w:eastAsia="新宋体" w:cs="新宋体"/>
-          <w:color w:val="000080"/>
-          <w:kern w:val="0"/>
-          <w:sz w:val="19"/>
-          <w:szCs w:val="19"/>
-        </w:rPr>
-      </w:pPr>
-      <w:proofErr w:type="spellStart"/>
-      <w:r>
-        <w:rPr>
-          <w:rFonts w:ascii="新宋体" w:eastAsia="新宋体" w:hAnsi="新宋体" w:hint="eastAsia"/>
-          <w:color w:val="000080"/>
-          <w:sz w:val="19"/>
-        </w:rPr>
-        <w:t>wReserve</w:t>
-      </w:r>
-      <w:proofErr w:type="spellEnd"/>
-      <w:r>
-        <w:rPr>
-          <w:rFonts w:ascii="新宋体" w:eastAsia="新宋体" w:hAnsi="新宋体" w:hint="eastAsia"/>
-          <w:color w:val="000080"/>
-          <w:sz w:val="19"/>
-        </w:rPr>
-        <w:t xml:space="preserve"> = 0</w:t>
-      </w:r>
-    </w:p>
-    <w:p>
-      <w:pPr>
-        <w:rPr>
-          <w:rFonts w:ascii="新宋体" w:eastAsia="新宋体" w:cs="新宋体"/>
-          <w:color w:val="000080"/>
-          <w:kern w:val="0"/>
-          <w:sz w:val="19"/>
-          <w:szCs w:val="19"/>
-        </w:rPr>
-      </w:pPr>
-      <w:proofErr w:type="spellStart"/>
-      <w:r>
-        <w:rPr>
-          <w:rFonts w:ascii="新宋体" w:eastAsia="新宋体" w:cs="新宋体"/>
-          <w:color w:val="000080"/>
-          <w:kern w:val="0"/>
-          <w:sz w:val="19"/>
-          <w:szCs w:val="19"/>
-          <w:highlight w:val="white"/>
-        </w:rPr>
         <w:t>wPacketSerial</w:t>
       </w:r>
-      <w:proofErr w:type="spellEnd"/>
       <w:r>
         <w:rPr>
           <w:rFonts w:ascii="新宋体" w:eastAsia="新宋体" w:cs="新宋体"/>
@@ -7933,7 +6958,6 @@
           <w:sz w:val="19"/>
         </w:rPr>
       </w:pPr>
-      <w:proofErr w:type="spellStart"/>
       <w:r>
         <w:rPr>
           <w:rFonts w:ascii="新宋体" w:eastAsia="新宋体" w:cs="新宋体"/>
@@ -7945,7 +6969,6 @@
         </w:rPr>
         <w:t>wTail</w:t>
       </w:r>
-      <w:proofErr w:type="spellEnd"/>
       <w:r>
         <w:rPr>
           <w:rFonts w:ascii="新宋体" w:eastAsia="新宋体" w:cs="新宋体"/>
@@ -7993,13 +7016,8 @@
     </w:p>
     <w:p>
       <w:r>
-        <w:t xml:space="preserve">    "Array</w:t>
-      </w:r>
-      <w:proofErr w:type="gramStart"/>
-      <w:r>
-        <w:t>":[</w:t>
-      </w:r>
-      <w:proofErr w:type="gramEnd"/>
+        <w:t xml:space="preserve">    "Array":[</w:t>
+      </w:r>
     </w:p>
     <w:p>
       <w:r>
@@ -8008,41 +7026,13 @@
     </w:p>
     <w:p>
       <w:r>
-        <w:t xml:space="preserve">            "</w:t>
-      </w:r>
-      <w:proofErr w:type="spellStart"/>
-      <w:r>
-        <w:t>bForward</w:t>
-      </w:r>
-      <w:proofErr w:type="spellEnd"/>
-      <w:proofErr w:type="gramStart"/>
-      <w:r>
-        <w:t>":false</w:t>
-      </w:r>
-      <w:proofErr w:type="gramEnd"/>
-      <w:r>
-        <w:t>,</w:t>
-      </w:r>
-    </w:p>
-    <w:p>
-      <w:r>
-        <w:t xml:space="preserve">            "</w:t>
-      </w:r>
-      <w:proofErr w:type="spellStart"/>
-      <w:proofErr w:type="gramStart"/>
-      <w:r>
-        <w:t>st</w:t>
-      </w:r>
-      <w:proofErr w:type="gramEnd"/>
-      <w:r>
-        <w:t>_UserAuth</w:t>
-      </w:r>
-      <w:proofErr w:type="spellEnd"/>
-      <w:proofErr w:type="gramStart"/>
-      <w:r>
-        <w:t>":{</w:t>
-      </w:r>
-      <w:proofErr w:type="gramEnd"/>
+        <w:t xml:space="preserve">            "bForward":false,</w:t>
+      </w:r>
+    </w:p>
+    <w:p>
+      <w:r>
+        <w:t xml:space="preserve">            "st_UserAuth":{</w:t>
+      </w:r>
     </w:p>
     <w:p>
       <w:r>
@@ -8056,41 +7046,17 @@
     </w:p>
     <w:p>
       <w:r>
-        <w:t xml:space="preserve">                "</w:t>
-      </w:r>
-      <w:proofErr w:type="spellStart"/>
-      <w:r>
-        <w:t>tszDCode</w:t>
-      </w:r>
-      <w:proofErr w:type="spellEnd"/>
-      <w:r>
-        <w:t>":"",</w:t>
-      </w:r>
-    </w:p>
-    <w:p>
-      <w:r>
-        <w:t xml:space="preserve">                "</w:t>
-      </w:r>
-      <w:proofErr w:type="spellStart"/>
-      <w:r>
-        <w:t>tszUserName</w:t>
-      </w:r>
-      <w:proofErr w:type="spellEnd"/>
-      <w:r>
-        <w:t>":"test",</w:t>
-      </w:r>
-    </w:p>
-    <w:p>
-      <w:r>
-        <w:t xml:space="preserve">                "</w:t>
-      </w:r>
-      <w:proofErr w:type="spellStart"/>
-      <w:r>
-        <w:t>tszUserPass</w:t>
-      </w:r>
-      <w:proofErr w:type="spellEnd"/>
-      <w:r>
-        <w:t>":""</w:t>
+        <w:t xml:space="preserve">                "tszDCode":"",</w:t>
+      </w:r>
+    </w:p>
+    <w:p>
+      <w:r>
+        <w:t xml:space="preserve">                "tszUserName":"test",</w:t>
+      </w:r>
+    </w:p>
+    <w:p>
+      <w:r>
+        <w:t xml:space="preserve">                "tszUserPass":""</w:t>
       </w:r>
     </w:p>
     <w:p>
@@ -8100,15 +7066,7 @@
     </w:p>
     <w:p>
       <w:r>
-        <w:t xml:space="preserve">            "</w:t>
-      </w:r>
-      <w:proofErr w:type="spellStart"/>
-      <w:r>
-        <w:t>tszDstAddr</w:t>
-      </w:r>
-      <w:proofErr w:type="spellEnd"/>
-      <w:r>
-        <w:t>":"",</w:t>
+        <w:t xml:space="preserve">            "tszDstAddr":"",</w:t>
       </w:r>
     </w:p>
     <w:p>
@@ -8141,7 +7099,7 @@
         <w:pStyle w:val="3"/>
       </w:pPr>
       <w:bookmarkStart w:id="46" w:name="_Toc6190"/>
-      <w:bookmarkStart w:id="47" w:name="_Toc221526648"/>
+      <w:bookmarkStart w:id="47" w:name="_Toc236399600"/>
       <w:r>
         <w:rPr>
           <w:rFonts w:hint="eastAsia"/>
@@ -8216,7 +7174,6 @@
           <w:highlight w:val="white"/>
         </w:rPr>
       </w:pPr>
-      <w:proofErr w:type="spellStart"/>
       <w:r>
         <w:rPr>
           <w:rFonts w:ascii="新宋体" w:eastAsia="新宋体" w:cs="新宋体"/>
@@ -8228,7 +7185,6 @@
         </w:rPr>
         <w:t>wHeader</w:t>
       </w:r>
-      <w:proofErr w:type="spellEnd"/>
       <w:r>
         <w:rPr>
           <w:rFonts w:ascii="新宋体" w:eastAsia="新宋体" w:cs="新宋体"/>
@@ -8259,7 +7215,6 @@
           <w:highlight w:val="white"/>
         </w:rPr>
       </w:pPr>
-      <w:proofErr w:type="spellStart"/>
       <w:r>
         <w:rPr>
           <w:rFonts w:ascii="新宋体" w:eastAsia="新宋体" w:cs="新宋体"/>
@@ -8271,7 +7226,6 @@
         </w:rPr>
         <w:t>xhToken</w:t>
       </w:r>
-      <w:proofErr w:type="spellEnd"/>
       <w:r>
         <w:rPr>
           <w:rFonts w:ascii="新宋体" w:eastAsia="新宋体" w:cs="新宋体"/>
@@ -8303,7 +7257,6 @@
           <w:szCs w:val="19"/>
         </w:rPr>
       </w:pPr>
-      <w:proofErr w:type="spellStart"/>
       <w:r>
         <w:rPr>
           <w:rFonts w:ascii="新宋体" w:eastAsia="新宋体" w:cs="新宋体"/>
@@ -8315,27 +7268,15 @@
         </w:rPr>
         <w:t>unOperatorType</w:t>
       </w:r>
-      <w:proofErr w:type="spellEnd"/>
-      <w:r>
-        <w:rPr>
-          <w:rFonts w:ascii="新宋体" w:eastAsia="新宋体" w:cs="新宋体"/>
-          <w:color w:val="000080"/>
-          <w:kern w:val="0"/>
-          <w:sz w:val="19"/>
-          <w:szCs w:val="19"/>
-        </w:rPr>
-        <w:t xml:space="preserve"> </w:t>
-      </w:r>
-      <w:proofErr w:type="gramStart"/>
-      <w:r>
-        <w:rPr>
-          <w:rFonts w:ascii="新宋体" w:eastAsia="新宋体" w:cs="新宋体"/>
-          <w:color w:val="000080"/>
-          <w:kern w:val="0"/>
-          <w:sz w:val="19"/>
-          <w:szCs w:val="19"/>
-        </w:rPr>
-        <w:t xml:space="preserve">=  </w:t>
+      <w:r>
+        <w:rPr>
+          <w:rFonts w:ascii="新宋体" w:eastAsia="新宋体" w:cs="新宋体"/>
+          <w:color w:val="000080"/>
+          <w:kern w:val="0"/>
+          <w:sz w:val="19"/>
+          <w:szCs w:val="19"/>
+        </w:rPr>
+        <w:t xml:space="preserve"> =  </w:t>
       </w:r>
       <w:r>
         <w:rPr>
@@ -8344,17 +7285,7 @@
           <w:sz w:val="19"/>
           <w:szCs w:val="24"/>
         </w:rPr>
-        <w:t>ENUM</w:t>
-      </w:r>
-      <w:proofErr w:type="gramEnd"/>
-      <w:r>
-        <w:rPr>
-          <w:rFonts w:ascii="新宋体" w:eastAsia="新宋体" w:hAnsi="新宋体" w:hint="eastAsia"/>
-          <w:color w:val="2F4F4F"/>
-          <w:sz w:val="19"/>
-          <w:szCs w:val="24"/>
-        </w:rPr>
-        <w:t>_XENGINE_COMMUNICATION_PROTOCOL_TYPE_USER_FORWARD</w:t>
+        <w:t>ENUM_XENGINE_COMMUNICATION_PROTOCOL_TYPE_USER_FORWARD</w:t>
       </w:r>
     </w:p>
     <w:p>
@@ -8367,7 +7298,6 @@
           <w:szCs w:val="19"/>
         </w:rPr>
       </w:pPr>
-      <w:proofErr w:type="spellStart"/>
       <w:r>
         <w:rPr>
           <w:rFonts w:ascii="新宋体" w:eastAsia="新宋体" w:cs="新宋体"/>
@@ -8379,7 +7309,6 @@
         </w:rPr>
         <w:t>unOperatorCode</w:t>
       </w:r>
-      <w:proofErr w:type="spellEnd"/>
       <w:r>
         <w:rPr>
           <w:rFonts w:ascii="新宋体" w:eastAsia="新宋体" w:cs="新宋体" w:hint="eastAsia"/>
@@ -8430,7 +7359,6 @@
           <w:sz w:val="19"/>
         </w:rPr>
       </w:pPr>
-      <w:proofErr w:type="spellStart"/>
       <w:r>
         <w:rPr>
           <w:rFonts w:ascii="新宋体" w:eastAsia="新宋体" w:cs="新宋体"/>
@@ -8442,7 +7370,6 @@
         </w:rPr>
         <w:t>unPacketSize</w:t>
       </w:r>
-      <w:proofErr w:type="spellEnd"/>
       <w:r>
         <w:rPr>
           <w:rFonts w:ascii="新宋体" w:eastAsia="新宋体" w:cs="新宋体" w:hint="eastAsia"/>
@@ -8483,121 +7410,97 @@
           <w:sz w:val="19"/>
         </w:rPr>
       </w:pPr>
-      <w:proofErr w:type="spellStart"/>
       <w:r>
         <w:rPr>
           <w:rFonts w:ascii="新宋体" w:eastAsia="新宋体" w:hAnsi="新宋体" w:hint="eastAsia"/>
           <w:color w:val="000080"/>
           <w:sz w:val="19"/>
         </w:rPr>
-        <w:t>byVersion</w:t>
-      </w:r>
-      <w:proofErr w:type="spellEnd"/>
+        <w:t>byVersion = 0</w:t>
+      </w:r>
+    </w:p>
+    <w:p>
+      <w:pPr>
+        <w:rPr>
+          <w:rFonts w:ascii="新宋体" w:eastAsia="新宋体" w:cs="新宋体"/>
+          <w:color w:val="000080"/>
+          <w:kern w:val="0"/>
+          <w:sz w:val="19"/>
+          <w:szCs w:val="19"/>
+        </w:rPr>
+      </w:pPr>
+      <w:r>
+        <w:rPr>
+          <w:rFonts w:ascii="新宋体" w:eastAsia="新宋体" w:cs="新宋体" w:hint="eastAsia"/>
+          <w:color w:val="000080"/>
+          <w:kern w:val="0"/>
+          <w:sz w:val="19"/>
+          <w:szCs w:val="19"/>
+          <w:highlight w:val="white"/>
+        </w:rPr>
+        <w:t>byIsReply</w:t>
+      </w:r>
+      <w:r>
+        <w:rPr>
+          <w:rFonts w:ascii="新宋体" w:eastAsia="新宋体" w:cs="新宋体"/>
+          <w:color w:val="000080"/>
+          <w:kern w:val="0"/>
+          <w:sz w:val="19"/>
+          <w:szCs w:val="19"/>
+        </w:rPr>
+        <w:t xml:space="preserve"> = </w:t>
+      </w:r>
+      <w:r>
+        <w:rPr>
+          <w:rFonts w:ascii="新宋体" w:eastAsia="新宋体" w:cs="新宋体" w:hint="eastAsia"/>
+          <w:color w:val="000080"/>
+          <w:kern w:val="0"/>
+          <w:sz w:val="19"/>
+          <w:szCs w:val="19"/>
+        </w:rPr>
+        <w:t>TRUE</w:t>
+      </w:r>
+    </w:p>
+    <w:p>
+      <w:pPr>
+        <w:rPr>
+          <w:rFonts w:ascii="新宋体" w:eastAsia="新宋体" w:cs="新宋体"/>
+          <w:color w:val="000080"/>
+          <w:kern w:val="0"/>
+          <w:sz w:val="19"/>
+          <w:szCs w:val="19"/>
+        </w:rPr>
+      </w:pPr>
       <w:r>
         <w:rPr>
           <w:rFonts w:ascii="新宋体" w:eastAsia="新宋体" w:hAnsi="新宋体" w:hint="eastAsia"/>
           <w:color w:val="000080"/>
           <w:sz w:val="19"/>
         </w:rPr>
-        <w:t xml:space="preserve"> = 0</w:t>
-      </w:r>
-    </w:p>
-    <w:p>
-      <w:pPr>
-        <w:rPr>
-          <w:rFonts w:ascii="新宋体" w:eastAsia="新宋体" w:cs="新宋体"/>
-          <w:color w:val="000080"/>
-          <w:kern w:val="0"/>
-          <w:sz w:val="19"/>
-          <w:szCs w:val="19"/>
-        </w:rPr>
-      </w:pPr>
-      <w:proofErr w:type="spellStart"/>
-      <w:r>
-        <w:rPr>
-          <w:rFonts w:ascii="新宋体" w:eastAsia="新宋体" w:cs="新宋体" w:hint="eastAsia"/>
+        <w:t>wReserve = 0</w:t>
+      </w:r>
+    </w:p>
+    <w:p>
+      <w:pPr>
+        <w:rPr>
+          <w:rFonts w:ascii="新宋体" w:eastAsia="新宋体" w:cs="新宋体"/>
+          <w:color w:val="000080"/>
+          <w:kern w:val="0"/>
+          <w:sz w:val="19"/>
+          <w:szCs w:val="19"/>
+        </w:rPr>
+      </w:pPr>
+      <w:r>
+        <w:rPr>
+          <w:rFonts w:ascii="新宋体" w:eastAsia="新宋体" w:cs="新宋体"/>
           <w:color w:val="000080"/>
           <w:kern w:val="0"/>
           <w:sz w:val="19"/>
           <w:szCs w:val="19"/>
           <w:highlight w:val="white"/>
         </w:rPr>
-        <w:t>byIsReply</w:t>
-      </w:r>
-      <w:proofErr w:type="spellEnd"/>
-      <w:r>
-        <w:rPr>
-          <w:rFonts w:ascii="新宋体" w:eastAsia="新宋体" w:cs="新宋体"/>
-          <w:color w:val="000080"/>
-          <w:kern w:val="0"/>
-          <w:sz w:val="19"/>
-          <w:szCs w:val="19"/>
-        </w:rPr>
-        <w:t xml:space="preserve"> = </w:t>
-      </w:r>
-      <w:r>
-        <w:rPr>
-          <w:rFonts w:ascii="新宋体" w:eastAsia="新宋体" w:cs="新宋体" w:hint="eastAsia"/>
-          <w:color w:val="000080"/>
-          <w:kern w:val="0"/>
-          <w:sz w:val="19"/>
-          <w:szCs w:val="19"/>
-        </w:rPr>
-        <w:t>TRUE</w:t>
-      </w:r>
-    </w:p>
-    <w:p>
-      <w:pPr>
-        <w:rPr>
-          <w:rFonts w:ascii="新宋体" w:eastAsia="新宋体" w:cs="新宋体"/>
-          <w:color w:val="000080"/>
-          <w:kern w:val="0"/>
-          <w:sz w:val="19"/>
-          <w:szCs w:val="19"/>
-        </w:rPr>
-      </w:pPr>
-      <w:proofErr w:type="spellStart"/>
-      <w:r>
-        <w:rPr>
-          <w:rFonts w:ascii="新宋体" w:eastAsia="新宋体" w:hAnsi="新宋体" w:hint="eastAsia"/>
-          <w:color w:val="000080"/>
-          <w:sz w:val="19"/>
-        </w:rPr>
-        <w:t>wReserve</w:t>
-      </w:r>
-      <w:proofErr w:type="spellEnd"/>
-      <w:r>
-        <w:rPr>
-          <w:rFonts w:ascii="新宋体" w:eastAsia="新宋体" w:hAnsi="新宋体" w:hint="eastAsia"/>
-          <w:color w:val="000080"/>
-          <w:sz w:val="19"/>
-        </w:rPr>
-        <w:t xml:space="preserve"> = 0</w:t>
-      </w:r>
-    </w:p>
-    <w:p>
-      <w:pPr>
-        <w:rPr>
-          <w:rFonts w:ascii="新宋体" w:eastAsia="新宋体" w:cs="新宋体"/>
-          <w:color w:val="000080"/>
-          <w:kern w:val="0"/>
-          <w:sz w:val="19"/>
-          <w:szCs w:val="19"/>
-        </w:rPr>
-      </w:pPr>
-      <w:proofErr w:type="spellStart"/>
-      <w:r>
-        <w:rPr>
-          <w:rFonts w:ascii="新宋体" w:eastAsia="新宋体" w:cs="新宋体"/>
-          <w:color w:val="000080"/>
-          <w:kern w:val="0"/>
-          <w:sz w:val="19"/>
-          <w:szCs w:val="19"/>
-          <w:highlight w:val="white"/>
-        </w:rPr>
         <w:t>wPacketSerial</w:t>
       </w:r>
-      <w:proofErr w:type="spellEnd"/>
       <w:r>
         <w:rPr>
           <w:rFonts w:ascii="新宋体" w:eastAsia="新宋体" w:cs="新宋体"/>
@@ -8617,7 +7520,6 @@
           <w:sz w:val="19"/>
         </w:rPr>
       </w:pPr>
-      <w:proofErr w:type="spellStart"/>
       <w:r>
         <w:rPr>
           <w:rFonts w:ascii="新宋体" w:eastAsia="新宋体" w:cs="新宋体"/>
@@ -8629,7 +7531,6 @@
         </w:rPr>
         <w:t>wTail</w:t>
       </w:r>
-      <w:proofErr w:type="spellEnd"/>
       <w:r>
         <w:rPr>
           <w:rFonts w:ascii="新宋体" w:eastAsia="新宋体" w:cs="新宋体"/>
@@ -8786,7 +7687,6 @@
           <w:highlight w:val="white"/>
         </w:rPr>
       </w:pPr>
-      <w:proofErr w:type="spellStart"/>
       <w:r>
         <w:rPr>
           <w:rFonts w:ascii="新宋体" w:eastAsia="新宋体" w:cs="新宋体"/>
@@ -8798,7 +7698,6 @@
         </w:rPr>
         <w:t>wHeader</w:t>
       </w:r>
-      <w:proofErr w:type="spellEnd"/>
       <w:r>
         <w:rPr>
           <w:rFonts w:ascii="新宋体" w:eastAsia="新宋体" w:cs="新宋体"/>
@@ -8829,7 +7728,6 @@
           <w:highlight w:val="white"/>
         </w:rPr>
       </w:pPr>
-      <w:proofErr w:type="spellStart"/>
       <w:r>
         <w:rPr>
           <w:rFonts w:ascii="新宋体" w:eastAsia="新宋体" w:cs="新宋体"/>
@@ -8841,7 +7739,6 @@
         </w:rPr>
         <w:t>xhToken</w:t>
       </w:r>
-      <w:proofErr w:type="spellEnd"/>
       <w:r>
         <w:rPr>
           <w:rFonts w:ascii="新宋体" w:eastAsia="新宋体" w:cs="新宋体"/>
@@ -8873,7 +7770,6 @@
           <w:szCs w:val="19"/>
         </w:rPr>
       </w:pPr>
-      <w:proofErr w:type="spellStart"/>
       <w:r>
         <w:rPr>
           <w:rFonts w:ascii="新宋体" w:eastAsia="新宋体" w:cs="新宋体"/>
@@ -8885,7 +7781,6 @@
         </w:rPr>
         <w:t>unOperatorType</w:t>
       </w:r>
-      <w:proofErr w:type="spellEnd"/>
       <w:r>
         <w:rPr>
           <w:rFonts w:ascii="新宋体" w:eastAsia="新宋体" w:cs="新宋体"/>
@@ -8926,7 +7821,6 @@
           <w:szCs w:val="19"/>
         </w:rPr>
       </w:pPr>
-      <w:proofErr w:type="spellStart"/>
       <w:r>
         <w:rPr>
           <w:rFonts w:ascii="新宋体" w:eastAsia="新宋体" w:cs="新宋体"/>
@@ -8938,7 +7832,6 @@
         </w:rPr>
         <w:t>unOperatorCode</w:t>
       </w:r>
-      <w:proofErr w:type="spellEnd"/>
       <w:r>
         <w:rPr>
           <w:rFonts w:ascii="新宋体" w:eastAsia="新宋体" w:cs="新宋体" w:hint="eastAsia"/>
@@ -8991,7 +7884,6 @@
           <w:szCs w:val="19"/>
         </w:rPr>
       </w:pPr>
-      <w:proofErr w:type="spellStart"/>
       <w:r>
         <w:rPr>
           <w:rFonts w:ascii="新宋体" w:eastAsia="新宋体" w:cs="新宋体"/>
@@ -9003,7 +7895,6 @@
         </w:rPr>
         <w:t>unPacketSize</w:t>
       </w:r>
-      <w:proofErr w:type="spellEnd"/>
       <w:r>
         <w:rPr>
           <w:rFonts w:ascii="新宋体" w:eastAsia="新宋体" w:cs="新宋体" w:hint="eastAsia"/>
@@ -9044,146 +7935,120 @@
           <w:sz w:val="19"/>
         </w:rPr>
       </w:pPr>
-      <w:proofErr w:type="spellStart"/>
       <w:r>
         <w:rPr>
           <w:rFonts w:ascii="新宋体" w:eastAsia="新宋体" w:hAnsi="新宋体" w:hint="eastAsia"/>
           <w:color w:val="000080"/>
           <w:sz w:val="19"/>
         </w:rPr>
-        <w:t>byVersion</w:t>
-      </w:r>
-      <w:proofErr w:type="spellEnd"/>
+        <w:t>byVersion = 0</w:t>
+      </w:r>
+    </w:p>
+    <w:p>
+      <w:pPr>
+        <w:rPr>
+          <w:rFonts w:ascii="新宋体" w:eastAsia="新宋体" w:cs="新宋体"/>
+          <w:color w:val="000080"/>
+          <w:kern w:val="0"/>
+          <w:sz w:val="19"/>
+          <w:szCs w:val="19"/>
+        </w:rPr>
+      </w:pPr>
+      <w:r>
+        <w:rPr>
+          <w:rFonts w:ascii="新宋体" w:eastAsia="新宋体" w:cs="新宋体" w:hint="eastAsia"/>
+          <w:color w:val="000080"/>
+          <w:kern w:val="0"/>
+          <w:sz w:val="19"/>
+          <w:szCs w:val="19"/>
+          <w:highlight w:val="white"/>
+        </w:rPr>
+        <w:t>byIsReply</w:t>
+      </w:r>
+      <w:r>
+        <w:rPr>
+          <w:rFonts w:ascii="新宋体" w:eastAsia="新宋体" w:cs="新宋体"/>
+          <w:color w:val="000080"/>
+          <w:kern w:val="0"/>
+          <w:sz w:val="19"/>
+          <w:szCs w:val="19"/>
+        </w:rPr>
+        <w:t xml:space="preserve"> = </w:t>
+      </w:r>
+      <w:r>
+        <w:rPr>
+          <w:rFonts w:ascii="新宋体" w:eastAsia="新宋体" w:cs="新宋体" w:hint="eastAsia"/>
+          <w:color w:val="000080"/>
+          <w:kern w:val="0"/>
+          <w:sz w:val="19"/>
+          <w:szCs w:val="19"/>
+        </w:rPr>
+        <w:t>FALSE</w:t>
+      </w:r>
+    </w:p>
+    <w:p>
+      <w:pPr>
+        <w:rPr>
+          <w:rFonts w:ascii="新宋体" w:eastAsia="新宋体" w:cs="新宋体"/>
+          <w:color w:val="000080"/>
+          <w:kern w:val="0"/>
+          <w:sz w:val="19"/>
+          <w:szCs w:val="19"/>
+        </w:rPr>
+      </w:pPr>
       <w:r>
         <w:rPr>
           <w:rFonts w:ascii="新宋体" w:eastAsia="新宋体" w:hAnsi="新宋体" w:hint="eastAsia"/>
           <w:color w:val="000080"/>
           <w:sz w:val="19"/>
         </w:rPr>
+        <w:t>wReserve = 0</w:t>
+      </w:r>
+    </w:p>
+    <w:p>
+      <w:pPr>
+        <w:rPr>
+          <w:rFonts w:ascii="新宋体" w:eastAsia="新宋体" w:cs="新宋体"/>
+          <w:color w:val="000080"/>
+          <w:kern w:val="0"/>
+          <w:sz w:val="19"/>
+          <w:szCs w:val="19"/>
+        </w:rPr>
+      </w:pPr>
+      <w:r>
+        <w:rPr>
+          <w:rFonts w:ascii="新宋体" w:eastAsia="新宋体" w:cs="新宋体"/>
+          <w:color w:val="000080"/>
+          <w:kern w:val="0"/>
+          <w:sz w:val="19"/>
+          <w:szCs w:val="19"/>
+          <w:highlight w:val="white"/>
+        </w:rPr>
+        <w:t>wPacketSerial</w:t>
+      </w:r>
+      <w:r>
+        <w:rPr>
+          <w:rFonts w:ascii="新宋体" w:eastAsia="新宋体" w:cs="新宋体"/>
+          <w:color w:val="000080"/>
+          <w:kern w:val="0"/>
+          <w:sz w:val="19"/>
+          <w:szCs w:val="19"/>
+        </w:rPr>
         <w:t xml:space="preserve"> = 0</w:t>
       </w:r>
     </w:p>
     <w:p>
-      <w:pPr>
-        <w:rPr>
-          <w:rFonts w:ascii="新宋体" w:eastAsia="新宋体" w:cs="新宋体"/>
-          <w:color w:val="000080"/>
-          <w:kern w:val="0"/>
-          <w:sz w:val="19"/>
-          <w:szCs w:val="19"/>
-        </w:rPr>
-      </w:pPr>
-      <w:proofErr w:type="spellStart"/>
-      <w:r>
-        <w:rPr>
-          <w:rFonts w:ascii="新宋体" w:eastAsia="新宋体" w:cs="新宋体" w:hint="eastAsia"/>
+      <w:r>
+        <w:rPr>
+          <w:rFonts w:ascii="新宋体" w:eastAsia="新宋体" w:cs="新宋体"/>
           <w:color w:val="000080"/>
           <w:kern w:val="0"/>
           <w:sz w:val="19"/>
           <w:szCs w:val="19"/>
           <w:highlight w:val="white"/>
         </w:rPr>
-        <w:t>byIsReply</w:t>
-      </w:r>
-      <w:proofErr w:type="spellEnd"/>
-      <w:r>
-        <w:rPr>
-          <w:rFonts w:ascii="新宋体" w:eastAsia="新宋体" w:cs="新宋体"/>
-          <w:color w:val="000080"/>
-          <w:kern w:val="0"/>
-          <w:sz w:val="19"/>
-          <w:szCs w:val="19"/>
-        </w:rPr>
-        <w:t xml:space="preserve"> = </w:t>
-      </w:r>
-      <w:r>
-        <w:rPr>
-          <w:rFonts w:ascii="新宋体" w:eastAsia="新宋体" w:cs="新宋体" w:hint="eastAsia"/>
-          <w:color w:val="000080"/>
-          <w:kern w:val="0"/>
-          <w:sz w:val="19"/>
-          <w:szCs w:val="19"/>
-        </w:rPr>
-        <w:t>FALSE</w:t>
-      </w:r>
-    </w:p>
-    <w:p>
-      <w:pPr>
-        <w:rPr>
-          <w:rFonts w:ascii="新宋体" w:eastAsia="新宋体" w:cs="新宋体"/>
-          <w:color w:val="000080"/>
-          <w:kern w:val="0"/>
-          <w:sz w:val="19"/>
-          <w:szCs w:val="19"/>
-        </w:rPr>
-      </w:pPr>
-      <w:proofErr w:type="spellStart"/>
-      <w:r>
-        <w:rPr>
-          <w:rFonts w:ascii="新宋体" w:eastAsia="新宋体" w:hAnsi="新宋体" w:hint="eastAsia"/>
-          <w:color w:val="000080"/>
-          <w:sz w:val="19"/>
-        </w:rPr>
-        <w:t>wReserve</w:t>
-      </w:r>
-      <w:proofErr w:type="spellEnd"/>
-      <w:r>
-        <w:rPr>
-          <w:rFonts w:ascii="新宋体" w:eastAsia="新宋体" w:hAnsi="新宋体" w:hint="eastAsia"/>
-          <w:color w:val="000080"/>
-          <w:sz w:val="19"/>
-        </w:rPr>
-        <w:t xml:space="preserve"> = 0</w:t>
-      </w:r>
-    </w:p>
-    <w:p>
-      <w:pPr>
-        <w:rPr>
-          <w:rFonts w:ascii="新宋体" w:eastAsia="新宋体" w:cs="新宋体"/>
-          <w:color w:val="000080"/>
-          <w:kern w:val="0"/>
-          <w:sz w:val="19"/>
-          <w:szCs w:val="19"/>
-        </w:rPr>
-      </w:pPr>
-      <w:proofErr w:type="spellStart"/>
-      <w:r>
-        <w:rPr>
-          <w:rFonts w:ascii="新宋体" w:eastAsia="新宋体" w:cs="新宋体"/>
-          <w:color w:val="000080"/>
-          <w:kern w:val="0"/>
-          <w:sz w:val="19"/>
-          <w:szCs w:val="19"/>
-          <w:highlight w:val="white"/>
-        </w:rPr>
-        <w:t>wPacketSerial</w:t>
-      </w:r>
-      <w:proofErr w:type="spellEnd"/>
-      <w:r>
-        <w:rPr>
-          <w:rFonts w:ascii="新宋体" w:eastAsia="新宋体" w:cs="新宋体"/>
-          <w:color w:val="000080"/>
-          <w:kern w:val="0"/>
-          <w:sz w:val="19"/>
-          <w:szCs w:val="19"/>
-        </w:rPr>
-        <w:t xml:space="preserve"> = 0</w:t>
-      </w:r>
-    </w:p>
-    <w:p>
-      <w:proofErr w:type="spellStart"/>
-      <w:r>
-        <w:rPr>
-          <w:rFonts w:ascii="新宋体" w:eastAsia="新宋体" w:cs="新宋体"/>
-          <w:color w:val="000080"/>
-          <w:kern w:val="0"/>
-          <w:sz w:val="19"/>
-          <w:szCs w:val="19"/>
-          <w:highlight w:val="white"/>
-        </w:rPr>
         <w:t>wTail</w:t>
       </w:r>
-      <w:proofErr w:type="spellEnd"/>
       <w:r>
         <w:rPr>
           <w:rFonts w:ascii="新宋体" w:eastAsia="新宋体" w:cs="新宋体"/>
@@ -9218,7 +8083,7 @@
         <w:pStyle w:val="3"/>
       </w:pPr>
       <w:bookmarkStart w:id="48" w:name="_Toc5126"/>
-      <w:bookmarkStart w:id="49" w:name="_Toc221526649"/>
+      <w:bookmarkStart w:id="49" w:name="_Toc236399601"/>
       <w:r>
         <w:rPr>
           <w:rFonts w:hint="eastAsia"/>
@@ -9226,7 +8091,6 @@
         <w:t xml:space="preserve">4.3.4 </w:t>
       </w:r>
       <w:bookmarkEnd w:id="48"/>
-      <w:proofErr w:type="spellStart"/>
       <w:r>
         <w:rPr>
           <w:rFonts w:hint="eastAsia"/>
@@ -9234,7 +8098,6 @@
         <w:t>Forwardding</w:t>
       </w:r>
       <w:bookmarkEnd w:id="49"/>
-      <w:proofErr w:type="spellEnd"/>
     </w:p>
     <w:p>
       <w:pPr>
@@ -9248,7 +8111,7 @@
       <w:pPr>
         <w:pStyle w:val="2"/>
       </w:pPr>
-      <w:bookmarkStart w:id="50" w:name="_Toc221526650"/>
+      <w:bookmarkStart w:id="50" w:name="_Toc236399602"/>
       <w:r>
         <w:rPr>
           <w:rFonts w:hint="eastAsia"/>
@@ -9276,7 +8139,7 @@
       <w:pPr>
         <w:pStyle w:val="2"/>
       </w:pPr>
-      <w:bookmarkStart w:id="51" w:name="_Toc221526651"/>
+      <w:bookmarkStart w:id="51" w:name="_Toc236399603"/>
       <w:r>
         <w:rPr>
           <w:rFonts w:hint="eastAsia"/>
@@ -9289,27 +8152,18 @@
       <w:pPr>
         <w:pStyle w:val="3"/>
       </w:pPr>
-      <w:bookmarkStart w:id="52" w:name="_Toc221526652"/>
-      <w:r>
-        <w:rPr>
-          <w:rFonts w:hint="eastAsia"/>
-        </w:rPr>
-        <w:t xml:space="preserve">4.5.1 </w:t>
-      </w:r>
-      <w:r>
-        <w:rPr>
-          <w:rFonts w:hint="eastAsia"/>
-        </w:rPr>
-        <w:t>Reload Configure</w:t>
+      <w:bookmarkStart w:id="52" w:name="_Toc236399604"/>
+      <w:r>
+        <w:rPr>
+          <w:rFonts w:hint="eastAsia"/>
+        </w:rPr>
+        <w:t>4.5.1 Reload Configure</w:t>
       </w:r>
       <w:bookmarkEnd w:id="52"/>
     </w:p>
     <w:p>
       <w:pPr>
         <w:pStyle w:val="4"/>
-        <w:rPr>
-          <w:rFonts w:hint="eastAsia"/>
-        </w:rPr>
       </w:pPr>
       <w:r>
         <w:rPr>
@@ -9325,8 +8179,6 @@
       </w:r>
     </w:p>
     <w:p>
-      <w:proofErr w:type="spellStart"/>
-      <w:proofErr w:type="gramStart"/>
       <w:r>
         <w:rPr>
           <w:rFonts w:hint="eastAsia"/>
@@ -9339,12 +8191,8 @@
         </w:rPr>
         <w:t>:HTTP</w:t>
       </w:r>
-      <w:proofErr w:type="spellEnd"/>
-      <w:proofErr w:type="gramEnd"/>
-    </w:p>
-    <w:p>
-      <w:proofErr w:type="spellStart"/>
-      <w:proofErr w:type="gramStart"/>
+    </w:p>
+    <w:p>
       <w:r>
         <w:rPr>
           <w:rFonts w:hint="eastAsia"/>
@@ -9357,12 +8205,8 @@
         </w:rPr>
         <w:t>:GET</w:t>
       </w:r>
-      <w:proofErr w:type="spellEnd"/>
-      <w:proofErr w:type="gramEnd"/>
-    </w:p>
-    <w:p>
-      <w:proofErr w:type="spellStart"/>
-      <w:proofErr w:type="gramStart"/>
+    </w:p>
+    <w:p>
       <w:r>
         <w:rPr>
           <w:rFonts w:hint="eastAsia"/>
@@ -9373,47 +8217,13 @@
         <w:rPr>
           <w:rFonts w:hint="eastAsia"/>
         </w:rPr>
-        <w:t>:http</w:t>
-      </w:r>
-      <w:proofErr w:type="spellEnd"/>
-      <w:r>
-        <w:rPr>
-          <w:rFonts w:hint="eastAsia"/>
-        </w:rPr>
-        <w:t>://127.0.0.1:5400/</w:t>
-      </w:r>
-      <w:proofErr w:type="spellStart"/>
-      <w:r>
-        <w:rPr>
-          <w:rFonts w:hint="eastAsia"/>
-        </w:rPr>
-        <w:t>api</w:t>
-      </w:r>
-      <w:r>
-        <w:t>?function</w:t>
-      </w:r>
-      <w:proofErr w:type="spellEnd"/>
-      <w:r>
-        <w:t>=</w:t>
-      </w:r>
-      <w:proofErr w:type="spellStart"/>
-      <w:r>
-        <w:t>reload&amp;type</w:t>
-      </w:r>
-      <w:proofErr w:type="spellEnd"/>
-      <w:r>
-        <w:t>=0</w:t>
-      </w:r>
-      <w:proofErr w:type="gramEnd"/>
-    </w:p>
-    <w:p>
-      <w:pPr>
-        <w:rPr>
-          <w:rFonts w:hint="eastAsia"/>
-        </w:rPr>
-      </w:pPr>
-      <w:proofErr w:type="spellStart"/>
-      <w:proofErr w:type="gramStart"/>
+        <w:t>:http://127.0.0.1:5400/api</w:t>
+      </w:r>
+      <w:r>
+        <w:t>?function=reload&amp;type=0</w:t>
+      </w:r>
+    </w:p>
+    <w:p>
       <w:r>
         <w:rPr>
           <w:rFonts w:hint="eastAsia"/>
@@ -9430,15 +8240,7 @@
         <w:rPr>
           <w:rFonts w:hint="eastAsia"/>
         </w:rPr>
-        <w:t>reload</w:t>
-      </w:r>
-      <w:proofErr w:type="spellEnd"/>
-      <w:proofErr w:type="gramEnd"/>
-      <w:r>
-        <w:rPr>
-          <w:rFonts w:hint="eastAsia"/>
-        </w:rPr>
-        <w:t xml:space="preserve"> proxy configure </w:t>
+        <w:t xml:space="preserve">reload proxy configure </w:t>
       </w:r>
       <w:r>
         <w:rPr>
@@ -9448,13 +8250,6 @@
       </w:r>
     </w:p>
     <w:p>
-      <w:pPr>
-        <w:rPr>
-          <w:rFonts w:hint="eastAsia"/>
-        </w:rPr>
-      </w:pPr>
-      <w:proofErr w:type="spellStart"/>
-      <w:proofErr w:type="gramStart"/>
       <w:r>
         <w:rPr>
           <w:rFonts w:hint="eastAsia"/>
@@ -9473,8 +8268,6 @@
         </w:rPr>
         <w:t>NULL</w:t>
       </w:r>
-      <w:proofErr w:type="spellEnd"/>
-      <w:proofErr w:type="gramEnd"/>
     </w:p>
     <w:p>
       <w:pPr>
@@ -9516,11 +8309,8 @@
     <w:p>
       <w:pPr>
         <w:pStyle w:val="3"/>
-        <w:rPr>
-          <w:rFonts w:hint="eastAsia"/>
-        </w:rPr>
-      </w:pPr>
-      <w:bookmarkStart w:id="53" w:name="_Toc221526653"/>
+      </w:pPr>
+      <w:bookmarkStart w:id="53" w:name="_Toc236399605"/>
       <w:r>
         <w:rPr>
           <w:rFonts w:hint="eastAsia"/>
@@ -9553,8 +8343,6 @@
       </w:r>
     </w:p>
     <w:p>
-      <w:proofErr w:type="spellStart"/>
-      <w:proofErr w:type="gramStart"/>
       <w:r>
         <w:rPr>
           <w:rFonts w:hint="eastAsia"/>
@@ -9567,12 +8355,8 @@
         </w:rPr>
         <w:t>:HTTP</w:t>
       </w:r>
-      <w:proofErr w:type="spellEnd"/>
-      <w:proofErr w:type="gramEnd"/>
-    </w:p>
-    <w:p>
-      <w:proofErr w:type="spellStart"/>
-      <w:proofErr w:type="gramStart"/>
+    </w:p>
+    <w:p>
       <w:r>
         <w:rPr>
           <w:rFonts w:hint="eastAsia"/>
@@ -9585,12 +8369,8 @@
         </w:rPr>
         <w:t>:GET</w:t>
       </w:r>
-      <w:proofErr w:type="spellEnd"/>
-      <w:proofErr w:type="gramEnd"/>
-    </w:p>
-    <w:p>
-      <w:proofErr w:type="spellStart"/>
-      <w:proofErr w:type="gramStart"/>
+    </w:p>
+    <w:p>
       <w:r>
         <w:rPr>
           <w:rFonts w:hint="eastAsia"/>
@@ -9601,44 +8381,18 @@
         <w:rPr>
           <w:rFonts w:hint="eastAsia"/>
         </w:rPr>
-        <w:t>:http</w:t>
-      </w:r>
-      <w:proofErr w:type="spellEnd"/>
-      <w:r>
-        <w:rPr>
-          <w:rFonts w:hint="eastAsia"/>
-        </w:rPr>
-        <w:t>://127.0.0.1:5400/</w:t>
-      </w:r>
-      <w:proofErr w:type="spellStart"/>
-      <w:r>
-        <w:rPr>
-          <w:rFonts w:hint="eastAsia"/>
-        </w:rPr>
-        <w:t>api</w:t>
-      </w:r>
-      <w:r>
-        <w:t>?function</w:t>
-      </w:r>
-      <w:proofErr w:type="spellEnd"/>
-      <w:r>
-        <w:t>=</w:t>
-      </w:r>
-      <w:proofErr w:type="spellStart"/>
-      <w:r>
-        <w:t>proxyrule</w:t>
-      </w:r>
-      <w:proofErr w:type="spellEnd"/>
-      <w:proofErr w:type="gramEnd"/>
-    </w:p>
-    <w:p>
-      <w:pPr>
-        <w:rPr>
-          <w:rFonts w:hint="eastAsia"/>
-        </w:rPr>
-      </w:pPr>
-      <w:proofErr w:type="spellStart"/>
-      <w:proofErr w:type="gramStart"/>
+        <w:t>:</w:t>
+      </w:r>
+      <w:hyperlink r:id="rId9" w:history="1">
+        <w:r>
+          <w:rPr>
+            <w:rStyle w:val="ae"/>
+          </w:rPr>
+          <w:t>http://127.0.0.1:5400/api?function=proxyrule</w:t>
+        </w:r>
+      </w:hyperlink>
+    </w:p>
+    <w:p>
       <w:r>
         <w:rPr>
           <w:rFonts w:hint="eastAsia"/>
@@ -9655,25 +8409,10 @@
         <w:rPr>
           <w:rFonts w:hint="eastAsia"/>
         </w:rPr>
-        <w:t>get</w:t>
-      </w:r>
-      <w:proofErr w:type="spellEnd"/>
-      <w:proofErr w:type="gramEnd"/>
-      <w:r>
-        <w:rPr>
-          <w:rFonts w:hint="eastAsia"/>
-        </w:rPr>
-        <w:t xml:space="preserve"> proxy rule</w:t>
-      </w:r>
-    </w:p>
-    <w:p>
-      <w:pPr>
-        <w:rPr>
-          <w:rFonts w:hint="eastAsia"/>
-        </w:rPr>
-      </w:pPr>
-      <w:proofErr w:type="spellStart"/>
-      <w:proofErr w:type="gramStart"/>
+        <w:t>get proxy rule</w:t>
+      </w:r>
+    </w:p>
+    <w:p>
       <w:r>
         <w:rPr>
           <w:rFonts w:hint="eastAsia"/>
@@ -9692,15 +8431,10 @@
         </w:rPr>
         <w:t>NULL</w:t>
       </w:r>
-      <w:proofErr w:type="spellEnd"/>
-      <w:proofErr w:type="gramEnd"/>
     </w:p>
     <w:p>
       <w:pPr>
         <w:pStyle w:val="4"/>
-        <w:rPr>
-          <w:rFonts w:hint="eastAsia"/>
-        </w:rPr>
       </w:pPr>
       <w:r>
         <w:rPr>
@@ -9716,11 +8450,6 @@
       </w:r>
     </w:p>
     <w:p>
-      <w:pPr>
-        <w:rPr>
-          <w:rFonts w:hint="eastAsia"/>
-        </w:rPr>
-      </w:pPr>
       <w:r>
         <w:t>{</w:t>
       </w:r>
@@ -9743,13 +8472,8 @@
       </w:r>
       <w:r>
         <w:br/>
-        <w:t>     </w:t>
-      </w:r>
-      <w:proofErr w:type="gramStart"/>
-      <w:r>
-        <w:t>   {</w:t>
-      </w:r>
-      <w:proofErr w:type="gramEnd"/>
+        <w:t>        {</w:t>
+      </w:r>
       <w:r>
         <w:br/>
         <w:t>            </w:t>
@@ -9759,23 +8483,31 @@
           <w:b/>
           <w:bCs/>
         </w:rPr>
-        <w:t>"</w:t>
-      </w:r>
-      <w:proofErr w:type="spellStart"/>
+        <w:t>"nIPCount"</w:t>
+      </w:r>
+      <w:r>
+        <w:t>: </w:t>
+      </w:r>
       <w:r>
         <w:rPr>
           <w:b/>
           <w:bCs/>
         </w:rPr>
-        <w:t>nIPCount</w:t>
-      </w:r>
-      <w:proofErr w:type="spellEnd"/>
+        <w:t>0</w:t>
+      </w:r>
+      <w:r>
+        <w:t>,</w:t>
+      </w:r>
+      <w:r>
+        <w:br/>
+        <w:t>            </w:t>
+      </w:r>
       <w:r>
         <w:rPr>
           <w:b/>
           <w:bCs/>
         </w:rPr>
-        <w:t>"</w:t>
+        <w:t>"tszIPAddr"</w:t>
       </w:r>
       <w:r>
         <w:t>: </w:t>
@@ -9785,10 +8517,15 @@
           <w:b/>
           <w:bCs/>
         </w:rPr>
-        <w:t>0</w:t>
-      </w:r>
-      <w:r>
-        <w:t>,</w:t>
+        <w:t>"127.0.0.1:5501"</w:t>
+      </w:r>
+      <w:r>
+        <w:br/>
+        <w:t>        },</w:t>
+      </w:r>
+      <w:r>
+        <w:br/>
+        <w:t>        {</w:t>
       </w:r>
       <w:r>
         <w:br/>
@@ -9799,23 +8536,31 @@
           <w:b/>
           <w:bCs/>
         </w:rPr>
-        <w:t>"</w:t>
-      </w:r>
-      <w:proofErr w:type="spellStart"/>
+        <w:t>"nIPCount"</w:t>
+      </w:r>
+      <w:r>
+        <w:t>: </w:t>
+      </w:r>
       <w:r>
         <w:rPr>
           <w:b/>
           <w:bCs/>
         </w:rPr>
-        <w:t>tszIPAddr</w:t>
-      </w:r>
-      <w:proofErr w:type="spellEnd"/>
+        <w:t>0</w:t>
+      </w:r>
+      <w:r>
+        <w:t>,</w:t>
+      </w:r>
+      <w:r>
+        <w:br/>
+        <w:t>            </w:t>
+      </w:r>
       <w:r>
         <w:rPr>
           <w:b/>
           <w:bCs/>
         </w:rPr>
-        <w:t>"</w:t>
+        <w:t>"tszIPAddr"</w:t>
       </w:r>
       <w:r>
         <w:t>: </w:t>
@@ -9825,47 +8570,50 @@
           <w:b/>
           <w:bCs/>
         </w:rPr>
-        <w:t>"127.0.0.1:5501"</w:t>
+        <w:t>"118.25.14.242:5501"</w:t>
       </w:r>
       <w:r>
         <w:br/>
-        <w:t>        },</w:t>
+        <w:t>        }</w:t>
       </w:r>
       <w:r>
         <w:br/>
-        <w:t>     </w:t>
-      </w:r>
-      <w:proofErr w:type="gramStart"/>
-      <w:r>
-        <w:t>   {</w:t>
-      </w:r>
-      <w:proofErr w:type="gramEnd"/>
+        <w:t>    ],</w:t>
+      </w:r>
       <w:r>
         <w:br/>
-        <w:t>            </w:t>
+        <w:t>    </w:t>
       </w:r>
       <w:r>
         <w:rPr>
           <w:b/>
           <w:bCs/>
         </w:rPr>
-        <w:t>"</w:t>
-      </w:r>
-      <w:proofErr w:type="spellStart"/>
+        <w:t>"Count"</w:t>
+      </w:r>
+      <w:r>
+        <w:t>: </w:t>
+      </w:r>
       <w:r>
         <w:rPr>
           <w:b/>
           <w:bCs/>
         </w:rPr>
-        <w:t>nIPCount</w:t>
-      </w:r>
-      <w:proofErr w:type="spellEnd"/>
+        <w:t>2</w:t>
+      </w:r>
+      <w:r>
+        <w:t>,</w:t>
+      </w:r>
+      <w:r>
+        <w:br/>
+        <w:t>    </w:t>
+      </w:r>
       <w:r>
         <w:rPr>
           <w:b/>
           <w:bCs/>
         </w:rPr>
-        <w:t>"</w:t>
+        <w:t>"code"</w:t>
       </w:r>
       <w:r>
         <w:t>: </w:t>
@@ -9882,121 +8630,23 @@
       </w:r>
       <w:r>
         <w:br/>
-        <w:t>            </w:t>
+        <w:t>    </w:t>
       </w:r>
       <w:r>
         <w:rPr>
           <w:b/>
           <w:bCs/>
         </w:rPr>
-        <w:t>"</w:t>
-      </w:r>
-      <w:proofErr w:type="spellStart"/>
+        <w:t>"msg"</w:t>
+      </w:r>
+      <w:r>
+        <w:t>: </w:t>
+      </w:r>
       <w:r>
         <w:rPr>
           <w:b/>
           <w:bCs/>
         </w:rPr>
-        <w:t>tszIPAddr</w:t>
-      </w:r>
-      <w:proofErr w:type="spellEnd"/>
-      <w:r>
-        <w:rPr>
-          <w:b/>
-          <w:bCs/>
-        </w:rPr>
-        <w:t>"</w:t>
-      </w:r>
-      <w:r>
-        <w:t>: </w:t>
-      </w:r>
-      <w:r>
-        <w:rPr>
-          <w:b/>
-          <w:bCs/>
-        </w:rPr>
-        <w:t>"118.25.14.242:5501"</w:t>
-      </w:r>
-      <w:r>
-        <w:br/>
-        <w:t>      </w:t>
-      </w:r>
-      <w:proofErr w:type="gramStart"/>
-      <w:r>
-        <w:t>  }</w:t>
-      </w:r>
-      <w:proofErr w:type="gramEnd"/>
-      <w:r>
-        <w:br/>
-        <w:t>    ],</w:t>
-      </w:r>
-      <w:r>
-        <w:br/>
-        <w:t>    </w:t>
-      </w:r>
-      <w:r>
-        <w:rPr>
-          <w:b/>
-          <w:bCs/>
-        </w:rPr>
-        <w:t>"Count"</w:t>
-      </w:r>
-      <w:r>
-        <w:t>: </w:t>
-      </w:r>
-      <w:r>
-        <w:rPr>
-          <w:b/>
-          <w:bCs/>
-        </w:rPr>
-        <w:t>2</w:t>
-      </w:r>
-      <w:r>
-        <w:t>,</w:t>
-      </w:r>
-      <w:r>
-        <w:br/>
-        <w:t>    </w:t>
-      </w:r>
-      <w:r>
-        <w:rPr>
-          <w:b/>
-          <w:bCs/>
-        </w:rPr>
-        <w:t>"code"</w:t>
-      </w:r>
-      <w:r>
-        <w:t>: </w:t>
-      </w:r>
-      <w:r>
-        <w:rPr>
-          <w:b/>
-          <w:bCs/>
-        </w:rPr>
-        <w:t>0</w:t>
-      </w:r>
-      <w:r>
-        <w:t>,</w:t>
-      </w:r>
-      <w:r>
-        <w:br/>
-        <w:t>    </w:t>
-      </w:r>
-      <w:r>
-        <w:rPr>
-          <w:b/>
-          <w:bCs/>
-        </w:rPr>
-        <w:t>"msg"</w:t>
-      </w:r>
-      <w:r>
-        <w:t>: </w:t>
-      </w:r>
-      <w:r>
-        <w:rPr>
-          <w:b/>
-          <w:bCs/>
-        </w:rPr>
         <w:t>"success"</w:t>
       </w:r>
       <w:r>
@@ -10006,26 +8656,279 @@
     </w:p>
     <w:p>
       <w:pPr>
-        <w:ind w:firstLineChars="100" w:firstLine="210"/>
-      </w:pPr>
-    </w:p>
+        <w:pStyle w:val="3"/>
+      </w:pPr>
+      <w:bookmarkStart w:id="54" w:name="_Toc236399606"/>
+      <w:r>
+        <w:rPr>
+          <w:rFonts w:hint="eastAsia"/>
+        </w:rPr>
+        <w:t xml:space="preserve">2.5.3 </w:t>
+      </w:r>
+      <w:r>
+        <w:rPr>
+          <w:rFonts w:hint="eastAsia"/>
+        </w:rPr>
+        <w:t>get list</w:t>
+      </w:r>
+      <w:bookmarkEnd w:id="54"/>
+      <w:r>
+        <w:rPr>
+          <w:rFonts w:hint="eastAsia"/>
+        </w:rPr>
+        <w:t xml:space="preserve"> </w:t>
+      </w:r>
+    </w:p>
+    <w:p>
+      <w:r>
+        <w:rPr>
+          <w:rFonts w:hint="eastAsia"/>
+        </w:rPr>
+        <w:t xml:space="preserve">    </w:t>
+      </w:r>
+      <w:r>
+        <w:rPr>
+          <w:rFonts w:hint="eastAsia"/>
+        </w:rPr>
+        <w:t>get forward and proxy protocol list support</w:t>
+      </w:r>
+      <w:r>
+        <w:rPr>
+          <w:rFonts w:hint="eastAsia"/>
+        </w:rPr>
+        <w:t xml:space="preserve"> </w:t>
+      </w:r>
+    </w:p>
+    <w:p>
+      <w:pPr>
+        <w:pStyle w:val="4"/>
+      </w:pPr>
+      <w:r>
+        <w:rPr>
+          <w:rFonts w:hint="eastAsia"/>
+        </w:rPr>
+        <w:t xml:space="preserve">2.5.3.1 </w:t>
+      </w:r>
+      <w:r>
+        <w:rPr>
+          <w:rFonts w:hint="eastAsia"/>
+        </w:rPr>
+        <w:t>request</w:t>
+      </w:r>
+    </w:p>
+    <w:p>
+      <w:r>
+        <w:rPr>
+          <w:rFonts w:hint="eastAsia"/>
+        </w:rPr>
+        <w:t>API</w:t>
+      </w:r>
+      <w:r>
+        <w:rPr>
+          <w:rFonts w:hint="eastAsia"/>
+        </w:rPr>
+        <w:t>:HTTP</w:t>
+      </w:r>
+    </w:p>
+    <w:p>
+      <w:r>
+        <w:rPr>
+          <w:rFonts w:hint="eastAsia"/>
+        </w:rPr>
+        <w:t>Method</w:t>
+      </w:r>
+      <w:r>
+        <w:rPr>
+          <w:rFonts w:hint="eastAsia"/>
+        </w:rPr>
+        <w:t>:GET</w:t>
+      </w:r>
+    </w:p>
+    <w:p>
+      <w:r>
+        <w:rPr>
+          <w:rFonts w:hint="eastAsia"/>
+        </w:rPr>
+        <w:t>Address</w:t>
+      </w:r>
+      <w:r>
+        <w:rPr>
+          <w:rFonts w:hint="eastAsia"/>
+        </w:rPr>
+        <w:t>:</w:t>
+      </w:r>
+      <w:r>
+        <w:t>http://127.0.0.1:5400/api?function=list&amp;value=forward</w:t>
+      </w:r>
+    </w:p>
+    <w:p>
+      <w:r>
+        <w:rPr>
+          <w:rFonts w:hint="eastAsia"/>
+        </w:rPr>
+        <w:t xml:space="preserve">                                          =</w:t>
+      </w:r>
+      <w:r>
+        <w:t>proxy</w:t>
+      </w:r>
+      <w:r>
+        <w:rPr>
+          <w:rFonts w:hint="eastAsia"/>
+        </w:rPr>
+        <w:t xml:space="preserve"> </w:t>
+      </w:r>
+    </w:p>
+    <w:p>
+      <w:r>
+        <w:rPr>
+          <w:rFonts w:hint="eastAsia"/>
+        </w:rPr>
+        <w:t>Payload</w:t>
+      </w:r>
+      <w:r>
+        <w:rPr>
+          <w:rFonts w:hint="eastAsia"/>
+        </w:rPr>
+        <w:t>:</w:t>
+      </w:r>
+      <w:r>
+        <w:rPr>
+          <w:rFonts w:hint="eastAsia"/>
+        </w:rPr>
+        <w:t>none</w:t>
+      </w:r>
+    </w:p>
+    <w:p>
+      <w:pPr>
+        <w:pStyle w:val="4"/>
+      </w:pPr>
+      <w:r>
+        <w:rPr>
+          <w:rFonts w:hint="eastAsia"/>
+        </w:rPr>
+        <w:t xml:space="preserve">2.5.3.2 </w:t>
+      </w:r>
+      <w:r>
+        <w:rPr>
+          <w:rFonts w:hint="eastAsia"/>
+        </w:rPr>
+        <w:t>Reply</w:t>
+      </w:r>
+    </w:p>
+    <w:p>
+      <w:r>
+        <w:t>{</w:t>
+      </w:r>
+    </w:p>
+    <w:p>
+      <w:r>
+        <w:t xml:space="preserve">    "Array": [</w:t>
+      </w:r>
+    </w:p>
+    <w:p>
+      <w:r>
+        <w:t xml:space="preserve">        {</w:t>
+      </w:r>
+    </w:p>
+    <w:p>
+      <w:r>
+        <w:t xml:space="preserve">            "bForward": false,</w:t>
+      </w:r>
+    </w:p>
+    <w:p>
+      <w:r>
+        <w:t xml:space="preserve">            "st_UserAuth": {</w:t>
+      </w:r>
+    </w:p>
+    <w:p>
+      <w:r>
+        <w:t xml:space="preserve">                "enClientType": 0,</w:t>
+      </w:r>
+    </w:p>
+    <w:p>
+      <w:r>
+        <w:t xml:space="preserve">                "enDeviceType": 0,</w:t>
+      </w:r>
+    </w:p>
+    <w:p>
+      <w:r>
+        <w:t xml:space="preserve">                "tszDCode": "",</w:t>
+      </w:r>
+    </w:p>
+    <w:p>
+      <w:r>
+        <w:t xml:space="preserve">                "tszUserName": "test",</w:t>
+      </w:r>
+    </w:p>
+    <w:p>
+      <w:r>
+        <w:t xml:space="preserve">                "tszUserPass": ""</w:t>
+      </w:r>
+    </w:p>
+    <w:p>
+      <w:r>
+        <w:t xml:space="preserve">            },</w:t>
+      </w:r>
+    </w:p>
+    <w:p>
+      <w:r>
+        <w:t xml:space="preserve">            "tszDstAddr": "",</w:t>
+      </w:r>
+    </w:p>
+    <w:p>
+      <w:r>
+        <w:t xml:space="preserve">            "tszSrcAddr": "127.0.0.1:62657"</w:t>
+      </w:r>
+    </w:p>
+    <w:p>
+      <w:r>
+        <w:lastRenderedPageBreak/>
+        <w:t xml:space="preserve">        }</w:t>
+      </w:r>
+    </w:p>
+    <w:p>
+      <w:r>
+        <w:t xml:space="preserve">    ],</w:t>
+      </w:r>
+    </w:p>
+    <w:p>
+      <w:r>
+        <w:t xml:space="preserve">    "Count": 1,</w:t>
+      </w:r>
+    </w:p>
+    <w:p>
+      <w:r>
+        <w:t xml:space="preserve">    "code": 0,</w:t>
+      </w:r>
+    </w:p>
+    <w:p>
+      <w:r>
+        <w:t xml:space="preserve">    "msg": "success"</w:t>
+      </w:r>
+    </w:p>
+    <w:p>
+      <w:r>
+        <w:t>}</w:t>
+      </w:r>
+    </w:p>
+    <w:p/>
     <w:p>
       <w:pPr>
         <w:pStyle w:val="1"/>
       </w:pPr>
-      <w:bookmarkStart w:id="54" w:name="_Toc221526654"/>
+      <w:bookmarkStart w:id="55" w:name="_Toc236399607"/>
       <w:r>
         <w:rPr>
           <w:rFonts w:hint="eastAsia"/>
         </w:rPr>
         <w:t>Appendix</w:t>
       </w:r>
-      <w:bookmarkEnd w:id="54"/>
+      <w:bookmarkEnd w:id="55"/>
     </w:p>
     <w:p/>
     <w:sectPr>
-      <w:headerReference w:type="default" r:id="rId9"/>
-      <w:footerReference w:type="default" r:id="rId10"/>
+      <w:headerReference w:type="default" r:id="rId10"/>
+      <w:footerReference w:type="default" r:id="rId11"/>
       <w:pgSz w:w="11906" w:h="16838"/>
       <w:pgMar w:top="1440" w:right="1800" w:bottom="1440" w:left="1800" w:header="851" w:footer="992" w:gutter="0"/>
       <w:cols w:space="425"/>
@@ -10036,7 +8939,7 @@
 </file>
 
 <file path=word/endnotes.xml><?xml version="1.0" encoding="utf-8"?>
-<w:endnotes xmlns:wpc="http://schemas.microsoft.com/office/word/2010/wordprocessingCanvas" xmlns:cx="http://schemas.microsoft.com/office/drawing/2014/chartex" xmlns:cx1="http://schemas.microsoft.com/office/drawing/2015/9/8/chartex" xmlns:cx2="http://schemas.microsoft.com/office/drawing/2015/10/21/chartex" xmlns:cx3="http://schemas.microsoft.com/office/drawing/2016/5/9/chartex" xmlns:cx4="http://schemas.microsoft.com/office/drawing/2016/5/10/chartex" xmlns:cx5="http://schemas.microsoft.com/office/drawing/2016/5/11/chartex" xmlns:cx6="http://schemas.microsoft.com/office/drawing/2016/5/12/chartex" xmlns:cx7="http://schemas.microsoft.com/office/drawing/2016/5/13/chartex" xmlns:cx8="http://schemas.microsoft.com/office/drawing/2016/5/14/chartex" xmlns:mc="http://schemas.openxmlformats.org/markup-compatibility/2006" xmlns:aink="http://schemas.microsoft.com/office/drawing/2016/ink" xmlns:am3d="http://schemas.microsoft.com/office/drawing/2017/model3d" xmlns:o="urn:schemas-microsoft-com:office:office" xmlns:oel="http://schemas.microsoft.com/office/2019/extlst" xmlns:r="http://schemas.openxmlformats.org/officeDocument/2006/relationships" xmlns:m="http://schemas.openxmlformats.org/officeDocument/2006/math" xmlns:v="urn:schemas-microsoft-com:vml" xmlns:wp14="http://schemas.microsoft.com/office/word/2010/wordprocessingDrawing" xmlns:wp="http://schemas.openxmlformats.org/drawingml/2006/wordprocessingDrawing" xmlns:w10="urn:schemas-microsoft-com:office:word" xmlns:w="http://schemas.openxmlformats.org/wordprocessingml/2006/main" xmlns:w14="http://schemas.microsoft.com/office/word/2010/wordml" xmlns:w15="http://schemas.microsoft.com/office/word/2012/wordml" xmlns:w16cex="http://schemas.microsoft.com/office/word/2018/wordml/cex" xmlns:w16cid="http://schemas.microsoft.com/office/word/2016/wordml/cid" xmlns:w16="http://schemas.microsoft.com/office/word/2018/wordml" xmlns:w16du="http://schemas.microsoft.com/office/word/2023/wordml/word16du" xmlns:w16sdtdh="http://schemas.microsoft.com/office/word/2020/wordml/sdtdatahash" xmlns:w16sdtfl="http://schemas.microsoft.com/office/word/2024/wordml/sdtformatlock" xmlns:w16se="http://schemas.microsoft.com/office/word/2015/wordml/symex" xmlns:wpg="http://schemas.microsoft.com/office/word/2010/wordprocessingGroup" xmlns:wpi="http://schemas.microsoft.com/office/word/2010/wordprocessingInk" xmlns:wne="http://schemas.microsoft.com/office/word/2006/wordml" xmlns:wps="http://schemas.microsoft.com/office/word/2010/wordprocessingShape" mc:Ignorable="w14 w15 w16se w16cid w16 w16cex w16sdtdh w16sdtfl w16du wp14">
+<w:endnotes xmlns:wpc="http://schemas.microsoft.com/office/word/2010/wordprocessingCanvas" xmlns:cx="http://schemas.microsoft.com/office/drawing/2014/chartex" xmlns:cx1="http://schemas.microsoft.com/office/drawing/2015/9/8/chartex" xmlns:cx2="http://schemas.microsoft.com/office/drawing/2015/10/21/chartex" xmlns:cx3="http://schemas.microsoft.com/office/drawing/2016/5/9/chartex" xmlns:cx4="http://schemas.microsoft.com/office/drawing/2016/5/10/chartex" xmlns:cx5="http://schemas.microsoft.com/office/drawing/2016/5/11/chartex" xmlns:cx6="http://schemas.microsoft.com/office/drawing/2016/5/12/chartex" xmlns:cx7="http://schemas.microsoft.com/office/drawing/2016/5/13/chartex" xmlns:cx8="http://schemas.microsoft.com/office/drawing/2016/5/14/chartex" xmlns:mc="http://schemas.openxmlformats.org/markup-compatibility/2006" xmlns:aink="http://schemas.microsoft.com/office/drawing/2016/ink" xmlns:am3d="http://schemas.microsoft.com/office/drawing/2017/model3d" xmlns:o="urn:schemas-microsoft-com:office:office" xmlns:oel="http://schemas.microsoft.com/office/2019/extlst" xmlns:r="http://schemas.openxmlformats.org/officeDocument/2006/relationships" xmlns:m="http://schemas.openxmlformats.org/officeDocument/2006/math" xmlns:v="urn:schemas-microsoft-com:vml" xmlns:wp14="http://schemas.microsoft.com/office/word/2010/wordprocessingDrawing" xmlns:wp="http://schemas.openxmlformats.org/drawingml/2006/wordprocessingDrawing" xmlns:w10="urn:schemas-microsoft-com:office:word" xmlns:w="http://schemas.openxmlformats.org/wordprocessingml/2006/main" xmlns:w14="http://schemas.microsoft.com/office/word/2010/wordml" xmlns:w15="http://schemas.microsoft.com/office/word/2012/wordml" xmlns:w16cei="http://schemas.microsoft.com/office/word/2026/wordml/cei" xmlns:w16cex="http://schemas.microsoft.com/office/word/2018/wordml/cex" xmlns:w16cid="http://schemas.microsoft.com/office/word/2016/wordml/cid" xmlns:w16="http://schemas.microsoft.com/office/word/2018/wordml" xmlns:w16du="http://schemas.microsoft.com/office/word/2023/wordml/word16du" xmlns:w16sdtdh="http://schemas.microsoft.com/office/word/2020/wordml/sdtdatahash" xmlns:w16sdtfl="http://schemas.microsoft.com/office/word/2024/wordml/sdtformatlock" xmlns:w16se="http://schemas.microsoft.com/office/word/2015/wordml/symex" xmlns:wpg="http://schemas.microsoft.com/office/word/2010/wordprocessingGroup" xmlns:wpi="http://schemas.microsoft.com/office/word/2010/wordprocessingInk" xmlns:wne="http://schemas.microsoft.com/office/word/2006/wordml" xmlns:wps="http://schemas.microsoft.com/office/word/2010/wordprocessingShape" mc:Ignorable="w14 w15 w16se w16cid w16 w16cex w16sdtdh w16sdtfl w16du wp14">
   <w:endnote w:type="separator" w:id="-1">
     <w:p>
       <w:r>
@@ -10055,7 +8958,7 @@
 </file>
 
 <file path=word/footer1.xml><?xml version="1.0" encoding="utf-8"?>
-<w:ftr xmlns:wpc="http://schemas.microsoft.com/office/word/2010/wordprocessingCanvas" xmlns:cx="http://schemas.microsoft.com/office/drawing/2014/chartex" xmlns:cx1="http://schemas.microsoft.com/office/drawing/2015/9/8/chartex" xmlns:cx2="http://schemas.microsoft.com/office/drawing/2015/10/21/chartex" xmlns:cx3="http://schemas.microsoft.com/office/drawing/2016/5/9/chartex" xmlns:cx4="http://schemas.microsoft.com/office/drawing/2016/5/10/chartex" xmlns:cx5="http://schemas.microsoft.com/office/drawing/2016/5/11/chartex" xmlns:cx6="http://schemas.microsoft.com/office/drawing/2016/5/12/chartex" xmlns:cx7="http://schemas.microsoft.com/office/drawing/2016/5/13/chartex" xmlns:cx8="http://schemas.microsoft.com/office/drawing/2016/5/14/chartex" xmlns:mc="http://schemas.openxmlformats.org/markup-compatibility/2006" xmlns:aink="http://schemas.microsoft.com/office/drawing/2016/ink" xmlns:am3d="http://schemas.microsoft.com/office/drawing/2017/model3d" xmlns:o="urn:schemas-microsoft-com:office:office" xmlns:oel="http://schemas.microsoft.com/office/2019/extlst" xmlns:r="http://schemas.openxmlformats.org/officeDocument/2006/relationships" xmlns:m="http://schemas.openxmlformats.org/officeDocument/2006/math" xmlns:v="urn:schemas-microsoft-com:vml" xmlns:wp14="http://schemas.microsoft.com/office/word/2010/wordprocessingDrawing" xmlns:wp="http://schemas.openxmlformats.org/drawingml/2006/wordprocessingDrawing" xmlns:w10="urn:schemas-microsoft-com:office:word" xmlns:w="http://schemas.openxmlformats.org/wordprocessingml/2006/main" xmlns:w14="http://schemas.microsoft.com/office/word/2010/wordml" xmlns:w15="http://schemas.microsoft.com/office/word/2012/wordml" xmlns:w16cex="http://schemas.microsoft.com/office/word/2018/wordml/cex" xmlns:w16cid="http://schemas.microsoft.com/office/word/2016/wordml/cid" xmlns:w16="http://schemas.microsoft.com/office/word/2018/wordml" xmlns:w16du="http://schemas.microsoft.com/office/word/2023/wordml/word16du" xmlns:w16sdtdh="http://schemas.microsoft.com/office/word/2020/wordml/sdtdatahash" xmlns:w16sdtfl="http://schemas.microsoft.com/office/word/2024/wordml/sdtformatlock" xmlns:w16se="http://schemas.microsoft.com/office/word/2015/wordml/symex" xmlns:wpg="http://schemas.microsoft.com/office/word/2010/wordprocessingGroup" xmlns:wpi="http://schemas.microsoft.com/office/word/2010/wordprocessingInk" xmlns:wne="http://schemas.microsoft.com/office/word/2006/wordml" xmlns:wps="http://schemas.microsoft.com/office/word/2010/wordprocessingShape" mc:Ignorable="w14 w15 w16se w16cid w16 w16cex w16sdtdh w16sdtfl w16du wp14">
+<w:ftr xmlns:wpc="http://schemas.microsoft.com/office/word/2010/wordprocessingCanvas" xmlns:cx="http://schemas.microsoft.com/office/drawing/2014/chartex" xmlns:cx1="http://schemas.microsoft.com/office/drawing/2015/9/8/chartex" xmlns:cx2="http://schemas.microsoft.com/office/drawing/2015/10/21/chartex" xmlns:cx3="http://schemas.microsoft.com/office/drawing/2016/5/9/chartex" xmlns:cx4="http://schemas.microsoft.com/office/drawing/2016/5/10/chartex" xmlns:cx5="http://schemas.microsoft.com/office/drawing/2016/5/11/chartex" xmlns:cx6="http://schemas.microsoft.com/office/drawing/2016/5/12/chartex" xmlns:cx7="http://schemas.microsoft.com/office/drawing/2016/5/13/chartex" xmlns:cx8="http://schemas.microsoft.com/office/drawing/2016/5/14/chartex" xmlns:mc="http://schemas.openxmlformats.org/markup-compatibility/2006" xmlns:aink="http://schemas.microsoft.com/office/drawing/2016/ink" xmlns:am3d="http://schemas.microsoft.com/office/drawing/2017/model3d" xmlns:o="urn:schemas-microsoft-com:office:office" xmlns:oel="http://schemas.microsoft.com/office/2019/extlst" xmlns:r="http://schemas.openxmlformats.org/officeDocument/2006/relationships" xmlns:m="http://schemas.openxmlformats.org/officeDocument/2006/math" xmlns:v="urn:schemas-microsoft-com:vml" xmlns:wp14="http://schemas.microsoft.com/office/word/2010/wordprocessingDrawing" xmlns:wp="http://schemas.openxmlformats.org/drawingml/2006/wordprocessingDrawing" xmlns:w10="urn:schemas-microsoft-com:office:word" xmlns:w="http://schemas.openxmlformats.org/wordprocessingml/2006/main" xmlns:w14="http://schemas.microsoft.com/office/word/2010/wordml" xmlns:w15="http://schemas.microsoft.com/office/word/2012/wordml" xmlns:w16cei="http://schemas.microsoft.com/office/word/2026/wordml/cei" xmlns:w16cex="http://schemas.microsoft.com/office/word/2018/wordml/cex" xmlns:w16cid="http://schemas.microsoft.com/office/word/2016/wordml/cid" xmlns:w16="http://schemas.microsoft.com/office/word/2018/wordml" xmlns:w16du="http://schemas.microsoft.com/office/word/2023/wordml/word16du" xmlns:w16sdtdh="http://schemas.microsoft.com/office/word/2020/wordml/sdtdatahash" xmlns:w16sdtfl="http://schemas.microsoft.com/office/word/2024/wordml/sdtformatlock" xmlns:w16se="http://schemas.microsoft.com/office/word/2015/wordml/symex" xmlns:wpg="http://schemas.microsoft.com/office/word/2010/wordprocessingGroup" xmlns:wpi="http://schemas.microsoft.com/office/word/2010/wordprocessingInk" xmlns:wne="http://schemas.microsoft.com/office/word/2006/wordml" xmlns:wps="http://schemas.microsoft.com/office/word/2010/wordprocessingShape" mc:Ignorable="w14 w15 w16se w16cid w16 w16cex w16sdtdh w16sdtfl w16du wp14">
   <w:p>
     <w:pPr>
       <w:pStyle w:val="a4"/>
@@ -10221,7 +9124,7 @@
 </file>
 
 <file path=word/footnotes.xml><?xml version="1.0" encoding="utf-8"?>
-<w:footnotes xmlns:wpc="http://schemas.microsoft.com/office/word/2010/wordprocessingCanvas" xmlns:cx="http://schemas.microsoft.com/office/drawing/2014/chartex" xmlns:cx1="http://schemas.microsoft.com/office/drawing/2015/9/8/chartex" xmlns:cx2="http://schemas.microsoft.com/office/drawing/2015/10/21/chartex" xmlns:cx3="http://schemas.microsoft.com/office/drawing/2016/5/9/chartex" xmlns:cx4="http://schemas.microsoft.com/office/drawing/2016/5/10/chartex" xmlns:cx5="http://schemas.microsoft.com/office/drawing/2016/5/11/chartex" xmlns:cx6="http://schemas.microsoft.com/office/drawing/2016/5/12/chartex" xmlns:cx7="http://schemas.microsoft.com/office/drawing/2016/5/13/chartex" xmlns:cx8="http://schemas.microsoft.com/office/drawing/2016/5/14/chartex" xmlns:mc="http://schemas.openxmlformats.org/markup-compatibility/2006" xmlns:aink="http://schemas.microsoft.com/office/drawing/2016/ink" xmlns:am3d="http://schemas.microsoft.com/office/drawing/2017/model3d" xmlns:o="urn:schemas-microsoft-com:office:office" xmlns:oel="http://schemas.microsoft.com/office/2019/extlst" xmlns:r="http://schemas.openxmlformats.org/officeDocument/2006/relationships" xmlns:m="http://schemas.openxmlformats.org/officeDocument/2006/math" xmlns:v="urn:schemas-microsoft-com:vml" xmlns:wp14="http://schemas.microsoft.com/office/word/2010/wordprocessingDrawing" xmlns:wp="http://schemas.openxmlformats.org/drawingml/2006/wordprocessingDrawing" xmlns:w10="urn:schemas-microsoft-com:office:word" xmlns:w="http://schemas.openxmlformats.org/wordprocessingml/2006/main" xmlns:w14="http://schemas.microsoft.com/office/word/2010/wordml" xmlns:w15="http://schemas.microsoft.com/office/word/2012/wordml" xmlns:w16cex="http://schemas.microsoft.com/office/word/2018/wordml/cex" xmlns:w16cid="http://schemas.microsoft.com/office/word/2016/wordml/cid" xmlns:w16="http://schemas.microsoft.com/office/word/2018/wordml" xmlns:w16du="http://schemas.microsoft.com/office/word/2023/wordml/word16du" xmlns:w16sdtdh="http://schemas.microsoft.com/office/word/2020/wordml/sdtdatahash" xmlns:w16sdtfl="http://schemas.microsoft.com/office/word/2024/wordml/sdtformatlock" xmlns:w16se="http://schemas.microsoft.com/office/word/2015/wordml/symex" xmlns:wpg="http://schemas.microsoft.com/office/word/2010/wordprocessingGroup" xmlns:wpi="http://schemas.microsoft.com/office/word/2010/wordprocessingInk" xmlns:wne="http://schemas.microsoft.com/office/word/2006/wordml" xmlns:wps="http://schemas.microsoft.com/office/word/2010/wordprocessingShape" mc:Ignorable="w14 w15 w16se w16cid w16 w16cex w16sdtdh w16sdtfl w16du wp14">
+<w:footnotes xmlns:wpc="http://schemas.microsoft.com/office/word/2010/wordprocessingCanvas" xmlns:cx="http://schemas.microsoft.com/office/drawing/2014/chartex" xmlns:cx1="http://schemas.microsoft.com/office/drawing/2015/9/8/chartex" xmlns:cx2="http://schemas.microsoft.com/office/drawing/2015/10/21/chartex" xmlns:cx3="http://schemas.microsoft.com/office/drawing/2016/5/9/chartex" xmlns:cx4="http://schemas.microsoft.com/office/drawing/2016/5/10/chartex" xmlns:cx5="http://schemas.microsoft.com/office/drawing/2016/5/11/chartex" xmlns:cx6="http://schemas.microsoft.com/office/drawing/2016/5/12/chartex" xmlns:cx7="http://schemas.microsoft.com/office/drawing/2016/5/13/chartex" xmlns:cx8="http://schemas.microsoft.com/office/drawing/2016/5/14/chartex" xmlns:mc="http://schemas.openxmlformats.org/markup-compatibility/2006" xmlns:aink="http://schemas.microsoft.com/office/drawing/2016/ink" xmlns:am3d="http://schemas.microsoft.com/office/drawing/2017/model3d" xmlns:o="urn:schemas-microsoft-com:office:office" xmlns:oel="http://schemas.microsoft.com/office/2019/extlst" xmlns:r="http://schemas.openxmlformats.org/officeDocument/2006/relationships" xmlns:m="http://schemas.openxmlformats.org/officeDocument/2006/math" xmlns:v="urn:schemas-microsoft-com:vml" xmlns:wp14="http://schemas.microsoft.com/office/word/2010/wordprocessingDrawing" xmlns:wp="http://schemas.openxmlformats.org/drawingml/2006/wordprocessingDrawing" xmlns:w10="urn:schemas-microsoft-com:office:word" xmlns:w="http://schemas.openxmlformats.org/wordprocessingml/2006/main" xmlns:w14="http://schemas.microsoft.com/office/word/2010/wordml" xmlns:w15="http://schemas.microsoft.com/office/word/2012/wordml" xmlns:w16cei="http://schemas.microsoft.com/office/word/2026/wordml/cei" xmlns:w16cex="http://schemas.microsoft.com/office/word/2018/wordml/cex" xmlns:w16cid="http://schemas.microsoft.com/office/word/2016/wordml/cid" xmlns:w16="http://schemas.microsoft.com/office/word/2018/wordml" xmlns:w16du="http://schemas.microsoft.com/office/word/2023/wordml/word16du" xmlns:w16sdtdh="http://schemas.microsoft.com/office/word/2020/wordml/sdtdatahash" xmlns:w16sdtfl="http://schemas.microsoft.com/office/word/2024/wordml/sdtformatlock" xmlns:w16se="http://schemas.microsoft.com/office/word/2015/wordml/symex" xmlns:wpg="http://schemas.microsoft.com/office/word/2010/wordprocessingGroup" xmlns:wpi="http://schemas.microsoft.com/office/word/2010/wordprocessingInk" xmlns:wne="http://schemas.microsoft.com/office/word/2006/wordml" xmlns:wps="http://schemas.microsoft.com/office/word/2010/wordprocessingShape" mc:Ignorable="w14 w15 w16se w16cid w16 w16cex w16sdtdh w16sdtfl w16du wp14">
   <w:footnote w:type="separator" w:id="-1">
     <w:p>
       <w:r>
@@ -10240,42 +9143,24 @@
 </file>
 
 <file path=word/header1.xml><?xml version="1.0" encoding="utf-8"?>
-<w:hdr xmlns:wpc="http://schemas.microsoft.com/office/word/2010/wordprocessingCanvas" xmlns:cx="http://schemas.microsoft.com/office/drawing/2014/chartex" xmlns:cx1="http://schemas.microsoft.com/office/drawing/2015/9/8/chartex" xmlns:cx2="http://schemas.microsoft.com/office/drawing/2015/10/21/chartex" xmlns:cx3="http://schemas.microsoft.com/office/drawing/2016/5/9/chartex" xmlns:cx4="http://schemas.microsoft.com/office/drawing/2016/5/10/chartex" xmlns:cx5="http://schemas.microsoft.com/office/drawing/2016/5/11/chartex" xmlns:cx6="http://schemas.microsoft.com/office/drawing/2016/5/12/chartex" xmlns:cx7="http://schemas.microsoft.com/office/drawing/2016/5/13/chartex" xmlns:cx8="http://schemas.microsoft.com/office/drawing/2016/5/14/chartex" xmlns:mc="http://schemas.openxmlformats.org/markup-compatibility/2006" xmlns:aink="http://schemas.microsoft.com/office/drawing/2016/ink" xmlns:am3d="http://schemas.microsoft.com/office/drawing/2017/model3d" xmlns:o="urn:schemas-microsoft-com:office:office" xmlns:oel="http://schemas.microsoft.com/office/2019/extlst" xmlns:r="http://schemas.openxmlformats.org/officeDocument/2006/relationships" xmlns:m="http://schemas.openxmlformats.org/officeDocument/2006/math" xmlns:v="urn:schemas-microsoft-com:vml" xmlns:wp14="http://schemas.microsoft.com/office/word/2010/wordprocessingDrawing" xmlns:wp="http://schemas.openxmlformats.org/drawingml/2006/wordprocessingDrawing" xmlns:w10="urn:schemas-microsoft-com:office:word" xmlns:w="http://schemas.openxmlformats.org/wordprocessingml/2006/main" xmlns:w14="http://schemas.microsoft.com/office/word/2010/wordml" xmlns:w15="http://schemas.microsoft.com/office/word/2012/wordml" xmlns:w16cex="http://schemas.microsoft.com/office/word/2018/wordml/cex" xmlns:w16cid="http://schemas.microsoft.com/office/word/2016/wordml/cid" xmlns:w16="http://schemas.microsoft.com/office/word/2018/wordml" xmlns:w16du="http://schemas.microsoft.com/office/word/2023/wordml/word16du" xmlns:w16sdtdh="http://schemas.microsoft.com/office/word/2020/wordml/sdtdatahash" xmlns:w16sdtfl="http://schemas.microsoft.com/office/word/2024/wordml/sdtformatlock" xmlns:w16se="http://schemas.microsoft.com/office/word/2015/wordml/symex" xmlns:wpg="http://schemas.microsoft.com/office/word/2010/wordprocessingGroup" xmlns:wpi="http://schemas.microsoft.com/office/word/2010/wordprocessingInk" xmlns:wne="http://schemas.microsoft.com/office/word/2006/wordml" xmlns:wps="http://schemas.microsoft.com/office/word/2010/wordprocessingShape" mc:Ignorable="w14 w15 w16se w16cid w16 w16cex w16sdtdh w16sdtfl w16du wp14">
+<w:hdr xmlns:wpc="http://schemas.microsoft.com/office/word/2010/wordprocessingCanvas" xmlns:cx="http://schemas.microsoft.com/office/drawing/2014/chartex" xmlns:cx1="http://schemas.microsoft.com/office/drawing/2015/9/8/chartex" xmlns:cx2="http://schemas.microsoft.com/office/drawing/2015/10/21/chartex" xmlns:cx3="http://schemas.microsoft.com/office/drawing/2016/5/9/chartex" xmlns:cx4="http://schemas.microsoft.com/office/drawing/2016/5/10/chartex" xmlns:cx5="http://schemas.microsoft.com/office/drawing/2016/5/11/chartex" xmlns:cx6="http://schemas.microsoft.com/office/drawing/2016/5/12/chartex" xmlns:cx7="http://schemas.microsoft.com/office/drawing/2016/5/13/chartex" xmlns:cx8="http://schemas.microsoft.com/office/drawing/2016/5/14/chartex" xmlns:mc="http://schemas.openxmlformats.org/markup-compatibility/2006" xmlns:aink="http://schemas.microsoft.com/office/drawing/2016/ink" xmlns:am3d="http://schemas.microsoft.com/office/drawing/2017/model3d" xmlns:o="urn:schemas-microsoft-com:office:office" xmlns:oel="http://schemas.microsoft.com/office/2019/extlst" xmlns:r="http://schemas.openxmlformats.org/officeDocument/2006/relationships" xmlns:m="http://schemas.openxmlformats.org/officeDocument/2006/math" xmlns:v="urn:schemas-microsoft-com:vml" xmlns:wp14="http://schemas.microsoft.com/office/word/2010/wordprocessingDrawing" xmlns:wp="http://schemas.openxmlformats.org/drawingml/2006/wordprocessingDrawing" xmlns:w10="urn:schemas-microsoft-com:office:word" xmlns:w="http://schemas.openxmlformats.org/wordprocessingml/2006/main" xmlns:w14="http://schemas.microsoft.com/office/word/2010/wordml" xmlns:w15="http://schemas.microsoft.com/office/word/2012/wordml" xmlns:w16cei="http://schemas.microsoft.com/office/word/2026/wordml/cei" xmlns:w16cex="http://schemas.microsoft.com/office/word/2018/wordml/cex" xmlns:w16cid="http://schemas.microsoft.com/office/word/2016/wordml/cid" xmlns:w16="http://schemas.microsoft.com/office/word/2018/wordml" xmlns:w16du="http://schemas.microsoft.com/office/word/2023/wordml/word16du" xmlns:w16sdtdh="http://schemas.microsoft.com/office/word/2020/wordml/sdtdatahash" xmlns:w16sdtfl="http://schemas.microsoft.com/office/word/2024/wordml/sdtformatlock" xmlns:w16se="http://schemas.microsoft.com/office/word/2015/wordml/symex" xmlns:wpg="http://schemas.microsoft.com/office/word/2010/wordprocessingGroup" xmlns:wpi="http://schemas.microsoft.com/office/word/2010/wordprocessingInk" xmlns:wne="http://schemas.microsoft.com/office/word/2006/wordml" xmlns:wps="http://schemas.microsoft.com/office/word/2010/wordprocessingShape" mc:Ignorable="w14 w15 w16se w16cid w16 w16cex w16sdtdh w16sdtfl w16du wp14">
   <w:p>
     <w:pPr>
       <w:pStyle w:val="a6"/>
       <w:jc w:val="both"/>
     </w:pPr>
-    <w:proofErr w:type="spellStart"/>
     <w:r>
       <w:rPr>
         <w:rFonts w:hint="eastAsia"/>
       </w:rPr>
-      <w:t>XEngine</w:t>
+      <w:t>XEngine                                                                               by:QYT</w:t>
     </w:r>
-    <w:proofErr w:type="spellEnd"/>
-    <w:r>
-      <w:rPr>
-        <w:rFonts w:hint="eastAsia"/>
-      </w:rPr>
-      <w:t xml:space="preserve">                                                                               </w:t>
-    </w:r>
-    <w:proofErr w:type="spellStart"/>
-    <w:proofErr w:type="gramStart"/>
-    <w:r>
-      <w:rPr>
-        <w:rFonts w:hint="eastAsia"/>
-      </w:rPr>
-      <w:t>by:QYT</w:t>
-    </w:r>
-    <w:proofErr w:type="spellEnd"/>
-    <w:proofErr w:type="gramEnd"/>
   </w:p>
 </w:hdr>
 </file>
 
 <file path=word/numbering.xml><?xml version="1.0" encoding="utf-8"?>
-<w:numbering xmlns:wpc="http://schemas.microsoft.com/office/word/2010/wordprocessingCanvas" xmlns:cx="http://schemas.microsoft.com/office/drawing/2014/chartex" xmlns:cx1="http://schemas.microsoft.com/office/drawing/2015/9/8/chartex" xmlns:cx2="http://schemas.microsoft.com/office/drawing/2015/10/21/chartex" xmlns:cx3="http://schemas.microsoft.com/office/drawing/2016/5/9/chartex" xmlns:cx4="http://schemas.microsoft.com/office/drawing/2016/5/10/chartex" xmlns:cx5="http://schemas.microsoft.com/office/drawing/2016/5/11/chartex" xmlns:cx6="http://schemas.microsoft.com/office/drawing/2016/5/12/chartex" xmlns:cx7="http://schemas.microsoft.com/office/drawing/2016/5/13/chartex" xmlns:cx8="http://schemas.microsoft.com/office/drawing/2016/5/14/chartex" xmlns:mc="http://schemas.openxmlformats.org/markup-compatibility/2006" xmlns:aink="http://schemas.microsoft.com/office/drawing/2016/ink" xmlns:am3d="http://schemas.microsoft.com/office/drawing/2017/model3d" xmlns:o="urn:schemas-microsoft-com:office:office" xmlns:oel="http://schemas.microsoft.com/office/2019/extlst" xmlns:r="http://schemas.openxmlformats.org/officeDocument/2006/relationships" xmlns:m="http://schemas.openxmlformats.org/officeDocument/2006/math" xmlns:v="urn:schemas-microsoft-com:vml" xmlns:wp14="http://schemas.microsoft.com/office/word/2010/wordprocessingDrawing" xmlns:wp="http://schemas.openxmlformats.org/drawingml/2006/wordprocessingDrawing" xmlns:w10="urn:schemas-microsoft-com:office:word" xmlns:w="http://schemas.openxmlformats.org/wordprocessingml/2006/main" xmlns:w14="http://schemas.microsoft.com/office/word/2010/wordml" xmlns:w15="http://schemas.microsoft.com/office/word/2012/wordml" xmlns:w16cex="http://schemas.microsoft.com/office/word/2018/wordml/cex" xmlns:w16cid="http://schemas.microsoft.com/office/word/2016/wordml/cid" xmlns:w16="http://schemas.microsoft.com/office/word/2018/wordml" xmlns:w16du="http://schemas.microsoft.com/office/word/2023/wordml/word16du" xmlns:w16sdtdh="http://schemas.microsoft.com/office/word/2020/wordml/sdtdatahash" xmlns:w16sdtfl="http://schemas.microsoft.com/office/word/2024/wordml/sdtformatlock" xmlns:w16se="http://schemas.microsoft.com/office/word/2015/wordml/symex" xmlns:wpg="http://schemas.microsoft.com/office/word/2010/wordprocessingGroup" xmlns:wpi="http://schemas.microsoft.com/office/word/2010/wordprocessingInk" xmlns:wne="http://schemas.microsoft.com/office/word/2006/wordml" xmlns:wps="http://schemas.microsoft.com/office/word/2010/wordprocessingShape" mc:Ignorable="w14 w15 w16se w16cid w16 w16cex w16sdtdh w16sdtfl w16du wp14">
+<w:numbering xmlns:wpc="http://schemas.microsoft.com/office/word/2010/wordprocessingCanvas" xmlns:cx="http://schemas.microsoft.com/office/drawing/2014/chartex" xmlns:cx1="http://schemas.microsoft.com/office/drawing/2015/9/8/chartex" xmlns:cx2="http://schemas.microsoft.com/office/drawing/2015/10/21/chartex" xmlns:cx3="http://schemas.microsoft.com/office/drawing/2016/5/9/chartex" xmlns:cx4="http://schemas.microsoft.com/office/drawing/2016/5/10/chartex" xmlns:cx5="http://schemas.microsoft.com/office/drawing/2016/5/11/chartex" xmlns:cx6="http://schemas.microsoft.com/office/drawing/2016/5/12/chartex" xmlns:cx7="http://schemas.microsoft.com/office/drawing/2016/5/13/chartex" xmlns:cx8="http://schemas.microsoft.com/office/drawing/2016/5/14/chartex" xmlns:mc="http://schemas.openxmlformats.org/markup-compatibility/2006" xmlns:aink="http://schemas.microsoft.com/office/drawing/2016/ink" xmlns:am3d="http://schemas.microsoft.com/office/drawing/2017/model3d" xmlns:o="urn:schemas-microsoft-com:office:office" xmlns:oel="http://schemas.microsoft.com/office/2019/extlst" xmlns:r="http://schemas.openxmlformats.org/officeDocument/2006/relationships" xmlns:m="http://schemas.openxmlformats.org/officeDocument/2006/math" xmlns:v="urn:schemas-microsoft-com:vml" xmlns:wp14="http://schemas.microsoft.com/office/word/2010/wordprocessingDrawing" xmlns:wp="http://schemas.openxmlformats.org/drawingml/2006/wordprocessingDrawing" xmlns:w10="urn:schemas-microsoft-com:office:word" xmlns:w="http://schemas.openxmlformats.org/wordprocessingml/2006/main" xmlns:w14="http://schemas.microsoft.com/office/word/2010/wordml" xmlns:w15="http://schemas.microsoft.com/office/word/2012/wordml" xmlns:w16cei="http://schemas.microsoft.com/office/word/2026/wordml/cei" xmlns:w16cex="http://schemas.microsoft.com/office/word/2018/wordml/cex" xmlns:w16cid="http://schemas.microsoft.com/office/word/2016/wordml/cid" xmlns:w16="http://schemas.microsoft.com/office/word/2018/wordml" xmlns:w16du="http://schemas.microsoft.com/office/word/2023/wordml/word16du" xmlns:w16sdtdh="http://schemas.microsoft.com/office/word/2020/wordml/sdtdatahash" xmlns:w16sdtfl="http://schemas.microsoft.com/office/word/2024/wordml/sdtformatlock" xmlns:w16se="http://schemas.microsoft.com/office/word/2015/wordml/symex" xmlns:wpg="http://schemas.microsoft.com/office/word/2010/wordprocessingGroup" xmlns:wpi="http://schemas.microsoft.com/office/word/2010/wordprocessingInk" xmlns:wne="http://schemas.microsoft.com/office/word/2006/wordml" xmlns:wps="http://schemas.microsoft.com/office/word/2010/wordprocessingShape" mc:Ignorable="w14 w15 w16se w16cid w16 w16cex w16sdtdh w16sdtfl w16du wp14">
   <w:abstractNum w:abstractNumId="0" w15:restartNumberingAfterBreak="0">
     <w:nsid w:val="8C715CE4"/>
     <w:multiLevelType w:val="multilevel"/>
@@ -11233,6 +10118,7 @@
   <w:style w:type="character" w:default="1" w:styleId="a1">
     <w:name w:val="Default Paragraph Font"/>
     <w:uiPriority w:val="1"/>
+    <w:semiHidden/>
     <w:unhideWhenUsed/>
   </w:style>
   <w:style w:type="table" w:default="1" w:styleId="a2">
@@ -11728,6 +10614,18 @@
       <w:szCs w:val="24"/>
     </w:rPr>
   </w:style>
+  <w:style w:type="character" w:styleId="af0">
+    <w:name w:val="Unresolved Mention"/>
+    <w:basedOn w:val="a1"/>
+    <w:uiPriority w:val="99"/>
+    <w:semiHidden/>
+    <w:unhideWhenUsed/>
+    <w:rsid w:val="00830247"/>
+    <w:rPr>
+      <w:color w:val="605E5C"/>
+      <w:shd w:val="clear" w:color="auto" w:fill="E1DFDD"/>
+    </w:rPr>
+  </w:style>
 </w:styles>
 </file>
 
@@ -11988,10 +10886,6 @@
 </file>
 
 <file path=customXml/item1.xml><?xml version="1.0" encoding="utf-8"?>
-<b:Sources xmlns:b="http://schemas.openxmlformats.org/officeDocument/2006/bibliography" xmlns="http://schemas.openxmlformats.org/officeDocument/2006/bibliography" SelectedStyle="\APASixthEditionOfficeOnline.xsl" StyleName="APA" Version="6"/>
-</file>
-
-<file path=customXml/item2.xml><?xml version="1.0" encoding="utf-8"?>
 <s:customData xmlns="http://www.wps.cn/officeDocument/2013/wpsCustomData" xmlns:s="http://www.wps.cn/officeDocument/2013/wpsCustomData">
   <customSectProps/>
   <customShpExts>
@@ -12000,18 +10894,22 @@
 </s:customData>
 </file>
 
+<file path=customXml/item2.xml><?xml version="1.0" encoding="utf-8"?>
+<b:Sources xmlns:b="http://schemas.openxmlformats.org/officeDocument/2006/bibliography" xmlns="http://schemas.openxmlformats.org/officeDocument/2006/bibliography" SelectedStyle="\APASixthEditionOfficeOnline.xsl" StyleName="APA" Version="6"/>
+</file>
+
 <file path=customXml/itemProps1.xml><?xml version="1.0" encoding="utf-8"?>
+<ds:datastoreItem xmlns:ds="http://schemas.openxmlformats.org/officeDocument/2006/customXml" ds:itemID="{B1977F7D-205B-4081-913C-38D41E755F92}">
+  <ds:schemaRefs>
+    <ds:schemaRef ds:uri="http://www.wps.cn/officeDocument/2013/wpsCustomData"/>
+  </ds:schemaRefs>
+</ds:datastoreItem>
+</file>
+
+<file path=customXml/itemProps2.xml><?xml version="1.0" encoding="utf-8"?>
 <ds:datastoreItem xmlns:ds="http://schemas.openxmlformats.org/officeDocument/2006/customXml" ds:itemID="{A3C42FEF-274B-4BDA-8559-31DB942021F2}">
   <ds:schemaRefs>
     <ds:schemaRef ds:uri="http://schemas.openxmlformats.org/officeDocument/2006/bibliography"/>
   </ds:schemaRefs>
 </ds:datastoreItem>
-</file>
-
-<file path=customXml/itemProps2.xml><?xml version="1.0" encoding="utf-8"?>
-<ds:datastoreItem xmlns:ds="http://schemas.openxmlformats.org/officeDocument/2006/customXml" ds:itemID="{B1977F7D-205B-4081-913C-38D41E755F92}">
-  <ds:schemaRefs>
-    <ds:schemaRef ds:uri="http://www.wps.cn/officeDocument/2013/wpsCustomData"/>
-  </ds:schemaRefs>
-</ds:datastoreItem>
 </file>